--- a/iuh/môn/hkh-4/dinhTuyenChuyenMach/lab/lab4-tuan5/lab4.docx
+++ b/iuh/môn/hkh-4/dinhTuyenChuyenMach/lab/lab4-tuan5/lab4.docx
@@ -1558,9 +1558,6056 @@
           <w:lang w:val="vi-VN"/>
         </w:rPr>
       </w:pPr>
+      <w:r>
+        <w:rPr>
+          <w:bCs/>
+          <w:lang w:val="vi-VN"/>
+        </w:rPr>
+        <w:drawing>
+          <wp:inline distT="0" distB="0" distL="0" distR="0" wp14:anchorId="338BC0BA" wp14:editId="1AB57697">
+            <wp:extent cx="5943600" cy="3170555"/>
+            <wp:effectExtent l="0" t="0" r="0" b="0"/>
+            <wp:docPr id="137589046" name="Picture 1"/>
+            <wp:cNvGraphicFramePr>
+              <a:graphicFrameLocks xmlns:a="http://schemas.openxmlformats.org/drawingml/2006/main" noChangeAspect="1"/>
+            </wp:cNvGraphicFramePr>
+            <a:graphic xmlns:a="http://schemas.openxmlformats.org/drawingml/2006/main">
+              <a:graphicData uri="http://schemas.openxmlformats.org/drawingml/2006/picture">
+                <pic:pic xmlns:pic="http://schemas.openxmlformats.org/drawingml/2006/picture">
+                  <pic:nvPicPr>
+                    <pic:cNvPr id="137589046" name=""/>
+                    <pic:cNvPicPr/>
+                  </pic:nvPicPr>
+                  <pic:blipFill>
+                    <a:blip r:embed="rId10"/>
+                    <a:stretch>
+                      <a:fillRect/>
+                    </a:stretch>
+                  </pic:blipFill>
+                  <pic:spPr>
+                    <a:xfrm>
+                      <a:off x="0" y="0"/>
+                      <a:ext cx="5943600" cy="3170555"/>
+                    </a:xfrm>
+                    <a:prstGeom prst="rect">
+                      <a:avLst/>
+                    </a:prstGeom>
+                  </pic:spPr>
+                </pic:pic>
+              </a:graphicData>
+            </a:graphic>
+          </wp:inline>
+        </w:drawing>
+      </w:r>
+    </w:p>
+    <w:p>
+      <w:pPr>
+        <w:rPr>
+          <w:bCs/>
+          <w:lang w:val="vi-VN"/>
+        </w:rPr>
+      </w:pPr>
+    </w:p>
+    <w:p>
+      <w:pPr>
+        <w:rPr>
+          <w:bCs/>
+          <w:lang w:val="vi-VN"/>
+        </w:rPr>
+      </w:pPr>
+      <w:r>
+        <w:rPr>
+          <w:bCs/>
+          <w:lang w:val="vi-VN"/>
+        </w:rPr>
+        <w:t>=====================================================================</w:t>
+      </w:r>
+    </w:p>
+    <w:p>
+      <w:pPr>
+        <w:rPr>
+          <w:bCs/>
+          <w:lang w:val="vi-VN"/>
+        </w:rPr>
+      </w:pPr>
+      <w:r>
+        <w:rPr>
+          <w:bCs/>
+          <w:lang w:val="vi-VN"/>
+        </w:rPr>
+        <w:t># CÁC LỆNH CẤU HÌNH TUẦN 5 - BÀI 1 (VLAN &amp; TRUNKING &amp; VTP)</w:t>
+      </w:r>
+    </w:p>
+    <w:p>
+      <w:pPr>
+        <w:rPr>
+          <w:bCs/>
+          <w:lang w:val="vi-VN"/>
+        </w:rPr>
+      </w:pPr>
+      <w:r>
+        <w:rPr>
+          <w:bCs/>
+          <w:lang w:val="vi-VN"/>
+        </w:rPr>
+        <w:t>=====================================================================</w:t>
+      </w:r>
+    </w:p>
+    <w:p>
+      <w:pPr>
+        <w:rPr>
+          <w:bCs/>
+          <w:lang w:val="vi-VN"/>
+        </w:rPr>
+      </w:pPr>
+    </w:p>
+    <w:p>
+      <w:pPr>
+        <w:rPr>
+          <w:bCs/>
+          <w:lang w:val="vi-VN"/>
+        </w:rPr>
+      </w:pPr>
+      <w:r>
+        <w:rPr>
+          <w:bCs/>
+          <w:lang w:val="vi-VN"/>
+        </w:rPr>
+        <w:t>THÔNG TIN SINH VIÊN:</w:t>
+      </w:r>
+    </w:p>
+    <w:p>
+      <w:pPr>
+        <w:rPr>
+          <w:bCs/>
+          <w:lang w:val="vi-VN"/>
+        </w:rPr>
+      </w:pPr>
+      <w:r>
+        <w:rPr>
+          <w:bCs/>
+          <w:lang w:val="vi-VN"/>
+        </w:rPr>
+        <w:t>- Tên: Long</w:t>
+      </w:r>
+    </w:p>
+    <w:p>
+      <w:pPr>
+        <w:rPr>
+          <w:bCs/>
+          <w:lang w:val="vi-VN"/>
+        </w:rPr>
+      </w:pPr>
+      <w:r>
+        <w:rPr>
+          <w:bCs/>
+          <w:lang w:val="vi-VN"/>
+        </w:rPr>
+        <w:t>- MSSV: 23630851</w:t>
+      </w:r>
+    </w:p>
+    <w:p>
+      <w:pPr>
+        <w:rPr>
+          <w:bCs/>
+          <w:lang w:val="vi-VN"/>
+        </w:rPr>
+      </w:pPr>
+    </w:p>
+    <w:p>
+      <w:pPr>
+        <w:rPr>
+          <w:bCs/>
+          <w:lang w:val="vi-VN"/>
+        </w:rPr>
+      </w:pPr>
+      <w:r>
+        <w:rPr>
+          <w:bCs/>
+          <w:lang w:val="vi-VN"/>
+        </w:rPr>
+        <w:t>---------------------------------------------------------------------</w:t>
+      </w:r>
+    </w:p>
+    <w:p>
+      <w:pPr>
+        <w:rPr>
+          <w:bCs/>
+          <w:lang w:val="vi-VN"/>
+        </w:rPr>
+      </w:pPr>
+      <w:r>
+        <w:rPr>
+          <w:bCs/>
+          <w:lang w:val="vi-VN"/>
+        </w:rPr>
+        <w:t>1. THIẾT BỊ: SW_SERVER (VTP SERVER)</w:t>
+      </w:r>
+    </w:p>
+    <w:p>
+      <w:pPr>
+        <w:rPr>
+          <w:bCs/>
+          <w:lang w:val="vi-VN"/>
+        </w:rPr>
+      </w:pPr>
+      <w:r>
+        <w:rPr>
+          <w:bCs/>
+          <w:lang w:val="vi-VN"/>
+        </w:rPr>
+        <w:t>---------------------------------------------------------------------</w:t>
+      </w:r>
+    </w:p>
+    <w:p>
+      <w:pPr>
+        <w:rPr>
+          <w:bCs/>
+          <w:lang w:val="vi-VN"/>
+        </w:rPr>
+      </w:pPr>
+      <w:r>
+        <w:rPr>
+          <w:bCs/>
+          <w:lang w:val="vi-VN"/>
+        </w:rPr>
+        <w:lastRenderedPageBreak/>
+        <w:t>enable</w:t>
+      </w:r>
+    </w:p>
+    <w:p>
+      <w:pPr>
+        <w:rPr>
+          <w:bCs/>
+          <w:lang w:val="vi-VN"/>
+        </w:rPr>
+      </w:pPr>
+      <w:r>
+        <w:rPr>
+          <w:bCs/>
+          <w:lang w:val="vi-VN"/>
+        </w:rPr>
+        <w:t>configure terminal</w:t>
+      </w:r>
+    </w:p>
+    <w:p>
+      <w:pPr>
+        <w:rPr>
+          <w:bCs/>
+          <w:lang w:val="vi-VN"/>
+        </w:rPr>
+      </w:pPr>
+      <w:r>
+        <w:rPr>
+          <w:bCs/>
+          <w:lang w:val="vi-VN"/>
+        </w:rPr>
+        <w:t>vtp domain Long</w:t>
+      </w:r>
+    </w:p>
+    <w:p>
+      <w:pPr>
+        <w:rPr>
+          <w:bCs/>
+          <w:lang w:val="vi-VN"/>
+        </w:rPr>
+      </w:pPr>
+      <w:r>
+        <w:rPr>
+          <w:bCs/>
+          <w:lang w:val="vi-VN"/>
+        </w:rPr>
+        <w:t>vtp password 23630851</w:t>
+      </w:r>
+    </w:p>
+    <w:p>
+      <w:pPr>
+        <w:rPr>
+          <w:bCs/>
+          <w:lang w:val="vi-VN"/>
+        </w:rPr>
+      </w:pPr>
+      <w:r>
+        <w:rPr>
+          <w:bCs/>
+          <w:lang w:val="vi-VN"/>
+        </w:rPr>
+        <w:t>vtp version 2</w:t>
+      </w:r>
+    </w:p>
+    <w:p>
+      <w:pPr>
+        <w:rPr>
+          <w:bCs/>
+          <w:lang w:val="vi-VN"/>
+        </w:rPr>
+      </w:pPr>
+      <w:r>
+        <w:rPr>
+          <w:bCs/>
+          <w:lang w:val="vi-VN"/>
+        </w:rPr>
+        <w:t>vtp mode server</w:t>
+      </w:r>
+    </w:p>
+    <w:p>
+      <w:pPr>
+        <w:rPr>
+          <w:bCs/>
+          <w:lang w:val="vi-VN"/>
+        </w:rPr>
+      </w:pPr>
+      <w:r>
+        <w:rPr>
+          <w:bCs/>
+          <w:lang w:val="vi-VN"/>
+        </w:rPr>
+        <w:t>vlan 2</w:t>
+      </w:r>
+    </w:p>
+    <w:p>
+      <w:pPr>
+        <w:rPr>
+          <w:bCs/>
+          <w:lang w:val="vi-VN"/>
+        </w:rPr>
+      </w:pPr>
+      <w:r>
+        <w:rPr>
+          <w:bCs/>
+          <w:lang w:val="vi-VN"/>
+        </w:rPr>
+        <w:t xml:space="preserve"> name IT</w:t>
+      </w:r>
+    </w:p>
+    <w:p>
+      <w:pPr>
+        <w:rPr>
+          <w:bCs/>
+          <w:lang w:val="vi-VN"/>
+        </w:rPr>
+      </w:pPr>
+      <w:r>
+        <w:rPr>
+          <w:bCs/>
+          <w:lang w:val="vi-VN"/>
+        </w:rPr>
+        <w:t>vlan 3</w:t>
+      </w:r>
+    </w:p>
+    <w:p>
+      <w:pPr>
+        <w:rPr>
+          <w:bCs/>
+          <w:lang w:val="vi-VN"/>
+        </w:rPr>
+      </w:pPr>
+      <w:r>
+        <w:rPr>
+          <w:bCs/>
+          <w:lang w:val="vi-VN"/>
+        </w:rPr>
+        <w:t xml:space="preserve"> name IS</w:t>
+      </w:r>
+    </w:p>
+    <w:p>
+      <w:pPr>
+        <w:rPr>
+          <w:bCs/>
+          <w:lang w:val="vi-VN"/>
+        </w:rPr>
+      </w:pPr>
+      <w:r>
+        <w:rPr>
+          <w:bCs/>
+          <w:lang w:val="vi-VN"/>
+        </w:rPr>
+        <w:t>vlan 4</w:t>
+      </w:r>
+    </w:p>
+    <w:p>
+      <w:pPr>
+        <w:rPr>
+          <w:bCs/>
+          <w:lang w:val="vi-VN"/>
+        </w:rPr>
+      </w:pPr>
+      <w:r>
+        <w:rPr>
+          <w:bCs/>
+          <w:lang w:val="vi-VN"/>
+        </w:rPr>
+        <w:t xml:space="preserve"> name SE</w:t>
+      </w:r>
+    </w:p>
+    <w:p>
+      <w:pPr>
+        <w:rPr>
+          <w:bCs/>
+          <w:lang w:val="vi-VN"/>
+        </w:rPr>
+      </w:pPr>
+      <w:r>
+        <w:rPr>
+          <w:bCs/>
+          <w:lang w:val="vi-VN"/>
+        </w:rPr>
+        <w:t>vlan 5</w:t>
+      </w:r>
+    </w:p>
+    <w:p>
+      <w:pPr>
+        <w:rPr>
+          <w:bCs/>
+          <w:lang w:val="vi-VN"/>
+        </w:rPr>
+      </w:pPr>
+      <w:r>
+        <w:rPr>
+          <w:bCs/>
+          <w:lang w:val="vi-VN"/>
+        </w:rPr>
+        <w:t xml:space="preserve"> name CS</w:t>
+      </w:r>
+    </w:p>
+    <w:p>
+      <w:pPr>
+        <w:rPr>
+          <w:bCs/>
+          <w:lang w:val="vi-VN"/>
+        </w:rPr>
+      </w:pPr>
+      <w:r>
+        <w:rPr>
+          <w:bCs/>
+          <w:lang w:val="vi-VN"/>
+        </w:rPr>
+        <w:t>interface range e0/0 - 3</w:t>
+      </w:r>
+    </w:p>
+    <w:p>
+      <w:pPr>
+        <w:rPr>
+          <w:bCs/>
+          <w:lang w:val="vi-VN"/>
+        </w:rPr>
+      </w:pPr>
+      <w:r>
+        <w:rPr>
+          <w:bCs/>
+          <w:lang w:val="vi-VN"/>
+        </w:rPr>
+        <w:t xml:space="preserve"> switchport trunk encapsulation dot1q</w:t>
+      </w:r>
+    </w:p>
+    <w:p>
+      <w:pPr>
+        <w:rPr>
+          <w:bCs/>
+          <w:lang w:val="vi-VN"/>
+        </w:rPr>
+      </w:pPr>
+      <w:r>
+        <w:rPr>
+          <w:bCs/>
+          <w:lang w:val="vi-VN"/>
+        </w:rPr>
+        <w:t xml:space="preserve"> switchport mode trunk</w:t>
+      </w:r>
+    </w:p>
+    <w:p>
+      <w:pPr>
+        <w:rPr>
+          <w:bCs/>
+          <w:lang w:val="vi-VN"/>
+        </w:rPr>
+      </w:pPr>
+      <w:r>
+        <w:rPr>
+          <w:bCs/>
+          <w:lang w:val="vi-VN"/>
+        </w:rPr>
+        <w:t xml:space="preserve"> no shutdown</w:t>
+      </w:r>
+    </w:p>
+    <w:p>
+      <w:pPr>
+        <w:rPr>
+          <w:bCs/>
+          <w:lang w:val="vi-VN"/>
+        </w:rPr>
+      </w:pPr>
+      <w:r>
+        <w:rPr>
+          <w:bCs/>
+          <w:lang w:val="vi-VN"/>
+        </w:rPr>
+        <w:t>end</w:t>
+      </w:r>
+    </w:p>
+    <w:p>
+      <w:pPr>
+        <w:rPr>
+          <w:bCs/>
+          <w:lang w:val="vi-VN"/>
+        </w:rPr>
+      </w:pPr>
+      <w:r>
+        <w:rPr>
+          <w:bCs/>
+          <w:lang w:val="vi-VN"/>
+        </w:rPr>
+        <w:t>write memory</w:t>
+      </w:r>
+    </w:p>
+    <w:p>
+      <w:pPr>
+        <w:rPr>
+          <w:bCs/>
+          <w:lang w:val="vi-VN"/>
+        </w:rPr>
+      </w:pPr>
+    </w:p>
+    <w:p>
+      <w:pPr>
+        <w:rPr>
+          <w:bCs/>
+          <w:lang w:val="vi-VN"/>
+        </w:rPr>
+      </w:pPr>
+    </w:p>
+    <w:p>
+      <w:pPr>
+        <w:rPr>
+          <w:bCs/>
+          <w:lang w:val="vi-VN"/>
+        </w:rPr>
+      </w:pPr>
+      <w:r>
+        <w:rPr>
+          <w:bCs/>
+          <w:lang w:val="vi-VN"/>
+        </w:rPr>
+        <w:t>---------------------------------------------------------------------</w:t>
+      </w:r>
+    </w:p>
+    <w:p>
+      <w:pPr>
+        <w:rPr>
+          <w:bCs/>
+          <w:lang w:val="vi-VN"/>
+        </w:rPr>
+      </w:pPr>
+      <w:r>
+        <w:rPr>
+          <w:bCs/>
+          <w:lang w:val="vi-VN"/>
+        </w:rPr>
+        <w:t>2. THIẾT BỊ: SW_CL1 (VTP CLIENT 1)</w:t>
+      </w:r>
+    </w:p>
+    <w:p>
+      <w:pPr>
+        <w:rPr>
+          <w:bCs/>
+          <w:lang w:val="vi-VN"/>
+        </w:rPr>
+      </w:pPr>
+      <w:r>
+        <w:rPr>
+          <w:bCs/>
+          <w:lang w:val="vi-VN"/>
+        </w:rPr>
+        <w:t>---------------------------------------------------------------------</w:t>
+      </w:r>
+    </w:p>
+    <w:p>
+      <w:pPr>
+        <w:rPr>
+          <w:bCs/>
+          <w:lang w:val="vi-VN"/>
+        </w:rPr>
+      </w:pPr>
+      <w:r>
+        <w:rPr>
+          <w:bCs/>
+          <w:lang w:val="vi-VN"/>
+        </w:rPr>
+        <w:t>enable</w:t>
+      </w:r>
+    </w:p>
+    <w:p>
+      <w:pPr>
+        <w:rPr>
+          <w:bCs/>
+          <w:lang w:val="vi-VN"/>
+        </w:rPr>
+      </w:pPr>
+      <w:r>
+        <w:rPr>
+          <w:bCs/>
+          <w:lang w:val="vi-VN"/>
+        </w:rPr>
+        <w:t>configure terminal</w:t>
+      </w:r>
+    </w:p>
+    <w:p>
+      <w:pPr>
+        <w:rPr>
+          <w:bCs/>
+          <w:lang w:val="vi-VN"/>
+        </w:rPr>
+      </w:pPr>
+      <w:r>
+        <w:rPr>
+          <w:bCs/>
+          <w:lang w:val="vi-VN"/>
+        </w:rPr>
+        <w:t>vtp domain Long</w:t>
+      </w:r>
+    </w:p>
+    <w:p>
+      <w:pPr>
+        <w:rPr>
+          <w:bCs/>
+          <w:lang w:val="vi-VN"/>
+        </w:rPr>
+      </w:pPr>
+      <w:r>
+        <w:rPr>
+          <w:bCs/>
+          <w:lang w:val="vi-VN"/>
+        </w:rPr>
+        <w:lastRenderedPageBreak/>
+        <w:t>vtp password 23630851</w:t>
+      </w:r>
+    </w:p>
+    <w:p>
+      <w:pPr>
+        <w:rPr>
+          <w:bCs/>
+          <w:lang w:val="vi-VN"/>
+        </w:rPr>
+      </w:pPr>
+      <w:r>
+        <w:rPr>
+          <w:bCs/>
+          <w:lang w:val="vi-VN"/>
+        </w:rPr>
+        <w:t>vtp version 2</w:t>
+      </w:r>
+    </w:p>
+    <w:p>
+      <w:pPr>
+        <w:rPr>
+          <w:bCs/>
+          <w:lang w:val="vi-VN"/>
+        </w:rPr>
+      </w:pPr>
+      <w:r>
+        <w:rPr>
+          <w:bCs/>
+          <w:lang w:val="vi-VN"/>
+        </w:rPr>
+        <w:t>vtp mode client</w:t>
+      </w:r>
+    </w:p>
+    <w:p>
+      <w:pPr>
+        <w:rPr>
+          <w:bCs/>
+          <w:lang w:val="vi-VN"/>
+        </w:rPr>
+      </w:pPr>
+      <w:r>
+        <w:rPr>
+          <w:bCs/>
+          <w:lang w:val="vi-VN"/>
+        </w:rPr>
+        <w:t>interface range e0/0 - 2</w:t>
+      </w:r>
+    </w:p>
+    <w:p>
+      <w:pPr>
+        <w:rPr>
+          <w:bCs/>
+          <w:lang w:val="vi-VN"/>
+        </w:rPr>
+      </w:pPr>
+      <w:r>
+        <w:rPr>
+          <w:bCs/>
+          <w:lang w:val="vi-VN"/>
+        </w:rPr>
+        <w:t xml:space="preserve"> switchport trunk encapsulation dot1q</w:t>
+      </w:r>
+    </w:p>
+    <w:p>
+      <w:pPr>
+        <w:rPr>
+          <w:bCs/>
+          <w:lang w:val="vi-VN"/>
+        </w:rPr>
+      </w:pPr>
+      <w:r>
+        <w:rPr>
+          <w:bCs/>
+          <w:lang w:val="vi-VN"/>
+        </w:rPr>
+        <w:t xml:space="preserve"> switchport mode trunk</w:t>
+      </w:r>
+    </w:p>
+    <w:p>
+      <w:pPr>
+        <w:rPr>
+          <w:bCs/>
+          <w:lang w:val="vi-VN"/>
+        </w:rPr>
+      </w:pPr>
+      <w:r>
+        <w:rPr>
+          <w:bCs/>
+          <w:lang w:val="vi-VN"/>
+        </w:rPr>
+        <w:t xml:space="preserve"> no shutdown</w:t>
+      </w:r>
+    </w:p>
+    <w:p>
+      <w:pPr>
+        <w:rPr>
+          <w:bCs/>
+          <w:lang w:val="vi-VN"/>
+        </w:rPr>
+      </w:pPr>
+      <w:r>
+        <w:rPr>
+          <w:bCs/>
+          <w:lang w:val="vi-VN"/>
+        </w:rPr>
+        <w:t xml:space="preserve"> exit</w:t>
+      </w:r>
+    </w:p>
+    <w:p>
+      <w:pPr>
+        <w:rPr>
+          <w:bCs/>
+          <w:lang w:val="vi-VN"/>
+        </w:rPr>
+      </w:pPr>
+      <w:r>
+        <w:rPr>
+          <w:bCs/>
+          <w:lang w:val="vi-VN"/>
+        </w:rPr>
+        <w:t>interface range e1/0 - 2</w:t>
+      </w:r>
+    </w:p>
+    <w:p>
+      <w:pPr>
+        <w:rPr>
+          <w:bCs/>
+          <w:lang w:val="vi-VN"/>
+        </w:rPr>
+      </w:pPr>
+      <w:r>
+        <w:rPr>
+          <w:bCs/>
+          <w:lang w:val="vi-VN"/>
+        </w:rPr>
+        <w:t xml:space="preserve"> switchport mode access</w:t>
+      </w:r>
+    </w:p>
+    <w:p>
+      <w:pPr>
+        <w:rPr>
+          <w:bCs/>
+          <w:lang w:val="vi-VN"/>
+        </w:rPr>
+      </w:pPr>
+      <w:r>
+        <w:rPr>
+          <w:bCs/>
+          <w:lang w:val="vi-VN"/>
+        </w:rPr>
+        <w:t xml:space="preserve"> switchport access vlan 2</w:t>
+      </w:r>
+    </w:p>
+    <w:p>
+      <w:pPr>
+        <w:rPr>
+          <w:bCs/>
+          <w:lang w:val="vi-VN"/>
+        </w:rPr>
+      </w:pPr>
+      <w:r>
+        <w:rPr>
+          <w:bCs/>
+          <w:lang w:val="vi-VN"/>
+        </w:rPr>
+        <w:t xml:space="preserve"> no shutdown</w:t>
+      </w:r>
+    </w:p>
+    <w:p>
+      <w:pPr>
+        <w:rPr>
+          <w:bCs/>
+          <w:lang w:val="vi-VN"/>
+        </w:rPr>
+      </w:pPr>
+      <w:r>
+        <w:rPr>
+          <w:bCs/>
+          <w:lang w:val="vi-VN"/>
+        </w:rPr>
+        <w:t xml:space="preserve"> exit</w:t>
+      </w:r>
+    </w:p>
+    <w:p>
+      <w:pPr>
+        <w:rPr>
+          <w:bCs/>
+          <w:lang w:val="vi-VN"/>
+        </w:rPr>
+      </w:pPr>
+      <w:r>
+        <w:rPr>
+          <w:bCs/>
+          <w:lang w:val="vi-VN"/>
+        </w:rPr>
+        <w:t>interface e1/3</w:t>
+      </w:r>
+    </w:p>
+    <w:p>
+      <w:pPr>
+        <w:rPr>
+          <w:bCs/>
+          <w:lang w:val="vi-VN"/>
+        </w:rPr>
+      </w:pPr>
+      <w:r>
+        <w:rPr>
+          <w:bCs/>
+          <w:lang w:val="vi-VN"/>
+        </w:rPr>
+        <w:t xml:space="preserve"> switchport mode access</w:t>
+      </w:r>
+    </w:p>
+    <w:p>
+      <w:pPr>
+        <w:rPr>
+          <w:bCs/>
+          <w:lang w:val="vi-VN"/>
+        </w:rPr>
+      </w:pPr>
+      <w:r>
+        <w:rPr>
+          <w:bCs/>
+          <w:lang w:val="vi-VN"/>
+        </w:rPr>
+        <w:t xml:space="preserve"> switchport access vlan 3</w:t>
+      </w:r>
+    </w:p>
+    <w:p>
+      <w:pPr>
+        <w:rPr>
+          <w:bCs/>
+          <w:lang w:val="vi-VN"/>
+        </w:rPr>
+      </w:pPr>
+      <w:r>
+        <w:rPr>
+          <w:bCs/>
+          <w:lang w:val="vi-VN"/>
+        </w:rPr>
+        <w:t xml:space="preserve"> no shutdown</w:t>
+      </w:r>
+    </w:p>
+    <w:p>
+      <w:pPr>
+        <w:rPr>
+          <w:bCs/>
+          <w:lang w:val="vi-VN"/>
+        </w:rPr>
+      </w:pPr>
+      <w:r>
+        <w:rPr>
+          <w:bCs/>
+          <w:lang w:val="vi-VN"/>
+        </w:rPr>
+        <w:t xml:space="preserve"> exit</w:t>
+      </w:r>
+    </w:p>
+    <w:p>
+      <w:pPr>
+        <w:rPr>
+          <w:bCs/>
+          <w:lang w:val="vi-VN"/>
+        </w:rPr>
+      </w:pPr>
+      <w:r>
+        <w:rPr>
+          <w:bCs/>
+          <w:lang w:val="vi-VN"/>
+        </w:rPr>
+        <w:t>interface range e2/0 - 1</w:t>
+      </w:r>
+    </w:p>
+    <w:p>
+      <w:pPr>
+        <w:rPr>
+          <w:bCs/>
+          <w:lang w:val="vi-VN"/>
+        </w:rPr>
+      </w:pPr>
+      <w:r>
+        <w:rPr>
+          <w:bCs/>
+          <w:lang w:val="vi-VN"/>
+        </w:rPr>
+        <w:t xml:space="preserve"> switchport mode access</w:t>
+      </w:r>
+    </w:p>
+    <w:p>
+      <w:pPr>
+        <w:rPr>
+          <w:bCs/>
+          <w:lang w:val="vi-VN"/>
+        </w:rPr>
+      </w:pPr>
+      <w:r>
+        <w:rPr>
+          <w:bCs/>
+          <w:lang w:val="vi-VN"/>
+        </w:rPr>
+        <w:t xml:space="preserve"> switchport access vlan 3</w:t>
+      </w:r>
+    </w:p>
+    <w:p>
+      <w:pPr>
+        <w:rPr>
+          <w:bCs/>
+          <w:lang w:val="vi-VN"/>
+        </w:rPr>
+      </w:pPr>
+      <w:r>
+        <w:rPr>
+          <w:bCs/>
+          <w:lang w:val="vi-VN"/>
+        </w:rPr>
+        <w:t xml:space="preserve"> no shutdown</w:t>
+      </w:r>
+    </w:p>
+    <w:p>
+      <w:pPr>
+        <w:rPr>
+          <w:bCs/>
+          <w:lang w:val="vi-VN"/>
+        </w:rPr>
+      </w:pPr>
+      <w:r>
+        <w:rPr>
+          <w:bCs/>
+          <w:lang w:val="vi-VN"/>
+        </w:rPr>
+        <w:t xml:space="preserve"> exit</w:t>
+      </w:r>
+    </w:p>
+    <w:p>
+      <w:pPr>
+        <w:rPr>
+          <w:bCs/>
+          <w:lang w:val="vi-VN"/>
+        </w:rPr>
+      </w:pPr>
+      <w:r>
+        <w:rPr>
+          <w:bCs/>
+          <w:lang w:val="vi-VN"/>
+        </w:rPr>
+        <w:t>interface range e2/2 - 3</w:t>
+      </w:r>
+    </w:p>
+    <w:p>
+      <w:pPr>
+        <w:rPr>
+          <w:bCs/>
+          <w:lang w:val="vi-VN"/>
+        </w:rPr>
+      </w:pPr>
+      <w:r>
+        <w:rPr>
+          <w:bCs/>
+          <w:lang w:val="vi-VN"/>
+        </w:rPr>
+        <w:t xml:space="preserve"> switchport mode access</w:t>
+      </w:r>
+    </w:p>
+    <w:p>
+      <w:pPr>
+        <w:rPr>
+          <w:bCs/>
+          <w:lang w:val="vi-VN"/>
+        </w:rPr>
+      </w:pPr>
+      <w:r>
+        <w:rPr>
+          <w:bCs/>
+          <w:lang w:val="vi-VN"/>
+        </w:rPr>
+        <w:t xml:space="preserve"> switchport access vlan 4</w:t>
+      </w:r>
+    </w:p>
+    <w:p>
+      <w:pPr>
+        <w:rPr>
+          <w:bCs/>
+          <w:lang w:val="vi-VN"/>
+        </w:rPr>
+      </w:pPr>
+      <w:r>
+        <w:rPr>
+          <w:bCs/>
+          <w:lang w:val="vi-VN"/>
+        </w:rPr>
+        <w:t xml:space="preserve"> no shutdown</w:t>
+      </w:r>
+    </w:p>
+    <w:p>
+      <w:pPr>
+        <w:rPr>
+          <w:bCs/>
+          <w:lang w:val="vi-VN"/>
+        </w:rPr>
+      </w:pPr>
+      <w:r>
+        <w:rPr>
+          <w:bCs/>
+          <w:lang w:val="vi-VN"/>
+        </w:rPr>
+        <w:t xml:space="preserve"> exit</w:t>
+      </w:r>
+    </w:p>
+    <w:p>
+      <w:pPr>
+        <w:rPr>
+          <w:bCs/>
+          <w:lang w:val="vi-VN"/>
+        </w:rPr>
+      </w:pPr>
+      <w:r>
+        <w:rPr>
+          <w:bCs/>
+          <w:lang w:val="vi-VN"/>
+        </w:rPr>
+        <w:lastRenderedPageBreak/>
+        <w:t>interface e3/0</w:t>
+      </w:r>
+    </w:p>
+    <w:p>
+      <w:pPr>
+        <w:rPr>
+          <w:bCs/>
+          <w:lang w:val="vi-VN"/>
+        </w:rPr>
+      </w:pPr>
+      <w:r>
+        <w:rPr>
+          <w:bCs/>
+          <w:lang w:val="vi-VN"/>
+        </w:rPr>
+        <w:t xml:space="preserve"> switchport mode access</w:t>
+      </w:r>
+    </w:p>
+    <w:p>
+      <w:pPr>
+        <w:rPr>
+          <w:bCs/>
+          <w:lang w:val="vi-VN"/>
+        </w:rPr>
+      </w:pPr>
+      <w:r>
+        <w:rPr>
+          <w:bCs/>
+          <w:lang w:val="vi-VN"/>
+        </w:rPr>
+        <w:t xml:space="preserve"> switchport access vlan 4</w:t>
+      </w:r>
+    </w:p>
+    <w:p>
+      <w:pPr>
+        <w:rPr>
+          <w:bCs/>
+          <w:lang w:val="vi-VN"/>
+        </w:rPr>
+      </w:pPr>
+      <w:r>
+        <w:rPr>
+          <w:bCs/>
+          <w:lang w:val="vi-VN"/>
+        </w:rPr>
+        <w:t xml:space="preserve"> no shutdown</w:t>
+      </w:r>
+    </w:p>
+    <w:p>
+      <w:pPr>
+        <w:rPr>
+          <w:bCs/>
+          <w:lang w:val="vi-VN"/>
+        </w:rPr>
+      </w:pPr>
+      <w:r>
+        <w:rPr>
+          <w:bCs/>
+          <w:lang w:val="vi-VN"/>
+        </w:rPr>
+        <w:t xml:space="preserve"> exit</w:t>
+      </w:r>
+    </w:p>
+    <w:p>
+      <w:pPr>
+        <w:rPr>
+          <w:bCs/>
+          <w:lang w:val="vi-VN"/>
+        </w:rPr>
+      </w:pPr>
+      <w:r>
+        <w:rPr>
+          <w:bCs/>
+          <w:lang w:val="vi-VN"/>
+        </w:rPr>
+        <w:t>interface range e3/1 - 3</w:t>
+      </w:r>
+    </w:p>
+    <w:p>
+      <w:pPr>
+        <w:rPr>
+          <w:bCs/>
+          <w:lang w:val="vi-VN"/>
+        </w:rPr>
+      </w:pPr>
+      <w:r>
+        <w:rPr>
+          <w:bCs/>
+          <w:lang w:val="vi-VN"/>
+        </w:rPr>
+        <w:t xml:space="preserve"> switchport mode access</w:t>
+      </w:r>
+    </w:p>
+    <w:p>
+      <w:pPr>
+        <w:rPr>
+          <w:bCs/>
+          <w:lang w:val="vi-VN"/>
+        </w:rPr>
+      </w:pPr>
+      <w:r>
+        <w:rPr>
+          <w:bCs/>
+          <w:lang w:val="vi-VN"/>
+        </w:rPr>
+        <w:t xml:space="preserve"> switchport access vlan 5</w:t>
+      </w:r>
+    </w:p>
+    <w:p>
+      <w:pPr>
+        <w:rPr>
+          <w:bCs/>
+          <w:lang w:val="vi-VN"/>
+        </w:rPr>
+      </w:pPr>
+      <w:r>
+        <w:rPr>
+          <w:bCs/>
+          <w:lang w:val="vi-VN"/>
+        </w:rPr>
+        <w:t xml:space="preserve"> no shutdown</w:t>
+      </w:r>
+    </w:p>
+    <w:p>
+      <w:pPr>
+        <w:rPr>
+          <w:bCs/>
+          <w:lang w:val="vi-VN"/>
+        </w:rPr>
+      </w:pPr>
+      <w:r>
+        <w:rPr>
+          <w:bCs/>
+          <w:lang w:val="vi-VN"/>
+        </w:rPr>
+        <w:t xml:space="preserve"> end</w:t>
+      </w:r>
+    </w:p>
+    <w:p>
+      <w:pPr>
+        <w:rPr>
+          <w:bCs/>
+          <w:lang w:val="vi-VN"/>
+        </w:rPr>
+      </w:pPr>
+      <w:r>
+        <w:rPr>
+          <w:bCs/>
+          <w:lang w:val="vi-VN"/>
+        </w:rPr>
+        <w:t>write memory</w:t>
+      </w:r>
+    </w:p>
+    <w:p>
+      <w:pPr>
+        <w:rPr>
+          <w:bCs/>
+          <w:lang w:val="vi-VN"/>
+        </w:rPr>
+      </w:pPr>
+    </w:p>
+    <w:p>
+      <w:pPr>
+        <w:rPr>
+          <w:bCs/>
+          <w:lang w:val="vi-VN"/>
+        </w:rPr>
+      </w:pPr>
+    </w:p>
+    <w:p>
+      <w:pPr>
+        <w:rPr>
+          <w:bCs/>
+          <w:lang w:val="vi-VN"/>
+        </w:rPr>
+      </w:pPr>
+      <w:r>
+        <w:rPr>
+          <w:bCs/>
+          <w:lang w:val="vi-VN"/>
+        </w:rPr>
+        <w:t>---------------------------------------------------------------------</w:t>
+      </w:r>
+    </w:p>
+    <w:p>
+      <w:pPr>
+        <w:rPr>
+          <w:bCs/>
+          <w:lang w:val="vi-VN"/>
+        </w:rPr>
+      </w:pPr>
+      <w:r>
+        <w:rPr>
+          <w:bCs/>
+          <w:lang w:val="vi-VN"/>
+        </w:rPr>
+        <w:t>3. THIẾT BỊ: SW_CL2 (VTP CLIENT 2)</w:t>
+      </w:r>
+    </w:p>
+    <w:p>
+      <w:pPr>
+        <w:rPr>
+          <w:bCs/>
+          <w:lang w:val="vi-VN"/>
+        </w:rPr>
+      </w:pPr>
+      <w:r>
+        <w:rPr>
+          <w:bCs/>
+          <w:lang w:val="vi-VN"/>
+        </w:rPr>
+        <w:t>---------------------------------------------------------------------</w:t>
+      </w:r>
+    </w:p>
+    <w:p>
+      <w:pPr>
+        <w:rPr>
+          <w:bCs/>
+          <w:lang w:val="vi-VN"/>
+        </w:rPr>
+      </w:pPr>
+      <w:r>
+        <w:rPr>
+          <w:bCs/>
+          <w:lang w:val="vi-VN"/>
+        </w:rPr>
+        <w:t>enable</w:t>
+      </w:r>
+    </w:p>
+    <w:p>
+      <w:pPr>
+        <w:rPr>
+          <w:bCs/>
+          <w:lang w:val="vi-VN"/>
+        </w:rPr>
+      </w:pPr>
+      <w:r>
+        <w:rPr>
+          <w:bCs/>
+          <w:lang w:val="vi-VN"/>
+        </w:rPr>
+        <w:t>configure terminal</w:t>
+      </w:r>
+    </w:p>
+    <w:p>
+      <w:pPr>
+        <w:rPr>
+          <w:bCs/>
+          <w:lang w:val="vi-VN"/>
+        </w:rPr>
+      </w:pPr>
+      <w:r>
+        <w:rPr>
+          <w:bCs/>
+          <w:lang w:val="vi-VN"/>
+        </w:rPr>
+        <w:t>vtp domain Long</w:t>
+      </w:r>
+    </w:p>
+    <w:p>
+      <w:pPr>
+        <w:rPr>
+          <w:bCs/>
+          <w:lang w:val="vi-VN"/>
+        </w:rPr>
+      </w:pPr>
+      <w:r>
+        <w:rPr>
+          <w:bCs/>
+          <w:lang w:val="vi-VN"/>
+        </w:rPr>
+        <w:t>vtp password 23630851</w:t>
+      </w:r>
+    </w:p>
+    <w:p>
+      <w:pPr>
+        <w:rPr>
+          <w:bCs/>
+          <w:lang w:val="vi-VN"/>
+        </w:rPr>
+      </w:pPr>
+      <w:r>
+        <w:rPr>
+          <w:bCs/>
+          <w:lang w:val="vi-VN"/>
+        </w:rPr>
+        <w:t>vtp version 2</w:t>
+      </w:r>
+    </w:p>
+    <w:p>
+      <w:pPr>
+        <w:rPr>
+          <w:bCs/>
+          <w:lang w:val="vi-VN"/>
+        </w:rPr>
+      </w:pPr>
+      <w:r>
+        <w:rPr>
+          <w:bCs/>
+          <w:lang w:val="vi-VN"/>
+        </w:rPr>
+        <w:t>vtp mode client</w:t>
+      </w:r>
+    </w:p>
+    <w:p>
+      <w:pPr>
+        <w:rPr>
+          <w:bCs/>
+          <w:lang w:val="vi-VN"/>
+        </w:rPr>
+      </w:pPr>
+      <w:r>
+        <w:rPr>
+          <w:bCs/>
+          <w:lang w:val="vi-VN"/>
+        </w:rPr>
+        <w:t>interface range e0/0 - 2</w:t>
+      </w:r>
+    </w:p>
+    <w:p>
+      <w:pPr>
+        <w:rPr>
+          <w:bCs/>
+          <w:lang w:val="vi-VN"/>
+        </w:rPr>
+      </w:pPr>
+      <w:r>
+        <w:rPr>
+          <w:bCs/>
+          <w:lang w:val="vi-VN"/>
+        </w:rPr>
+        <w:t xml:space="preserve"> switchport trunk encapsulation dot1q</w:t>
+      </w:r>
+    </w:p>
+    <w:p>
+      <w:pPr>
+        <w:rPr>
+          <w:bCs/>
+          <w:lang w:val="vi-VN"/>
+        </w:rPr>
+      </w:pPr>
+      <w:r>
+        <w:rPr>
+          <w:bCs/>
+          <w:lang w:val="vi-VN"/>
+        </w:rPr>
+        <w:t xml:space="preserve"> switchport mode trunk</w:t>
+      </w:r>
+    </w:p>
+    <w:p>
+      <w:pPr>
+        <w:rPr>
+          <w:bCs/>
+          <w:lang w:val="vi-VN"/>
+        </w:rPr>
+      </w:pPr>
+      <w:r>
+        <w:rPr>
+          <w:bCs/>
+          <w:lang w:val="vi-VN"/>
+        </w:rPr>
+        <w:t xml:space="preserve"> no shutdown</w:t>
+      </w:r>
+    </w:p>
+    <w:p>
+      <w:pPr>
+        <w:rPr>
+          <w:bCs/>
+          <w:lang w:val="vi-VN"/>
+        </w:rPr>
+      </w:pPr>
+      <w:r>
+        <w:rPr>
+          <w:bCs/>
+          <w:lang w:val="vi-VN"/>
+        </w:rPr>
+        <w:t xml:space="preserve"> exit</w:t>
+      </w:r>
+    </w:p>
+    <w:p>
+      <w:pPr>
+        <w:rPr>
+          <w:bCs/>
+          <w:lang w:val="vi-VN"/>
+        </w:rPr>
+      </w:pPr>
+      <w:r>
+        <w:rPr>
+          <w:bCs/>
+          <w:lang w:val="vi-VN"/>
+        </w:rPr>
+        <w:t>interface range e1/0 - 2</w:t>
+      </w:r>
+    </w:p>
+    <w:p>
+      <w:pPr>
+        <w:rPr>
+          <w:bCs/>
+          <w:lang w:val="vi-VN"/>
+        </w:rPr>
+      </w:pPr>
+      <w:r>
+        <w:rPr>
+          <w:bCs/>
+          <w:lang w:val="vi-VN"/>
+        </w:rPr>
+        <w:lastRenderedPageBreak/>
+        <w:t xml:space="preserve"> switchport mode access</w:t>
+      </w:r>
+    </w:p>
+    <w:p>
+      <w:pPr>
+        <w:rPr>
+          <w:bCs/>
+          <w:lang w:val="vi-VN"/>
+        </w:rPr>
+      </w:pPr>
+      <w:r>
+        <w:rPr>
+          <w:bCs/>
+          <w:lang w:val="vi-VN"/>
+        </w:rPr>
+        <w:t xml:space="preserve"> switchport access vlan 2</w:t>
+      </w:r>
+    </w:p>
+    <w:p>
+      <w:pPr>
+        <w:rPr>
+          <w:bCs/>
+          <w:lang w:val="vi-VN"/>
+        </w:rPr>
+      </w:pPr>
+      <w:r>
+        <w:rPr>
+          <w:bCs/>
+          <w:lang w:val="vi-VN"/>
+        </w:rPr>
+        <w:t xml:space="preserve"> no shutdown</w:t>
+      </w:r>
+    </w:p>
+    <w:p>
+      <w:pPr>
+        <w:rPr>
+          <w:bCs/>
+          <w:lang w:val="vi-VN"/>
+        </w:rPr>
+      </w:pPr>
+      <w:r>
+        <w:rPr>
+          <w:bCs/>
+          <w:lang w:val="vi-VN"/>
+        </w:rPr>
+        <w:t xml:space="preserve"> exit</w:t>
+      </w:r>
+    </w:p>
+    <w:p>
+      <w:pPr>
+        <w:rPr>
+          <w:bCs/>
+          <w:lang w:val="vi-VN"/>
+        </w:rPr>
+      </w:pPr>
+      <w:r>
+        <w:rPr>
+          <w:bCs/>
+          <w:lang w:val="vi-VN"/>
+        </w:rPr>
+        <w:t>interface e1/3</w:t>
+      </w:r>
+    </w:p>
+    <w:p>
+      <w:pPr>
+        <w:rPr>
+          <w:bCs/>
+          <w:lang w:val="vi-VN"/>
+        </w:rPr>
+      </w:pPr>
+      <w:r>
+        <w:rPr>
+          <w:bCs/>
+          <w:lang w:val="vi-VN"/>
+        </w:rPr>
+        <w:t xml:space="preserve"> switchport mode access</w:t>
+      </w:r>
+    </w:p>
+    <w:p>
+      <w:pPr>
+        <w:rPr>
+          <w:bCs/>
+          <w:lang w:val="vi-VN"/>
+        </w:rPr>
+      </w:pPr>
+      <w:r>
+        <w:rPr>
+          <w:bCs/>
+          <w:lang w:val="vi-VN"/>
+        </w:rPr>
+        <w:t xml:space="preserve"> switchport access vlan 3</w:t>
+      </w:r>
+    </w:p>
+    <w:p>
+      <w:pPr>
+        <w:rPr>
+          <w:bCs/>
+          <w:lang w:val="vi-VN"/>
+        </w:rPr>
+      </w:pPr>
+      <w:r>
+        <w:rPr>
+          <w:bCs/>
+          <w:lang w:val="vi-VN"/>
+        </w:rPr>
+        <w:t xml:space="preserve"> no shutdown</w:t>
+      </w:r>
+    </w:p>
+    <w:p>
+      <w:pPr>
+        <w:rPr>
+          <w:bCs/>
+          <w:lang w:val="vi-VN"/>
+        </w:rPr>
+      </w:pPr>
+      <w:r>
+        <w:rPr>
+          <w:bCs/>
+          <w:lang w:val="vi-VN"/>
+        </w:rPr>
+        <w:t xml:space="preserve"> exit</w:t>
+      </w:r>
+    </w:p>
+    <w:p>
+      <w:pPr>
+        <w:rPr>
+          <w:bCs/>
+          <w:lang w:val="vi-VN"/>
+        </w:rPr>
+      </w:pPr>
+      <w:r>
+        <w:rPr>
+          <w:bCs/>
+          <w:lang w:val="vi-VN"/>
+        </w:rPr>
+        <w:t>interface range e2/0 - 1</w:t>
+      </w:r>
+    </w:p>
+    <w:p>
+      <w:pPr>
+        <w:rPr>
+          <w:bCs/>
+          <w:lang w:val="vi-VN"/>
+        </w:rPr>
+      </w:pPr>
+      <w:r>
+        <w:rPr>
+          <w:bCs/>
+          <w:lang w:val="vi-VN"/>
+        </w:rPr>
+        <w:t xml:space="preserve"> switchport mode access</w:t>
+      </w:r>
+    </w:p>
+    <w:p>
+      <w:pPr>
+        <w:rPr>
+          <w:bCs/>
+          <w:lang w:val="vi-VN"/>
+        </w:rPr>
+      </w:pPr>
+      <w:r>
+        <w:rPr>
+          <w:bCs/>
+          <w:lang w:val="vi-VN"/>
+        </w:rPr>
+        <w:t xml:space="preserve"> switchport access vlan 3</w:t>
+      </w:r>
+    </w:p>
+    <w:p>
+      <w:pPr>
+        <w:rPr>
+          <w:bCs/>
+          <w:lang w:val="vi-VN"/>
+        </w:rPr>
+      </w:pPr>
+      <w:r>
+        <w:rPr>
+          <w:bCs/>
+          <w:lang w:val="vi-VN"/>
+        </w:rPr>
+        <w:t xml:space="preserve"> no shutdown</w:t>
+      </w:r>
+    </w:p>
+    <w:p>
+      <w:pPr>
+        <w:rPr>
+          <w:bCs/>
+          <w:lang w:val="vi-VN"/>
+        </w:rPr>
+      </w:pPr>
+      <w:r>
+        <w:rPr>
+          <w:bCs/>
+          <w:lang w:val="vi-VN"/>
+        </w:rPr>
+        <w:t xml:space="preserve"> exit</w:t>
+      </w:r>
+    </w:p>
+    <w:p>
+      <w:pPr>
+        <w:rPr>
+          <w:bCs/>
+          <w:lang w:val="vi-VN"/>
+        </w:rPr>
+      </w:pPr>
+      <w:r>
+        <w:rPr>
+          <w:bCs/>
+          <w:lang w:val="vi-VN"/>
+        </w:rPr>
+        <w:t>interface range e2/2 - 3</w:t>
+      </w:r>
+    </w:p>
+    <w:p>
+      <w:pPr>
+        <w:rPr>
+          <w:bCs/>
+          <w:lang w:val="vi-VN"/>
+        </w:rPr>
+      </w:pPr>
+      <w:r>
+        <w:rPr>
+          <w:bCs/>
+          <w:lang w:val="vi-VN"/>
+        </w:rPr>
+        <w:t xml:space="preserve"> switchport mode access</w:t>
+      </w:r>
+    </w:p>
+    <w:p>
+      <w:pPr>
+        <w:rPr>
+          <w:bCs/>
+          <w:lang w:val="vi-VN"/>
+        </w:rPr>
+      </w:pPr>
+      <w:r>
+        <w:rPr>
+          <w:bCs/>
+          <w:lang w:val="vi-VN"/>
+        </w:rPr>
+        <w:t xml:space="preserve"> switchport access vlan 4</w:t>
+      </w:r>
+    </w:p>
+    <w:p>
+      <w:pPr>
+        <w:rPr>
+          <w:bCs/>
+          <w:lang w:val="vi-VN"/>
+        </w:rPr>
+      </w:pPr>
+      <w:r>
+        <w:rPr>
+          <w:bCs/>
+          <w:lang w:val="vi-VN"/>
+        </w:rPr>
+        <w:t xml:space="preserve"> no shutdown</w:t>
+      </w:r>
+    </w:p>
+    <w:p>
+      <w:pPr>
+        <w:rPr>
+          <w:bCs/>
+          <w:lang w:val="vi-VN"/>
+        </w:rPr>
+      </w:pPr>
+      <w:r>
+        <w:rPr>
+          <w:bCs/>
+          <w:lang w:val="vi-VN"/>
+        </w:rPr>
+        <w:t xml:space="preserve"> exit</w:t>
+      </w:r>
+    </w:p>
+    <w:p>
+      <w:pPr>
+        <w:rPr>
+          <w:bCs/>
+          <w:lang w:val="vi-VN"/>
+        </w:rPr>
+      </w:pPr>
+      <w:r>
+        <w:rPr>
+          <w:bCs/>
+          <w:lang w:val="vi-VN"/>
+        </w:rPr>
+        <w:t>interface e3/0</w:t>
+      </w:r>
+    </w:p>
+    <w:p>
+      <w:pPr>
+        <w:rPr>
+          <w:bCs/>
+          <w:lang w:val="vi-VN"/>
+        </w:rPr>
+      </w:pPr>
+      <w:r>
+        <w:rPr>
+          <w:bCs/>
+          <w:lang w:val="vi-VN"/>
+        </w:rPr>
+        <w:t xml:space="preserve"> switchport mode access</w:t>
+      </w:r>
+    </w:p>
+    <w:p>
+      <w:pPr>
+        <w:rPr>
+          <w:bCs/>
+          <w:lang w:val="vi-VN"/>
+        </w:rPr>
+      </w:pPr>
+      <w:r>
+        <w:rPr>
+          <w:bCs/>
+          <w:lang w:val="vi-VN"/>
+        </w:rPr>
+        <w:t xml:space="preserve"> switchport access vlan 4</w:t>
+      </w:r>
+    </w:p>
+    <w:p>
+      <w:pPr>
+        <w:rPr>
+          <w:bCs/>
+          <w:lang w:val="vi-VN"/>
+        </w:rPr>
+      </w:pPr>
+      <w:r>
+        <w:rPr>
+          <w:bCs/>
+          <w:lang w:val="vi-VN"/>
+        </w:rPr>
+        <w:t xml:space="preserve"> no shutdown</w:t>
+      </w:r>
+    </w:p>
+    <w:p>
+      <w:pPr>
+        <w:rPr>
+          <w:bCs/>
+          <w:lang w:val="vi-VN"/>
+        </w:rPr>
+      </w:pPr>
+      <w:r>
+        <w:rPr>
+          <w:bCs/>
+          <w:lang w:val="vi-VN"/>
+        </w:rPr>
+        <w:t xml:space="preserve"> exit</w:t>
+      </w:r>
+    </w:p>
+    <w:p>
+      <w:pPr>
+        <w:rPr>
+          <w:bCs/>
+          <w:lang w:val="vi-VN"/>
+        </w:rPr>
+      </w:pPr>
+      <w:r>
+        <w:rPr>
+          <w:bCs/>
+          <w:lang w:val="vi-VN"/>
+        </w:rPr>
+        <w:t>interface range e3/1 - 3</w:t>
+      </w:r>
+    </w:p>
+    <w:p>
+      <w:pPr>
+        <w:rPr>
+          <w:bCs/>
+          <w:lang w:val="vi-VN"/>
+        </w:rPr>
+      </w:pPr>
+      <w:r>
+        <w:rPr>
+          <w:bCs/>
+          <w:lang w:val="vi-VN"/>
+        </w:rPr>
+        <w:t xml:space="preserve"> switchport mode access</w:t>
+      </w:r>
+    </w:p>
+    <w:p>
+      <w:pPr>
+        <w:rPr>
+          <w:bCs/>
+          <w:lang w:val="vi-VN"/>
+        </w:rPr>
+      </w:pPr>
+      <w:r>
+        <w:rPr>
+          <w:bCs/>
+          <w:lang w:val="vi-VN"/>
+        </w:rPr>
+        <w:t xml:space="preserve"> switchport access vlan 5</w:t>
+      </w:r>
+    </w:p>
+    <w:p>
+      <w:pPr>
+        <w:rPr>
+          <w:bCs/>
+          <w:lang w:val="vi-VN"/>
+        </w:rPr>
+      </w:pPr>
+      <w:r>
+        <w:rPr>
+          <w:bCs/>
+          <w:lang w:val="vi-VN"/>
+        </w:rPr>
+        <w:t xml:space="preserve"> no shutdown</w:t>
+      </w:r>
+    </w:p>
+    <w:p>
+      <w:pPr>
+        <w:rPr>
+          <w:bCs/>
+          <w:lang w:val="vi-VN"/>
+        </w:rPr>
+      </w:pPr>
+      <w:r>
+        <w:rPr>
+          <w:bCs/>
+          <w:lang w:val="vi-VN"/>
+        </w:rPr>
+        <w:lastRenderedPageBreak/>
+        <w:t xml:space="preserve"> end</w:t>
+      </w:r>
+    </w:p>
+    <w:p>
+      <w:pPr>
+        <w:rPr>
+          <w:bCs/>
+          <w:lang w:val="vi-VN"/>
+        </w:rPr>
+      </w:pPr>
+      <w:r>
+        <w:rPr>
+          <w:bCs/>
+          <w:lang w:val="vi-VN"/>
+        </w:rPr>
+        <w:t>write memory</w:t>
+      </w:r>
+    </w:p>
+    <w:p>
+      <w:pPr>
+        <w:rPr>
+          <w:bCs/>
+          <w:lang w:val="vi-VN"/>
+        </w:rPr>
+      </w:pPr>
+    </w:p>
+    <w:p>
+      <w:pPr>
+        <w:rPr>
+          <w:bCs/>
+          <w:lang w:val="vi-VN"/>
+        </w:rPr>
+      </w:pPr>
+    </w:p>
+    <w:p>
+      <w:pPr>
+        <w:rPr>
+          <w:bCs/>
+          <w:lang w:val="vi-VN"/>
+        </w:rPr>
+      </w:pPr>
+      <w:r>
+        <w:rPr>
+          <w:bCs/>
+          <w:lang w:val="vi-VN"/>
+        </w:rPr>
+        <w:t>---------------------------------------------------------------------</w:t>
+      </w:r>
+    </w:p>
+    <w:p>
+      <w:pPr>
+        <w:rPr>
+          <w:bCs/>
+          <w:lang w:val="vi-VN"/>
+        </w:rPr>
+      </w:pPr>
+      <w:r>
+        <w:rPr>
+          <w:bCs/>
+          <w:lang w:val="vi-VN"/>
+        </w:rPr>
+        <w:t>4. CẤU HÌNH IP TRÊN CÁC MÁY TÍNH (VPCs)</w:t>
+      </w:r>
+    </w:p>
+    <w:p>
+      <w:pPr>
+        <w:rPr>
+          <w:bCs/>
+          <w:lang w:val="vi-VN"/>
+        </w:rPr>
+      </w:pPr>
+      <w:r>
+        <w:rPr>
+          <w:bCs/>
+          <w:lang w:val="vi-VN"/>
+        </w:rPr>
+        <w:t>---------------------------------------------------------------------</w:t>
+      </w:r>
+    </w:p>
+    <w:p>
+      <w:pPr>
+        <w:rPr>
+          <w:bCs/>
+          <w:lang w:val="vi-VN"/>
+        </w:rPr>
+      </w:pPr>
+      <w:r>
+        <w:rPr>
+          <w:bCs/>
+          <w:lang w:val="vi-VN"/>
+        </w:rPr>
+        <w:t>Nối vào SW_CL1:</w:t>
+      </w:r>
+    </w:p>
+    <w:p>
+      <w:pPr>
+        <w:rPr>
+          <w:bCs/>
+          <w:lang w:val="vi-VN"/>
+        </w:rPr>
+      </w:pPr>
+      <w:r>
+        <w:rPr>
+          <w:bCs/>
+          <w:lang w:val="vi-VN"/>
+        </w:rPr>
+        <w:t>VPC2_1 (Cổng e1/0):</w:t>
+      </w:r>
+    </w:p>
+    <w:p>
+      <w:pPr>
+        <w:rPr>
+          <w:bCs/>
+          <w:lang w:val="vi-VN"/>
+        </w:rPr>
+      </w:pPr>
+      <w:r>
+        <w:rPr>
+          <w:bCs/>
+          <w:lang w:val="vi-VN"/>
+        </w:rPr>
+        <w:t>ip 192.168.0.2 255.255.255.0</w:t>
+      </w:r>
+    </w:p>
+    <w:p>
+      <w:pPr>
+        <w:rPr>
+          <w:bCs/>
+          <w:lang w:val="vi-VN"/>
+        </w:rPr>
+      </w:pPr>
+      <w:r>
+        <w:rPr>
+          <w:bCs/>
+          <w:lang w:val="vi-VN"/>
+        </w:rPr>
+        <w:t>save</w:t>
+      </w:r>
+    </w:p>
+    <w:p>
+      <w:pPr>
+        <w:rPr>
+          <w:bCs/>
+          <w:lang w:val="vi-VN"/>
+        </w:rPr>
+      </w:pPr>
+    </w:p>
+    <w:p>
+      <w:pPr>
+        <w:rPr>
+          <w:bCs/>
+          <w:lang w:val="vi-VN"/>
+        </w:rPr>
+      </w:pPr>
+      <w:r>
+        <w:rPr>
+          <w:bCs/>
+          <w:lang w:val="vi-VN"/>
+        </w:rPr>
+        <w:t>VPC3_1 (Cổng e1/3):</w:t>
+      </w:r>
+    </w:p>
+    <w:p>
+      <w:pPr>
+        <w:rPr>
+          <w:bCs/>
+          <w:lang w:val="vi-VN"/>
+        </w:rPr>
+      </w:pPr>
+      <w:r>
+        <w:rPr>
+          <w:bCs/>
+          <w:lang w:val="vi-VN"/>
+        </w:rPr>
+        <w:t>ip 192.168.0.3 255.255.255.0</w:t>
+      </w:r>
+    </w:p>
+    <w:p>
+      <w:pPr>
+        <w:rPr>
+          <w:bCs/>
+          <w:lang w:val="vi-VN"/>
+        </w:rPr>
+      </w:pPr>
+      <w:r>
+        <w:rPr>
+          <w:bCs/>
+          <w:lang w:val="vi-VN"/>
+        </w:rPr>
+        <w:t>save</w:t>
+      </w:r>
+    </w:p>
+    <w:p>
+      <w:pPr>
+        <w:rPr>
+          <w:bCs/>
+          <w:lang w:val="vi-VN"/>
+        </w:rPr>
+      </w:pPr>
+    </w:p>
+    <w:p>
+      <w:pPr>
+        <w:rPr>
+          <w:bCs/>
+          <w:lang w:val="vi-VN"/>
+        </w:rPr>
+      </w:pPr>
+      <w:r>
+        <w:rPr>
+          <w:bCs/>
+          <w:lang w:val="vi-VN"/>
+        </w:rPr>
+        <w:t>VPC4_1 (Cổng e2/2):</w:t>
+      </w:r>
+    </w:p>
+    <w:p>
+      <w:pPr>
+        <w:rPr>
+          <w:bCs/>
+          <w:lang w:val="vi-VN"/>
+        </w:rPr>
+      </w:pPr>
+      <w:r>
+        <w:rPr>
+          <w:bCs/>
+          <w:lang w:val="vi-VN"/>
+        </w:rPr>
+        <w:t>ip 192.168.0.4 255.255.255.0</w:t>
+      </w:r>
+    </w:p>
+    <w:p>
+      <w:pPr>
+        <w:rPr>
+          <w:bCs/>
+          <w:lang w:val="vi-VN"/>
+        </w:rPr>
+      </w:pPr>
+      <w:r>
+        <w:rPr>
+          <w:bCs/>
+          <w:lang w:val="vi-VN"/>
+        </w:rPr>
+        <w:t>save</w:t>
+      </w:r>
+    </w:p>
+    <w:p>
+      <w:pPr>
+        <w:rPr>
+          <w:bCs/>
+          <w:lang w:val="vi-VN"/>
+        </w:rPr>
+      </w:pPr>
+    </w:p>
+    <w:p>
+      <w:pPr>
+        <w:rPr>
+          <w:bCs/>
+          <w:lang w:val="vi-VN"/>
+        </w:rPr>
+      </w:pPr>
+      <w:r>
+        <w:rPr>
+          <w:bCs/>
+          <w:lang w:val="vi-VN"/>
+        </w:rPr>
+        <w:t>VPC5_1 (Cổng e3/1):</w:t>
+      </w:r>
+    </w:p>
+    <w:p>
+      <w:pPr>
+        <w:rPr>
+          <w:bCs/>
+          <w:lang w:val="vi-VN"/>
+        </w:rPr>
+      </w:pPr>
+      <w:r>
+        <w:rPr>
+          <w:bCs/>
+          <w:lang w:val="vi-VN"/>
+        </w:rPr>
+        <w:t>ip 192.168.0.5 255.255.255.0</w:t>
+      </w:r>
+    </w:p>
+    <w:p>
+      <w:pPr>
+        <w:rPr>
+          <w:bCs/>
+          <w:lang w:val="vi-VN"/>
+        </w:rPr>
+      </w:pPr>
+      <w:r>
+        <w:rPr>
+          <w:bCs/>
+          <w:lang w:val="vi-VN"/>
+        </w:rPr>
+        <w:t>save</w:t>
+      </w:r>
+    </w:p>
+    <w:p>
+      <w:pPr>
+        <w:rPr>
+          <w:bCs/>
+          <w:lang w:val="vi-VN"/>
+        </w:rPr>
+      </w:pPr>
+    </w:p>
+    <w:p>
+      <w:pPr>
+        <w:rPr>
+          <w:bCs/>
+          <w:lang w:val="vi-VN"/>
+        </w:rPr>
+      </w:pPr>
+      <w:r>
+        <w:rPr>
+          <w:bCs/>
+          <w:lang w:val="vi-VN"/>
+        </w:rPr>
+        <w:t>Nối vào SW_CL2:</w:t>
+      </w:r>
+    </w:p>
+    <w:p>
+      <w:pPr>
+        <w:rPr>
+          <w:bCs/>
+          <w:lang w:val="vi-VN"/>
+        </w:rPr>
+      </w:pPr>
+      <w:r>
+        <w:rPr>
+          <w:bCs/>
+          <w:lang w:val="vi-VN"/>
+        </w:rPr>
+        <w:t>VPC2_2 (Cổng e1/0):</w:t>
+      </w:r>
+    </w:p>
+    <w:p>
+      <w:pPr>
+        <w:rPr>
+          <w:bCs/>
+          <w:lang w:val="vi-VN"/>
+        </w:rPr>
+      </w:pPr>
+      <w:r>
+        <w:rPr>
+          <w:bCs/>
+          <w:lang w:val="vi-VN"/>
+        </w:rPr>
+        <w:t>ip 192.168.0.12 255.255.255.0</w:t>
+      </w:r>
+    </w:p>
+    <w:p>
+      <w:pPr>
+        <w:rPr>
+          <w:bCs/>
+          <w:lang w:val="vi-VN"/>
+        </w:rPr>
+      </w:pPr>
+      <w:r>
+        <w:rPr>
+          <w:bCs/>
+          <w:lang w:val="vi-VN"/>
+        </w:rPr>
+        <w:t>save</w:t>
+      </w:r>
+    </w:p>
+    <w:p>
+      <w:pPr>
+        <w:rPr>
+          <w:bCs/>
+          <w:lang w:val="vi-VN"/>
+        </w:rPr>
+      </w:pPr>
+    </w:p>
+    <w:p>
+      <w:pPr>
+        <w:rPr>
+          <w:bCs/>
+          <w:lang w:val="vi-VN"/>
+        </w:rPr>
+      </w:pPr>
+      <w:r>
+        <w:rPr>
+          <w:bCs/>
+          <w:lang w:val="vi-VN"/>
+        </w:rPr>
+        <w:t>VPC3_2 (Cổng e1/3):</w:t>
+      </w:r>
+    </w:p>
+    <w:p>
+      <w:pPr>
+        <w:rPr>
+          <w:bCs/>
+          <w:lang w:val="vi-VN"/>
+        </w:rPr>
+      </w:pPr>
+      <w:r>
+        <w:rPr>
+          <w:bCs/>
+          <w:lang w:val="vi-VN"/>
+        </w:rPr>
+        <w:t>ip 192.168.0.13 255.255.255.0</w:t>
+      </w:r>
+    </w:p>
+    <w:p>
+      <w:pPr>
+        <w:rPr>
+          <w:bCs/>
+          <w:lang w:val="vi-VN"/>
+        </w:rPr>
+      </w:pPr>
+      <w:r>
+        <w:rPr>
+          <w:bCs/>
+          <w:lang w:val="vi-VN"/>
+        </w:rPr>
+        <w:t>save</w:t>
+      </w:r>
+    </w:p>
+    <w:p>
+      <w:pPr>
+        <w:rPr>
+          <w:bCs/>
+          <w:lang w:val="vi-VN"/>
+        </w:rPr>
+      </w:pPr>
+    </w:p>
+    <w:p>
+      <w:pPr>
+        <w:rPr>
+          <w:bCs/>
+          <w:lang w:val="vi-VN"/>
+        </w:rPr>
+      </w:pPr>
+      <w:r>
+        <w:rPr>
+          <w:bCs/>
+          <w:lang w:val="vi-VN"/>
+        </w:rPr>
+        <w:t>VPC4_2 (Cổng e2/2):</w:t>
+      </w:r>
+    </w:p>
+    <w:p>
+      <w:pPr>
+        <w:rPr>
+          <w:bCs/>
+          <w:lang w:val="vi-VN"/>
+        </w:rPr>
+      </w:pPr>
+      <w:r>
+        <w:rPr>
+          <w:bCs/>
+          <w:lang w:val="vi-VN"/>
+        </w:rPr>
+        <w:t>ip 192.168.0.14 255.255.255.0</w:t>
+      </w:r>
+    </w:p>
+    <w:p>
+      <w:pPr>
+        <w:rPr>
+          <w:bCs/>
+          <w:lang w:val="vi-VN"/>
+        </w:rPr>
+      </w:pPr>
+      <w:r>
+        <w:rPr>
+          <w:bCs/>
+          <w:lang w:val="vi-VN"/>
+        </w:rPr>
+        <w:t>save</w:t>
+      </w:r>
+    </w:p>
+    <w:p>
+      <w:pPr>
+        <w:rPr>
+          <w:bCs/>
+          <w:lang w:val="vi-VN"/>
+        </w:rPr>
+      </w:pPr>
+    </w:p>
+    <w:p>
+      <w:pPr>
+        <w:rPr>
+          <w:bCs/>
+          <w:lang w:val="vi-VN"/>
+        </w:rPr>
+      </w:pPr>
+      <w:r>
+        <w:rPr>
+          <w:bCs/>
+          <w:lang w:val="vi-VN"/>
+        </w:rPr>
+        <w:t>VPC5_2 (Cổng e3/1):</w:t>
+      </w:r>
+    </w:p>
+    <w:p>
+      <w:pPr>
+        <w:rPr>
+          <w:bCs/>
+          <w:lang w:val="vi-VN"/>
+        </w:rPr>
+      </w:pPr>
+      <w:r>
+        <w:rPr>
+          <w:bCs/>
+          <w:lang w:val="vi-VN"/>
+        </w:rPr>
+        <w:t>ip 192.168.0.15 255.255.255.0</w:t>
+      </w:r>
+    </w:p>
+    <w:p>
+      <w:pPr>
+        <w:rPr>
+          <w:bCs/>
+          <w:lang w:val="vi-VN"/>
+        </w:rPr>
+      </w:pPr>
+      <w:r>
+        <w:rPr>
+          <w:bCs/>
+          <w:lang w:val="vi-VN"/>
+        </w:rPr>
+        <w:t>save</w:t>
+      </w:r>
+    </w:p>
+    <w:p>
+      <w:pPr>
+        <w:rPr>
+          <w:bCs/>
+          <w:lang w:val="vi-VN"/>
+        </w:rPr>
+      </w:pPr>
+    </w:p>
+    <w:p>
+      <w:pPr>
+        <w:rPr>
+          <w:bCs/>
+          <w:lang w:val="vi-VN"/>
+        </w:rPr>
+      </w:pPr>
+    </w:p>
+    <w:p>
+      <w:pPr>
+        <w:rPr>
+          <w:bCs/>
+          <w:lang w:val="vi-VN"/>
+        </w:rPr>
+      </w:pPr>
+      <w:r>
+        <w:rPr>
+          <w:bCs/>
+          <w:lang w:val="vi-VN"/>
+        </w:rPr>
+        <w:t>---------------------------------------------------------------------</w:t>
+      </w:r>
+    </w:p>
+    <w:p>
+      <w:pPr>
+        <w:rPr>
+          <w:bCs/>
+          <w:lang w:val="vi-VN"/>
+        </w:rPr>
+      </w:pPr>
+      <w:r>
+        <w:rPr>
+          <w:bCs/>
+          <w:lang w:val="vi-VN"/>
+        </w:rPr>
+        <w:t>5. CÁC LỆNH KIỂM TRA (VERIFICATION COMMANDS)</w:t>
+      </w:r>
+    </w:p>
+    <w:p>
+      <w:pPr>
+        <w:rPr>
+          <w:bCs/>
+          <w:lang w:val="vi-VN"/>
+        </w:rPr>
+      </w:pPr>
+      <w:r>
+        <w:rPr>
+          <w:bCs/>
+          <w:lang w:val="vi-VN"/>
+        </w:rPr>
+        <w:t>---------------------------------------------------------------------</w:t>
+      </w:r>
+    </w:p>
+    <w:p>
+      <w:pPr>
+        <w:rPr>
+          <w:bCs/>
+          <w:lang w:val="vi-VN"/>
+        </w:rPr>
+      </w:pPr>
+      <w:r>
+        <w:rPr>
+          <w:bCs/>
+          <w:lang w:val="vi-VN"/>
+        </w:rPr>
+        <w:t>Trên các Switch:</w:t>
+      </w:r>
+    </w:p>
+    <w:p>
+      <w:pPr>
+        <w:rPr>
+          <w:bCs/>
+          <w:lang w:val="vi-VN"/>
+        </w:rPr>
+      </w:pPr>
+      <w:r>
+        <w:rPr>
+          <w:bCs/>
+          <w:lang w:val="vi-VN"/>
+        </w:rPr>
+        <w:t>show vtp status</w:t>
+      </w:r>
+    </w:p>
+    <w:p>
+      <w:pPr>
+        <w:rPr>
+          <w:bCs/>
+          <w:lang w:val="vi-VN"/>
+        </w:rPr>
+      </w:pPr>
+      <w:r>
+        <w:rPr>
+          <w:bCs/>
+          <w:lang w:val="vi-VN"/>
+        </w:rPr>
+        <w:t>show vlan brief</w:t>
+      </w:r>
+    </w:p>
+    <w:p>
+      <w:pPr>
+        <w:rPr>
+          <w:bCs/>
+          <w:lang w:val="vi-VN"/>
+        </w:rPr>
+      </w:pPr>
+      <w:r>
+        <w:rPr>
+          <w:bCs/>
+          <w:lang w:val="vi-VN"/>
+        </w:rPr>
+        <w:t>show interface trunk</w:t>
+      </w:r>
+    </w:p>
+    <w:p>
+      <w:pPr>
+        <w:rPr>
+          <w:bCs/>
+          <w:lang w:val="vi-VN"/>
+        </w:rPr>
+      </w:pPr>
+    </w:p>
+    <w:p>
+      <w:pPr>
+        <w:rPr>
+          <w:bCs/>
+          <w:lang w:val="vi-VN"/>
+        </w:rPr>
+      </w:pPr>
+      <w:r>
+        <w:rPr>
+          <w:bCs/>
+          <w:lang w:val="vi-VN"/>
+        </w:rPr>
+        <w:t>Kiểm tra Ping từ VPC2_1 (VLAN 2):</w:t>
+      </w:r>
+    </w:p>
+    <w:p>
+      <w:pPr>
+        <w:rPr>
+          <w:bCs/>
+          <w:lang w:val="vi-VN"/>
+        </w:rPr>
+      </w:pPr>
+      <w:r>
+        <w:rPr>
+          <w:bCs/>
+          <w:lang w:val="vi-VN"/>
+        </w:rPr>
+        <w:t>ping 192.168.0.12 (Thành công - cùng VLAN 2 trên SW khác)</w:t>
+      </w:r>
+    </w:p>
+    <w:p>
+      <w:pPr>
+        <w:rPr>
+          <w:bCs/>
+          <w:lang w:val="vi-VN"/>
+        </w:rPr>
+      </w:pPr>
+      <w:r>
+        <w:rPr>
+          <w:bCs/>
+          <w:lang w:val="vi-VN"/>
+        </w:rPr>
+        <w:t>ping 192.168.0.3 (Thất bại - khác VLAN)</w:t>
+      </w:r>
+    </w:p>
+    <w:p>
+      <w:pPr>
+        <w:rPr>
+          <w:bCs/>
+          <w:lang w:val="vi-VN"/>
+        </w:rPr>
+      </w:pPr>
+    </w:p>
+    <w:p>
+      <w:pPr>
+        <w:rPr>
+          <w:bCs/>
+          <w:lang w:val="vi-VN"/>
+        </w:rPr>
+      </w:pPr>
+    </w:p>
+    <w:p>
+      <w:pPr>
+        <w:rPr>
+          <w:bCs/>
+          <w:lang w:val="vi-VN"/>
+        </w:rPr>
+      </w:pPr>
+      <w:r>
+        <w:rPr>
+          <w:bCs/>
+          <w:lang w:val="vi-VN"/>
+        </w:rPr>
+        <w:lastRenderedPageBreak/>
+        <w:drawing>
+          <wp:inline distT="0" distB="0" distL="0" distR="0" wp14:anchorId="6F3C7C77" wp14:editId="4A325A8B">
+            <wp:extent cx="5943600" cy="4057015"/>
+            <wp:effectExtent l="0" t="0" r="0" b="635"/>
+            <wp:docPr id="1181588761" name="Picture 1"/>
+            <wp:cNvGraphicFramePr>
+              <a:graphicFrameLocks xmlns:a="http://schemas.openxmlformats.org/drawingml/2006/main" noChangeAspect="1"/>
+            </wp:cNvGraphicFramePr>
+            <a:graphic xmlns:a="http://schemas.openxmlformats.org/drawingml/2006/main">
+              <a:graphicData uri="http://schemas.openxmlformats.org/drawingml/2006/picture">
+                <pic:pic xmlns:pic="http://schemas.openxmlformats.org/drawingml/2006/picture">
+                  <pic:nvPicPr>
+                    <pic:cNvPr id="1181588761" name=""/>
+                    <pic:cNvPicPr/>
+                  </pic:nvPicPr>
+                  <pic:blipFill>
+                    <a:blip r:embed="rId11"/>
+                    <a:stretch>
+                      <a:fillRect/>
+                    </a:stretch>
+                  </pic:blipFill>
+                  <pic:spPr>
+                    <a:xfrm>
+                      <a:off x="0" y="0"/>
+                      <a:ext cx="5943600" cy="4057015"/>
+                    </a:xfrm>
+                    <a:prstGeom prst="rect">
+                      <a:avLst/>
+                    </a:prstGeom>
+                  </pic:spPr>
+                </pic:pic>
+              </a:graphicData>
+            </a:graphic>
+          </wp:inline>
+        </w:drawing>
+      </w:r>
+    </w:p>
+    <w:p>
+      <w:pPr>
+        <w:rPr>
+          <w:bCs/>
+          <w:lang w:val="vi-VN"/>
+        </w:rPr>
+      </w:pPr>
+      <w:r>
+        <w:rPr>
+          <w:bCs/>
+          <w:lang w:val="vi-VN"/>
+        </w:rPr>
+        <w:t>Hình ảnh trên minh chứng SW_SERVER hoạt động đúng chế độ VTP Server với tên miền (Domain Name) là "Long", cấu hình phiên bản VTP chạy là Version 2. Chỉ số Configuration Revision hiện tại là 5 (thay đổi sau khi tạo các VLAN 2, 3, 4, 5). Mã MD5 digest dùng để đối chiếu xác thực đồng bộ giữa các Switch</w:t>
+      </w:r>
+    </w:p>
+    <w:p>
+      <w:pPr>
+        <w:rPr>
+          <w:bCs/>
+          <w:lang w:val="vi-VN"/>
+        </w:rPr>
+      </w:pPr>
+      <w:r>
+        <w:rPr>
+          <w:bCs/>
+          <w:lang w:val="vi-VN"/>
+        </w:rPr>
+        <w:lastRenderedPageBreak/>
+        <w:drawing>
+          <wp:inline distT="0" distB="0" distL="0" distR="0" wp14:anchorId="10B440EA" wp14:editId="1E5E6355">
+            <wp:extent cx="5943600" cy="4147185"/>
+            <wp:effectExtent l="0" t="0" r="0" b="5715"/>
+            <wp:docPr id="1237051942" name="Picture 1"/>
+            <wp:cNvGraphicFramePr>
+              <a:graphicFrameLocks xmlns:a="http://schemas.openxmlformats.org/drawingml/2006/main" noChangeAspect="1"/>
+            </wp:cNvGraphicFramePr>
+            <a:graphic xmlns:a="http://schemas.openxmlformats.org/drawingml/2006/main">
+              <a:graphicData uri="http://schemas.openxmlformats.org/drawingml/2006/picture">
+                <pic:pic xmlns:pic="http://schemas.openxmlformats.org/drawingml/2006/picture">
+                  <pic:nvPicPr>
+                    <pic:cNvPr id="1237051942" name=""/>
+                    <pic:cNvPicPr/>
+                  </pic:nvPicPr>
+                  <pic:blipFill>
+                    <a:blip r:embed="rId12"/>
+                    <a:stretch>
+                      <a:fillRect/>
+                    </a:stretch>
+                  </pic:blipFill>
+                  <pic:spPr>
+                    <a:xfrm>
+                      <a:off x="0" y="0"/>
+                      <a:ext cx="5943600" cy="4147185"/>
+                    </a:xfrm>
+                    <a:prstGeom prst="rect">
+                      <a:avLst/>
+                    </a:prstGeom>
+                  </pic:spPr>
+                </pic:pic>
+              </a:graphicData>
+            </a:graphic>
+          </wp:inline>
+        </w:drawing>
+      </w:r>
+    </w:p>
+    <w:p>
+      <w:pPr>
+        <w:rPr>
+          <w:bCs/>
+          <w:lang w:val="vi-VN"/>
+        </w:rPr>
+      </w:pPr>
+      <w:r>
+        <w:rPr>
+          <w:bCs/>
+          <w:lang w:val="vi-VN"/>
+        </w:rPr>
+        <w:t>*Hình ảnh bảng VLAN trên SW_SERVER cho thấy 4 VLAN mới đã được khởi tạo thành công trên Server (VLAN 2: IT, VLAN 3: IS, VLAN 4: SE, VLAN 5: CS</w:t>
+      </w:r>
+    </w:p>
+    <w:p>
+      <w:pPr>
+        <w:rPr>
+          <w:bCs/>
+          <w:lang w:val="vi-VN"/>
+        </w:rPr>
+      </w:pPr>
+      <w:r>
+        <w:rPr>
+          <w:bCs/>
+          <w:lang w:val="vi-VN"/>
+        </w:rPr>
+        <w:lastRenderedPageBreak/>
+        <w:drawing>
+          <wp:inline distT="0" distB="0" distL="0" distR="0" wp14:anchorId="7E6C6A6B" wp14:editId="099234AF">
+            <wp:extent cx="5943600" cy="3893185"/>
+            <wp:effectExtent l="0" t="0" r="0" b="0"/>
+            <wp:docPr id="1937596882" name="Picture 1"/>
+            <wp:cNvGraphicFramePr>
+              <a:graphicFrameLocks xmlns:a="http://schemas.openxmlformats.org/drawingml/2006/main" noChangeAspect="1"/>
+            </wp:cNvGraphicFramePr>
+            <a:graphic xmlns:a="http://schemas.openxmlformats.org/drawingml/2006/main">
+              <a:graphicData uri="http://schemas.openxmlformats.org/drawingml/2006/picture">
+                <pic:pic xmlns:pic="http://schemas.openxmlformats.org/drawingml/2006/picture">
+                  <pic:nvPicPr>
+                    <pic:cNvPr id="1937596882" name=""/>
+                    <pic:cNvPicPr/>
+                  </pic:nvPicPr>
+                  <pic:blipFill>
+                    <a:blip r:embed="rId13"/>
+                    <a:stretch>
+                      <a:fillRect/>
+                    </a:stretch>
+                  </pic:blipFill>
+                  <pic:spPr>
+                    <a:xfrm>
+                      <a:off x="0" y="0"/>
+                      <a:ext cx="5943600" cy="3893185"/>
+                    </a:xfrm>
+                    <a:prstGeom prst="rect">
+                      <a:avLst/>
+                    </a:prstGeom>
+                  </pic:spPr>
+                </pic:pic>
+              </a:graphicData>
+            </a:graphic>
+          </wp:inline>
+        </w:drawing>
+      </w:r>
+    </w:p>
+    <w:p>
+      <w:pPr>
+        <w:rPr>
+          <w:bCs/>
+          <w:lang w:val="vi-VN"/>
+        </w:rPr>
+      </w:pPr>
+      <w:r>
+        <w:rPr>
+          <w:bCs/>
+          <w:lang w:val="vi-VN"/>
+        </w:rPr>
+        <w:t>Bảng trạng thái đường Trunk trên SW_SERVER cho thấy các cổng kết nối xuống các Switch Client (Et0/1 và Et0/2) đang chạy ở chế độ Trunking (`Mode on`), sử dụng chuẩn đóng gói 802.1Q (`802.1q`). Các VLAN từ 1 đến 5 được phép truyền tải qua các đường trunk này.</w:t>
+      </w:r>
+    </w:p>
+    <w:p>
+      <w:pPr>
+        <w:rPr>
+          <w:bCs/>
+          <w:lang w:val="vi-VN"/>
+        </w:rPr>
+      </w:pPr>
+      <w:r>
+        <w:rPr>
+          <w:bCs/>
+          <w:lang w:val="vi-VN"/>
+        </w:rPr>
+        <w:lastRenderedPageBreak/>
+        <w:drawing>
+          <wp:inline distT="0" distB="0" distL="0" distR="0" wp14:anchorId="17AA8A98" wp14:editId="226B43B6">
+            <wp:extent cx="5943600" cy="3821430"/>
+            <wp:effectExtent l="0" t="0" r="0" b="7620"/>
+            <wp:docPr id="716636428" name="Picture 1"/>
+            <wp:cNvGraphicFramePr>
+              <a:graphicFrameLocks xmlns:a="http://schemas.openxmlformats.org/drawingml/2006/main" noChangeAspect="1"/>
+            </wp:cNvGraphicFramePr>
+            <a:graphic xmlns:a="http://schemas.openxmlformats.org/drawingml/2006/main">
+              <a:graphicData uri="http://schemas.openxmlformats.org/drawingml/2006/picture">
+                <pic:pic xmlns:pic="http://schemas.openxmlformats.org/drawingml/2006/picture">
+                  <pic:nvPicPr>
+                    <pic:cNvPr id="716636428" name=""/>
+                    <pic:cNvPicPr/>
+                  </pic:nvPicPr>
+                  <pic:blipFill>
+                    <a:blip r:embed="rId14"/>
+                    <a:stretch>
+                      <a:fillRect/>
+                    </a:stretch>
+                  </pic:blipFill>
+                  <pic:spPr>
+                    <a:xfrm>
+                      <a:off x="0" y="0"/>
+                      <a:ext cx="5943600" cy="3821430"/>
+                    </a:xfrm>
+                    <a:prstGeom prst="rect">
+                      <a:avLst/>
+                    </a:prstGeom>
+                  </pic:spPr>
+                </pic:pic>
+              </a:graphicData>
+            </a:graphic>
+          </wp:inline>
+        </w:drawing>
+      </w:r>
+    </w:p>
+    <w:p>
+      <w:pPr>
+        <w:rPr>
+          <w:bCs/>
+          <w:lang w:val="vi-VN"/>
+        </w:rPr>
+      </w:pPr>
+      <w:r>
+        <w:rPr>
+          <w:bCs/>
+          <w:lang w:val="vi-VN"/>
+        </w:rPr>
+        <w:t>*Hình ảnh trên minh chứng SW_CL1 đang chạy ở chế độ VTP Client. Chỉ số Configuration Revision đồng bộ trùng khớp tuyệt đối bằng 5 và mã MD5 digest trùng khớp hoàn toàn với SW_SERVER. Điều này chứng minh VTP Client đã xác thực thành công và sẵn sàng đồng bộ cơ sở dữ liệu VLAN từ Server.</w:t>
+      </w:r>
+    </w:p>
+    <w:p>
+      <w:pPr>
+        <w:rPr>
+          <w:bCs/>
+          <w:lang w:val="vi-VN"/>
+        </w:rPr>
+      </w:pPr>
+      <w:r>
+        <w:rPr>
+          <w:bCs/>
+          <w:lang w:val="vi-VN"/>
+        </w:rPr>
+        <w:lastRenderedPageBreak/>
+        <w:drawing>
+          <wp:inline distT="0" distB="0" distL="0" distR="0" wp14:anchorId="2D739040" wp14:editId="50FCA864">
+            <wp:extent cx="5943600" cy="3860800"/>
+            <wp:effectExtent l="0" t="0" r="0" b="6350"/>
+            <wp:docPr id="1936185149" name="Picture 1"/>
+            <wp:cNvGraphicFramePr>
+              <a:graphicFrameLocks xmlns:a="http://schemas.openxmlformats.org/drawingml/2006/main" noChangeAspect="1"/>
+            </wp:cNvGraphicFramePr>
+            <a:graphic xmlns:a="http://schemas.openxmlformats.org/drawingml/2006/main">
+              <a:graphicData uri="http://schemas.openxmlformats.org/drawingml/2006/picture">
+                <pic:pic xmlns:pic="http://schemas.openxmlformats.org/drawingml/2006/picture">
+                  <pic:nvPicPr>
+                    <pic:cNvPr id="1936185149" name=""/>
+                    <pic:cNvPicPr/>
+                  </pic:nvPicPr>
+                  <pic:blipFill>
+                    <a:blip r:embed="rId15"/>
+                    <a:stretch>
+                      <a:fillRect/>
+                    </a:stretch>
+                  </pic:blipFill>
+                  <pic:spPr>
+                    <a:xfrm>
+                      <a:off x="0" y="0"/>
+                      <a:ext cx="5943600" cy="3860800"/>
+                    </a:xfrm>
+                    <a:prstGeom prst="rect">
+                      <a:avLst/>
+                    </a:prstGeom>
+                  </pic:spPr>
+                </pic:pic>
+              </a:graphicData>
+            </a:graphic>
+          </wp:inline>
+        </w:drawing>
+      </w:r>
+    </w:p>
+    <w:p>
+      <w:pPr>
+        <w:rPr>
+          <w:bCs/>
+          <w:lang w:val="vi-VN"/>
+        </w:rPr>
+      </w:pPr>
+      <w:r>
+        <w:rPr>
+          <w:bCs/>
+          <w:lang w:val="vi-VN"/>
+        </w:rPr>
+        <w:t>*Bảng VLAN trên VTP Client SW_CL1 cho thấy: Dù không cấu hình tạo VLAN bằng tay tại đây, Client vẫn tự động đồng bộ đầy đủ 4 VLAN (2, 3, 4, 5) từ Server. Các cổng vật lý được phân chia chính xác vào các VLAN theo đúng yêu cầu đề bài (VLAN 2: cổng 4-6 tương ứng Et1/0-2, VLAN 3: cổng 7-9 tương ứng Et1/3-Et2/1, VLAN 4: cổng 10-12 tương ứng Et2/2-Et3/0, VLAN 5: cổng 13-15 tương ứng Et3/1-3).</w:t>
+      </w:r>
+    </w:p>
+    <w:p>
+      <w:pPr>
+        <w:rPr>
+          <w:bCs/>
+          <w:lang w:val="vi-VN"/>
+        </w:rPr>
+      </w:pPr>
+      <w:r>
+        <w:rPr>
+          <w:bCs/>
+          <w:lang w:val="vi-VN"/>
+        </w:rPr>
+        <w:drawing>
+          <wp:inline distT="0" distB="0" distL="0" distR="0" wp14:anchorId="5F6307AB" wp14:editId="1288189E">
+            <wp:extent cx="5943600" cy="2406015"/>
+            <wp:effectExtent l="0" t="0" r="0" b="0"/>
+            <wp:docPr id="1697830743" name="Picture 1"/>
+            <wp:cNvGraphicFramePr>
+              <a:graphicFrameLocks xmlns:a="http://schemas.openxmlformats.org/drawingml/2006/main" noChangeAspect="1"/>
+            </wp:cNvGraphicFramePr>
+            <a:graphic xmlns:a="http://schemas.openxmlformats.org/drawingml/2006/main">
+              <a:graphicData uri="http://schemas.openxmlformats.org/drawingml/2006/picture">
+                <pic:pic xmlns:pic="http://schemas.openxmlformats.org/drawingml/2006/picture">
+                  <pic:nvPicPr>
+                    <pic:cNvPr id="1697830743" name=""/>
+                    <pic:cNvPicPr/>
+                  </pic:nvPicPr>
+                  <pic:blipFill>
+                    <a:blip r:embed="rId16"/>
+                    <a:stretch>
+                      <a:fillRect/>
+                    </a:stretch>
+                  </pic:blipFill>
+                  <pic:spPr>
+                    <a:xfrm>
+                      <a:off x="0" y="0"/>
+                      <a:ext cx="5943600" cy="2406015"/>
+                    </a:xfrm>
+                    <a:prstGeom prst="rect">
+                      <a:avLst/>
+                    </a:prstGeom>
+                  </pic:spPr>
+                </pic:pic>
+              </a:graphicData>
+            </a:graphic>
+          </wp:inline>
+        </w:drawing>
+      </w:r>
+    </w:p>
+    <w:p>
+      <w:pPr>
+        <w:rPr>
+          <w:bCs/>
+          <w:lang w:val="vi-VN"/>
+        </w:rPr>
+      </w:pPr>
+      <w:r>
+        <w:rPr>
+          <w:bCs/>
+          <w:lang w:val="vi-VN"/>
+        </w:rPr>
+        <w:t>Hình ảnh kiểm tra ping thành công giữa VPC2_1 và VPC2_2 chứng minh: Các máy trạm thuộc cùng một VLAN (VLAN 2) nằm ở hai Switch vật lý khác nhau hoàn toàn có thể liên lạc thông suốt với nhau. Gói tin được gắn nhãn VLAN 2 truyền qua đường cáp Trunk thành công.</w:t>
+      </w:r>
+    </w:p>
+    <w:p>
+      <w:pPr>
+        <w:rPr>
+          <w:bCs/>
+          <w:lang w:val="vi-VN"/>
+        </w:rPr>
+      </w:pPr>
+      <w:r>
+        <w:rPr>
+          <w:bCs/>
+          <w:lang w:val="vi-VN"/>
+        </w:rPr>
+        <w:lastRenderedPageBreak/>
+        <w:drawing>
+          <wp:inline distT="0" distB="0" distL="0" distR="0" wp14:anchorId="04445629" wp14:editId="28F1D27F">
+            <wp:extent cx="5943600" cy="3123565"/>
+            <wp:effectExtent l="0" t="0" r="0" b="635"/>
+            <wp:docPr id="1089738254" name="Picture 1"/>
+            <wp:cNvGraphicFramePr>
+              <a:graphicFrameLocks xmlns:a="http://schemas.openxmlformats.org/drawingml/2006/main" noChangeAspect="1"/>
+            </wp:cNvGraphicFramePr>
+            <a:graphic xmlns:a="http://schemas.openxmlformats.org/drawingml/2006/main">
+              <a:graphicData uri="http://schemas.openxmlformats.org/drawingml/2006/picture">
+                <pic:pic xmlns:pic="http://schemas.openxmlformats.org/drawingml/2006/picture">
+                  <pic:nvPicPr>
+                    <pic:cNvPr id="1089738254" name=""/>
+                    <pic:cNvPicPr/>
+                  </pic:nvPicPr>
+                  <pic:blipFill>
+                    <a:blip r:embed="rId17"/>
+                    <a:stretch>
+                      <a:fillRect/>
+                    </a:stretch>
+                  </pic:blipFill>
+                  <pic:spPr>
+                    <a:xfrm>
+                      <a:off x="0" y="0"/>
+                      <a:ext cx="5943600" cy="3123565"/>
+                    </a:xfrm>
+                    <a:prstGeom prst="rect">
+                      <a:avLst/>
+                    </a:prstGeom>
+                  </pic:spPr>
+                </pic:pic>
+              </a:graphicData>
+            </a:graphic>
+          </wp:inline>
+        </w:drawing>
+      </w:r>
+    </w:p>
+    <w:p>
+      <w:pPr>
+        <w:rPr>
+          <w:bCs/>
+          <w:lang w:val="vi-VN"/>
+        </w:rPr>
+      </w:pPr>
+      <w:r>
+        <w:rPr>
+          <w:bCs/>
+          <w:lang w:val="vi-VN"/>
+        </w:rPr>
+        <w:t>Hình ảnh trên cho thấy kết quả ping thất bại từ VPC2_1 (VLAN 2) sang VPC3_1 (VLAN 3). Điều này chứng minh tính năng bảo mật cách ly giữa các VLAN hoạt động đúng thiết kế. Do các VLAN là các broadcast domain Layer 2 riêng biệt và hệ thống không có thiết bị định tuyến Layer 3 (như Router) để chuyển tiếp gói tin, nên dữ liệu giữa các VLAN khác nhau bị chặn hoàn toàn.</w:t>
+      </w:r>
+    </w:p>
+    <w:p>
+      <w:pPr>
+        <w:rPr>
+          <w:bCs/>
+          <w:lang w:val="vi-VN"/>
+        </w:rPr>
+      </w:pPr>
+    </w:p>
+    <w:p>
+      <w:pPr>
+        <w:rPr>
+          <w:bCs/>
+          <w:lang w:val="vi-VN"/>
+        </w:rPr>
+      </w:pPr>
+      <w:r>
+        <w:rPr>
+          <w:bCs/>
+          <w:lang w:val="vi-VN"/>
+        </w:rPr>
+        <w:t>Câu 2</w:t>
+      </w:r>
+    </w:p>
+    <w:p>
+      <w:pPr>
+        <w:rPr>
+          <w:bCs/>
+          <w:lang w:val="vi-VN"/>
+        </w:rPr>
+      </w:pPr>
+      <w:r>
+        <w:rPr>
+          <w:bCs/>
+          <w:lang w:val="vi-VN"/>
+        </w:rPr>
+        <w:drawing>
+          <wp:inline distT="0" distB="0" distL="0" distR="0" wp14:anchorId="524E61C0" wp14:editId="30D46C85">
+            <wp:extent cx="5943600" cy="3418205"/>
+            <wp:effectExtent l="0" t="0" r="0" b="0"/>
+            <wp:docPr id="533962838" name="Picture 1"/>
+            <wp:cNvGraphicFramePr>
+              <a:graphicFrameLocks xmlns:a="http://schemas.openxmlformats.org/drawingml/2006/main" noChangeAspect="1"/>
+            </wp:cNvGraphicFramePr>
+            <a:graphic xmlns:a="http://schemas.openxmlformats.org/drawingml/2006/main">
+              <a:graphicData uri="http://schemas.openxmlformats.org/drawingml/2006/picture">
+                <pic:pic xmlns:pic="http://schemas.openxmlformats.org/drawingml/2006/picture">
+                  <pic:nvPicPr>
+                    <pic:cNvPr id="533962838" name=""/>
+                    <pic:cNvPicPr/>
+                  </pic:nvPicPr>
+                  <pic:blipFill>
+                    <a:blip r:embed="rId18"/>
+                    <a:stretch>
+                      <a:fillRect/>
+                    </a:stretch>
+                  </pic:blipFill>
+                  <pic:spPr>
+                    <a:xfrm>
+                      <a:off x="0" y="0"/>
+                      <a:ext cx="5943600" cy="3418205"/>
+                    </a:xfrm>
+                    <a:prstGeom prst="rect">
+                      <a:avLst/>
+                    </a:prstGeom>
+                  </pic:spPr>
+                </pic:pic>
+              </a:graphicData>
+            </a:graphic>
+          </wp:inline>
+        </w:drawing>
+      </w:r>
+    </w:p>
+    <w:p>
+      <w:pPr>
+        <w:rPr>
+          <w:bCs/>
+          <w:lang w:val="vi-VN"/>
+        </w:rPr>
+      </w:pPr>
+      <w:r>
+        <w:rPr>
+          <w:bCs/>
+          <w:lang w:val="vi-VN"/>
+        </w:rPr>
+        <w:lastRenderedPageBreak/>
+        <w:t>========== RAW CONFIGURATION COMMANDS ==========</w:t>
+      </w:r>
+    </w:p>
+    <w:p>
+      <w:pPr>
+        <w:rPr>
+          <w:bCs/>
+          <w:lang w:val="vi-VN"/>
+        </w:rPr>
+      </w:pPr>
+    </w:p>
+    <w:p>
+      <w:pPr>
+        <w:rPr>
+          <w:bCs/>
+          <w:lang w:val="vi-VN"/>
+        </w:rPr>
+      </w:pPr>
+      <w:r>
+        <w:rPr>
+          <w:bCs/>
+          <w:lang w:val="vi-VN"/>
+        </w:rPr>
+        <w:t>========== Tên thiết bị: R1 (router) ==========</w:t>
+      </w:r>
+    </w:p>
+    <w:p>
+      <w:pPr>
+        <w:rPr>
+          <w:bCs/>
+          <w:lang w:val="vi-VN"/>
+        </w:rPr>
+      </w:pPr>
+      <w:r>
+        <w:rPr>
+          <w:bCs/>
+          <w:lang w:val="vi-VN"/>
+        </w:rPr>
+        <w:t>enable</w:t>
+      </w:r>
+    </w:p>
+    <w:p>
+      <w:pPr>
+        <w:rPr>
+          <w:bCs/>
+          <w:lang w:val="vi-VN"/>
+        </w:rPr>
+      </w:pPr>
+      <w:r>
+        <w:rPr>
+          <w:bCs/>
+          <w:lang w:val="vi-VN"/>
+        </w:rPr>
+        <w:t>configure terminal</w:t>
+      </w:r>
+    </w:p>
+    <w:p>
+      <w:pPr>
+        <w:rPr>
+          <w:bCs/>
+          <w:lang w:val="vi-VN"/>
+        </w:rPr>
+      </w:pPr>
+      <w:r>
+        <w:rPr>
+          <w:bCs/>
+          <w:lang w:val="vi-VN"/>
+        </w:rPr>
+        <w:t>interface s1/0</w:t>
+      </w:r>
+    </w:p>
+    <w:p>
+      <w:pPr>
+        <w:rPr>
+          <w:bCs/>
+          <w:lang w:val="vi-VN"/>
+        </w:rPr>
+      </w:pPr>
+      <w:r>
+        <w:rPr>
+          <w:bCs/>
+          <w:lang w:val="vi-VN"/>
+        </w:rPr>
+        <w:t>ip address 10.10.10.1 255.255.255.0</w:t>
+      </w:r>
+    </w:p>
+    <w:p>
+      <w:pPr>
+        <w:rPr>
+          <w:bCs/>
+          <w:lang w:val="vi-VN"/>
+        </w:rPr>
+      </w:pPr>
+      <w:r>
+        <w:rPr>
+          <w:bCs/>
+          <w:lang w:val="vi-VN"/>
+        </w:rPr>
+        <w:t>no shutdown</w:t>
+      </w:r>
+    </w:p>
+    <w:p>
+      <w:pPr>
+        <w:rPr>
+          <w:bCs/>
+          <w:lang w:val="vi-VN"/>
+        </w:rPr>
+      </w:pPr>
+      <w:r>
+        <w:rPr>
+          <w:bCs/>
+          <w:lang w:val="vi-VN"/>
+        </w:rPr>
+        <w:t>exit</w:t>
+      </w:r>
+    </w:p>
+    <w:p>
+      <w:pPr>
+        <w:rPr>
+          <w:bCs/>
+          <w:lang w:val="vi-VN"/>
+        </w:rPr>
+      </w:pPr>
+      <w:r>
+        <w:rPr>
+          <w:bCs/>
+          <w:lang w:val="vi-VN"/>
+        </w:rPr>
+        <w:t>interface e0/0</w:t>
+      </w:r>
+    </w:p>
+    <w:p>
+      <w:pPr>
+        <w:rPr>
+          <w:bCs/>
+          <w:lang w:val="vi-VN"/>
+        </w:rPr>
+      </w:pPr>
+      <w:r>
+        <w:rPr>
+          <w:bCs/>
+          <w:lang w:val="vi-VN"/>
+        </w:rPr>
+        <w:t>no shutdown</w:t>
+      </w:r>
+    </w:p>
+    <w:p>
+      <w:pPr>
+        <w:rPr>
+          <w:bCs/>
+          <w:lang w:val="vi-VN"/>
+        </w:rPr>
+      </w:pPr>
+      <w:r>
+        <w:rPr>
+          <w:bCs/>
+          <w:lang w:val="vi-VN"/>
+        </w:rPr>
+        <w:t>exit</w:t>
+      </w:r>
+    </w:p>
+    <w:p>
+      <w:pPr>
+        <w:rPr>
+          <w:bCs/>
+          <w:lang w:val="vi-VN"/>
+        </w:rPr>
+      </w:pPr>
+      <w:r>
+        <w:rPr>
+          <w:bCs/>
+          <w:lang w:val="vi-VN"/>
+        </w:rPr>
+        <w:t>interface e0/0.2</w:t>
+      </w:r>
+    </w:p>
+    <w:p>
+      <w:pPr>
+        <w:rPr>
+          <w:bCs/>
+          <w:lang w:val="vi-VN"/>
+        </w:rPr>
+      </w:pPr>
+      <w:r>
+        <w:rPr>
+          <w:bCs/>
+          <w:lang w:val="vi-VN"/>
+        </w:rPr>
+        <w:t>encapsulation dot1Q 2</w:t>
+      </w:r>
+    </w:p>
+    <w:p>
+      <w:pPr>
+        <w:rPr>
+          <w:bCs/>
+          <w:lang w:val="vi-VN"/>
+        </w:rPr>
+      </w:pPr>
+      <w:r>
+        <w:rPr>
+          <w:bCs/>
+          <w:lang w:val="vi-VN"/>
+        </w:rPr>
+        <w:t>ip address 192.168.2.1 255.255.255.0</w:t>
+      </w:r>
+    </w:p>
+    <w:p>
+      <w:pPr>
+        <w:rPr>
+          <w:bCs/>
+          <w:lang w:val="vi-VN"/>
+        </w:rPr>
+      </w:pPr>
+      <w:r>
+        <w:rPr>
+          <w:bCs/>
+          <w:lang w:val="vi-VN"/>
+        </w:rPr>
+        <w:t>exit</w:t>
+      </w:r>
+    </w:p>
+    <w:p>
+      <w:pPr>
+        <w:rPr>
+          <w:bCs/>
+          <w:lang w:val="vi-VN"/>
+        </w:rPr>
+      </w:pPr>
+      <w:r>
+        <w:rPr>
+          <w:bCs/>
+          <w:lang w:val="vi-VN"/>
+        </w:rPr>
+        <w:t>interface e0/0.3</w:t>
+      </w:r>
+    </w:p>
+    <w:p>
+      <w:pPr>
+        <w:rPr>
+          <w:bCs/>
+          <w:lang w:val="vi-VN"/>
+        </w:rPr>
+      </w:pPr>
+      <w:r>
+        <w:rPr>
+          <w:bCs/>
+          <w:lang w:val="vi-VN"/>
+        </w:rPr>
+        <w:t>encapsulation dot1Q 3</w:t>
+      </w:r>
+    </w:p>
+    <w:p>
+      <w:pPr>
+        <w:rPr>
+          <w:bCs/>
+          <w:lang w:val="vi-VN"/>
+        </w:rPr>
+      </w:pPr>
+      <w:r>
+        <w:rPr>
+          <w:bCs/>
+          <w:lang w:val="vi-VN"/>
+        </w:rPr>
+        <w:t>ip address 192.168.3.1 255.255.255.0</w:t>
+      </w:r>
+    </w:p>
+    <w:p>
+      <w:pPr>
+        <w:rPr>
+          <w:bCs/>
+          <w:lang w:val="vi-VN"/>
+        </w:rPr>
+      </w:pPr>
+      <w:r>
+        <w:rPr>
+          <w:bCs/>
+          <w:lang w:val="vi-VN"/>
+        </w:rPr>
+        <w:t>exit</w:t>
+      </w:r>
+    </w:p>
+    <w:p>
+      <w:pPr>
+        <w:rPr>
+          <w:bCs/>
+          <w:lang w:val="vi-VN"/>
+        </w:rPr>
+      </w:pPr>
+      <w:r>
+        <w:rPr>
+          <w:bCs/>
+          <w:lang w:val="vi-VN"/>
+        </w:rPr>
+        <w:t>interface e0/0.4</w:t>
+      </w:r>
+    </w:p>
+    <w:p>
+      <w:pPr>
+        <w:rPr>
+          <w:bCs/>
+          <w:lang w:val="vi-VN"/>
+        </w:rPr>
+      </w:pPr>
+      <w:r>
+        <w:rPr>
+          <w:bCs/>
+          <w:lang w:val="vi-VN"/>
+        </w:rPr>
+        <w:t>encapsulation dot1Q 4</w:t>
+      </w:r>
+    </w:p>
+    <w:p>
+      <w:pPr>
+        <w:rPr>
+          <w:bCs/>
+          <w:lang w:val="vi-VN"/>
+        </w:rPr>
+      </w:pPr>
+      <w:r>
+        <w:rPr>
+          <w:bCs/>
+          <w:lang w:val="vi-VN"/>
+        </w:rPr>
+        <w:t>ip address 192.168.4.1 255.255.255.0</w:t>
+      </w:r>
+    </w:p>
+    <w:p>
+      <w:pPr>
+        <w:rPr>
+          <w:bCs/>
+          <w:lang w:val="vi-VN"/>
+        </w:rPr>
+      </w:pPr>
+      <w:r>
+        <w:rPr>
+          <w:bCs/>
+          <w:lang w:val="vi-VN"/>
+        </w:rPr>
+        <w:t>exit</w:t>
+      </w:r>
+    </w:p>
+    <w:p>
+      <w:pPr>
+        <w:rPr>
+          <w:bCs/>
+          <w:lang w:val="vi-VN"/>
+        </w:rPr>
+      </w:pPr>
+      <w:r>
+        <w:rPr>
+          <w:bCs/>
+          <w:lang w:val="vi-VN"/>
+        </w:rPr>
+        <w:t>interface e0/0.5</w:t>
+      </w:r>
+    </w:p>
+    <w:p>
+      <w:pPr>
+        <w:rPr>
+          <w:bCs/>
+          <w:lang w:val="vi-VN"/>
+        </w:rPr>
+      </w:pPr>
+      <w:r>
+        <w:rPr>
+          <w:bCs/>
+          <w:lang w:val="vi-VN"/>
+        </w:rPr>
+        <w:t>encapsulation dot1Q 5</w:t>
+      </w:r>
+    </w:p>
+    <w:p>
+      <w:pPr>
+        <w:rPr>
+          <w:bCs/>
+          <w:lang w:val="vi-VN"/>
+        </w:rPr>
+      </w:pPr>
+      <w:r>
+        <w:rPr>
+          <w:bCs/>
+          <w:lang w:val="vi-VN"/>
+        </w:rPr>
+        <w:t>ip address 192.168.5.1 255.255.255.0</w:t>
+      </w:r>
+    </w:p>
+    <w:p>
+      <w:pPr>
+        <w:rPr>
+          <w:bCs/>
+          <w:lang w:val="vi-VN"/>
+        </w:rPr>
+      </w:pPr>
+      <w:r>
+        <w:rPr>
+          <w:bCs/>
+          <w:lang w:val="vi-VN"/>
+        </w:rPr>
+        <w:t>exit</w:t>
+      </w:r>
+    </w:p>
+    <w:p>
+      <w:pPr>
+        <w:rPr>
+          <w:bCs/>
+          <w:lang w:val="vi-VN"/>
+        </w:rPr>
+      </w:pPr>
+      <w:r>
+        <w:rPr>
+          <w:bCs/>
+          <w:lang w:val="vi-VN"/>
+        </w:rPr>
+        <w:lastRenderedPageBreak/>
+        <w:t>ip route 172.16.0.0 255.255.255.0 10.10.10.2</w:t>
+      </w:r>
+    </w:p>
+    <w:p>
+      <w:pPr>
+        <w:rPr>
+          <w:bCs/>
+          <w:lang w:val="vi-VN"/>
+        </w:rPr>
+      </w:pPr>
+      <w:r>
+        <w:rPr>
+          <w:bCs/>
+          <w:lang w:val="vi-VN"/>
+        </w:rPr>
+        <w:t>end</w:t>
+      </w:r>
+    </w:p>
+    <w:p>
+      <w:pPr>
+        <w:rPr>
+          <w:bCs/>
+          <w:lang w:val="vi-VN"/>
+        </w:rPr>
+      </w:pPr>
+      <w:r>
+        <w:rPr>
+          <w:bCs/>
+          <w:lang w:val="vi-VN"/>
+        </w:rPr>
+        <w:t>write memory</w:t>
+      </w:r>
+    </w:p>
+    <w:p>
+      <w:pPr>
+        <w:rPr>
+          <w:bCs/>
+          <w:lang w:val="vi-VN"/>
+        </w:rPr>
+      </w:pPr>
+    </w:p>
+    <w:p>
+      <w:pPr>
+        <w:rPr>
+          <w:bCs/>
+          <w:lang w:val="vi-VN"/>
+        </w:rPr>
+      </w:pPr>
+      <w:r>
+        <w:rPr>
+          <w:bCs/>
+          <w:lang w:val="vi-VN"/>
+        </w:rPr>
+        <w:t>========== Tên thiết bị: R2 (router) ==========</w:t>
+      </w:r>
+    </w:p>
+    <w:p>
+      <w:pPr>
+        <w:rPr>
+          <w:bCs/>
+          <w:lang w:val="vi-VN"/>
+        </w:rPr>
+      </w:pPr>
+      <w:r>
+        <w:rPr>
+          <w:bCs/>
+          <w:lang w:val="vi-VN"/>
+        </w:rPr>
+        <w:t>enable</w:t>
+      </w:r>
+    </w:p>
+    <w:p>
+      <w:pPr>
+        <w:rPr>
+          <w:bCs/>
+          <w:lang w:val="vi-VN"/>
+        </w:rPr>
+      </w:pPr>
+      <w:r>
+        <w:rPr>
+          <w:bCs/>
+          <w:lang w:val="vi-VN"/>
+        </w:rPr>
+        <w:t>configure terminal</w:t>
+      </w:r>
+    </w:p>
+    <w:p>
+      <w:pPr>
+        <w:rPr>
+          <w:bCs/>
+          <w:lang w:val="vi-VN"/>
+        </w:rPr>
+      </w:pPr>
+      <w:r>
+        <w:rPr>
+          <w:bCs/>
+          <w:lang w:val="vi-VN"/>
+        </w:rPr>
+        <w:t>interface s1/0</w:t>
+      </w:r>
+    </w:p>
+    <w:p>
+      <w:pPr>
+        <w:rPr>
+          <w:bCs/>
+          <w:lang w:val="vi-VN"/>
+        </w:rPr>
+      </w:pPr>
+      <w:r>
+        <w:rPr>
+          <w:bCs/>
+          <w:lang w:val="vi-VN"/>
+        </w:rPr>
+        <w:t>ip address 10.10.10.2 255.255.255.0</w:t>
+      </w:r>
+    </w:p>
+    <w:p>
+      <w:pPr>
+        <w:rPr>
+          <w:bCs/>
+          <w:lang w:val="vi-VN"/>
+        </w:rPr>
+      </w:pPr>
+      <w:r>
+        <w:rPr>
+          <w:bCs/>
+          <w:lang w:val="vi-VN"/>
+        </w:rPr>
+        <w:t>no shutdown</w:t>
+      </w:r>
+    </w:p>
+    <w:p>
+      <w:pPr>
+        <w:rPr>
+          <w:bCs/>
+          <w:lang w:val="vi-VN"/>
+        </w:rPr>
+      </w:pPr>
+      <w:r>
+        <w:rPr>
+          <w:bCs/>
+          <w:lang w:val="vi-VN"/>
+        </w:rPr>
+        <w:t>exit</w:t>
+      </w:r>
+    </w:p>
+    <w:p>
+      <w:pPr>
+        <w:rPr>
+          <w:bCs/>
+          <w:lang w:val="vi-VN"/>
+        </w:rPr>
+      </w:pPr>
+      <w:r>
+        <w:rPr>
+          <w:bCs/>
+          <w:lang w:val="vi-VN"/>
+        </w:rPr>
+        <w:t>interface e0/0</w:t>
+      </w:r>
+    </w:p>
+    <w:p>
+      <w:pPr>
+        <w:rPr>
+          <w:bCs/>
+          <w:lang w:val="vi-VN"/>
+        </w:rPr>
+      </w:pPr>
+      <w:r>
+        <w:rPr>
+          <w:bCs/>
+          <w:lang w:val="vi-VN"/>
+        </w:rPr>
+        <w:t>ip address 172.16.0.1 255.255.255.0</w:t>
+      </w:r>
+    </w:p>
+    <w:p>
+      <w:pPr>
+        <w:rPr>
+          <w:bCs/>
+          <w:lang w:val="vi-VN"/>
+        </w:rPr>
+      </w:pPr>
+      <w:r>
+        <w:rPr>
+          <w:bCs/>
+          <w:lang w:val="vi-VN"/>
+        </w:rPr>
+        <w:t>no shutdown</w:t>
+      </w:r>
+    </w:p>
+    <w:p>
+      <w:pPr>
+        <w:rPr>
+          <w:bCs/>
+          <w:lang w:val="vi-VN"/>
+        </w:rPr>
+      </w:pPr>
+      <w:r>
+        <w:rPr>
+          <w:bCs/>
+          <w:lang w:val="vi-VN"/>
+        </w:rPr>
+        <w:t>exit</w:t>
+      </w:r>
+    </w:p>
+    <w:p>
+      <w:pPr>
+        <w:rPr>
+          <w:bCs/>
+          <w:lang w:val="vi-VN"/>
+        </w:rPr>
+      </w:pPr>
+      <w:r>
+        <w:rPr>
+          <w:bCs/>
+          <w:lang w:val="vi-VN"/>
+        </w:rPr>
+        <w:t>ip route 192.168.2.0 255.255.255.0 10.10.10.1</w:t>
+      </w:r>
+    </w:p>
+    <w:p>
+      <w:pPr>
+        <w:rPr>
+          <w:bCs/>
+          <w:lang w:val="vi-VN"/>
+        </w:rPr>
+      </w:pPr>
+      <w:r>
+        <w:rPr>
+          <w:bCs/>
+          <w:lang w:val="vi-VN"/>
+        </w:rPr>
+        <w:t>ip route 192.168.3.0 255.255.255.0 10.10.10.1</w:t>
+      </w:r>
+    </w:p>
+    <w:p>
+      <w:pPr>
+        <w:rPr>
+          <w:bCs/>
+          <w:lang w:val="vi-VN"/>
+        </w:rPr>
+      </w:pPr>
+      <w:r>
+        <w:rPr>
+          <w:bCs/>
+          <w:lang w:val="vi-VN"/>
+        </w:rPr>
+        <w:t>ip route 192.168.4.0 255.255.255.0 10.10.10.1</w:t>
+      </w:r>
+    </w:p>
+    <w:p>
+      <w:pPr>
+        <w:rPr>
+          <w:bCs/>
+          <w:lang w:val="vi-VN"/>
+        </w:rPr>
+      </w:pPr>
+      <w:r>
+        <w:rPr>
+          <w:bCs/>
+          <w:lang w:val="vi-VN"/>
+        </w:rPr>
+        <w:t>ip route 192.168.5.0 255.255.255.0 10.10.10.1</w:t>
+      </w:r>
+    </w:p>
+    <w:p>
+      <w:pPr>
+        <w:rPr>
+          <w:bCs/>
+          <w:lang w:val="vi-VN"/>
+        </w:rPr>
+      </w:pPr>
+      <w:r>
+        <w:rPr>
+          <w:bCs/>
+          <w:lang w:val="vi-VN"/>
+        </w:rPr>
+        <w:t>end</w:t>
+      </w:r>
+    </w:p>
+    <w:p>
+      <w:pPr>
+        <w:rPr>
+          <w:bCs/>
+          <w:lang w:val="vi-VN"/>
+        </w:rPr>
+      </w:pPr>
+      <w:r>
+        <w:rPr>
+          <w:bCs/>
+          <w:lang w:val="vi-VN"/>
+        </w:rPr>
+        <w:t>write memory</w:t>
+      </w:r>
+    </w:p>
+    <w:p>
+      <w:pPr>
+        <w:rPr>
+          <w:bCs/>
+          <w:lang w:val="vi-VN"/>
+        </w:rPr>
+      </w:pPr>
+    </w:p>
+    <w:p>
+      <w:pPr>
+        <w:rPr>
+          <w:bCs/>
+          <w:lang w:val="vi-VN"/>
+        </w:rPr>
+      </w:pPr>
+      <w:r>
+        <w:rPr>
+          <w:bCs/>
+          <w:lang w:val="vi-VN"/>
+        </w:rPr>
+        <w:t>========== Tên thiết bị: SW_SERVER (switch) ==========</w:t>
+      </w:r>
+    </w:p>
+    <w:p>
+      <w:pPr>
+        <w:rPr>
+          <w:bCs/>
+          <w:lang w:val="vi-VN"/>
+        </w:rPr>
+      </w:pPr>
+      <w:r>
+        <w:rPr>
+          <w:bCs/>
+          <w:lang w:val="vi-VN"/>
+        </w:rPr>
+        <w:t>enable</w:t>
+      </w:r>
+    </w:p>
+    <w:p>
+      <w:pPr>
+        <w:rPr>
+          <w:bCs/>
+          <w:lang w:val="vi-VN"/>
+        </w:rPr>
+      </w:pPr>
+      <w:r>
+        <w:rPr>
+          <w:bCs/>
+          <w:lang w:val="vi-VN"/>
+        </w:rPr>
+        <w:t>configure terminal</w:t>
+      </w:r>
+    </w:p>
+    <w:p>
+      <w:pPr>
+        <w:rPr>
+          <w:bCs/>
+          <w:lang w:val="vi-VN"/>
+        </w:rPr>
+      </w:pPr>
+      <w:r>
+        <w:rPr>
+          <w:bCs/>
+          <w:lang w:val="vi-VN"/>
+        </w:rPr>
+        <w:t>vtp domain Long</w:t>
+      </w:r>
+    </w:p>
+    <w:p>
+      <w:pPr>
+        <w:rPr>
+          <w:bCs/>
+          <w:lang w:val="vi-VN"/>
+        </w:rPr>
+      </w:pPr>
+      <w:r>
+        <w:rPr>
+          <w:bCs/>
+          <w:lang w:val="vi-VN"/>
+        </w:rPr>
+        <w:t>vtp password 23630851</w:t>
+      </w:r>
+    </w:p>
+    <w:p>
+      <w:pPr>
+        <w:rPr>
+          <w:bCs/>
+          <w:lang w:val="vi-VN"/>
+        </w:rPr>
+      </w:pPr>
+      <w:r>
+        <w:rPr>
+          <w:bCs/>
+          <w:lang w:val="vi-VN"/>
+        </w:rPr>
+        <w:t>vtp version 2</w:t>
+      </w:r>
+    </w:p>
+    <w:p>
+      <w:pPr>
+        <w:rPr>
+          <w:bCs/>
+          <w:lang w:val="vi-VN"/>
+        </w:rPr>
+      </w:pPr>
+      <w:r>
+        <w:rPr>
+          <w:bCs/>
+          <w:lang w:val="vi-VN"/>
+        </w:rPr>
+        <w:lastRenderedPageBreak/>
+        <w:t>vtp mode server</w:t>
+      </w:r>
+    </w:p>
+    <w:p>
+      <w:pPr>
+        <w:rPr>
+          <w:bCs/>
+          <w:lang w:val="vi-VN"/>
+        </w:rPr>
+      </w:pPr>
+      <w:r>
+        <w:rPr>
+          <w:bCs/>
+          <w:lang w:val="vi-VN"/>
+        </w:rPr>
+        <w:t>interface range e0/0 - 3</w:t>
+      </w:r>
+    </w:p>
+    <w:p>
+      <w:pPr>
+        <w:rPr>
+          <w:bCs/>
+          <w:lang w:val="vi-VN"/>
+        </w:rPr>
+      </w:pPr>
+      <w:r>
+        <w:rPr>
+          <w:bCs/>
+          <w:lang w:val="vi-VN"/>
+        </w:rPr>
+        <w:t>switchport trunk encapsulation dot1q</w:t>
+      </w:r>
+    </w:p>
+    <w:p>
+      <w:pPr>
+        <w:rPr>
+          <w:bCs/>
+          <w:lang w:val="vi-VN"/>
+        </w:rPr>
+      </w:pPr>
+      <w:r>
+        <w:rPr>
+          <w:bCs/>
+          <w:lang w:val="vi-VN"/>
+        </w:rPr>
+        <w:t>switchport mode trunk</w:t>
+      </w:r>
+    </w:p>
+    <w:p>
+      <w:pPr>
+        <w:rPr>
+          <w:bCs/>
+          <w:lang w:val="vi-VN"/>
+        </w:rPr>
+      </w:pPr>
+      <w:r>
+        <w:rPr>
+          <w:bCs/>
+          <w:lang w:val="vi-VN"/>
+        </w:rPr>
+        <w:t>no shutdown</w:t>
+      </w:r>
+    </w:p>
+    <w:p>
+      <w:pPr>
+        <w:rPr>
+          <w:bCs/>
+          <w:lang w:val="vi-VN"/>
+        </w:rPr>
+      </w:pPr>
+      <w:r>
+        <w:rPr>
+          <w:bCs/>
+          <w:lang w:val="vi-VN"/>
+        </w:rPr>
+        <w:t>exit</w:t>
+      </w:r>
+    </w:p>
+    <w:p>
+      <w:pPr>
+        <w:rPr>
+          <w:bCs/>
+          <w:lang w:val="vi-VN"/>
+        </w:rPr>
+      </w:pPr>
+      <w:r>
+        <w:rPr>
+          <w:bCs/>
+          <w:lang w:val="vi-VN"/>
+        </w:rPr>
+        <w:t>vlan 2</w:t>
+      </w:r>
+    </w:p>
+    <w:p>
+      <w:pPr>
+        <w:rPr>
+          <w:bCs/>
+          <w:lang w:val="vi-VN"/>
+        </w:rPr>
+      </w:pPr>
+      <w:r>
+        <w:rPr>
+          <w:bCs/>
+          <w:lang w:val="vi-VN"/>
+        </w:rPr>
+        <w:t>name IT</w:t>
+      </w:r>
+    </w:p>
+    <w:p>
+      <w:pPr>
+        <w:rPr>
+          <w:bCs/>
+          <w:lang w:val="vi-VN"/>
+        </w:rPr>
+      </w:pPr>
+      <w:r>
+        <w:rPr>
+          <w:bCs/>
+          <w:lang w:val="vi-VN"/>
+        </w:rPr>
+        <w:t>exit</w:t>
+      </w:r>
+    </w:p>
+    <w:p>
+      <w:pPr>
+        <w:rPr>
+          <w:bCs/>
+          <w:lang w:val="vi-VN"/>
+        </w:rPr>
+      </w:pPr>
+      <w:r>
+        <w:rPr>
+          <w:bCs/>
+          <w:lang w:val="vi-VN"/>
+        </w:rPr>
+        <w:t>vlan 3</w:t>
+      </w:r>
+    </w:p>
+    <w:p>
+      <w:pPr>
+        <w:rPr>
+          <w:bCs/>
+          <w:lang w:val="vi-VN"/>
+        </w:rPr>
+      </w:pPr>
+      <w:r>
+        <w:rPr>
+          <w:bCs/>
+          <w:lang w:val="vi-VN"/>
+        </w:rPr>
+        <w:t>name IS</w:t>
+      </w:r>
+    </w:p>
+    <w:p>
+      <w:pPr>
+        <w:rPr>
+          <w:bCs/>
+          <w:lang w:val="vi-VN"/>
+        </w:rPr>
+      </w:pPr>
+      <w:r>
+        <w:rPr>
+          <w:bCs/>
+          <w:lang w:val="vi-VN"/>
+        </w:rPr>
+        <w:t>exit</w:t>
+      </w:r>
+    </w:p>
+    <w:p>
+      <w:pPr>
+        <w:rPr>
+          <w:bCs/>
+          <w:lang w:val="vi-VN"/>
+        </w:rPr>
+      </w:pPr>
+      <w:r>
+        <w:rPr>
+          <w:bCs/>
+          <w:lang w:val="vi-VN"/>
+        </w:rPr>
+        <w:t>vlan 4</w:t>
+      </w:r>
+    </w:p>
+    <w:p>
+      <w:pPr>
+        <w:rPr>
+          <w:bCs/>
+          <w:lang w:val="vi-VN"/>
+        </w:rPr>
+      </w:pPr>
+      <w:r>
+        <w:rPr>
+          <w:bCs/>
+          <w:lang w:val="vi-VN"/>
+        </w:rPr>
+        <w:t>name SE</w:t>
+      </w:r>
+    </w:p>
+    <w:p>
+      <w:pPr>
+        <w:rPr>
+          <w:bCs/>
+          <w:lang w:val="vi-VN"/>
+        </w:rPr>
+      </w:pPr>
+      <w:r>
+        <w:rPr>
+          <w:bCs/>
+          <w:lang w:val="vi-VN"/>
+        </w:rPr>
+        <w:t>exit</w:t>
+      </w:r>
+    </w:p>
+    <w:p>
+      <w:pPr>
+        <w:rPr>
+          <w:bCs/>
+          <w:lang w:val="vi-VN"/>
+        </w:rPr>
+      </w:pPr>
+      <w:r>
+        <w:rPr>
+          <w:bCs/>
+          <w:lang w:val="vi-VN"/>
+        </w:rPr>
+        <w:t>vlan 5</w:t>
+      </w:r>
+    </w:p>
+    <w:p>
+      <w:pPr>
+        <w:rPr>
+          <w:bCs/>
+          <w:lang w:val="vi-VN"/>
+        </w:rPr>
+      </w:pPr>
+      <w:r>
+        <w:rPr>
+          <w:bCs/>
+          <w:lang w:val="vi-VN"/>
+        </w:rPr>
+        <w:t>name CS</w:t>
+      </w:r>
+    </w:p>
+    <w:p>
+      <w:pPr>
+        <w:rPr>
+          <w:bCs/>
+          <w:lang w:val="vi-VN"/>
+        </w:rPr>
+      </w:pPr>
+      <w:r>
+        <w:rPr>
+          <w:bCs/>
+          <w:lang w:val="vi-VN"/>
+        </w:rPr>
+        <w:t>exit</w:t>
+      </w:r>
+    </w:p>
+    <w:p>
+      <w:pPr>
+        <w:rPr>
+          <w:bCs/>
+          <w:lang w:val="vi-VN"/>
+        </w:rPr>
+      </w:pPr>
+      <w:r>
+        <w:rPr>
+          <w:bCs/>
+          <w:lang w:val="vi-VN"/>
+        </w:rPr>
+        <w:t>end</w:t>
+      </w:r>
+    </w:p>
+    <w:p>
+      <w:pPr>
+        <w:rPr>
+          <w:bCs/>
+          <w:lang w:val="vi-VN"/>
+        </w:rPr>
+      </w:pPr>
+      <w:r>
+        <w:rPr>
+          <w:bCs/>
+          <w:lang w:val="vi-VN"/>
+        </w:rPr>
+        <w:t>write memory</w:t>
+      </w:r>
+    </w:p>
+    <w:p>
+      <w:pPr>
+        <w:rPr>
+          <w:bCs/>
+          <w:lang w:val="vi-VN"/>
+        </w:rPr>
+      </w:pPr>
+    </w:p>
+    <w:p>
+      <w:pPr>
+        <w:rPr>
+          <w:bCs/>
+          <w:lang w:val="vi-VN"/>
+        </w:rPr>
+      </w:pPr>
+      <w:r>
+        <w:rPr>
+          <w:bCs/>
+          <w:lang w:val="vi-VN"/>
+        </w:rPr>
+        <w:t>========== Tên thiết bị: SW_CL1 (switch) ==========</w:t>
+      </w:r>
+    </w:p>
+    <w:p>
+      <w:pPr>
+        <w:rPr>
+          <w:bCs/>
+          <w:lang w:val="vi-VN"/>
+        </w:rPr>
+      </w:pPr>
+      <w:r>
+        <w:rPr>
+          <w:bCs/>
+          <w:lang w:val="vi-VN"/>
+        </w:rPr>
+        <w:t>enable</w:t>
+      </w:r>
+    </w:p>
+    <w:p>
+      <w:pPr>
+        <w:rPr>
+          <w:bCs/>
+          <w:lang w:val="vi-VN"/>
+        </w:rPr>
+      </w:pPr>
+      <w:r>
+        <w:rPr>
+          <w:bCs/>
+          <w:lang w:val="vi-VN"/>
+        </w:rPr>
+        <w:t>configure terminal</w:t>
+      </w:r>
+    </w:p>
+    <w:p>
+      <w:pPr>
+        <w:rPr>
+          <w:bCs/>
+          <w:lang w:val="vi-VN"/>
+        </w:rPr>
+      </w:pPr>
+      <w:r>
+        <w:rPr>
+          <w:bCs/>
+          <w:lang w:val="vi-VN"/>
+        </w:rPr>
+        <w:t>vtp domain Long</w:t>
+      </w:r>
+    </w:p>
+    <w:p>
+      <w:pPr>
+        <w:rPr>
+          <w:bCs/>
+          <w:lang w:val="vi-VN"/>
+        </w:rPr>
+      </w:pPr>
+      <w:r>
+        <w:rPr>
+          <w:bCs/>
+          <w:lang w:val="vi-VN"/>
+        </w:rPr>
+        <w:t>vtp password 23630851</w:t>
+      </w:r>
+    </w:p>
+    <w:p>
+      <w:pPr>
+        <w:rPr>
+          <w:bCs/>
+          <w:lang w:val="vi-VN"/>
+        </w:rPr>
+      </w:pPr>
+      <w:r>
+        <w:rPr>
+          <w:bCs/>
+          <w:lang w:val="vi-VN"/>
+        </w:rPr>
+        <w:t>vtp version 2</w:t>
+      </w:r>
+    </w:p>
+    <w:p>
+      <w:pPr>
+        <w:rPr>
+          <w:bCs/>
+          <w:lang w:val="vi-VN"/>
+        </w:rPr>
+      </w:pPr>
+      <w:r>
+        <w:rPr>
+          <w:bCs/>
+          <w:lang w:val="vi-VN"/>
+        </w:rPr>
+        <w:t>vtp mode client</w:t>
+      </w:r>
+    </w:p>
+    <w:p>
+      <w:pPr>
+        <w:rPr>
+          <w:bCs/>
+          <w:lang w:val="vi-VN"/>
+        </w:rPr>
+      </w:pPr>
+      <w:r>
+        <w:rPr>
+          <w:bCs/>
+          <w:lang w:val="vi-VN"/>
+        </w:rPr>
+        <w:lastRenderedPageBreak/>
+        <w:t>interface range e0/0 - 2</w:t>
+      </w:r>
+    </w:p>
+    <w:p>
+      <w:pPr>
+        <w:rPr>
+          <w:bCs/>
+          <w:lang w:val="vi-VN"/>
+        </w:rPr>
+      </w:pPr>
+      <w:r>
+        <w:rPr>
+          <w:bCs/>
+          <w:lang w:val="vi-VN"/>
+        </w:rPr>
+        <w:t>switchport trunk encapsulation dot1q</w:t>
+      </w:r>
+    </w:p>
+    <w:p>
+      <w:pPr>
+        <w:rPr>
+          <w:bCs/>
+          <w:lang w:val="vi-VN"/>
+        </w:rPr>
+      </w:pPr>
+      <w:r>
+        <w:rPr>
+          <w:bCs/>
+          <w:lang w:val="vi-VN"/>
+        </w:rPr>
+        <w:t>switchport mode trunk</w:t>
+      </w:r>
+    </w:p>
+    <w:p>
+      <w:pPr>
+        <w:rPr>
+          <w:bCs/>
+          <w:lang w:val="vi-VN"/>
+        </w:rPr>
+      </w:pPr>
+      <w:r>
+        <w:rPr>
+          <w:bCs/>
+          <w:lang w:val="vi-VN"/>
+        </w:rPr>
+        <w:t>no shutdown</w:t>
+      </w:r>
+    </w:p>
+    <w:p>
+      <w:pPr>
+        <w:rPr>
+          <w:bCs/>
+          <w:lang w:val="vi-VN"/>
+        </w:rPr>
+      </w:pPr>
+      <w:r>
+        <w:rPr>
+          <w:bCs/>
+          <w:lang w:val="vi-VN"/>
+        </w:rPr>
+        <w:t>exit</w:t>
+      </w:r>
+    </w:p>
+    <w:p>
+      <w:pPr>
+        <w:rPr>
+          <w:bCs/>
+          <w:lang w:val="vi-VN"/>
+        </w:rPr>
+      </w:pPr>
+      <w:r>
+        <w:rPr>
+          <w:bCs/>
+          <w:lang w:val="vi-VN"/>
+        </w:rPr>
+        <w:t>interface range e1/0 - 2</w:t>
+      </w:r>
+    </w:p>
+    <w:p>
+      <w:pPr>
+        <w:rPr>
+          <w:bCs/>
+          <w:lang w:val="vi-VN"/>
+        </w:rPr>
+      </w:pPr>
+      <w:r>
+        <w:rPr>
+          <w:bCs/>
+          <w:lang w:val="vi-VN"/>
+        </w:rPr>
+        <w:t>switchport mode access</w:t>
+      </w:r>
+    </w:p>
+    <w:p>
+      <w:pPr>
+        <w:rPr>
+          <w:bCs/>
+          <w:lang w:val="vi-VN"/>
+        </w:rPr>
+      </w:pPr>
+      <w:r>
+        <w:rPr>
+          <w:bCs/>
+          <w:lang w:val="vi-VN"/>
+        </w:rPr>
+        <w:t>switchport access vlan 2</w:t>
+      </w:r>
+    </w:p>
+    <w:p>
+      <w:pPr>
+        <w:rPr>
+          <w:bCs/>
+          <w:lang w:val="vi-VN"/>
+        </w:rPr>
+      </w:pPr>
+      <w:r>
+        <w:rPr>
+          <w:bCs/>
+          <w:lang w:val="vi-VN"/>
+        </w:rPr>
+        <w:t>no shutdown</w:t>
+      </w:r>
+    </w:p>
+    <w:p>
+      <w:pPr>
+        <w:rPr>
+          <w:bCs/>
+          <w:lang w:val="vi-VN"/>
+        </w:rPr>
+      </w:pPr>
+      <w:r>
+        <w:rPr>
+          <w:bCs/>
+          <w:lang w:val="vi-VN"/>
+        </w:rPr>
+        <w:t>exit</w:t>
+      </w:r>
+    </w:p>
+    <w:p>
+      <w:pPr>
+        <w:rPr>
+          <w:bCs/>
+          <w:lang w:val="vi-VN"/>
+        </w:rPr>
+      </w:pPr>
+      <w:r>
+        <w:rPr>
+          <w:bCs/>
+          <w:lang w:val="vi-VN"/>
+        </w:rPr>
+        <w:t>interface e1/3</w:t>
+      </w:r>
+    </w:p>
+    <w:p>
+      <w:pPr>
+        <w:rPr>
+          <w:bCs/>
+          <w:lang w:val="vi-VN"/>
+        </w:rPr>
+      </w:pPr>
+      <w:r>
+        <w:rPr>
+          <w:bCs/>
+          <w:lang w:val="vi-VN"/>
+        </w:rPr>
+        <w:t>switchport mode access</w:t>
+      </w:r>
+    </w:p>
+    <w:p>
+      <w:pPr>
+        <w:rPr>
+          <w:bCs/>
+          <w:lang w:val="vi-VN"/>
+        </w:rPr>
+      </w:pPr>
+      <w:r>
+        <w:rPr>
+          <w:bCs/>
+          <w:lang w:val="vi-VN"/>
+        </w:rPr>
+        <w:t>switchport access vlan 3</w:t>
+      </w:r>
+    </w:p>
+    <w:p>
+      <w:pPr>
+        <w:rPr>
+          <w:bCs/>
+          <w:lang w:val="vi-VN"/>
+        </w:rPr>
+      </w:pPr>
+      <w:r>
+        <w:rPr>
+          <w:bCs/>
+          <w:lang w:val="vi-VN"/>
+        </w:rPr>
+        <w:t>no shutdown</w:t>
+      </w:r>
+    </w:p>
+    <w:p>
+      <w:pPr>
+        <w:rPr>
+          <w:bCs/>
+          <w:lang w:val="vi-VN"/>
+        </w:rPr>
+      </w:pPr>
+      <w:r>
+        <w:rPr>
+          <w:bCs/>
+          <w:lang w:val="vi-VN"/>
+        </w:rPr>
+        <w:t>exit</w:t>
+      </w:r>
+    </w:p>
+    <w:p>
+      <w:pPr>
+        <w:rPr>
+          <w:bCs/>
+          <w:lang w:val="vi-VN"/>
+        </w:rPr>
+      </w:pPr>
+      <w:r>
+        <w:rPr>
+          <w:bCs/>
+          <w:lang w:val="vi-VN"/>
+        </w:rPr>
+        <w:t>interface range e2/2 - 3</w:t>
+      </w:r>
+    </w:p>
+    <w:p>
+      <w:pPr>
+        <w:rPr>
+          <w:bCs/>
+          <w:lang w:val="vi-VN"/>
+        </w:rPr>
+      </w:pPr>
+      <w:r>
+        <w:rPr>
+          <w:bCs/>
+          <w:lang w:val="vi-VN"/>
+        </w:rPr>
+        <w:t>switchport mode access</w:t>
+      </w:r>
+    </w:p>
+    <w:p>
+      <w:pPr>
+        <w:rPr>
+          <w:bCs/>
+          <w:lang w:val="vi-VN"/>
+        </w:rPr>
+      </w:pPr>
+      <w:r>
+        <w:rPr>
+          <w:bCs/>
+          <w:lang w:val="vi-VN"/>
+        </w:rPr>
+        <w:t>switchport access vlan 4</w:t>
+      </w:r>
+    </w:p>
+    <w:p>
+      <w:pPr>
+        <w:rPr>
+          <w:bCs/>
+          <w:lang w:val="vi-VN"/>
+        </w:rPr>
+      </w:pPr>
+      <w:r>
+        <w:rPr>
+          <w:bCs/>
+          <w:lang w:val="vi-VN"/>
+        </w:rPr>
+        <w:t>no shutdown</w:t>
+      </w:r>
+    </w:p>
+    <w:p>
+      <w:pPr>
+        <w:rPr>
+          <w:bCs/>
+          <w:lang w:val="vi-VN"/>
+        </w:rPr>
+      </w:pPr>
+      <w:r>
+        <w:rPr>
+          <w:bCs/>
+          <w:lang w:val="vi-VN"/>
+        </w:rPr>
+        <w:t>exit</w:t>
+      </w:r>
+    </w:p>
+    <w:p>
+      <w:pPr>
+        <w:rPr>
+          <w:bCs/>
+          <w:lang w:val="vi-VN"/>
+        </w:rPr>
+      </w:pPr>
+      <w:r>
+        <w:rPr>
+          <w:bCs/>
+          <w:lang w:val="vi-VN"/>
+        </w:rPr>
+        <w:t>interface range e3/1 - 3</w:t>
+      </w:r>
+    </w:p>
+    <w:p>
+      <w:pPr>
+        <w:rPr>
+          <w:bCs/>
+          <w:lang w:val="vi-VN"/>
+        </w:rPr>
+      </w:pPr>
+      <w:r>
+        <w:rPr>
+          <w:bCs/>
+          <w:lang w:val="vi-VN"/>
+        </w:rPr>
+        <w:t>switchport mode access</w:t>
+      </w:r>
+    </w:p>
+    <w:p>
+      <w:pPr>
+        <w:rPr>
+          <w:bCs/>
+          <w:lang w:val="vi-VN"/>
+        </w:rPr>
+      </w:pPr>
+      <w:r>
+        <w:rPr>
+          <w:bCs/>
+          <w:lang w:val="vi-VN"/>
+        </w:rPr>
+        <w:t>switchport access vlan 5</w:t>
+      </w:r>
+    </w:p>
+    <w:p>
+      <w:pPr>
+        <w:rPr>
+          <w:bCs/>
+          <w:lang w:val="vi-VN"/>
+        </w:rPr>
+      </w:pPr>
+      <w:r>
+        <w:rPr>
+          <w:bCs/>
+          <w:lang w:val="vi-VN"/>
+        </w:rPr>
+        <w:t>no shutdown</w:t>
+      </w:r>
+    </w:p>
+    <w:p>
+      <w:pPr>
+        <w:rPr>
+          <w:bCs/>
+          <w:lang w:val="vi-VN"/>
+        </w:rPr>
+      </w:pPr>
+      <w:r>
+        <w:rPr>
+          <w:bCs/>
+          <w:lang w:val="vi-VN"/>
+        </w:rPr>
+        <w:t>exit</w:t>
+      </w:r>
+    </w:p>
+    <w:p>
+      <w:pPr>
+        <w:rPr>
+          <w:bCs/>
+          <w:lang w:val="vi-VN"/>
+        </w:rPr>
+      </w:pPr>
+      <w:r>
+        <w:rPr>
+          <w:bCs/>
+          <w:lang w:val="vi-VN"/>
+        </w:rPr>
+        <w:t>end</w:t>
+      </w:r>
+    </w:p>
+    <w:p>
+      <w:pPr>
+        <w:rPr>
+          <w:bCs/>
+          <w:lang w:val="vi-VN"/>
+        </w:rPr>
+      </w:pPr>
+      <w:r>
+        <w:rPr>
+          <w:bCs/>
+          <w:lang w:val="vi-VN"/>
+        </w:rPr>
+        <w:t>write memory</w:t>
+      </w:r>
+    </w:p>
+    <w:p>
+      <w:pPr>
+        <w:rPr>
+          <w:bCs/>
+          <w:lang w:val="vi-VN"/>
+        </w:rPr>
+      </w:pPr>
+    </w:p>
+    <w:p>
+      <w:pPr>
+        <w:rPr>
+          <w:bCs/>
+          <w:lang w:val="vi-VN"/>
+        </w:rPr>
+      </w:pPr>
+      <w:r>
+        <w:rPr>
+          <w:bCs/>
+          <w:lang w:val="vi-VN"/>
+        </w:rPr>
+        <w:lastRenderedPageBreak/>
+        <w:t>========== Tên thiết bị: SW_CL2 (switch) ==========</w:t>
+      </w:r>
+    </w:p>
+    <w:p>
+      <w:pPr>
+        <w:rPr>
+          <w:bCs/>
+          <w:lang w:val="vi-VN"/>
+        </w:rPr>
+      </w:pPr>
+      <w:r>
+        <w:rPr>
+          <w:bCs/>
+          <w:lang w:val="vi-VN"/>
+        </w:rPr>
+        <w:t>enable</w:t>
+      </w:r>
+    </w:p>
+    <w:p>
+      <w:pPr>
+        <w:rPr>
+          <w:bCs/>
+          <w:lang w:val="vi-VN"/>
+        </w:rPr>
+      </w:pPr>
+      <w:r>
+        <w:rPr>
+          <w:bCs/>
+          <w:lang w:val="vi-VN"/>
+        </w:rPr>
+        <w:t>configure terminal</w:t>
+      </w:r>
+    </w:p>
+    <w:p>
+      <w:pPr>
+        <w:rPr>
+          <w:bCs/>
+          <w:lang w:val="vi-VN"/>
+        </w:rPr>
+      </w:pPr>
+      <w:r>
+        <w:rPr>
+          <w:bCs/>
+          <w:lang w:val="vi-VN"/>
+        </w:rPr>
+        <w:t>vtp domain Long</w:t>
+      </w:r>
+    </w:p>
+    <w:p>
+      <w:pPr>
+        <w:rPr>
+          <w:bCs/>
+          <w:lang w:val="vi-VN"/>
+        </w:rPr>
+      </w:pPr>
+      <w:r>
+        <w:rPr>
+          <w:bCs/>
+          <w:lang w:val="vi-VN"/>
+        </w:rPr>
+        <w:t>vtp password 23630851</w:t>
+      </w:r>
+    </w:p>
+    <w:p>
+      <w:pPr>
+        <w:rPr>
+          <w:bCs/>
+          <w:lang w:val="vi-VN"/>
+        </w:rPr>
+      </w:pPr>
+      <w:r>
+        <w:rPr>
+          <w:bCs/>
+          <w:lang w:val="vi-VN"/>
+        </w:rPr>
+        <w:t>vtp version 2</w:t>
+      </w:r>
+    </w:p>
+    <w:p>
+      <w:pPr>
+        <w:rPr>
+          <w:bCs/>
+          <w:lang w:val="vi-VN"/>
+        </w:rPr>
+      </w:pPr>
+      <w:r>
+        <w:rPr>
+          <w:bCs/>
+          <w:lang w:val="vi-VN"/>
+        </w:rPr>
+        <w:t>vtp mode client</w:t>
+      </w:r>
+    </w:p>
+    <w:p>
+      <w:pPr>
+        <w:rPr>
+          <w:bCs/>
+          <w:lang w:val="vi-VN"/>
+        </w:rPr>
+      </w:pPr>
+      <w:r>
+        <w:rPr>
+          <w:bCs/>
+          <w:lang w:val="vi-VN"/>
+        </w:rPr>
+        <w:t>interface range e0/0 - 2</w:t>
+      </w:r>
+    </w:p>
+    <w:p>
+      <w:pPr>
+        <w:rPr>
+          <w:bCs/>
+          <w:lang w:val="vi-VN"/>
+        </w:rPr>
+      </w:pPr>
+      <w:r>
+        <w:rPr>
+          <w:bCs/>
+          <w:lang w:val="vi-VN"/>
+        </w:rPr>
+        <w:t>switchport trunk encapsulation dot1q</w:t>
+      </w:r>
+    </w:p>
+    <w:p>
+      <w:pPr>
+        <w:rPr>
+          <w:bCs/>
+          <w:lang w:val="vi-VN"/>
+        </w:rPr>
+      </w:pPr>
+      <w:r>
+        <w:rPr>
+          <w:bCs/>
+          <w:lang w:val="vi-VN"/>
+        </w:rPr>
+        <w:t>switchport mode trunk</w:t>
+      </w:r>
+    </w:p>
+    <w:p>
+      <w:pPr>
+        <w:rPr>
+          <w:bCs/>
+          <w:lang w:val="vi-VN"/>
+        </w:rPr>
+      </w:pPr>
+      <w:r>
+        <w:rPr>
+          <w:bCs/>
+          <w:lang w:val="vi-VN"/>
+        </w:rPr>
+        <w:t>no shutdown</w:t>
+      </w:r>
+    </w:p>
+    <w:p>
+      <w:pPr>
+        <w:rPr>
+          <w:bCs/>
+          <w:lang w:val="vi-VN"/>
+        </w:rPr>
+      </w:pPr>
+      <w:r>
+        <w:rPr>
+          <w:bCs/>
+          <w:lang w:val="vi-VN"/>
+        </w:rPr>
+        <w:t>exit</w:t>
+      </w:r>
+    </w:p>
+    <w:p>
+      <w:pPr>
+        <w:rPr>
+          <w:bCs/>
+          <w:lang w:val="vi-VN"/>
+        </w:rPr>
+      </w:pPr>
+      <w:r>
+        <w:rPr>
+          <w:bCs/>
+          <w:lang w:val="vi-VN"/>
+        </w:rPr>
+        <w:t>interface range e1/0 - 2</w:t>
+      </w:r>
+    </w:p>
+    <w:p>
+      <w:pPr>
+        <w:rPr>
+          <w:bCs/>
+          <w:lang w:val="vi-VN"/>
+        </w:rPr>
+      </w:pPr>
+      <w:r>
+        <w:rPr>
+          <w:bCs/>
+          <w:lang w:val="vi-VN"/>
+        </w:rPr>
+        <w:t>switchport mode access</w:t>
+      </w:r>
+    </w:p>
+    <w:p>
+      <w:pPr>
+        <w:rPr>
+          <w:bCs/>
+          <w:lang w:val="vi-VN"/>
+        </w:rPr>
+      </w:pPr>
+      <w:r>
+        <w:rPr>
+          <w:bCs/>
+          <w:lang w:val="vi-VN"/>
+        </w:rPr>
+        <w:t>switchport access vlan 2</w:t>
+      </w:r>
+    </w:p>
+    <w:p>
+      <w:pPr>
+        <w:rPr>
+          <w:bCs/>
+          <w:lang w:val="vi-VN"/>
+        </w:rPr>
+      </w:pPr>
+      <w:r>
+        <w:rPr>
+          <w:bCs/>
+          <w:lang w:val="vi-VN"/>
+        </w:rPr>
+        <w:t>no shutdown</w:t>
+      </w:r>
+    </w:p>
+    <w:p>
+      <w:pPr>
+        <w:rPr>
+          <w:bCs/>
+          <w:lang w:val="vi-VN"/>
+        </w:rPr>
+      </w:pPr>
+      <w:r>
+        <w:rPr>
+          <w:bCs/>
+          <w:lang w:val="vi-VN"/>
+        </w:rPr>
+        <w:t>exit</w:t>
+      </w:r>
+    </w:p>
+    <w:p>
+      <w:pPr>
+        <w:rPr>
+          <w:bCs/>
+          <w:lang w:val="vi-VN"/>
+        </w:rPr>
+      </w:pPr>
+      <w:r>
+        <w:rPr>
+          <w:bCs/>
+          <w:lang w:val="vi-VN"/>
+        </w:rPr>
+        <w:t>interface e1/3</w:t>
+      </w:r>
+    </w:p>
+    <w:p>
+      <w:pPr>
+        <w:rPr>
+          <w:bCs/>
+          <w:lang w:val="vi-VN"/>
+        </w:rPr>
+      </w:pPr>
+      <w:r>
+        <w:rPr>
+          <w:bCs/>
+          <w:lang w:val="vi-VN"/>
+        </w:rPr>
+        <w:t>switchport mode access</w:t>
+      </w:r>
+    </w:p>
+    <w:p>
+      <w:pPr>
+        <w:rPr>
+          <w:bCs/>
+          <w:lang w:val="vi-VN"/>
+        </w:rPr>
+      </w:pPr>
+      <w:r>
+        <w:rPr>
+          <w:bCs/>
+          <w:lang w:val="vi-VN"/>
+        </w:rPr>
+        <w:t>switchport access vlan 3</w:t>
+      </w:r>
+    </w:p>
+    <w:p>
+      <w:pPr>
+        <w:rPr>
+          <w:bCs/>
+          <w:lang w:val="vi-VN"/>
+        </w:rPr>
+      </w:pPr>
+      <w:r>
+        <w:rPr>
+          <w:bCs/>
+          <w:lang w:val="vi-VN"/>
+        </w:rPr>
+        <w:t>no shutdown</w:t>
+      </w:r>
+    </w:p>
+    <w:p>
+      <w:pPr>
+        <w:rPr>
+          <w:bCs/>
+          <w:lang w:val="vi-VN"/>
+        </w:rPr>
+      </w:pPr>
+      <w:r>
+        <w:rPr>
+          <w:bCs/>
+          <w:lang w:val="vi-VN"/>
+        </w:rPr>
+        <w:t>exit</w:t>
+      </w:r>
+    </w:p>
+    <w:p>
+      <w:pPr>
+        <w:rPr>
+          <w:bCs/>
+          <w:lang w:val="vi-VN"/>
+        </w:rPr>
+      </w:pPr>
+      <w:r>
+        <w:rPr>
+          <w:bCs/>
+          <w:lang w:val="vi-VN"/>
+        </w:rPr>
+        <w:t>interface range e2/2 - 3</w:t>
+      </w:r>
+    </w:p>
+    <w:p>
+      <w:pPr>
+        <w:rPr>
+          <w:bCs/>
+          <w:lang w:val="vi-VN"/>
+        </w:rPr>
+      </w:pPr>
+      <w:r>
+        <w:rPr>
+          <w:bCs/>
+          <w:lang w:val="vi-VN"/>
+        </w:rPr>
+        <w:t>switchport mode access</w:t>
+      </w:r>
+    </w:p>
+    <w:p>
+      <w:pPr>
+        <w:rPr>
+          <w:bCs/>
+          <w:lang w:val="vi-VN"/>
+        </w:rPr>
+      </w:pPr>
+      <w:r>
+        <w:rPr>
+          <w:bCs/>
+          <w:lang w:val="vi-VN"/>
+        </w:rPr>
+        <w:t>switchport access vlan 4</w:t>
+      </w:r>
+    </w:p>
+    <w:p>
+      <w:pPr>
+        <w:rPr>
+          <w:bCs/>
+          <w:lang w:val="vi-VN"/>
+        </w:rPr>
+      </w:pPr>
+      <w:r>
+        <w:rPr>
+          <w:bCs/>
+          <w:lang w:val="vi-VN"/>
+        </w:rPr>
+        <w:t>no shutdown</w:t>
+      </w:r>
+    </w:p>
+    <w:p>
+      <w:pPr>
+        <w:rPr>
+          <w:bCs/>
+          <w:lang w:val="vi-VN"/>
+        </w:rPr>
+      </w:pPr>
+      <w:r>
+        <w:rPr>
+          <w:bCs/>
+          <w:lang w:val="vi-VN"/>
+        </w:rPr>
+        <w:t>exit</w:t>
+      </w:r>
+    </w:p>
+    <w:p>
+      <w:pPr>
+        <w:rPr>
+          <w:bCs/>
+          <w:lang w:val="vi-VN"/>
+        </w:rPr>
+      </w:pPr>
+      <w:r>
+        <w:rPr>
+          <w:bCs/>
+          <w:lang w:val="vi-VN"/>
+        </w:rPr>
+        <w:t>interface range e3/1 - 3</w:t>
+      </w:r>
+    </w:p>
+    <w:p>
+      <w:pPr>
+        <w:rPr>
+          <w:bCs/>
+          <w:lang w:val="vi-VN"/>
+        </w:rPr>
+      </w:pPr>
+      <w:r>
+        <w:rPr>
+          <w:bCs/>
+          <w:lang w:val="vi-VN"/>
+        </w:rPr>
+        <w:lastRenderedPageBreak/>
+        <w:t>switchport mode access</w:t>
+      </w:r>
+    </w:p>
+    <w:p>
+      <w:pPr>
+        <w:rPr>
+          <w:bCs/>
+          <w:lang w:val="vi-VN"/>
+        </w:rPr>
+      </w:pPr>
+      <w:r>
+        <w:rPr>
+          <w:bCs/>
+          <w:lang w:val="vi-VN"/>
+        </w:rPr>
+        <w:t>switchport access vlan 5</w:t>
+      </w:r>
+    </w:p>
+    <w:p>
+      <w:pPr>
+        <w:rPr>
+          <w:bCs/>
+          <w:lang w:val="vi-VN"/>
+        </w:rPr>
+      </w:pPr>
+      <w:r>
+        <w:rPr>
+          <w:bCs/>
+          <w:lang w:val="vi-VN"/>
+        </w:rPr>
+        <w:t>no shutdown</w:t>
+      </w:r>
+    </w:p>
+    <w:p>
+      <w:pPr>
+        <w:rPr>
+          <w:bCs/>
+          <w:lang w:val="vi-VN"/>
+        </w:rPr>
+      </w:pPr>
+      <w:r>
+        <w:rPr>
+          <w:bCs/>
+          <w:lang w:val="vi-VN"/>
+        </w:rPr>
+        <w:t>exit</w:t>
+      </w:r>
+    </w:p>
+    <w:p>
+      <w:pPr>
+        <w:rPr>
+          <w:bCs/>
+          <w:lang w:val="vi-VN"/>
+        </w:rPr>
+      </w:pPr>
+      <w:r>
+        <w:rPr>
+          <w:bCs/>
+          <w:lang w:val="vi-VN"/>
+        </w:rPr>
+        <w:t>end</w:t>
+      </w:r>
+    </w:p>
+    <w:p>
+      <w:pPr>
+        <w:rPr>
+          <w:bCs/>
+          <w:lang w:val="vi-VN"/>
+        </w:rPr>
+      </w:pPr>
+      <w:r>
+        <w:rPr>
+          <w:bCs/>
+          <w:lang w:val="vi-VN"/>
+        </w:rPr>
+        <w:t>write memory</w:t>
+      </w:r>
+    </w:p>
+    <w:p>
+      <w:pPr>
+        <w:rPr>
+          <w:bCs/>
+          <w:lang w:val="vi-VN"/>
+        </w:rPr>
+      </w:pPr>
+    </w:p>
+    <w:p>
+      <w:pPr>
+        <w:rPr>
+          <w:bCs/>
+          <w:lang w:val="vi-VN"/>
+        </w:rPr>
+      </w:pPr>
+      <w:r>
+        <w:rPr>
+          <w:bCs/>
+          <w:lang w:val="vi-VN"/>
+        </w:rPr>
+        <w:t>========== Tên thiết bị: VPC2_1 (vpcs) ==========</w:t>
+      </w:r>
+    </w:p>
+    <w:p>
+      <w:pPr>
+        <w:rPr>
+          <w:bCs/>
+          <w:lang w:val="vi-VN"/>
+        </w:rPr>
+      </w:pPr>
+      <w:r>
+        <w:rPr>
+          <w:bCs/>
+          <w:lang w:val="vi-VN"/>
+        </w:rPr>
+        <w:t>ip 192.168.2.2 255.255.255.0 192.168.2.1</w:t>
+      </w:r>
+    </w:p>
+    <w:p>
+      <w:pPr>
+        <w:rPr>
+          <w:bCs/>
+          <w:lang w:val="vi-VN"/>
+        </w:rPr>
+      </w:pPr>
+      <w:r>
+        <w:rPr>
+          <w:bCs/>
+          <w:lang w:val="vi-VN"/>
+        </w:rPr>
+        <w:t>save</w:t>
+      </w:r>
+    </w:p>
+    <w:p>
+      <w:pPr>
+        <w:rPr>
+          <w:bCs/>
+          <w:lang w:val="vi-VN"/>
+        </w:rPr>
+      </w:pPr>
+    </w:p>
+    <w:p>
+      <w:pPr>
+        <w:rPr>
+          <w:bCs/>
+          <w:lang w:val="vi-VN"/>
+        </w:rPr>
+      </w:pPr>
+      <w:r>
+        <w:rPr>
+          <w:bCs/>
+          <w:lang w:val="vi-VN"/>
+        </w:rPr>
+        <w:t>========== Tên thiết bị: VPC3_1 (vpcs) ==========</w:t>
+      </w:r>
+    </w:p>
+    <w:p>
+      <w:pPr>
+        <w:rPr>
+          <w:bCs/>
+          <w:lang w:val="vi-VN"/>
+        </w:rPr>
+      </w:pPr>
+      <w:r>
+        <w:rPr>
+          <w:bCs/>
+          <w:lang w:val="vi-VN"/>
+        </w:rPr>
+        <w:t>ip 192.168.3.3 255.255.255.0 192.168.3.1</w:t>
+      </w:r>
+    </w:p>
+    <w:p>
+      <w:pPr>
+        <w:rPr>
+          <w:bCs/>
+          <w:lang w:val="vi-VN"/>
+        </w:rPr>
+      </w:pPr>
+      <w:r>
+        <w:rPr>
+          <w:bCs/>
+          <w:lang w:val="vi-VN"/>
+        </w:rPr>
+        <w:t>save</w:t>
+      </w:r>
+    </w:p>
+    <w:p>
+      <w:pPr>
+        <w:rPr>
+          <w:bCs/>
+          <w:lang w:val="vi-VN"/>
+        </w:rPr>
+      </w:pPr>
+    </w:p>
+    <w:p>
+      <w:pPr>
+        <w:rPr>
+          <w:bCs/>
+          <w:lang w:val="vi-VN"/>
+        </w:rPr>
+      </w:pPr>
+      <w:r>
+        <w:rPr>
+          <w:bCs/>
+          <w:lang w:val="vi-VN"/>
+        </w:rPr>
+        <w:t>========== Tên thiết bị: VPC4_1 (vpcs) ==========</w:t>
+      </w:r>
+    </w:p>
+    <w:p>
+      <w:pPr>
+        <w:rPr>
+          <w:bCs/>
+          <w:lang w:val="vi-VN"/>
+        </w:rPr>
+      </w:pPr>
+      <w:r>
+        <w:rPr>
+          <w:bCs/>
+          <w:lang w:val="vi-VN"/>
+        </w:rPr>
+        <w:t>ip 192.168.4.4 255.255.255.0 192.168.4.1</w:t>
+      </w:r>
+    </w:p>
+    <w:p>
+      <w:pPr>
+        <w:rPr>
+          <w:bCs/>
+          <w:lang w:val="vi-VN"/>
+        </w:rPr>
+      </w:pPr>
+      <w:r>
+        <w:rPr>
+          <w:bCs/>
+          <w:lang w:val="vi-VN"/>
+        </w:rPr>
+        <w:t>save</w:t>
+      </w:r>
+    </w:p>
+    <w:p>
+      <w:pPr>
+        <w:rPr>
+          <w:bCs/>
+          <w:lang w:val="vi-VN"/>
+        </w:rPr>
+      </w:pPr>
+    </w:p>
+    <w:p>
+      <w:pPr>
+        <w:rPr>
+          <w:bCs/>
+          <w:lang w:val="vi-VN"/>
+        </w:rPr>
+      </w:pPr>
+      <w:r>
+        <w:rPr>
+          <w:bCs/>
+          <w:lang w:val="vi-VN"/>
+        </w:rPr>
+        <w:t>========== Tên thiết bị: VPC5_1 (vpcs) ==========</w:t>
+      </w:r>
+    </w:p>
+    <w:p>
+      <w:pPr>
+        <w:rPr>
+          <w:bCs/>
+          <w:lang w:val="vi-VN"/>
+        </w:rPr>
+      </w:pPr>
+      <w:r>
+        <w:rPr>
+          <w:bCs/>
+          <w:lang w:val="vi-VN"/>
+        </w:rPr>
+        <w:t>ip 192.168.5.5 255.255.255.0 192.168.5.1</w:t>
+      </w:r>
+    </w:p>
+    <w:p>
+      <w:pPr>
+        <w:rPr>
+          <w:bCs/>
+          <w:lang w:val="vi-VN"/>
+        </w:rPr>
+      </w:pPr>
+      <w:r>
+        <w:rPr>
+          <w:bCs/>
+          <w:lang w:val="vi-VN"/>
+        </w:rPr>
+        <w:t>save</w:t>
+      </w:r>
+    </w:p>
+    <w:p>
+      <w:pPr>
+        <w:rPr>
+          <w:bCs/>
+          <w:lang w:val="vi-VN"/>
+        </w:rPr>
+      </w:pPr>
+    </w:p>
+    <w:p>
+      <w:pPr>
+        <w:rPr>
+          <w:bCs/>
+          <w:lang w:val="vi-VN"/>
+        </w:rPr>
+      </w:pPr>
+      <w:r>
+        <w:rPr>
+          <w:bCs/>
+          <w:lang w:val="vi-VN"/>
+        </w:rPr>
+        <w:t>========== Tên thiết bị: VPC2_2 (vpcs) ==========</w:t>
+      </w:r>
+    </w:p>
+    <w:p>
+      <w:pPr>
+        <w:rPr>
+          <w:bCs/>
+          <w:lang w:val="vi-VN"/>
+        </w:rPr>
+      </w:pPr>
+      <w:r>
+        <w:rPr>
+          <w:bCs/>
+          <w:lang w:val="vi-VN"/>
+        </w:rPr>
+        <w:t>ip 192.168.2.12 255.255.255.0 192.168.2.1</w:t>
+      </w:r>
+    </w:p>
+    <w:p>
+      <w:pPr>
+        <w:rPr>
+          <w:bCs/>
+          <w:lang w:val="vi-VN"/>
+        </w:rPr>
+      </w:pPr>
+      <w:r>
+        <w:rPr>
+          <w:bCs/>
+          <w:lang w:val="vi-VN"/>
+        </w:rPr>
+        <w:t>save</w:t>
+      </w:r>
+    </w:p>
+    <w:p>
+      <w:pPr>
+        <w:rPr>
+          <w:bCs/>
+          <w:lang w:val="vi-VN"/>
+        </w:rPr>
+      </w:pPr>
+    </w:p>
+    <w:p>
+      <w:pPr>
+        <w:rPr>
+          <w:bCs/>
+          <w:lang w:val="vi-VN"/>
+        </w:rPr>
+      </w:pPr>
+      <w:r>
+        <w:rPr>
+          <w:bCs/>
+          <w:lang w:val="vi-VN"/>
+        </w:rPr>
+        <w:t>========== Tên thiết bị: VPC3_2 (vpcs) ==========</w:t>
+      </w:r>
+    </w:p>
+    <w:p>
+      <w:pPr>
+        <w:rPr>
+          <w:bCs/>
+          <w:lang w:val="vi-VN"/>
+        </w:rPr>
+      </w:pPr>
+      <w:r>
+        <w:rPr>
+          <w:bCs/>
+          <w:lang w:val="vi-VN"/>
+        </w:rPr>
+        <w:lastRenderedPageBreak/>
+        <w:t>ip 192.168.3.13 255.255.255.0 192.168.3.1</w:t>
+      </w:r>
+    </w:p>
+    <w:p>
+      <w:pPr>
+        <w:rPr>
+          <w:bCs/>
+          <w:lang w:val="vi-VN"/>
+        </w:rPr>
+      </w:pPr>
+      <w:r>
+        <w:rPr>
+          <w:bCs/>
+          <w:lang w:val="vi-VN"/>
+        </w:rPr>
+        <w:t>save</w:t>
+      </w:r>
+    </w:p>
+    <w:p>
+      <w:pPr>
+        <w:rPr>
+          <w:bCs/>
+          <w:lang w:val="vi-VN"/>
+        </w:rPr>
+      </w:pPr>
+    </w:p>
+    <w:p>
+      <w:pPr>
+        <w:rPr>
+          <w:bCs/>
+          <w:lang w:val="vi-VN"/>
+        </w:rPr>
+      </w:pPr>
+      <w:r>
+        <w:rPr>
+          <w:bCs/>
+          <w:lang w:val="vi-VN"/>
+        </w:rPr>
+        <w:t>========== Tên thiết bị: VPC4_2 (vpcs) ==========</w:t>
+      </w:r>
+    </w:p>
+    <w:p>
+      <w:pPr>
+        <w:rPr>
+          <w:bCs/>
+          <w:lang w:val="vi-VN"/>
+        </w:rPr>
+      </w:pPr>
+      <w:r>
+        <w:rPr>
+          <w:bCs/>
+          <w:lang w:val="vi-VN"/>
+        </w:rPr>
+        <w:t>ip 192.168.4.14 255.255.255.0 192.168.4.1</w:t>
+      </w:r>
+    </w:p>
+    <w:p>
+      <w:pPr>
+        <w:rPr>
+          <w:bCs/>
+          <w:lang w:val="vi-VN"/>
+        </w:rPr>
+      </w:pPr>
+      <w:r>
+        <w:rPr>
+          <w:bCs/>
+          <w:lang w:val="vi-VN"/>
+        </w:rPr>
+        <w:t>save</w:t>
+      </w:r>
+    </w:p>
+    <w:p>
+      <w:pPr>
+        <w:rPr>
+          <w:bCs/>
+          <w:lang w:val="vi-VN"/>
+        </w:rPr>
+      </w:pPr>
+    </w:p>
+    <w:p>
+      <w:pPr>
+        <w:rPr>
+          <w:bCs/>
+          <w:lang w:val="vi-VN"/>
+        </w:rPr>
+      </w:pPr>
+      <w:r>
+        <w:rPr>
+          <w:bCs/>
+          <w:lang w:val="vi-VN"/>
+        </w:rPr>
+        <w:t>========== Tên thiết bị: VPC5_2 (vpcs) ==========</w:t>
+      </w:r>
+    </w:p>
+    <w:p>
+      <w:pPr>
+        <w:rPr>
+          <w:bCs/>
+          <w:lang w:val="vi-VN"/>
+        </w:rPr>
+      </w:pPr>
+      <w:r>
+        <w:rPr>
+          <w:bCs/>
+          <w:lang w:val="vi-VN"/>
+        </w:rPr>
+        <w:t>ip 192.168.5.15 255.255.255.0 192.168.5.1</w:t>
+      </w:r>
+    </w:p>
+    <w:p>
+      <w:pPr>
+        <w:rPr>
+          <w:bCs/>
+          <w:lang w:val="vi-VN"/>
+        </w:rPr>
+      </w:pPr>
+      <w:r>
+        <w:rPr>
+          <w:bCs/>
+          <w:lang w:val="vi-VN"/>
+        </w:rPr>
+        <w:t>save</w:t>
+      </w:r>
+    </w:p>
+    <w:p>
+      <w:pPr>
+        <w:rPr>
+          <w:bCs/>
+          <w:lang w:val="vi-VN"/>
+        </w:rPr>
+      </w:pPr>
+    </w:p>
+    <w:p>
+      <w:pPr>
+        <w:rPr>
+          <w:bCs/>
+          <w:lang w:val="vi-VN"/>
+        </w:rPr>
+      </w:pPr>
+      <w:r>
+        <w:rPr>
+          <w:bCs/>
+          <w:lang w:val="vi-VN"/>
+        </w:rPr>
+        <w:t>========== Tên thiết bị: PC7 (vpcs) ==========</w:t>
+      </w:r>
+    </w:p>
+    <w:p>
+      <w:pPr>
+        <w:rPr>
+          <w:bCs/>
+          <w:lang w:val="vi-VN"/>
+        </w:rPr>
+      </w:pPr>
+      <w:r>
+        <w:rPr>
+          <w:bCs/>
+          <w:lang w:val="vi-VN"/>
+        </w:rPr>
+        <w:t>ip 172.16.0.7 255.255.255.0 172.16.0.1</w:t>
+      </w:r>
+    </w:p>
+    <w:p>
+      <w:pPr>
+        <w:rPr>
+          <w:bCs/>
+          <w:lang w:val="vi-VN"/>
+        </w:rPr>
+      </w:pPr>
+      <w:r>
+        <w:rPr>
+          <w:bCs/>
+          <w:lang w:val="vi-VN"/>
+        </w:rPr>
+        <w:t>save</w:t>
+      </w:r>
+    </w:p>
+    <w:p>
+      <w:pPr>
+        <w:rPr>
+          <w:bCs/>
+          <w:lang w:val="vi-VN"/>
+        </w:rPr>
+      </w:pPr>
+    </w:p>
+    <w:p>
+      <w:pPr>
+        <w:rPr>
+          <w:bCs/>
+          <w:lang w:val="vi-VN"/>
+        </w:rPr>
+      </w:pPr>
+      <w:r>
+        <w:rPr>
+          <w:bCs/>
+          <w:lang w:val="vi-VN"/>
+        </w:rPr>
+        <w:lastRenderedPageBreak/>
+        <w:drawing>
+          <wp:inline distT="0" distB="0" distL="0" distR="0" wp14:anchorId="6C5E2D52" wp14:editId="73FD87B7">
+            <wp:extent cx="5163271" cy="4086795"/>
+            <wp:effectExtent l="0" t="0" r="0" b="9525"/>
+            <wp:docPr id="103644170" name="Picture 1"/>
+            <wp:cNvGraphicFramePr>
+              <a:graphicFrameLocks xmlns:a="http://schemas.openxmlformats.org/drawingml/2006/main" noChangeAspect="1"/>
+            </wp:cNvGraphicFramePr>
+            <a:graphic xmlns:a="http://schemas.openxmlformats.org/drawingml/2006/main">
+              <a:graphicData uri="http://schemas.openxmlformats.org/drawingml/2006/picture">
+                <pic:pic xmlns:pic="http://schemas.openxmlformats.org/drawingml/2006/picture">
+                  <pic:nvPicPr>
+                    <pic:cNvPr id="103644170" name=""/>
+                    <pic:cNvPicPr/>
+                  </pic:nvPicPr>
+                  <pic:blipFill>
+                    <a:blip r:embed="rId19"/>
+                    <a:stretch>
+                      <a:fillRect/>
+                    </a:stretch>
+                  </pic:blipFill>
+                  <pic:spPr>
+                    <a:xfrm>
+                      <a:off x="0" y="0"/>
+                      <a:ext cx="5163271" cy="4086795"/>
+                    </a:xfrm>
+                    <a:prstGeom prst="rect">
+                      <a:avLst/>
+                    </a:prstGeom>
+                  </pic:spPr>
+                </pic:pic>
+              </a:graphicData>
+            </a:graphic>
+          </wp:inline>
+        </w:drawing>
+      </w:r>
+    </w:p>
+    <w:p>
+      <w:pPr>
+        <w:rPr>
+          <w:bCs/>
+          <w:lang w:val="vi-VN"/>
+        </w:rPr>
+      </w:pPr>
+      <w:r>
+        <w:rPr>
+          <w:bCs/>
+          <w:lang w:val="vi-VN"/>
+        </w:rPr>
+        <w:t>Hình ảnh bảng định tuyến của R1 cho thấy kỹ thuật Router-on-a-Stick đã hoạt động. Cổng vật lý e0/0 được chia thành 4 subinterfaces ảo làm gateway cho 4 VLAN. Router R1 học được đường đi sang dải 172.16.0.0/24 của PC7 thông qua định tuyến tĩnh chỉ sang R2.</w:t>
+      </w:r>
+    </w:p>
+    <w:p>
+      <w:pPr>
+        <w:rPr>
+          <w:bCs/>
+          <w:lang w:val="vi-VN"/>
+        </w:rPr>
+      </w:pPr>
+      <w:r>
+        <w:rPr>
+          <w:bCs/>
+          <w:lang w:val="vi-VN"/>
+        </w:rPr>
+        <w:lastRenderedPageBreak/>
+        <w:drawing>
+          <wp:inline distT="0" distB="0" distL="0" distR="0" wp14:anchorId="4A3972B5" wp14:editId="042B5C99">
+            <wp:extent cx="5943600" cy="3949700"/>
+            <wp:effectExtent l="0" t="0" r="0" b="0"/>
+            <wp:docPr id="1001958439" name="Picture 1"/>
+            <wp:cNvGraphicFramePr>
+              <a:graphicFrameLocks xmlns:a="http://schemas.openxmlformats.org/drawingml/2006/main" noChangeAspect="1"/>
+            </wp:cNvGraphicFramePr>
+            <a:graphic xmlns:a="http://schemas.openxmlformats.org/drawingml/2006/main">
+              <a:graphicData uri="http://schemas.openxmlformats.org/drawingml/2006/picture">
+                <pic:pic xmlns:pic="http://schemas.openxmlformats.org/drawingml/2006/picture">
+                  <pic:nvPicPr>
+                    <pic:cNvPr id="1001958439" name=""/>
+                    <pic:cNvPicPr/>
+                  </pic:nvPicPr>
+                  <pic:blipFill>
+                    <a:blip r:embed="rId20"/>
+                    <a:stretch>
+                      <a:fillRect/>
+                    </a:stretch>
+                  </pic:blipFill>
+                  <pic:spPr>
+                    <a:xfrm>
+                      <a:off x="0" y="0"/>
+                      <a:ext cx="5943600" cy="3949700"/>
+                    </a:xfrm>
+                    <a:prstGeom prst="rect">
+                      <a:avLst/>
+                    </a:prstGeom>
+                  </pic:spPr>
+                </pic:pic>
+              </a:graphicData>
+            </a:graphic>
+          </wp:inline>
+        </w:drawing>
+      </w:r>
+    </w:p>
+    <w:p>
+      <w:pPr>
+        <w:rPr>
+          <w:bCs/>
+          <w:lang w:val="vi-VN"/>
+        </w:rPr>
+      </w:pPr>
+      <w:r>
+        <w:rPr>
+          <w:bCs/>
+          <w:lang w:val="vi-VN"/>
+        </w:rPr>
+        <w:t>Bảng định tuyến của R2 hiển thị các static route trỏ về các mạng VLAN nội bộ thông qua cổng Serial của R1. Nhờ đó, R2 biết cách trả gói tin phản hồi về cho các máy trạm thuộc VLAN 2, 3, 4, 5.</w:t>
+      </w:r>
+    </w:p>
+    <w:p>
+      <w:pPr>
+        <w:rPr>
+          <w:bCs/>
+          <w:lang w:val="vi-VN"/>
+        </w:rPr>
+      </w:pPr>
+      <w:r>
+        <w:rPr>
+          <w:bCs/>
+          <w:lang w:val="vi-VN"/>
+        </w:rPr>
+        <w:drawing>
+          <wp:inline distT="0" distB="0" distL="0" distR="0" wp14:anchorId="16FB766F" wp14:editId="4157CB06">
+            <wp:extent cx="5943600" cy="3211195"/>
+            <wp:effectExtent l="0" t="0" r="0" b="8255"/>
+            <wp:docPr id="1341058473" name="Picture 1"/>
+            <wp:cNvGraphicFramePr>
+              <a:graphicFrameLocks xmlns:a="http://schemas.openxmlformats.org/drawingml/2006/main" noChangeAspect="1"/>
+            </wp:cNvGraphicFramePr>
+            <a:graphic xmlns:a="http://schemas.openxmlformats.org/drawingml/2006/main">
+              <a:graphicData uri="http://schemas.openxmlformats.org/drawingml/2006/picture">
+                <pic:pic xmlns:pic="http://schemas.openxmlformats.org/drawingml/2006/picture">
+                  <pic:nvPicPr>
+                    <pic:cNvPr id="1341058473" name=""/>
+                    <pic:cNvPicPr/>
+                  </pic:nvPicPr>
+                  <pic:blipFill>
+                    <a:blip r:embed="rId21"/>
+                    <a:stretch>
+                      <a:fillRect/>
+                    </a:stretch>
+                  </pic:blipFill>
+                  <pic:spPr>
+                    <a:xfrm>
+                      <a:off x="0" y="0"/>
+                      <a:ext cx="5943600" cy="3211195"/>
+                    </a:xfrm>
+                    <a:prstGeom prst="rect">
+                      <a:avLst/>
+                    </a:prstGeom>
+                  </pic:spPr>
+                </pic:pic>
+              </a:graphicData>
+            </a:graphic>
+          </wp:inline>
+        </w:drawing>
+      </w:r>
+    </w:p>
+    <w:p>
+      <w:pPr>
+        <w:rPr>
+          <w:bCs/>
+          <w:lang w:val="vi-VN"/>
+        </w:rPr>
+      </w:pPr>
+      <w:r>
+        <w:rPr>
+          <w:bCs/>
+          <w:lang w:val="vi-VN"/>
+        </w:rPr>
+        <w:lastRenderedPageBreak/>
+        <w:t>*Hình ảnh ping thành công chéo giữa VLAN 2 và VLAN 3 chứng minh kỹ thuật định tuyến liên VLAN (Inter-VLAN Routing) cấu hình trên R1 đã hoạt động hoàn hảo. Gói tin đi từ VLAN 2 lên Gateway e0/0.2 của R1, được định tuyến sang subinterface e0/0.3 rồi chuyển tiếp xuống VLAN 3.</w:t>
+      </w:r>
+    </w:p>
+    <w:p>
+      <w:pPr>
+        <w:rPr>
+          <w:bCs/>
+          <w:lang w:val="vi-VN"/>
+        </w:rPr>
+      </w:pPr>
+      <w:r>
+        <w:rPr>
+          <w:bCs/>
+          <w:lang w:val="vi-VN"/>
+        </w:rPr>
+        <w:drawing>
+          <wp:inline distT="0" distB="0" distL="0" distR="0" wp14:anchorId="249B9EF9" wp14:editId="625BD315">
+            <wp:extent cx="5943600" cy="2242185"/>
+            <wp:effectExtent l="0" t="0" r="0" b="5715"/>
+            <wp:docPr id="558017176" name="Picture 1"/>
+            <wp:cNvGraphicFramePr>
+              <a:graphicFrameLocks xmlns:a="http://schemas.openxmlformats.org/drawingml/2006/main" noChangeAspect="1"/>
+            </wp:cNvGraphicFramePr>
+            <a:graphic xmlns:a="http://schemas.openxmlformats.org/drawingml/2006/main">
+              <a:graphicData uri="http://schemas.openxmlformats.org/drawingml/2006/picture">
+                <pic:pic xmlns:pic="http://schemas.openxmlformats.org/drawingml/2006/picture">
+                  <pic:nvPicPr>
+                    <pic:cNvPr id="558017176" name=""/>
+                    <pic:cNvPicPr/>
+                  </pic:nvPicPr>
+                  <pic:blipFill>
+                    <a:blip r:embed="rId22"/>
+                    <a:stretch>
+                      <a:fillRect/>
+                    </a:stretch>
+                  </pic:blipFill>
+                  <pic:spPr>
+                    <a:xfrm>
+                      <a:off x="0" y="0"/>
+                      <a:ext cx="5943600" cy="2242185"/>
+                    </a:xfrm>
+                    <a:prstGeom prst="rect">
+                      <a:avLst/>
+                    </a:prstGeom>
+                  </pic:spPr>
+                </pic:pic>
+              </a:graphicData>
+            </a:graphic>
+          </wp:inline>
+        </w:drawing>
+      </w:r>
+    </w:p>
+    <w:p>
+      <w:pPr>
+        <w:rPr>
+          <w:bCs/>
+          <w:lang w:val="vi-VN"/>
+        </w:rPr>
+      </w:pPr>
+      <w:r>
+        <w:rPr>
+          <w:bCs/>
+          <w:lang w:val="vi-VN"/>
+        </w:rPr>
+        <w:t>Hình ảnh ping thành công từ máy trạm VPC2_1 thuộc VLAN 2 sang máy trạm độc lập PC7 ở vùng mạng khác (172.16.0.0/24) chứng minh toàn bộ đường truyền định tuyến tĩnh giữa R1 và R2 đã liên thông hoàn toàn</w:t>
+      </w:r>
+    </w:p>
+    <w:p>
+      <w:pPr>
+        <w:rPr>
+          <w:bCs/>
+          <w:lang w:val="vi-VN"/>
+        </w:rPr>
+      </w:pPr>
+    </w:p>
+    <w:p>
+      <w:pPr>
+        <w:rPr>
+          <w:bCs/>
+          <w:lang w:val="vi-VN"/>
+        </w:rPr>
+      </w:pPr>
+      <w:r>
+        <w:rPr>
+          <w:bCs/>
+          <w:lang w:val="vi-VN"/>
+        </w:rPr>
+        <w:t>Lab tuần 5 v2</w:t>
+      </w:r>
+    </w:p>
+    <w:p>
+      <w:pPr>
+        <w:rPr>
+          <w:bCs/>
+          <w:lang w:val="vi-VN"/>
+        </w:rPr>
+      </w:pPr>
     </w:p>
     <w:sectPr>
-      <w:footerReference w:type="default" r:id="rId10"/>
+      <w:footerReference w:type="default" r:id="rId23"/>
       <w:pgSz w:w="12240" w:h="15840"/>
       <w:pgMar w:top="1080" w:right="1440" w:bottom="1440" w:left="1440" w:header="720" w:footer="720" w:gutter="0"/>
       <w:pgNumType w:start="1"/>

--- a/iuh/môn/hkh-4/dinhTuyenChuyenMach/lab/lab4-tuan5/lab4.docx
+++ b/iuh/môn/hkh-4/dinhTuyenChuyenMach/lab/lab4-tuan5/lab4.docx
@@ -731,7 +731,7 @@
           <w:sz w:val="26"/>
           <w:szCs w:val="26"/>
         </w:rPr>
-        <w:t>Thu 16/07/2026</w:t>
+        <w:t>Sun 19/07/2026</w:t>
       </w:r>
       <w:r>
         <w:rPr>
@@ -1561,6 +1561,7 @@
       <w:r>
         <w:rPr>
           <w:bCs/>
+          <w:noProof/>
           <w:lang w:val="vi-VN"/>
         </w:rPr>
         <w:drawing>
@@ -4153,6 +4154,7 @@
       <w:r>
         <w:rPr>
           <w:bCs/>
+          <w:noProof/>
           <w:lang w:val="vi-VN"/>
         </w:rPr>
         <w:lastRenderedPageBreak/>
@@ -4218,6 +4220,7 @@
       <w:r>
         <w:rPr>
           <w:bCs/>
+          <w:noProof/>
           <w:lang w:val="vi-VN"/>
         </w:rPr>
         <w:lastRenderedPageBreak/>
@@ -4283,6 +4286,7 @@
       <w:r>
         <w:rPr>
           <w:bCs/>
+          <w:noProof/>
           <w:lang w:val="vi-VN"/>
         </w:rPr>
         <w:lastRenderedPageBreak/>
@@ -4348,6 +4352,7 @@
       <w:r>
         <w:rPr>
           <w:bCs/>
+          <w:noProof/>
           <w:lang w:val="vi-VN"/>
         </w:rPr>
         <w:lastRenderedPageBreak/>
@@ -4413,6 +4418,7 @@
       <w:r>
         <w:rPr>
           <w:bCs/>
+          <w:noProof/>
           <w:lang w:val="vi-VN"/>
         </w:rPr>
         <w:lastRenderedPageBreak/>
@@ -4478,6 +4484,7 @@
       <w:r>
         <w:rPr>
           <w:bCs/>
+          <w:noProof/>
           <w:lang w:val="vi-VN"/>
         </w:rPr>
         <w:drawing>
@@ -4542,6 +4549,7 @@
       <w:r>
         <w:rPr>
           <w:bCs/>
+          <w:noProof/>
           <w:lang w:val="vi-VN"/>
         </w:rPr>
         <w:lastRenderedPageBreak/>
@@ -4630,6 +4638,7 @@
       <w:r>
         <w:rPr>
           <w:bCs/>
+          <w:noProof/>
           <w:lang w:val="vi-VN"/>
         </w:rPr>
         <w:drawing>
@@ -7326,6 +7335,7 @@
       <w:r>
         <w:rPr>
           <w:bCs/>
+          <w:noProof/>
           <w:lang w:val="vi-VN"/>
         </w:rPr>
         <w:lastRenderedPageBreak/>
@@ -7391,6 +7401,7 @@
       <w:r>
         <w:rPr>
           <w:bCs/>
+          <w:noProof/>
           <w:lang w:val="vi-VN"/>
         </w:rPr>
         <w:lastRenderedPageBreak/>
@@ -7456,6 +7467,7 @@
       <w:r>
         <w:rPr>
           <w:bCs/>
+          <w:noProof/>
           <w:lang w:val="vi-VN"/>
         </w:rPr>
         <w:drawing>
@@ -7521,6 +7533,7 @@
       <w:r>
         <w:rPr>
           <w:bCs/>
+          <w:noProof/>
           <w:lang w:val="vi-VN"/>
         </w:rPr>
         <w:drawing>
@@ -7605,9 +7618,8624 @@
           <w:lang w:val="vi-VN"/>
         </w:rPr>
       </w:pPr>
+      <w:r>
+        <w:rPr>
+          <w:bCs/>
+          <w:lang w:val="vi-VN"/>
+        </w:rPr>
+        <w:t>Bài 1</w:t>
+      </w:r>
+    </w:p>
+    <w:p>
+      <w:pPr>
+        <w:rPr>
+          <w:bCs/>
+          <w:lang w:val="vi-VN"/>
+        </w:rPr>
+      </w:pPr>
+      <w:r>
+        <w:rPr>
+          <w:bCs/>
+          <w:noProof/>
+          <w:lang w:val="vi-VN"/>
+        </w:rPr>
+        <w:drawing>
+          <wp:inline distT="0" distB="0" distL="0" distR="0" wp14:anchorId="28A10BAE" wp14:editId="3084E219">
+            <wp:extent cx="5943600" cy="2657475"/>
+            <wp:effectExtent l="0" t="0" r="0" b="9525"/>
+            <wp:docPr id="1133848941" name="Picture 1"/>
+            <wp:cNvGraphicFramePr>
+              <a:graphicFrameLocks xmlns:a="http://schemas.openxmlformats.org/drawingml/2006/main" noChangeAspect="1"/>
+            </wp:cNvGraphicFramePr>
+            <a:graphic xmlns:a="http://schemas.openxmlformats.org/drawingml/2006/main">
+              <a:graphicData uri="http://schemas.openxmlformats.org/drawingml/2006/picture">
+                <pic:pic xmlns:pic="http://schemas.openxmlformats.org/drawingml/2006/picture">
+                  <pic:nvPicPr>
+                    <pic:cNvPr id="1133848941" name=""/>
+                    <pic:cNvPicPr/>
+                  </pic:nvPicPr>
+                  <pic:blipFill>
+                    <a:blip r:embed="rId23"/>
+                    <a:stretch>
+                      <a:fillRect/>
+                    </a:stretch>
+                  </pic:blipFill>
+                  <pic:spPr>
+                    <a:xfrm>
+                      <a:off x="0" y="0"/>
+                      <a:ext cx="5943600" cy="2657475"/>
+                    </a:xfrm>
+                    <a:prstGeom prst="rect">
+                      <a:avLst/>
+                    </a:prstGeom>
+                  </pic:spPr>
+                </pic:pic>
+              </a:graphicData>
+            </a:graphic>
+          </wp:inline>
+        </w:drawing>
+      </w:r>
+    </w:p>
+    <w:p>
+      <w:pPr>
+        <w:rPr>
+          <w:bCs/>
+        </w:rPr>
+      </w:pPr>
+      <w:r>
+        <w:rPr>
+          <w:bCs/>
+          <w:lang w:val="vi-VN"/>
+        </w:rPr>
+        <w:lastRenderedPageBreak/>
+        <w:drawing>
+          <wp:inline distT="0" distB="0" distL="0" distR="0" wp14:anchorId="7DE4F5F3" wp14:editId="0D43B6AE">
+            <wp:extent cx="5943600" cy="3253740"/>
+            <wp:effectExtent l="0" t="0" r="0" b="3810"/>
+            <wp:docPr id="1938196216" name="Picture 1"/>
+            <wp:cNvGraphicFramePr>
+              <a:graphicFrameLocks xmlns:a="http://schemas.openxmlformats.org/drawingml/2006/main" noChangeAspect="1"/>
+            </wp:cNvGraphicFramePr>
+            <a:graphic xmlns:a="http://schemas.openxmlformats.org/drawingml/2006/main">
+              <a:graphicData uri="http://schemas.openxmlformats.org/drawingml/2006/picture">
+                <pic:pic xmlns:pic="http://schemas.openxmlformats.org/drawingml/2006/picture">
+                  <pic:nvPicPr>
+                    <pic:cNvPr id="1938196216" name=""/>
+                    <pic:cNvPicPr/>
+                  </pic:nvPicPr>
+                  <pic:blipFill>
+                    <a:blip r:embed="rId24"/>
+                    <a:stretch>
+                      <a:fillRect/>
+                    </a:stretch>
+                  </pic:blipFill>
+                  <pic:spPr>
+                    <a:xfrm>
+                      <a:off x="0" y="0"/>
+                      <a:ext cx="5943600" cy="3253740"/>
+                    </a:xfrm>
+                    <a:prstGeom prst="rect">
+                      <a:avLst/>
+                    </a:prstGeom>
+                  </pic:spPr>
+                </pic:pic>
+              </a:graphicData>
+            </a:graphic>
+          </wp:inline>
+        </w:drawing>
+      </w:r>
+    </w:p>
+    <w:p>
+      <w:pPr>
+        <w:rPr>
+          <w:bCs/>
+        </w:rPr>
+      </w:pPr>
+      <w:r>
+        <w:rPr>
+          <w:bCs/>
+        </w:rPr>
+        <w:t>=====================================================================</w:t>
+      </w:r>
+    </w:p>
+    <w:p>
+      <w:pPr>
+        <w:rPr>
+          <w:bCs/>
+        </w:rPr>
+      </w:pPr>
+      <w:r>
+        <w:rPr>
+          <w:bCs/>
+        </w:rPr>
+        <w:t># CÁC LỆNH CẤU HÌNH TUẦN 5 (V2) - BÀI 1 (ACCESS CONTROL LIST)</w:t>
+      </w:r>
+    </w:p>
+    <w:p>
+      <w:pPr>
+        <w:rPr>
+          <w:bCs/>
+        </w:rPr>
+      </w:pPr>
+      <w:r>
+        <w:rPr>
+          <w:bCs/>
+        </w:rPr>
+        <w:t>=====================================================================</w:t>
+      </w:r>
+    </w:p>
+    <w:p>
+      <w:pPr>
+        <w:rPr>
+          <w:bCs/>
+        </w:rPr>
+      </w:pPr>
+    </w:p>
+    <w:p>
+      <w:pPr>
+        <w:rPr>
+          <w:bCs/>
+        </w:rPr>
+      </w:pPr>
+      <w:r>
+        <w:rPr>
+          <w:bCs/>
+        </w:rPr>
+        <w:t>---------------------------------------------------------------------</w:t>
+      </w:r>
+    </w:p>
+    <w:p>
+      <w:pPr>
+        <w:rPr>
+          <w:bCs/>
+        </w:rPr>
+      </w:pPr>
+      <w:r>
+        <w:rPr>
+          <w:bCs/>
+        </w:rPr>
+        <w:t>1. THIẾT BỊ: SW3 (MULTILAYER SWITCH - ROUTING &amp; ACL CORE)</w:t>
+      </w:r>
+    </w:p>
+    <w:p>
+      <w:pPr>
+        <w:rPr>
+          <w:bCs/>
+        </w:rPr>
+      </w:pPr>
+      <w:r>
+        <w:rPr>
+          <w:bCs/>
+        </w:rPr>
+        <w:t>---------------------------------------------------------------------</w:t>
+      </w:r>
+    </w:p>
+    <w:p>
+      <w:pPr>
+        <w:rPr>
+          <w:bCs/>
+        </w:rPr>
+      </w:pPr>
+      <w:r>
+        <w:rPr>
+          <w:bCs/>
+        </w:rPr>
+        <w:t>enable</w:t>
+      </w:r>
+    </w:p>
+    <w:p>
+      <w:pPr>
+        <w:rPr>
+          <w:bCs/>
+        </w:rPr>
+      </w:pPr>
+      <w:r>
+        <w:rPr>
+          <w:bCs/>
+        </w:rPr>
+        <w:t>configure terminal</w:t>
+      </w:r>
+    </w:p>
+    <w:p>
+      <w:pPr>
+        <w:rPr>
+          <w:bCs/>
+        </w:rPr>
+      </w:pPr>
+      <w:proofErr w:type="spellStart"/>
+      <w:r>
+        <w:rPr>
+          <w:bCs/>
+        </w:rPr>
+        <w:t>ip</w:t>
+      </w:r>
+      <w:proofErr w:type="spellEnd"/>
+      <w:r>
+        <w:rPr>
+          <w:bCs/>
+        </w:rPr>
+        <w:t xml:space="preserve"> routing</w:t>
+      </w:r>
+    </w:p>
+    <w:p>
+      <w:pPr>
+        <w:rPr>
+          <w:bCs/>
+        </w:rPr>
+      </w:pPr>
+    </w:p>
+    <w:p>
+      <w:pPr>
+        <w:rPr>
+          <w:bCs/>
+        </w:rPr>
+      </w:pPr>
+      <w:r>
+        <w:rPr>
+          <w:bCs/>
+        </w:rPr>
+        <w:t xml:space="preserve"># LƯU Ý QUAN TRỌNG: </w:t>
+      </w:r>
+      <w:proofErr w:type="spellStart"/>
+      <w:r>
+        <w:rPr>
+          <w:bCs/>
+        </w:rPr>
+        <w:t>Tắt</w:t>
+      </w:r>
+      <w:proofErr w:type="spellEnd"/>
+      <w:r>
+        <w:rPr>
+          <w:bCs/>
+        </w:rPr>
+        <w:t xml:space="preserve"> CEF </w:t>
+      </w:r>
+      <w:proofErr w:type="spellStart"/>
+      <w:r>
+        <w:rPr>
+          <w:bCs/>
+        </w:rPr>
+        <w:t>chống</w:t>
+      </w:r>
+      <w:proofErr w:type="spellEnd"/>
+      <w:r>
+        <w:rPr>
+          <w:bCs/>
+        </w:rPr>
+        <w:t xml:space="preserve"> </w:t>
+      </w:r>
+      <w:proofErr w:type="spellStart"/>
+      <w:r>
+        <w:rPr>
+          <w:bCs/>
+        </w:rPr>
+        <w:t>lỗi</w:t>
+      </w:r>
+      <w:proofErr w:type="spellEnd"/>
+      <w:r>
+        <w:rPr>
+          <w:bCs/>
+        </w:rPr>
+        <w:t xml:space="preserve"> </w:t>
+      </w:r>
+      <w:proofErr w:type="spellStart"/>
+      <w:r>
+        <w:rPr>
+          <w:bCs/>
+        </w:rPr>
+        <w:t>giả</w:t>
+      </w:r>
+      <w:proofErr w:type="spellEnd"/>
+      <w:r>
+        <w:rPr>
+          <w:bCs/>
+        </w:rPr>
+        <w:t xml:space="preserve"> </w:t>
+      </w:r>
+      <w:proofErr w:type="spellStart"/>
+      <w:r>
+        <w:rPr>
+          <w:bCs/>
+        </w:rPr>
+        <w:t>lập</w:t>
+      </w:r>
+      <w:proofErr w:type="spellEnd"/>
+      <w:r>
+        <w:rPr>
+          <w:bCs/>
+        </w:rPr>
+        <w:t xml:space="preserve"> IOL </w:t>
+      </w:r>
+      <w:proofErr w:type="spellStart"/>
+      <w:r>
+        <w:rPr>
+          <w:bCs/>
+        </w:rPr>
+        <w:t>trong</w:t>
+      </w:r>
+      <w:proofErr w:type="spellEnd"/>
+      <w:r>
+        <w:rPr>
+          <w:bCs/>
+        </w:rPr>
+        <w:t xml:space="preserve"> EVE-NG. </w:t>
+      </w:r>
+    </w:p>
+    <w:p>
+      <w:pPr>
+        <w:rPr>
+          <w:bCs/>
+        </w:rPr>
+      </w:pPr>
+      <w:r>
+        <w:rPr>
+          <w:bCs/>
+        </w:rPr>
+        <w:t xml:space="preserve"># </w:t>
+      </w:r>
+      <w:proofErr w:type="spellStart"/>
+      <w:r>
+        <w:rPr>
+          <w:bCs/>
+        </w:rPr>
+        <w:t>Nếu</w:t>
+      </w:r>
+      <w:proofErr w:type="spellEnd"/>
+      <w:r>
+        <w:rPr>
+          <w:bCs/>
+        </w:rPr>
+        <w:t xml:space="preserve"> </w:t>
+      </w:r>
+      <w:proofErr w:type="spellStart"/>
+      <w:r>
+        <w:rPr>
+          <w:bCs/>
+        </w:rPr>
+        <w:t>không</w:t>
+      </w:r>
+      <w:proofErr w:type="spellEnd"/>
+      <w:r>
+        <w:rPr>
+          <w:bCs/>
+        </w:rPr>
+        <w:t xml:space="preserve"> </w:t>
+      </w:r>
+      <w:proofErr w:type="spellStart"/>
+      <w:r>
+        <w:rPr>
+          <w:bCs/>
+        </w:rPr>
+        <w:t>tắt</w:t>
+      </w:r>
+      <w:proofErr w:type="spellEnd"/>
+      <w:r>
+        <w:rPr>
+          <w:bCs/>
+        </w:rPr>
+        <w:t xml:space="preserve">, switch </w:t>
+      </w:r>
+      <w:proofErr w:type="spellStart"/>
+      <w:r>
+        <w:rPr>
+          <w:bCs/>
+        </w:rPr>
+        <w:t>ảo</w:t>
+      </w:r>
+      <w:proofErr w:type="spellEnd"/>
+      <w:r>
+        <w:rPr>
+          <w:bCs/>
+        </w:rPr>
+        <w:t xml:space="preserve"> </w:t>
+      </w:r>
+      <w:proofErr w:type="spellStart"/>
+      <w:r>
+        <w:rPr>
+          <w:bCs/>
+        </w:rPr>
+        <w:t>sẽ</w:t>
+      </w:r>
+      <w:proofErr w:type="spellEnd"/>
+      <w:r>
+        <w:rPr>
+          <w:bCs/>
+        </w:rPr>
+        <w:t xml:space="preserve"> </w:t>
+      </w:r>
+      <w:proofErr w:type="spellStart"/>
+      <w:r>
+        <w:rPr>
+          <w:bCs/>
+        </w:rPr>
+        <w:t>không</w:t>
+      </w:r>
+      <w:proofErr w:type="spellEnd"/>
+      <w:r>
+        <w:rPr>
+          <w:bCs/>
+        </w:rPr>
+        <w:t xml:space="preserve"> </w:t>
+      </w:r>
+      <w:proofErr w:type="spellStart"/>
+      <w:r>
+        <w:rPr>
+          <w:bCs/>
+        </w:rPr>
+        <w:t>chuyển</w:t>
+      </w:r>
+      <w:proofErr w:type="spellEnd"/>
+      <w:r>
+        <w:rPr>
+          <w:bCs/>
+        </w:rPr>
+        <w:t xml:space="preserve"> </w:t>
+      </w:r>
+      <w:proofErr w:type="spellStart"/>
+      <w:r>
+        <w:rPr>
+          <w:bCs/>
+        </w:rPr>
+        <w:t>tiếp</w:t>
+      </w:r>
+      <w:proofErr w:type="spellEnd"/>
+      <w:r>
+        <w:rPr>
+          <w:bCs/>
+        </w:rPr>
+        <w:t xml:space="preserve"> (route) </w:t>
+      </w:r>
+      <w:proofErr w:type="spellStart"/>
+      <w:r>
+        <w:rPr>
+          <w:bCs/>
+        </w:rPr>
+        <w:t>gói</w:t>
+      </w:r>
+      <w:proofErr w:type="spellEnd"/>
+      <w:r>
+        <w:rPr>
+          <w:bCs/>
+        </w:rPr>
+        <w:t xml:space="preserve"> tin </w:t>
+      </w:r>
+      <w:proofErr w:type="spellStart"/>
+      <w:r>
+        <w:rPr>
+          <w:bCs/>
+        </w:rPr>
+        <w:t>giữa</w:t>
+      </w:r>
+      <w:proofErr w:type="spellEnd"/>
+      <w:r>
+        <w:rPr>
+          <w:bCs/>
+        </w:rPr>
+        <w:t xml:space="preserve"> </w:t>
+      </w:r>
+      <w:proofErr w:type="spellStart"/>
+      <w:r>
+        <w:rPr>
+          <w:bCs/>
+        </w:rPr>
+        <w:t>các</w:t>
+      </w:r>
+      <w:proofErr w:type="spellEnd"/>
+      <w:r>
+        <w:rPr>
+          <w:bCs/>
+        </w:rPr>
+        <w:t xml:space="preserve"> VLAN </w:t>
+      </w:r>
+    </w:p>
+    <w:p>
+      <w:pPr>
+        <w:rPr>
+          <w:bCs/>
+        </w:rPr>
+      </w:pPr>
+      <w:r>
+        <w:rPr>
+          <w:bCs/>
+        </w:rPr>
+        <w:t xml:space="preserve"># </w:t>
+      </w:r>
+      <w:proofErr w:type="spellStart"/>
+      <w:r>
+        <w:rPr>
+          <w:bCs/>
+        </w:rPr>
+        <w:t>mặc</w:t>
+      </w:r>
+      <w:proofErr w:type="spellEnd"/>
+      <w:r>
+        <w:rPr>
+          <w:bCs/>
+        </w:rPr>
+        <w:t xml:space="preserve"> </w:t>
+      </w:r>
+      <w:proofErr w:type="spellStart"/>
+      <w:r>
+        <w:rPr>
+          <w:bCs/>
+        </w:rPr>
+        <w:t>dù</w:t>
+      </w:r>
+      <w:proofErr w:type="spellEnd"/>
+      <w:r>
+        <w:rPr>
+          <w:bCs/>
+        </w:rPr>
+        <w:t xml:space="preserve"> </w:t>
+      </w:r>
+      <w:proofErr w:type="spellStart"/>
+      <w:r>
+        <w:rPr>
+          <w:bCs/>
+        </w:rPr>
+        <w:t>bảng</w:t>
+      </w:r>
+      <w:proofErr w:type="spellEnd"/>
+      <w:r>
+        <w:rPr>
+          <w:bCs/>
+        </w:rPr>
+        <w:t xml:space="preserve"> </w:t>
+      </w:r>
+      <w:proofErr w:type="spellStart"/>
+      <w:r>
+        <w:rPr>
+          <w:bCs/>
+        </w:rPr>
+        <w:t>định</w:t>
+      </w:r>
+      <w:proofErr w:type="spellEnd"/>
+      <w:r>
+        <w:rPr>
+          <w:bCs/>
+        </w:rPr>
+        <w:t xml:space="preserve"> </w:t>
+      </w:r>
+      <w:proofErr w:type="spellStart"/>
+      <w:r>
+        <w:rPr>
+          <w:bCs/>
+        </w:rPr>
+        <w:t>tuyến</w:t>
+      </w:r>
+      <w:proofErr w:type="spellEnd"/>
+      <w:r>
+        <w:rPr>
+          <w:bCs/>
+        </w:rPr>
+        <w:t xml:space="preserve"> </w:t>
+      </w:r>
+      <w:proofErr w:type="spellStart"/>
+      <w:r>
+        <w:rPr>
+          <w:bCs/>
+        </w:rPr>
+        <w:t>và</w:t>
+      </w:r>
+      <w:proofErr w:type="spellEnd"/>
+      <w:r>
+        <w:rPr>
+          <w:bCs/>
+        </w:rPr>
+        <w:t xml:space="preserve"> ARP </w:t>
+      </w:r>
+      <w:proofErr w:type="spellStart"/>
+      <w:r>
+        <w:rPr>
+          <w:bCs/>
+        </w:rPr>
+        <w:t>hiển</w:t>
+      </w:r>
+      <w:proofErr w:type="spellEnd"/>
+      <w:r>
+        <w:rPr>
+          <w:bCs/>
+        </w:rPr>
+        <w:t xml:space="preserve"> </w:t>
+      </w:r>
+      <w:proofErr w:type="spellStart"/>
+      <w:r>
+        <w:rPr>
+          <w:bCs/>
+        </w:rPr>
+        <w:t>thị</w:t>
+      </w:r>
+      <w:proofErr w:type="spellEnd"/>
+      <w:r>
+        <w:rPr>
+          <w:bCs/>
+        </w:rPr>
+        <w:t xml:space="preserve"> </w:t>
+      </w:r>
+      <w:proofErr w:type="spellStart"/>
+      <w:r>
+        <w:rPr>
+          <w:bCs/>
+        </w:rPr>
+        <w:t>đầy</w:t>
+      </w:r>
+      <w:proofErr w:type="spellEnd"/>
+      <w:r>
+        <w:rPr>
+          <w:bCs/>
+        </w:rPr>
+        <w:t xml:space="preserve"> </w:t>
+      </w:r>
+      <w:proofErr w:type="spellStart"/>
+      <w:r>
+        <w:rPr>
+          <w:bCs/>
+        </w:rPr>
+        <w:t>đủ</w:t>
+      </w:r>
+      <w:proofErr w:type="spellEnd"/>
+      <w:r>
+        <w:rPr>
+          <w:bCs/>
+        </w:rPr>
+        <w:t xml:space="preserve">, </w:t>
+      </w:r>
+      <w:proofErr w:type="spellStart"/>
+      <w:r>
+        <w:rPr>
+          <w:bCs/>
+        </w:rPr>
+        <w:t>dẫn</w:t>
+      </w:r>
+      <w:proofErr w:type="spellEnd"/>
+      <w:r>
+        <w:rPr>
+          <w:bCs/>
+        </w:rPr>
+        <w:t xml:space="preserve"> </w:t>
+      </w:r>
+      <w:proofErr w:type="spellStart"/>
+      <w:r>
+        <w:rPr>
+          <w:bCs/>
+        </w:rPr>
+        <w:t>đến</w:t>
+      </w:r>
+      <w:proofErr w:type="spellEnd"/>
+      <w:r>
+        <w:rPr>
+          <w:bCs/>
+        </w:rPr>
+        <w:t xml:space="preserve"> ping </w:t>
+      </w:r>
+      <w:proofErr w:type="spellStart"/>
+      <w:r>
+        <w:rPr>
+          <w:bCs/>
+        </w:rPr>
+        <w:t>bị</w:t>
+      </w:r>
+      <w:proofErr w:type="spellEnd"/>
+      <w:r>
+        <w:rPr>
+          <w:bCs/>
+        </w:rPr>
+        <w:t xml:space="preserve"> timeout.</w:t>
+      </w:r>
+    </w:p>
+    <w:p>
+      <w:pPr>
+        <w:rPr>
+          <w:bCs/>
+        </w:rPr>
+      </w:pPr>
+      <w:r>
+        <w:rPr>
+          <w:bCs/>
+        </w:rPr>
+        <w:t xml:space="preserve">no </w:t>
+      </w:r>
+      <w:proofErr w:type="spellStart"/>
+      <w:r>
+        <w:rPr>
+          <w:bCs/>
+        </w:rPr>
+        <w:t>ip</w:t>
+      </w:r>
+      <w:proofErr w:type="spellEnd"/>
+      <w:r>
+        <w:rPr>
+          <w:bCs/>
+        </w:rPr>
+        <w:t xml:space="preserve"> </w:t>
+      </w:r>
+      <w:proofErr w:type="spellStart"/>
+      <w:r>
+        <w:rPr>
+          <w:bCs/>
+        </w:rPr>
+        <w:t>cef</w:t>
+      </w:r>
+      <w:proofErr w:type="spellEnd"/>
+    </w:p>
+    <w:p>
+      <w:pPr>
+        <w:rPr>
+          <w:bCs/>
+        </w:rPr>
+      </w:pPr>
+    </w:p>
+    <w:p>
+      <w:pPr>
+        <w:rPr>
+          <w:bCs/>
+        </w:rPr>
+      </w:pPr>
+      <w:proofErr w:type="spellStart"/>
+      <w:r>
+        <w:rPr>
+          <w:bCs/>
+        </w:rPr>
+        <w:lastRenderedPageBreak/>
+        <w:t>vlan</w:t>
+      </w:r>
+      <w:proofErr w:type="spellEnd"/>
+      <w:r>
+        <w:rPr>
+          <w:bCs/>
+        </w:rPr>
+        <w:t xml:space="preserve"> 2</w:t>
+      </w:r>
+    </w:p>
+    <w:p>
+      <w:pPr>
+        <w:rPr>
+          <w:bCs/>
+        </w:rPr>
+      </w:pPr>
+      <w:proofErr w:type="spellStart"/>
+      <w:r>
+        <w:rPr>
+          <w:bCs/>
+        </w:rPr>
+        <w:t>vlan</w:t>
+      </w:r>
+      <w:proofErr w:type="spellEnd"/>
+      <w:r>
+        <w:rPr>
+          <w:bCs/>
+        </w:rPr>
+        <w:t xml:space="preserve"> 3</w:t>
+      </w:r>
+    </w:p>
+    <w:p>
+      <w:pPr>
+        <w:rPr>
+          <w:bCs/>
+        </w:rPr>
+      </w:pPr>
+      <w:r>
+        <w:rPr>
+          <w:bCs/>
+        </w:rPr>
+        <w:t>exit</w:t>
+      </w:r>
+    </w:p>
+    <w:p>
+      <w:pPr>
+        <w:rPr>
+          <w:bCs/>
+        </w:rPr>
+      </w:pPr>
+      <w:r>
+        <w:rPr>
+          <w:bCs/>
+        </w:rPr>
+        <w:t xml:space="preserve">interface </w:t>
+      </w:r>
+      <w:proofErr w:type="spellStart"/>
+      <w:r>
+        <w:rPr>
+          <w:bCs/>
+        </w:rPr>
+        <w:t>vlan</w:t>
+      </w:r>
+      <w:proofErr w:type="spellEnd"/>
+      <w:r>
+        <w:rPr>
+          <w:bCs/>
+        </w:rPr>
+        <w:t xml:space="preserve"> 1</w:t>
+      </w:r>
+    </w:p>
+    <w:p>
+      <w:pPr>
+        <w:rPr>
+          <w:bCs/>
+        </w:rPr>
+      </w:pPr>
+      <w:r>
+        <w:rPr>
+          <w:bCs/>
+        </w:rPr>
+        <w:t xml:space="preserve"> </w:t>
+      </w:r>
+      <w:proofErr w:type="spellStart"/>
+      <w:r>
+        <w:rPr>
+          <w:bCs/>
+        </w:rPr>
+        <w:t>ip</w:t>
+      </w:r>
+      <w:proofErr w:type="spellEnd"/>
+      <w:r>
+        <w:rPr>
+          <w:bCs/>
+        </w:rPr>
+        <w:t xml:space="preserve"> address 192.168.1.1 255.255.255.0</w:t>
+      </w:r>
+    </w:p>
+    <w:p>
+      <w:pPr>
+        <w:rPr>
+          <w:bCs/>
+        </w:rPr>
+      </w:pPr>
+      <w:r>
+        <w:rPr>
+          <w:bCs/>
+        </w:rPr>
+        <w:t xml:space="preserve"> no shutdown</w:t>
+      </w:r>
+    </w:p>
+    <w:p>
+      <w:pPr>
+        <w:rPr>
+          <w:bCs/>
+        </w:rPr>
+      </w:pPr>
+      <w:r>
+        <w:rPr>
+          <w:bCs/>
+        </w:rPr>
+        <w:t xml:space="preserve"> exit</w:t>
+      </w:r>
+    </w:p>
+    <w:p>
+      <w:pPr>
+        <w:rPr>
+          <w:bCs/>
+        </w:rPr>
+      </w:pPr>
+      <w:r>
+        <w:rPr>
+          <w:bCs/>
+        </w:rPr>
+        <w:t xml:space="preserve">interface </w:t>
+      </w:r>
+      <w:proofErr w:type="spellStart"/>
+      <w:r>
+        <w:rPr>
+          <w:bCs/>
+        </w:rPr>
+        <w:t>vlan</w:t>
+      </w:r>
+      <w:proofErr w:type="spellEnd"/>
+      <w:r>
+        <w:rPr>
+          <w:bCs/>
+        </w:rPr>
+        <w:t xml:space="preserve"> 2</w:t>
+      </w:r>
+    </w:p>
+    <w:p>
+      <w:pPr>
+        <w:rPr>
+          <w:bCs/>
+        </w:rPr>
+      </w:pPr>
+      <w:r>
+        <w:rPr>
+          <w:bCs/>
+        </w:rPr>
+        <w:t xml:space="preserve"> </w:t>
+      </w:r>
+      <w:proofErr w:type="spellStart"/>
+      <w:r>
+        <w:rPr>
+          <w:bCs/>
+        </w:rPr>
+        <w:t>ip</w:t>
+      </w:r>
+      <w:proofErr w:type="spellEnd"/>
+      <w:r>
+        <w:rPr>
+          <w:bCs/>
+        </w:rPr>
+        <w:t xml:space="preserve"> address 172.16.2.1 255.255.255.0</w:t>
+      </w:r>
+    </w:p>
+    <w:p>
+      <w:pPr>
+        <w:rPr>
+          <w:bCs/>
+        </w:rPr>
+      </w:pPr>
+      <w:r>
+        <w:rPr>
+          <w:bCs/>
+        </w:rPr>
+        <w:t xml:space="preserve"> no shutdown</w:t>
+      </w:r>
+    </w:p>
+    <w:p>
+      <w:pPr>
+        <w:rPr>
+          <w:bCs/>
+        </w:rPr>
+      </w:pPr>
+      <w:r>
+        <w:rPr>
+          <w:bCs/>
+        </w:rPr>
+        <w:t xml:space="preserve"> exit</w:t>
+      </w:r>
+    </w:p>
+    <w:p>
+      <w:pPr>
+        <w:rPr>
+          <w:bCs/>
+        </w:rPr>
+      </w:pPr>
+      <w:r>
+        <w:rPr>
+          <w:bCs/>
+        </w:rPr>
+        <w:t xml:space="preserve">interface </w:t>
+      </w:r>
+      <w:proofErr w:type="spellStart"/>
+      <w:r>
+        <w:rPr>
+          <w:bCs/>
+        </w:rPr>
+        <w:t>vlan</w:t>
+      </w:r>
+      <w:proofErr w:type="spellEnd"/>
+      <w:r>
+        <w:rPr>
+          <w:bCs/>
+        </w:rPr>
+        <w:t xml:space="preserve"> 3</w:t>
+      </w:r>
+    </w:p>
+    <w:p>
+      <w:pPr>
+        <w:rPr>
+          <w:bCs/>
+        </w:rPr>
+      </w:pPr>
+      <w:r>
+        <w:rPr>
+          <w:bCs/>
+        </w:rPr>
+        <w:t xml:space="preserve"> </w:t>
+      </w:r>
+      <w:proofErr w:type="spellStart"/>
+      <w:r>
+        <w:rPr>
+          <w:bCs/>
+        </w:rPr>
+        <w:t>ip</w:t>
+      </w:r>
+      <w:proofErr w:type="spellEnd"/>
+      <w:r>
+        <w:rPr>
+          <w:bCs/>
+        </w:rPr>
+        <w:t xml:space="preserve"> address 172.16.3.1 255.255.255.0</w:t>
+      </w:r>
+    </w:p>
+    <w:p>
+      <w:pPr>
+        <w:rPr>
+          <w:bCs/>
+        </w:rPr>
+      </w:pPr>
+      <w:r>
+        <w:rPr>
+          <w:bCs/>
+        </w:rPr>
+        <w:t xml:space="preserve"> no shutdown</w:t>
+      </w:r>
+    </w:p>
+    <w:p>
+      <w:pPr>
+        <w:rPr>
+          <w:bCs/>
+        </w:rPr>
+      </w:pPr>
+      <w:r>
+        <w:rPr>
+          <w:bCs/>
+        </w:rPr>
+        <w:t xml:space="preserve"> exit</w:t>
+      </w:r>
+    </w:p>
+    <w:p>
+      <w:pPr>
+        <w:rPr>
+          <w:bCs/>
+        </w:rPr>
+      </w:pPr>
+    </w:p>
+    <w:p>
+      <w:pPr>
+        <w:rPr>
+          <w:bCs/>
+        </w:rPr>
+      </w:pPr>
+      <w:r>
+        <w:rPr>
+          <w:bCs/>
+        </w:rPr>
+        <w:t xml:space="preserve"># </w:t>
+      </w:r>
+      <w:proofErr w:type="spellStart"/>
+      <w:r>
+        <w:rPr>
+          <w:bCs/>
+        </w:rPr>
+        <w:t>Cấu</w:t>
+      </w:r>
+      <w:proofErr w:type="spellEnd"/>
+      <w:r>
+        <w:rPr>
+          <w:bCs/>
+        </w:rPr>
+        <w:t xml:space="preserve"> </w:t>
+      </w:r>
+      <w:proofErr w:type="spellStart"/>
+      <w:r>
+        <w:rPr>
+          <w:bCs/>
+        </w:rPr>
+        <w:t>hình</w:t>
+      </w:r>
+      <w:proofErr w:type="spellEnd"/>
+      <w:r>
+        <w:rPr>
+          <w:bCs/>
+        </w:rPr>
+        <w:t xml:space="preserve"> </w:t>
+      </w:r>
+      <w:proofErr w:type="spellStart"/>
+      <w:r>
+        <w:rPr>
+          <w:bCs/>
+        </w:rPr>
+        <w:t>cổng</w:t>
+      </w:r>
+      <w:proofErr w:type="spellEnd"/>
+      <w:r>
+        <w:rPr>
+          <w:bCs/>
+        </w:rPr>
+        <w:t xml:space="preserve"> e0/1 </w:t>
+      </w:r>
+      <w:proofErr w:type="spellStart"/>
+      <w:r>
+        <w:rPr>
+          <w:bCs/>
+        </w:rPr>
+        <w:t>làm</w:t>
+      </w:r>
+      <w:proofErr w:type="spellEnd"/>
+      <w:r>
+        <w:rPr>
+          <w:bCs/>
+        </w:rPr>
+        <w:t xml:space="preserve"> </w:t>
+      </w:r>
+      <w:proofErr w:type="spellStart"/>
+      <w:r>
+        <w:rPr>
+          <w:bCs/>
+        </w:rPr>
+        <w:t>cổng</w:t>
+      </w:r>
+      <w:proofErr w:type="spellEnd"/>
+      <w:r>
+        <w:rPr>
+          <w:bCs/>
+        </w:rPr>
+        <w:t xml:space="preserve"> Access VLAN 1 </w:t>
+      </w:r>
+      <w:proofErr w:type="spellStart"/>
+      <w:r>
+        <w:rPr>
+          <w:bCs/>
+        </w:rPr>
+        <w:t>nối</w:t>
+      </w:r>
+      <w:proofErr w:type="spellEnd"/>
+      <w:r>
+        <w:rPr>
+          <w:bCs/>
+        </w:rPr>
+        <w:t xml:space="preserve"> </w:t>
+      </w:r>
+      <w:proofErr w:type="spellStart"/>
+      <w:r>
+        <w:rPr>
+          <w:bCs/>
+        </w:rPr>
+        <w:t>với</w:t>
+      </w:r>
+      <w:proofErr w:type="spellEnd"/>
+      <w:r>
+        <w:rPr>
+          <w:bCs/>
+        </w:rPr>
+        <w:t xml:space="preserve"> Switch0</w:t>
+      </w:r>
+    </w:p>
+    <w:p>
+      <w:pPr>
+        <w:rPr>
+          <w:bCs/>
+        </w:rPr>
+      </w:pPr>
+      <w:r>
+        <w:rPr>
+          <w:bCs/>
+        </w:rPr>
+        <w:t>interface e0/1</w:t>
+      </w:r>
+    </w:p>
+    <w:p>
+      <w:pPr>
+        <w:rPr>
+          <w:bCs/>
+        </w:rPr>
+      </w:pPr>
+      <w:r>
+        <w:rPr>
+          <w:bCs/>
+        </w:rPr>
+        <w:t xml:space="preserve"> switchport mode access</w:t>
+      </w:r>
+    </w:p>
+    <w:p>
+      <w:pPr>
+        <w:rPr>
+          <w:bCs/>
+        </w:rPr>
+      </w:pPr>
+      <w:r>
+        <w:rPr>
+          <w:bCs/>
+        </w:rPr>
+        <w:t xml:space="preserve"> switchport access </w:t>
+      </w:r>
+      <w:proofErr w:type="spellStart"/>
+      <w:r>
+        <w:rPr>
+          <w:bCs/>
+        </w:rPr>
+        <w:t>vlan</w:t>
+      </w:r>
+      <w:proofErr w:type="spellEnd"/>
+      <w:r>
+        <w:rPr>
+          <w:bCs/>
+        </w:rPr>
+        <w:t xml:space="preserve"> 1</w:t>
+      </w:r>
+    </w:p>
+    <w:p>
+      <w:pPr>
+        <w:rPr>
+          <w:bCs/>
+        </w:rPr>
+      </w:pPr>
+      <w:r>
+        <w:rPr>
+          <w:bCs/>
+        </w:rPr>
+        <w:t xml:space="preserve"> no shutdown</w:t>
+      </w:r>
+    </w:p>
+    <w:p>
+      <w:pPr>
+        <w:rPr>
+          <w:bCs/>
+        </w:rPr>
+      </w:pPr>
+      <w:r>
+        <w:rPr>
+          <w:bCs/>
+        </w:rPr>
+        <w:t xml:space="preserve"> exit</w:t>
+      </w:r>
+    </w:p>
+    <w:p>
+      <w:pPr>
+        <w:rPr>
+          <w:bCs/>
+        </w:rPr>
+      </w:pPr>
+    </w:p>
+    <w:p>
+      <w:pPr>
+        <w:rPr>
+          <w:bCs/>
+        </w:rPr>
+      </w:pPr>
+      <w:r>
+        <w:rPr>
+          <w:bCs/>
+        </w:rPr>
+        <w:t xml:space="preserve"># </w:t>
+      </w:r>
+      <w:proofErr w:type="spellStart"/>
+      <w:r>
+        <w:rPr>
+          <w:bCs/>
+        </w:rPr>
+        <w:t>Cấu</w:t>
+      </w:r>
+      <w:proofErr w:type="spellEnd"/>
+      <w:r>
+        <w:rPr>
+          <w:bCs/>
+        </w:rPr>
+        <w:t xml:space="preserve"> </w:t>
+      </w:r>
+      <w:proofErr w:type="spellStart"/>
+      <w:r>
+        <w:rPr>
+          <w:bCs/>
+        </w:rPr>
+        <w:t>hình</w:t>
+      </w:r>
+      <w:proofErr w:type="spellEnd"/>
+      <w:r>
+        <w:rPr>
+          <w:bCs/>
+        </w:rPr>
+        <w:t xml:space="preserve"> </w:t>
+      </w:r>
+      <w:proofErr w:type="spellStart"/>
+      <w:r>
+        <w:rPr>
+          <w:bCs/>
+        </w:rPr>
+        <w:t>các</w:t>
+      </w:r>
+      <w:proofErr w:type="spellEnd"/>
+      <w:r>
+        <w:rPr>
+          <w:bCs/>
+        </w:rPr>
+        <w:t xml:space="preserve"> </w:t>
+      </w:r>
+      <w:proofErr w:type="spellStart"/>
+      <w:r>
+        <w:rPr>
+          <w:bCs/>
+        </w:rPr>
+        <w:t>cổng</w:t>
+      </w:r>
+      <w:proofErr w:type="spellEnd"/>
+      <w:r>
+        <w:rPr>
+          <w:bCs/>
+        </w:rPr>
+        <w:t xml:space="preserve"> e0/2, e0/3 </w:t>
+      </w:r>
+      <w:proofErr w:type="spellStart"/>
+      <w:r>
+        <w:rPr>
+          <w:bCs/>
+        </w:rPr>
+        <w:t>làm</w:t>
+      </w:r>
+      <w:proofErr w:type="spellEnd"/>
+      <w:r>
+        <w:rPr>
+          <w:bCs/>
+        </w:rPr>
+        <w:t xml:space="preserve"> </w:t>
+      </w:r>
+      <w:proofErr w:type="spellStart"/>
+      <w:r>
+        <w:rPr>
+          <w:bCs/>
+        </w:rPr>
+        <w:t>cổng</w:t>
+      </w:r>
+      <w:proofErr w:type="spellEnd"/>
+      <w:r>
+        <w:rPr>
+          <w:bCs/>
+        </w:rPr>
+        <w:t xml:space="preserve"> Trunk </w:t>
+      </w:r>
+      <w:proofErr w:type="spellStart"/>
+      <w:r>
+        <w:rPr>
+          <w:bCs/>
+        </w:rPr>
+        <w:t>nối</w:t>
+      </w:r>
+      <w:proofErr w:type="spellEnd"/>
+      <w:r>
+        <w:rPr>
+          <w:bCs/>
+        </w:rPr>
+        <w:t xml:space="preserve"> sang Switch1 </w:t>
+      </w:r>
+      <w:proofErr w:type="spellStart"/>
+      <w:r>
+        <w:rPr>
+          <w:bCs/>
+        </w:rPr>
+        <w:t>và</w:t>
+      </w:r>
+      <w:proofErr w:type="spellEnd"/>
+      <w:r>
+        <w:rPr>
+          <w:bCs/>
+        </w:rPr>
+        <w:t xml:space="preserve"> Switch2</w:t>
+      </w:r>
+    </w:p>
+    <w:p>
+      <w:pPr>
+        <w:rPr>
+          <w:bCs/>
+        </w:rPr>
+      </w:pPr>
+      <w:r>
+        <w:rPr>
+          <w:bCs/>
+        </w:rPr>
+        <w:t>interface range e0/2 - 3</w:t>
+      </w:r>
+    </w:p>
+    <w:p>
+      <w:pPr>
+        <w:rPr>
+          <w:bCs/>
+        </w:rPr>
+      </w:pPr>
+      <w:r>
+        <w:rPr>
+          <w:bCs/>
+        </w:rPr>
+        <w:t xml:space="preserve"> switchport trunk encapsulation dot1q</w:t>
+      </w:r>
+    </w:p>
+    <w:p>
+      <w:pPr>
+        <w:rPr>
+          <w:bCs/>
+        </w:rPr>
+      </w:pPr>
+      <w:r>
+        <w:rPr>
+          <w:bCs/>
+        </w:rPr>
+        <w:t xml:space="preserve"> switchport mode trunk</w:t>
+      </w:r>
+    </w:p>
+    <w:p>
+      <w:pPr>
+        <w:rPr>
+          <w:bCs/>
+        </w:rPr>
+      </w:pPr>
+      <w:r>
+        <w:rPr>
+          <w:bCs/>
+        </w:rPr>
+        <w:t xml:space="preserve"> no shutdown</w:t>
+      </w:r>
+    </w:p>
+    <w:p>
+      <w:pPr>
+        <w:rPr>
+          <w:bCs/>
+        </w:rPr>
+      </w:pPr>
+      <w:r>
+        <w:rPr>
+          <w:bCs/>
+        </w:rPr>
+        <w:lastRenderedPageBreak/>
+        <w:t xml:space="preserve"> exit</w:t>
+      </w:r>
+    </w:p>
+    <w:p>
+      <w:pPr>
+        <w:rPr>
+          <w:bCs/>
+        </w:rPr>
+      </w:pPr>
+    </w:p>
+    <w:p>
+      <w:pPr>
+        <w:rPr>
+          <w:bCs/>
+        </w:rPr>
+      </w:pPr>
+      <w:r>
+        <w:rPr>
+          <w:bCs/>
+        </w:rPr>
+        <w:t xml:space="preserve"># </w:t>
+      </w:r>
+      <w:proofErr w:type="spellStart"/>
+      <w:r>
+        <w:rPr>
+          <w:bCs/>
+        </w:rPr>
+        <w:t>Cấu</w:t>
+      </w:r>
+      <w:proofErr w:type="spellEnd"/>
+      <w:r>
+        <w:rPr>
+          <w:bCs/>
+        </w:rPr>
+        <w:t xml:space="preserve"> </w:t>
+      </w:r>
+      <w:proofErr w:type="spellStart"/>
+      <w:r>
+        <w:rPr>
+          <w:bCs/>
+        </w:rPr>
+        <w:t>hình</w:t>
+      </w:r>
+      <w:proofErr w:type="spellEnd"/>
+      <w:r>
+        <w:rPr>
+          <w:bCs/>
+        </w:rPr>
+        <w:t xml:space="preserve"> </w:t>
+      </w:r>
+      <w:proofErr w:type="spellStart"/>
+      <w:r>
+        <w:rPr>
+          <w:bCs/>
+        </w:rPr>
+        <w:t>định</w:t>
+      </w:r>
+      <w:proofErr w:type="spellEnd"/>
+      <w:r>
+        <w:rPr>
+          <w:bCs/>
+        </w:rPr>
+        <w:t xml:space="preserve"> </w:t>
+      </w:r>
+      <w:proofErr w:type="spellStart"/>
+      <w:r>
+        <w:rPr>
+          <w:bCs/>
+        </w:rPr>
+        <w:t>tuyến</w:t>
+      </w:r>
+      <w:proofErr w:type="spellEnd"/>
+      <w:r>
+        <w:rPr>
+          <w:bCs/>
+        </w:rPr>
+        <w:t xml:space="preserve"> RIP</w:t>
+      </w:r>
+    </w:p>
+    <w:p>
+      <w:pPr>
+        <w:rPr>
+          <w:bCs/>
+        </w:rPr>
+      </w:pPr>
+      <w:r>
+        <w:rPr>
+          <w:bCs/>
+        </w:rPr>
+        <w:t>router rip</w:t>
+      </w:r>
+    </w:p>
+    <w:p>
+      <w:pPr>
+        <w:rPr>
+          <w:bCs/>
+        </w:rPr>
+      </w:pPr>
+      <w:r>
+        <w:rPr>
+          <w:bCs/>
+        </w:rPr>
+        <w:t xml:space="preserve"> version 2</w:t>
+      </w:r>
+    </w:p>
+    <w:p>
+      <w:pPr>
+        <w:rPr>
+          <w:bCs/>
+        </w:rPr>
+      </w:pPr>
+      <w:r>
+        <w:rPr>
+          <w:bCs/>
+        </w:rPr>
+        <w:t xml:space="preserve"> no auto-summary</w:t>
+      </w:r>
+    </w:p>
+    <w:p>
+      <w:pPr>
+        <w:rPr>
+          <w:bCs/>
+        </w:rPr>
+      </w:pPr>
+      <w:r>
+        <w:rPr>
+          <w:bCs/>
+        </w:rPr>
+        <w:t xml:space="preserve"> network 192.168.1.0</w:t>
+      </w:r>
+    </w:p>
+    <w:p>
+      <w:pPr>
+        <w:rPr>
+          <w:bCs/>
+        </w:rPr>
+      </w:pPr>
+      <w:r>
+        <w:rPr>
+          <w:bCs/>
+        </w:rPr>
+        <w:t xml:space="preserve"> network 172.16.0.0</w:t>
+      </w:r>
+    </w:p>
+    <w:p>
+      <w:pPr>
+        <w:rPr>
+          <w:bCs/>
+        </w:rPr>
+      </w:pPr>
+      <w:r>
+        <w:rPr>
+          <w:bCs/>
+        </w:rPr>
+        <w:t xml:space="preserve"> exit</w:t>
+      </w:r>
+    </w:p>
+    <w:p>
+      <w:pPr>
+        <w:rPr>
+          <w:bCs/>
+        </w:rPr>
+      </w:pPr>
+    </w:p>
+    <w:p>
+      <w:pPr>
+        <w:rPr>
+          <w:bCs/>
+        </w:rPr>
+      </w:pPr>
+      <w:r>
+        <w:rPr>
+          <w:bCs/>
+        </w:rPr>
+        <w:t xml:space="preserve"># </w:t>
+      </w:r>
+      <w:proofErr w:type="spellStart"/>
+      <w:r>
+        <w:rPr>
+          <w:bCs/>
+        </w:rPr>
+        <w:t>Cấu</w:t>
+      </w:r>
+      <w:proofErr w:type="spellEnd"/>
+      <w:r>
+        <w:rPr>
+          <w:bCs/>
+        </w:rPr>
+        <w:t xml:space="preserve"> </w:t>
+      </w:r>
+      <w:proofErr w:type="spellStart"/>
+      <w:r>
+        <w:rPr>
+          <w:bCs/>
+        </w:rPr>
+        <w:t>hình</w:t>
+      </w:r>
+      <w:proofErr w:type="spellEnd"/>
+      <w:r>
+        <w:rPr>
+          <w:bCs/>
+        </w:rPr>
+        <w:t xml:space="preserve"> Access Control List (ACL) </w:t>
+      </w:r>
+      <w:proofErr w:type="spellStart"/>
+      <w:r>
+        <w:rPr>
+          <w:bCs/>
+        </w:rPr>
+        <w:t>cho</w:t>
+      </w:r>
+      <w:proofErr w:type="spellEnd"/>
+      <w:r>
+        <w:rPr>
+          <w:bCs/>
+        </w:rPr>
+        <w:t xml:space="preserve"> VLAN 3</w:t>
+      </w:r>
+    </w:p>
+    <w:p>
+      <w:pPr>
+        <w:rPr>
+          <w:bCs/>
+        </w:rPr>
+      </w:pPr>
+      <w:r>
+        <w:rPr>
+          <w:bCs/>
+        </w:rPr>
+        <w:t xml:space="preserve"># - Cho </w:t>
+      </w:r>
+      <w:proofErr w:type="spellStart"/>
+      <w:r>
+        <w:rPr>
+          <w:bCs/>
+        </w:rPr>
+        <w:t>phép</w:t>
+      </w:r>
+      <w:proofErr w:type="spellEnd"/>
+      <w:r>
+        <w:rPr>
+          <w:bCs/>
+        </w:rPr>
+        <w:t xml:space="preserve"> PC_FTP (172.16.3.100) </w:t>
+      </w:r>
+      <w:proofErr w:type="spellStart"/>
+      <w:r>
+        <w:rPr>
+          <w:bCs/>
+        </w:rPr>
+        <w:t>kết</w:t>
+      </w:r>
+      <w:proofErr w:type="spellEnd"/>
+      <w:r>
+        <w:rPr>
+          <w:bCs/>
+        </w:rPr>
+        <w:t xml:space="preserve"> </w:t>
+      </w:r>
+      <w:proofErr w:type="spellStart"/>
+      <w:r>
+        <w:rPr>
+          <w:bCs/>
+        </w:rPr>
+        <w:t>nối</w:t>
+      </w:r>
+      <w:proofErr w:type="spellEnd"/>
+      <w:r>
+        <w:rPr>
+          <w:bCs/>
+        </w:rPr>
+        <w:t xml:space="preserve"> FTP </w:t>
+      </w:r>
+      <w:proofErr w:type="spellStart"/>
+      <w:r>
+        <w:rPr>
+          <w:bCs/>
+        </w:rPr>
+        <w:t>tới</w:t>
+      </w:r>
+      <w:proofErr w:type="spellEnd"/>
+      <w:r>
+        <w:rPr>
+          <w:bCs/>
+        </w:rPr>
+        <w:t xml:space="preserve"> Server0 (192.168.1.2)</w:t>
+      </w:r>
+    </w:p>
+    <w:p>
+      <w:pPr>
+        <w:rPr>
+          <w:bCs/>
+        </w:rPr>
+      </w:pPr>
+      <w:r>
+        <w:rPr>
+          <w:bCs/>
+        </w:rPr>
+        <w:t xml:space="preserve"># - Cho </w:t>
+      </w:r>
+      <w:proofErr w:type="spellStart"/>
+      <w:r>
+        <w:rPr>
+          <w:bCs/>
+        </w:rPr>
+        <w:t>phép</w:t>
+      </w:r>
+      <w:proofErr w:type="spellEnd"/>
+      <w:r>
+        <w:rPr>
+          <w:bCs/>
+        </w:rPr>
+        <w:t xml:space="preserve"> PC_FTP (172.16.3.100) PING </w:t>
+      </w:r>
+      <w:proofErr w:type="spellStart"/>
+      <w:r>
+        <w:rPr>
+          <w:bCs/>
+        </w:rPr>
+        <w:t>tới</w:t>
+      </w:r>
+      <w:proofErr w:type="spellEnd"/>
+      <w:r>
+        <w:rPr>
+          <w:bCs/>
+        </w:rPr>
+        <w:t xml:space="preserve"> Server0 (ICMP) </w:t>
+      </w:r>
+      <w:proofErr w:type="spellStart"/>
+      <w:r>
+        <w:rPr>
+          <w:bCs/>
+        </w:rPr>
+        <w:t>để</w:t>
+      </w:r>
+      <w:proofErr w:type="spellEnd"/>
+      <w:r>
+        <w:rPr>
+          <w:bCs/>
+        </w:rPr>
+        <w:t xml:space="preserve"> </w:t>
+      </w:r>
+      <w:proofErr w:type="spellStart"/>
+      <w:r>
+        <w:rPr>
+          <w:bCs/>
+        </w:rPr>
+        <w:t>kiểm</w:t>
+      </w:r>
+      <w:proofErr w:type="spellEnd"/>
+      <w:r>
+        <w:rPr>
+          <w:bCs/>
+        </w:rPr>
+        <w:t xml:space="preserve"> </w:t>
+      </w:r>
+      <w:proofErr w:type="spellStart"/>
+      <w:r>
+        <w:rPr>
+          <w:bCs/>
+        </w:rPr>
+        <w:t>tra</w:t>
+      </w:r>
+      <w:proofErr w:type="spellEnd"/>
+      <w:r>
+        <w:rPr>
+          <w:bCs/>
+        </w:rPr>
+        <w:t xml:space="preserve"> </w:t>
+      </w:r>
+      <w:proofErr w:type="spellStart"/>
+      <w:r>
+        <w:rPr>
+          <w:bCs/>
+        </w:rPr>
+        <w:t>thực</w:t>
+      </w:r>
+      <w:proofErr w:type="spellEnd"/>
+      <w:r>
+        <w:rPr>
+          <w:bCs/>
+        </w:rPr>
+        <w:t xml:space="preserve"> </w:t>
+      </w:r>
+      <w:proofErr w:type="spellStart"/>
+      <w:r>
+        <w:rPr>
+          <w:bCs/>
+        </w:rPr>
+        <w:t>tế</w:t>
+      </w:r>
+      <w:proofErr w:type="spellEnd"/>
+      <w:r>
+        <w:rPr>
+          <w:bCs/>
+        </w:rPr>
+        <w:t xml:space="preserve"> (</w:t>
+      </w:r>
+      <w:proofErr w:type="spellStart"/>
+      <w:r>
+        <w:rPr>
+          <w:bCs/>
+        </w:rPr>
+        <w:t>vì</w:t>
+      </w:r>
+      <w:proofErr w:type="spellEnd"/>
+      <w:r>
+        <w:rPr>
+          <w:bCs/>
+        </w:rPr>
+        <w:t xml:space="preserve"> VPCS </w:t>
+      </w:r>
+      <w:proofErr w:type="spellStart"/>
+      <w:r>
+        <w:rPr>
+          <w:bCs/>
+        </w:rPr>
+        <w:t>không</w:t>
+      </w:r>
+      <w:proofErr w:type="spellEnd"/>
+      <w:r>
+        <w:rPr>
+          <w:bCs/>
+        </w:rPr>
+        <w:t xml:space="preserve"> </w:t>
+      </w:r>
+      <w:proofErr w:type="spellStart"/>
+      <w:r>
+        <w:rPr>
+          <w:bCs/>
+        </w:rPr>
+        <w:t>có</w:t>
+      </w:r>
+      <w:proofErr w:type="spellEnd"/>
+      <w:r>
+        <w:rPr>
+          <w:bCs/>
+        </w:rPr>
+        <w:t xml:space="preserve"> </w:t>
+      </w:r>
+      <w:proofErr w:type="spellStart"/>
+      <w:r>
+        <w:rPr>
+          <w:bCs/>
+        </w:rPr>
+        <w:t>trình</w:t>
+      </w:r>
+      <w:proofErr w:type="spellEnd"/>
+      <w:r>
+        <w:rPr>
+          <w:bCs/>
+        </w:rPr>
+        <w:t xml:space="preserve"> </w:t>
+      </w:r>
+      <w:proofErr w:type="spellStart"/>
+      <w:r>
+        <w:rPr>
+          <w:bCs/>
+        </w:rPr>
+        <w:t>duyệt</w:t>
+      </w:r>
+      <w:proofErr w:type="spellEnd"/>
+      <w:r>
+        <w:rPr>
+          <w:bCs/>
+        </w:rPr>
+        <w:t xml:space="preserve">/client FTP </w:t>
+      </w:r>
+      <w:proofErr w:type="spellStart"/>
+      <w:r>
+        <w:rPr>
+          <w:bCs/>
+        </w:rPr>
+        <w:t>thực</w:t>
+      </w:r>
+      <w:proofErr w:type="spellEnd"/>
+      <w:r>
+        <w:rPr>
+          <w:bCs/>
+        </w:rPr>
+        <w:t xml:space="preserve"> </w:t>
+      </w:r>
+      <w:proofErr w:type="spellStart"/>
+      <w:r>
+        <w:rPr>
+          <w:bCs/>
+        </w:rPr>
+        <w:t>sự</w:t>
+      </w:r>
+      <w:proofErr w:type="spellEnd"/>
+      <w:r>
+        <w:rPr>
+          <w:bCs/>
+        </w:rPr>
+        <w:t>).</w:t>
+      </w:r>
+    </w:p>
+    <w:p>
+      <w:pPr>
+        <w:rPr>
+          <w:bCs/>
+        </w:rPr>
+      </w:pPr>
+      <w:r>
+        <w:rPr>
+          <w:bCs/>
+        </w:rPr>
+        <w:t xml:space="preserve"># - </w:t>
+      </w:r>
+      <w:proofErr w:type="spellStart"/>
+      <w:r>
+        <w:rPr>
+          <w:bCs/>
+        </w:rPr>
+        <w:t>Chặn</w:t>
+      </w:r>
+      <w:proofErr w:type="spellEnd"/>
+      <w:r>
+        <w:rPr>
+          <w:bCs/>
+        </w:rPr>
+        <w:t xml:space="preserve"> </w:t>
+      </w:r>
+      <w:proofErr w:type="spellStart"/>
+      <w:r>
+        <w:rPr>
+          <w:bCs/>
+        </w:rPr>
+        <w:t>toàn</w:t>
+      </w:r>
+      <w:proofErr w:type="spellEnd"/>
+      <w:r>
+        <w:rPr>
+          <w:bCs/>
+        </w:rPr>
+        <w:t xml:space="preserve"> </w:t>
+      </w:r>
+      <w:proofErr w:type="spellStart"/>
+      <w:r>
+        <w:rPr>
+          <w:bCs/>
+        </w:rPr>
+        <w:t>bộ</w:t>
+      </w:r>
+      <w:proofErr w:type="spellEnd"/>
+      <w:r>
+        <w:rPr>
+          <w:bCs/>
+        </w:rPr>
+        <w:t xml:space="preserve"> </w:t>
+      </w:r>
+      <w:proofErr w:type="spellStart"/>
+      <w:r>
+        <w:rPr>
+          <w:bCs/>
+        </w:rPr>
+        <w:t>phần</w:t>
+      </w:r>
+      <w:proofErr w:type="spellEnd"/>
+      <w:r>
+        <w:rPr>
+          <w:bCs/>
+        </w:rPr>
+        <w:t xml:space="preserve"> </w:t>
+      </w:r>
+      <w:proofErr w:type="spellStart"/>
+      <w:r>
+        <w:rPr>
+          <w:bCs/>
+        </w:rPr>
+        <w:t>còn</w:t>
+      </w:r>
+      <w:proofErr w:type="spellEnd"/>
+      <w:r>
+        <w:rPr>
+          <w:bCs/>
+        </w:rPr>
+        <w:t xml:space="preserve"> </w:t>
+      </w:r>
+      <w:proofErr w:type="spellStart"/>
+      <w:r>
+        <w:rPr>
+          <w:bCs/>
+        </w:rPr>
+        <w:t>lại</w:t>
+      </w:r>
+      <w:proofErr w:type="spellEnd"/>
+      <w:r>
+        <w:rPr>
+          <w:bCs/>
+        </w:rPr>
+        <w:t xml:space="preserve"> </w:t>
+      </w:r>
+      <w:proofErr w:type="spellStart"/>
+      <w:r>
+        <w:rPr>
+          <w:bCs/>
+        </w:rPr>
+        <w:t>của</w:t>
+      </w:r>
+      <w:proofErr w:type="spellEnd"/>
+      <w:r>
+        <w:rPr>
+          <w:bCs/>
+        </w:rPr>
+        <w:t xml:space="preserve"> VLAN 3 (</w:t>
+      </w:r>
+      <w:proofErr w:type="spellStart"/>
+      <w:r>
+        <w:rPr>
+          <w:bCs/>
+        </w:rPr>
+        <w:t>ví</w:t>
+      </w:r>
+      <w:proofErr w:type="spellEnd"/>
+      <w:r>
+        <w:rPr>
+          <w:bCs/>
+        </w:rPr>
+        <w:t xml:space="preserve"> </w:t>
+      </w:r>
+      <w:proofErr w:type="spellStart"/>
+      <w:r>
+        <w:rPr>
+          <w:bCs/>
+        </w:rPr>
+        <w:t>dụ</w:t>
+      </w:r>
+      <w:proofErr w:type="spellEnd"/>
+      <w:r>
+        <w:rPr>
+          <w:bCs/>
+        </w:rPr>
+        <w:t xml:space="preserve"> PC0 172.16.3.2) </w:t>
+      </w:r>
+      <w:proofErr w:type="spellStart"/>
+      <w:r>
+        <w:rPr>
+          <w:bCs/>
+        </w:rPr>
+        <w:t>tới</w:t>
+      </w:r>
+      <w:proofErr w:type="spellEnd"/>
+      <w:r>
+        <w:rPr>
+          <w:bCs/>
+        </w:rPr>
+        <w:t xml:space="preserve"> Server0.</w:t>
+      </w:r>
+    </w:p>
+    <w:p>
+      <w:pPr>
+        <w:rPr>
+          <w:bCs/>
+        </w:rPr>
+      </w:pPr>
+      <w:proofErr w:type="spellStart"/>
+      <w:r>
+        <w:rPr>
+          <w:bCs/>
+        </w:rPr>
+        <w:t>ip</w:t>
+      </w:r>
+      <w:proofErr w:type="spellEnd"/>
+      <w:r>
+        <w:rPr>
+          <w:bCs/>
+        </w:rPr>
+        <w:t xml:space="preserve"> access-list extended VLAN3_ACL</w:t>
+      </w:r>
+    </w:p>
+    <w:p>
+      <w:pPr>
+        <w:rPr>
+          <w:bCs/>
+        </w:rPr>
+      </w:pPr>
+      <w:r>
+        <w:rPr>
+          <w:bCs/>
+        </w:rPr>
+        <w:t xml:space="preserve"> permit </w:t>
+      </w:r>
+      <w:proofErr w:type="spellStart"/>
+      <w:r>
+        <w:rPr>
+          <w:bCs/>
+        </w:rPr>
+        <w:t>tcp</w:t>
+      </w:r>
+      <w:proofErr w:type="spellEnd"/>
+      <w:r>
+        <w:rPr>
+          <w:bCs/>
+        </w:rPr>
+        <w:t xml:space="preserve"> host 172.16.3.100 host 192.168.1.2 eq ftp</w:t>
+      </w:r>
+    </w:p>
+    <w:p>
+      <w:pPr>
+        <w:rPr>
+          <w:bCs/>
+        </w:rPr>
+      </w:pPr>
+      <w:r>
+        <w:rPr>
+          <w:bCs/>
+        </w:rPr>
+        <w:t xml:space="preserve"> permit </w:t>
+      </w:r>
+      <w:proofErr w:type="spellStart"/>
+      <w:r>
+        <w:rPr>
+          <w:bCs/>
+        </w:rPr>
+        <w:t>tcp</w:t>
+      </w:r>
+      <w:proofErr w:type="spellEnd"/>
+      <w:r>
+        <w:rPr>
+          <w:bCs/>
+        </w:rPr>
+        <w:t xml:space="preserve"> host 172.16.3.100 host 192.168.1.2 eq ftp-data</w:t>
+      </w:r>
+    </w:p>
+    <w:p>
+      <w:pPr>
+        <w:rPr>
+          <w:bCs/>
+        </w:rPr>
+      </w:pPr>
+      <w:r>
+        <w:rPr>
+          <w:bCs/>
+        </w:rPr>
+        <w:t xml:space="preserve"> permit </w:t>
+      </w:r>
+      <w:proofErr w:type="spellStart"/>
+      <w:r>
+        <w:rPr>
+          <w:bCs/>
+        </w:rPr>
+        <w:t>icmp</w:t>
+      </w:r>
+      <w:proofErr w:type="spellEnd"/>
+      <w:r>
+        <w:rPr>
+          <w:bCs/>
+        </w:rPr>
+        <w:t xml:space="preserve"> host 172.16.3.100 host 192.168.1.2</w:t>
+      </w:r>
+    </w:p>
+    <w:p>
+      <w:pPr>
+        <w:rPr>
+          <w:bCs/>
+        </w:rPr>
+      </w:pPr>
+      <w:r>
+        <w:rPr>
+          <w:bCs/>
+        </w:rPr>
+        <w:t xml:space="preserve"> deny </w:t>
+      </w:r>
+      <w:proofErr w:type="spellStart"/>
+      <w:r>
+        <w:rPr>
+          <w:bCs/>
+        </w:rPr>
+        <w:t>ip</w:t>
+      </w:r>
+      <w:proofErr w:type="spellEnd"/>
+      <w:r>
+        <w:rPr>
+          <w:bCs/>
+        </w:rPr>
+        <w:t xml:space="preserve"> 172.16.3.0 0.0.0.255 host 192.168.1.2</w:t>
+      </w:r>
+    </w:p>
+    <w:p>
+      <w:pPr>
+        <w:rPr>
+          <w:bCs/>
+        </w:rPr>
+      </w:pPr>
+      <w:r>
+        <w:rPr>
+          <w:bCs/>
+        </w:rPr>
+        <w:t xml:space="preserve"> permit </w:t>
+      </w:r>
+      <w:proofErr w:type="spellStart"/>
+      <w:r>
+        <w:rPr>
+          <w:bCs/>
+        </w:rPr>
+        <w:t>ip</w:t>
+      </w:r>
+      <w:proofErr w:type="spellEnd"/>
+      <w:r>
+        <w:rPr>
+          <w:bCs/>
+        </w:rPr>
+        <w:t xml:space="preserve"> any </w:t>
+      </w:r>
+      <w:proofErr w:type="spellStart"/>
+      <w:r>
+        <w:rPr>
+          <w:bCs/>
+        </w:rPr>
+        <w:t>any</w:t>
+      </w:r>
+      <w:proofErr w:type="spellEnd"/>
+    </w:p>
+    <w:p>
+      <w:pPr>
+        <w:rPr>
+          <w:bCs/>
+        </w:rPr>
+      </w:pPr>
+      <w:r>
+        <w:rPr>
+          <w:bCs/>
+        </w:rPr>
+        <w:t xml:space="preserve"> exit</w:t>
+      </w:r>
+    </w:p>
+    <w:p>
+      <w:pPr>
+        <w:rPr>
+          <w:bCs/>
+        </w:rPr>
+      </w:pPr>
+      <w:r>
+        <w:rPr>
+          <w:bCs/>
+        </w:rPr>
+        <w:t xml:space="preserve">interface </w:t>
+      </w:r>
+      <w:proofErr w:type="spellStart"/>
+      <w:r>
+        <w:rPr>
+          <w:bCs/>
+        </w:rPr>
+        <w:t>vlan</w:t>
+      </w:r>
+      <w:proofErr w:type="spellEnd"/>
+      <w:r>
+        <w:rPr>
+          <w:bCs/>
+        </w:rPr>
+        <w:t xml:space="preserve"> 3</w:t>
+      </w:r>
+    </w:p>
+    <w:p>
+      <w:pPr>
+        <w:rPr>
+          <w:bCs/>
+        </w:rPr>
+      </w:pPr>
+      <w:r>
+        <w:rPr>
+          <w:bCs/>
+        </w:rPr>
+        <w:t xml:space="preserve"> </w:t>
+      </w:r>
+      <w:proofErr w:type="spellStart"/>
+      <w:r>
+        <w:rPr>
+          <w:bCs/>
+        </w:rPr>
+        <w:t>ip</w:t>
+      </w:r>
+      <w:proofErr w:type="spellEnd"/>
+      <w:r>
+        <w:rPr>
+          <w:bCs/>
+        </w:rPr>
+        <w:t xml:space="preserve"> access-group VLAN3_ACL in</w:t>
+      </w:r>
+    </w:p>
+    <w:p>
+      <w:pPr>
+        <w:rPr>
+          <w:bCs/>
+        </w:rPr>
+      </w:pPr>
+      <w:r>
+        <w:rPr>
+          <w:bCs/>
+        </w:rPr>
+        <w:t xml:space="preserve"> exit</w:t>
+      </w:r>
+    </w:p>
+    <w:p>
+      <w:pPr>
+        <w:rPr>
+          <w:bCs/>
+        </w:rPr>
+      </w:pPr>
+    </w:p>
+    <w:p>
+      <w:pPr>
+        <w:rPr>
+          <w:bCs/>
+        </w:rPr>
+      </w:pPr>
+      <w:r>
+        <w:rPr>
+          <w:bCs/>
+        </w:rPr>
+        <w:t xml:space="preserve"># </w:t>
+      </w:r>
+      <w:proofErr w:type="spellStart"/>
+      <w:r>
+        <w:rPr>
+          <w:bCs/>
+        </w:rPr>
+        <w:t>Cấu</w:t>
+      </w:r>
+      <w:proofErr w:type="spellEnd"/>
+      <w:r>
+        <w:rPr>
+          <w:bCs/>
+        </w:rPr>
+        <w:t xml:space="preserve"> </w:t>
+      </w:r>
+      <w:proofErr w:type="spellStart"/>
+      <w:r>
+        <w:rPr>
+          <w:bCs/>
+        </w:rPr>
+        <w:t>hình</w:t>
+      </w:r>
+      <w:proofErr w:type="spellEnd"/>
+      <w:r>
+        <w:rPr>
+          <w:bCs/>
+        </w:rPr>
+        <w:t xml:space="preserve"> Access Control List (ACL) </w:t>
+      </w:r>
+      <w:proofErr w:type="spellStart"/>
+      <w:r>
+        <w:rPr>
+          <w:bCs/>
+        </w:rPr>
+        <w:t>cho</w:t>
+      </w:r>
+      <w:proofErr w:type="spellEnd"/>
+      <w:r>
+        <w:rPr>
+          <w:bCs/>
+        </w:rPr>
+        <w:t xml:space="preserve"> VLAN 2</w:t>
+      </w:r>
+    </w:p>
+    <w:p>
+      <w:pPr>
+        <w:rPr>
+          <w:bCs/>
+        </w:rPr>
+      </w:pPr>
+      <w:r>
+        <w:rPr>
+          <w:bCs/>
+        </w:rPr>
+        <w:t xml:space="preserve"># </w:t>
+      </w:r>
+      <w:proofErr w:type="spellStart"/>
+      <w:r>
+        <w:rPr>
+          <w:bCs/>
+        </w:rPr>
+        <w:t>Chặn</w:t>
+      </w:r>
+      <w:proofErr w:type="spellEnd"/>
+      <w:r>
+        <w:rPr>
+          <w:bCs/>
+        </w:rPr>
+        <w:t xml:space="preserve"> </w:t>
+      </w:r>
+      <w:proofErr w:type="spellStart"/>
+      <w:r>
+        <w:rPr>
+          <w:bCs/>
+        </w:rPr>
+        <w:t>một</w:t>
+      </w:r>
+      <w:proofErr w:type="spellEnd"/>
+      <w:r>
+        <w:rPr>
+          <w:bCs/>
+        </w:rPr>
+        <w:t xml:space="preserve"> PC (172.16.2.100 - PC_BLOCKED) </w:t>
+      </w:r>
+      <w:proofErr w:type="spellStart"/>
+      <w:r>
+        <w:rPr>
+          <w:bCs/>
+        </w:rPr>
+        <w:t>đến</w:t>
+      </w:r>
+      <w:proofErr w:type="spellEnd"/>
+      <w:r>
+        <w:rPr>
+          <w:bCs/>
+        </w:rPr>
+        <w:t xml:space="preserve"> Server1 (192.168.1.3), </w:t>
+      </w:r>
+      <w:proofErr w:type="spellStart"/>
+      <w:r>
+        <w:rPr>
+          <w:bCs/>
+        </w:rPr>
+        <w:t>còn</w:t>
+      </w:r>
+      <w:proofErr w:type="spellEnd"/>
+      <w:r>
+        <w:rPr>
+          <w:bCs/>
+        </w:rPr>
+        <w:t xml:space="preserve"> </w:t>
+      </w:r>
+      <w:proofErr w:type="spellStart"/>
+      <w:r>
+        <w:rPr>
+          <w:bCs/>
+        </w:rPr>
+        <w:t>lại</w:t>
+      </w:r>
+      <w:proofErr w:type="spellEnd"/>
+      <w:r>
+        <w:rPr>
+          <w:bCs/>
+        </w:rPr>
+        <w:t xml:space="preserve"> </w:t>
+      </w:r>
+      <w:proofErr w:type="spellStart"/>
+      <w:r>
+        <w:rPr>
+          <w:bCs/>
+        </w:rPr>
+        <w:t>cho</w:t>
+      </w:r>
+      <w:proofErr w:type="spellEnd"/>
+      <w:r>
+        <w:rPr>
+          <w:bCs/>
+        </w:rPr>
+        <w:t xml:space="preserve"> </w:t>
+      </w:r>
+      <w:proofErr w:type="spellStart"/>
+      <w:r>
+        <w:rPr>
+          <w:bCs/>
+        </w:rPr>
+        <w:t>phép</w:t>
+      </w:r>
+      <w:proofErr w:type="spellEnd"/>
+      <w:r>
+        <w:rPr>
+          <w:bCs/>
+        </w:rPr>
+        <w:t xml:space="preserve"> </w:t>
+      </w:r>
+      <w:proofErr w:type="spellStart"/>
+      <w:r>
+        <w:rPr>
+          <w:bCs/>
+        </w:rPr>
+        <w:t>đi</w:t>
+      </w:r>
+      <w:proofErr w:type="spellEnd"/>
+    </w:p>
+    <w:p>
+      <w:pPr>
+        <w:rPr>
+          <w:bCs/>
+        </w:rPr>
+      </w:pPr>
+      <w:proofErr w:type="spellStart"/>
+      <w:r>
+        <w:rPr>
+          <w:bCs/>
+        </w:rPr>
+        <w:lastRenderedPageBreak/>
+        <w:t>ip</w:t>
+      </w:r>
+      <w:proofErr w:type="spellEnd"/>
+      <w:r>
+        <w:rPr>
+          <w:bCs/>
+        </w:rPr>
+        <w:t xml:space="preserve"> access-list extended VLAN2_ACL</w:t>
+      </w:r>
+    </w:p>
+    <w:p>
+      <w:pPr>
+        <w:rPr>
+          <w:bCs/>
+        </w:rPr>
+      </w:pPr>
+      <w:r>
+        <w:rPr>
+          <w:bCs/>
+        </w:rPr>
+        <w:t xml:space="preserve"> deny </w:t>
+      </w:r>
+      <w:proofErr w:type="spellStart"/>
+      <w:r>
+        <w:rPr>
+          <w:bCs/>
+        </w:rPr>
+        <w:t>ip</w:t>
+      </w:r>
+      <w:proofErr w:type="spellEnd"/>
+      <w:r>
+        <w:rPr>
+          <w:bCs/>
+        </w:rPr>
+        <w:t xml:space="preserve"> host 172.16.2.100 host 192.168.1.3</w:t>
+      </w:r>
+    </w:p>
+    <w:p>
+      <w:pPr>
+        <w:rPr>
+          <w:bCs/>
+        </w:rPr>
+      </w:pPr>
+      <w:r>
+        <w:rPr>
+          <w:bCs/>
+        </w:rPr>
+        <w:t xml:space="preserve"> permit </w:t>
+      </w:r>
+      <w:proofErr w:type="spellStart"/>
+      <w:r>
+        <w:rPr>
+          <w:bCs/>
+        </w:rPr>
+        <w:t>ip</w:t>
+      </w:r>
+      <w:proofErr w:type="spellEnd"/>
+      <w:r>
+        <w:rPr>
+          <w:bCs/>
+        </w:rPr>
+        <w:t xml:space="preserve"> any </w:t>
+      </w:r>
+      <w:proofErr w:type="spellStart"/>
+      <w:r>
+        <w:rPr>
+          <w:bCs/>
+        </w:rPr>
+        <w:t>any</w:t>
+      </w:r>
+      <w:proofErr w:type="spellEnd"/>
+    </w:p>
+    <w:p>
+      <w:pPr>
+        <w:rPr>
+          <w:bCs/>
+        </w:rPr>
+      </w:pPr>
+      <w:r>
+        <w:rPr>
+          <w:bCs/>
+        </w:rPr>
+        <w:t xml:space="preserve"> exit</w:t>
+      </w:r>
+    </w:p>
+    <w:p>
+      <w:pPr>
+        <w:rPr>
+          <w:bCs/>
+        </w:rPr>
+      </w:pPr>
+      <w:r>
+        <w:rPr>
+          <w:bCs/>
+        </w:rPr>
+        <w:t xml:space="preserve">interface </w:t>
+      </w:r>
+      <w:proofErr w:type="spellStart"/>
+      <w:r>
+        <w:rPr>
+          <w:bCs/>
+        </w:rPr>
+        <w:t>vlan</w:t>
+      </w:r>
+      <w:proofErr w:type="spellEnd"/>
+      <w:r>
+        <w:rPr>
+          <w:bCs/>
+        </w:rPr>
+        <w:t xml:space="preserve"> 2</w:t>
+      </w:r>
+    </w:p>
+    <w:p>
+      <w:pPr>
+        <w:rPr>
+          <w:bCs/>
+        </w:rPr>
+      </w:pPr>
+      <w:r>
+        <w:rPr>
+          <w:bCs/>
+        </w:rPr>
+        <w:t xml:space="preserve"> </w:t>
+      </w:r>
+      <w:proofErr w:type="spellStart"/>
+      <w:r>
+        <w:rPr>
+          <w:bCs/>
+        </w:rPr>
+        <w:t>ip</w:t>
+      </w:r>
+      <w:proofErr w:type="spellEnd"/>
+      <w:r>
+        <w:rPr>
+          <w:bCs/>
+        </w:rPr>
+        <w:t xml:space="preserve"> access-group VLAN2_ACL in</w:t>
+      </w:r>
+    </w:p>
+    <w:p>
+      <w:pPr>
+        <w:rPr>
+          <w:bCs/>
+        </w:rPr>
+      </w:pPr>
+      <w:r>
+        <w:rPr>
+          <w:bCs/>
+        </w:rPr>
+        <w:t xml:space="preserve"> end</w:t>
+      </w:r>
+    </w:p>
+    <w:p>
+      <w:pPr>
+        <w:rPr>
+          <w:bCs/>
+        </w:rPr>
+      </w:pPr>
+      <w:r>
+        <w:rPr>
+          <w:bCs/>
+        </w:rPr>
+        <w:t>write memory</w:t>
+      </w:r>
+    </w:p>
+    <w:p>
+      <w:pPr>
+        <w:rPr>
+          <w:bCs/>
+        </w:rPr>
+      </w:pPr>
+    </w:p>
+    <w:p>
+      <w:pPr>
+        <w:rPr>
+          <w:bCs/>
+        </w:rPr>
+      </w:pPr>
+    </w:p>
+    <w:p>
+      <w:pPr>
+        <w:rPr>
+          <w:bCs/>
+        </w:rPr>
+      </w:pPr>
+      <w:r>
+        <w:rPr>
+          <w:bCs/>
+        </w:rPr>
+        <w:t>---------------------------------------------------------------------</w:t>
+      </w:r>
+    </w:p>
+    <w:p>
+      <w:pPr>
+        <w:rPr>
+          <w:bCs/>
+        </w:rPr>
+      </w:pPr>
+      <w:r>
+        <w:rPr>
+          <w:bCs/>
+        </w:rPr>
+        <w:t>2. THIẾT BỊ: Switch0 (VLAN 1 ACCESS SWITCH)</w:t>
+      </w:r>
+    </w:p>
+    <w:p>
+      <w:pPr>
+        <w:rPr>
+          <w:bCs/>
+        </w:rPr>
+      </w:pPr>
+      <w:r>
+        <w:rPr>
+          <w:bCs/>
+        </w:rPr>
+        <w:t>---------------------------------------------------------------------</w:t>
+      </w:r>
+    </w:p>
+    <w:p>
+      <w:pPr>
+        <w:rPr>
+          <w:bCs/>
+        </w:rPr>
+      </w:pPr>
+      <w:r>
+        <w:rPr>
+          <w:bCs/>
+        </w:rPr>
+        <w:t>enable</w:t>
+      </w:r>
+    </w:p>
+    <w:p>
+      <w:pPr>
+        <w:rPr>
+          <w:bCs/>
+        </w:rPr>
+      </w:pPr>
+      <w:r>
+        <w:rPr>
+          <w:bCs/>
+        </w:rPr>
+        <w:t>configure terminal</w:t>
+      </w:r>
+    </w:p>
+    <w:p>
+      <w:pPr>
+        <w:rPr>
+          <w:bCs/>
+        </w:rPr>
+      </w:pPr>
+      <w:r>
+        <w:rPr>
+          <w:bCs/>
+        </w:rPr>
+        <w:t xml:space="preserve"># </w:t>
+      </w:r>
+      <w:proofErr w:type="spellStart"/>
+      <w:r>
+        <w:rPr>
+          <w:bCs/>
+        </w:rPr>
+        <w:t>Bật</w:t>
+      </w:r>
+      <w:proofErr w:type="spellEnd"/>
+      <w:r>
+        <w:rPr>
+          <w:bCs/>
+        </w:rPr>
+        <w:t xml:space="preserve"> </w:t>
+      </w:r>
+      <w:proofErr w:type="spellStart"/>
+      <w:r>
+        <w:rPr>
+          <w:bCs/>
+        </w:rPr>
+        <w:t>và</w:t>
+      </w:r>
+      <w:proofErr w:type="spellEnd"/>
+      <w:r>
+        <w:rPr>
+          <w:bCs/>
+        </w:rPr>
+        <w:t xml:space="preserve"> </w:t>
+      </w:r>
+      <w:proofErr w:type="spellStart"/>
+      <w:r>
+        <w:rPr>
+          <w:bCs/>
+        </w:rPr>
+        <w:t>cấu</w:t>
+      </w:r>
+      <w:proofErr w:type="spellEnd"/>
+      <w:r>
+        <w:rPr>
+          <w:bCs/>
+        </w:rPr>
+        <w:t xml:space="preserve"> </w:t>
+      </w:r>
+      <w:proofErr w:type="spellStart"/>
+      <w:r>
+        <w:rPr>
+          <w:bCs/>
+        </w:rPr>
+        <w:t>hình</w:t>
+      </w:r>
+      <w:proofErr w:type="spellEnd"/>
+      <w:r>
+        <w:rPr>
+          <w:bCs/>
+        </w:rPr>
+        <w:t xml:space="preserve"> </w:t>
+      </w:r>
+      <w:proofErr w:type="spellStart"/>
+      <w:r>
+        <w:rPr>
+          <w:bCs/>
+        </w:rPr>
+        <w:t>chế</w:t>
+      </w:r>
+      <w:proofErr w:type="spellEnd"/>
+      <w:r>
+        <w:rPr>
+          <w:bCs/>
+        </w:rPr>
+        <w:t xml:space="preserve"> </w:t>
+      </w:r>
+      <w:proofErr w:type="spellStart"/>
+      <w:r>
+        <w:rPr>
+          <w:bCs/>
+        </w:rPr>
+        <w:t>độ</w:t>
+      </w:r>
+      <w:proofErr w:type="spellEnd"/>
+      <w:r>
+        <w:rPr>
+          <w:bCs/>
+        </w:rPr>
+        <w:t xml:space="preserve"> Access VLAN 1 </w:t>
+      </w:r>
+      <w:proofErr w:type="spellStart"/>
+      <w:r>
+        <w:rPr>
+          <w:bCs/>
+        </w:rPr>
+        <w:t>cho</w:t>
+      </w:r>
+      <w:proofErr w:type="spellEnd"/>
+      <w:r>
+        <w:rPr>
+          <w:bCs/>
+        </w:rPr>
+        <w:t xml:space="preserve"> </w:t>
+      </w:r>
+      <w:proofErr w:type="spellStart"/>
+      <w:r>
+        <w:rPr>
+          <w:bCs/>
+        </w:rPr>
+        <w:t>tất</w:t>
+      </w:r>
+      <w:proofErr w:type="spellEnd"/>
+      <w:r>
+        <w:rPr>
+          <w:bCs/>
+        </w:rPr>
+        <w:t xml:space="preserve"> </w:t>
+      </w:r>
+      <w:proofErr w:type="spellStart"/>
+      <w:r>
+        <w:rPr>
+          <w:bCs/>
+        </w:rPr>
+        <w:t>cả</w:t>
+      </w:r>
+      <w:proofErr w:type="spellEnd"/>
+      <w:r>
+        <w:rPr>
+          <w:bCs/>
+        </w:rPr>
+        <w:t xml:space="preserve"> </w:t>
+      </w:r>
+      <w:proofErr w:type="spellStart"/>
+      <w:r>
+        <w:rPr>
+          <w:bCs/>
+        </w:rPr>
+        <w:t>các</w:t>
+      </w:r>
+      <w:proofErr w:type="spellEnd"/>
+      <w:r>
+        <w:rPr>
+          <w:bCs/>
+        </w:rPr>
+        <w:t xml:space="preserve"> </w:t>
+      </w:r>
+      <w:proofErr w:type="spellStart"/>
+      <w:r>
+        <w:rPr>
+          <w:bCs/>
+        </w:rPr>
+        <w:t>cổng</w:t>
+      </w:r>
+      <w:proofErr w:type="spellEnd"/>
+      <w:r>
+        <w:rPr>
+          <w:bCs/>
+        </w:rPr>
+        <w:t xml:space="preserve"> </w:t>
+      </w:r>
+      <w:proofErr w:type="spellStart"/>
+      <w:r>
+        <w:rPr>
+          <w:bCs/>
+        </w:rPr>
+        <w:t>nối</w:t>
+      </w:r>
+      <w:proofErr w:type="spellEnd"/>
+      <w:r>
+        <w:rPr>
+          <w:bCs/>
+        </w:rPr>
+        <w:t xml:space="preserve"> SW3 (e0/1) </w:t>
+      </w:r>
+      <w:proofErr w:type="spellStart"/>
+      <w:r>
+        <w:rPr>
+          <w:bCs/>
+        </w:rPr>
+        <w:t>và</w:t>
+      </w:r>
+      <w:proofErr w:type="spellEnd"/>
+      <w:r>
+        <w:rPr>
+          <w:bCs/>
+        </w:rPr>
+        <w:t xml:space="preserve"> Servers (e0/2, e0/3)</w:t>
+      </w:r>
+    </w:p>
+    <w:p>
+      <w:pPr>
+        <w:rPr>
+          <w:bCs/>
+        </w:rPr>
+      </w:pPr>
+      <w:r>
+        <w:rPr>
+          <w:bCs/>
+        </w:rPr>
+        <w:t>interface range e0/1 - 3</w:t>
+      </w:r>
+    </w:p>
+    <w:p>
+      <w:pPr>
+        <w:rPr>
+          <w:bCs/>
+        </w:rPr>
+      </w:pPr>
+      <w:r>
+        <w:rPr>
+          <w:bCs/>
+        </w:rPr>
+        <w:t xml:space="preserve"> switchport mode access</w:t>
+      </w:r>
+    </w:p>
+    <w:p>
+      <w:pPr>
+        <w:rPr>
+          <w:bCs/>
+        </w:rPr>
+      </w:pPr>
+      <w:r>
+        <w:rPr>
+          <w:bCs/>
+        </w:rPr>
+        <w:t xml:space="preserve"> switchport access </w:t>
+      </w:r>
+      <w:proofErr w:type="spellStart"/>
+      <w:r>
+        <w:rPr>
+          <w:bCs/>
+        </w:rPr>
+        <w:t>vlan</w:t>
+      </w:r>
+      <w:proofErr w:type="spellEnd"/>
+      <w:r>
+        <w:rPr>
+          <w:bCs/>
+        </w:rPr>
+        <w:t xml:space="preserve"> 1</w:t>
+      </w:r>
+    </w:p>
+    <w:p>
+      <w:pPr>
+        <w:rPr>
+          <w:bCs/>
+        </w:rPr>
+      </w:pPr>
+      <w:r>
+        <w:rPr>
+          <w:bCs/>
+        </w:rPr>
+        <w:t xml:space="preserve"> no shutdown</w:t>
+      </w:r>
+    </w:p>
+    <w:p>
+      <w:pPr>
+        <w:rPr>
+          <w:bCs/>
+        </w:rPr>
+      </w:pPr>
+      <w:r>
+        <w:rPr>
+          <w:bCs/>
+        </w:rPr>
+        <w:t xml:space="preserve"> end</w:t>
+      </w:r>
+    </w:p>
+    <w:p>
+      <w:pPr>
+        <w:rPr>
+          <w:bCs/>
+        </w:rPr>
+      </w:pPr>
+      <w:r>
+        <w:rPr>
+          <w:bCs/>
+        </w:rPr>
+        <w:t>write memory</w:t>
+      </w:r>
+    </w:p>
+    <w:p>
+      <w:pPr>
+        <w:rPr>
+          <w:bCs/>
+        </w:rPr>
+      </w:pPr>
+    </w:p>
+    <w:p>
+      <w:pPr>
+        <w:rPr>
+          <w:bCs/>
+        </w:rPr>
+      </w:pPr>
+    </w:p>
+    <w:p>
+      <w:pPr>
+        <w:rPr>
+          <w:bCs/>
+        </w:rPr>
+      </w:pPr>
+      <w:r>
+        <w:rPr>
+          <w:bCs/>
+        </w:rPr>
+        <w:t>---------------------------------------------------------------------</w:t>
+      </w:r>
+    </w:p>
+    <w:p>
+      <w:pPr>
+        <w:rPr>
+          <w:bCs/>
+        </w:rPr>
+      </w:pPr>
+      <w:r>
+        <w:rPr>
+          <w:bCs/>
+        </w:rPr>
+        <w:t>3. THIẾT BỊ: Switch1 (VLAN 3 ACCESS SWITCH)</w:t>
+      </w:r>
+    </w:p>
+    <w:p>
+      <w:pPr>
+        <w:rPr>
+          <w:bCs/>
+        </w:rPr>
+      </w:pPr>
+      <w:r>
+        <w:rPr>
+          <w:bCs/>
+        </w:rPr>
+        <w:t>---------------------------------------------------------------------</w:t>
+      </w:r>
+    </w:p>
+    <w:p>
+      <w:pPr>
+        <w:rPr>
+          <w:bCs/>
+        </w:rPr>
+      </w:pPr>
+      <w:r>
+        <w:rPr>
+          <w:bCs/>
+        </w:rPr>
+        <w:t>enable</w:t>
+      </w:r>
+    </w:p>
+    <w:p>
+      <w:pPr>
+        <w:rPr>
+          <w:bCs/>
+        </w:rPr>
+      </w:pPr>
+      <w:r>
+        <w:rPr>
+          <w:bCs/>
+        </w:rPr>
+        <w:lastRenderedPageBreak/>
+        <w:t>configure terminal</w:t>
+      </w:r>
+    </w:p>
+    <w:p>
+      <w:pPr>
+        <w:rPr>
+          <w:bCs/>
+        </w:rPr>
+      </w:pPr>
+      <w:proofErr w:type="spellStart"/>
+      <w:r>
+        <w:rPr>
+          <w:bCs/>
+        </w:rPr>
+        <w:t>vlan</w:t>
+      </w:r>
+      <w:proofErr w:type="spellEnd"/>
+      <w:r>
+        <w:rPr>
+          <w:bCs/>
+        </w:rPr>
+        <w:t xml:space="preserve"> 3</w:t>
+      </w:r>
+    </w:p>
+    <w:p>
+      <w:pPr>
+        <w:rPr>
+          <w:bCs/>
+        </w:rPr>
+      </w:pPr>
+      <w:r>
+        <w:rPr>
+          <w:bCs/>
+        </w:rPr>
+        <w:t>exit</w:t>
+      </w:r>
+    </w:p>
+    <w:p>
+      <w:pPr>
+        <w:rPr>
+          <w:bCs/>
+        </w:rPr>
+      </w:pPr>
+      <w:r>
+        <w:rPr>
+          <w:bCs/>
+        </w:rPr>
+        <w:t>interface e0/1</w:t>
+      </w:r>
+    </w:p>
+    <w:p>
+      <w:pPr>
+        <w:rPr>
+          <w:bCs/>
+        </w:rPr>
+      </w:pPr>
+      <w:r>
+        <w:rPr>
+          <w:bCs/>
+        </w:rPr>
+        <w:t xml:space="preserve"> switchport trunk encapsulation dot1q</w:t>
+      </w:r>
+    </w:p>
+    <w:p>
+      <w:pPr>
+        <w:rPr>
+          <w:bCs/>
+        </w:rPr>
+      </w:pPr>
+      <w:r>
+        <w:rPr>
+          <w:bCs/>
+        </w:rPr>
+        <w:t xml:space="preserve"> switchport mode trunk</w:t>
+      </w:r>
+    </w:p>
+    <w:p>
+      <w:pPr>
+        <w:rPr>
+          <w:bCs/>
+        </w:rPr>
+      </w:pPr>
+      <w:r>
+        <w:rPr>
+          <w:bCs/>
+        </w:rPr>
+        <w:t xml:space="preserve"> no shutdown</w:t>
+      </w:r>
+    </w:p>
+    <w:p>
+      <w:pPr>
+        <w:rPr>
+          <w:bCs/>
+        </w:rPr>
+      </w:pPr>
+      <w:r>
+        <w:rPr>
+          <w:bCs/>
+        </w:rPr>
+        <w:t xml:space="preserve"> exit</w:t>
+      </w:r>
+    </w:p>
+    <w:p>
+      <w:pPr>
+        <w:rPr>
+          <w:bCs/>
+        </w:rPr>
+      </w:pPr>
+      <w:r>
+        <w:rPr>
+          <w:bCs/>
+        </w:rPr>
+        <w:t>interface range e0/2 - 3</w:t>
+      </w:r>
+    </w:p>
+    <w:p>
+      <w:pPr>
+        <w:rPr>
+          <w:bCs/>
+        </w:rPr>
+      </w:pPr>
+      <w:r>
+        <w:rPr>
+          <w:bCs/>
+        </w:rPr>
+        <w:t xml:space="preserve"> switchport mode access</w:t>
+      </w:r>
+    </w:p>
+    <w:p>
+      <w:pPr>
+        <w:rPr>
+          <w:bCs/>
+        </w:rPr>
+      </w:pPr>
+      <w:r>
+        <w:rPr>
+          <w:bCs/>
+        </w:rPr>
+        <w:t xml:space="preserve"> switchport access </w:t>
+      </w:r>
+      <w:proofErr w:type="spellStart"/>
+      <w:r>
+        <w:rPr>
+          <w:bCs/>
+        </w:rPr>
+        <w:t>vlan</w:t>
+      </w:r>
+      <w:proofErr w:type="spellEnd"/>
+      <w:r>
+        <w:rPr>
+          <w:bCs/>
+        </w:rPr>
+        <w:t xml:space="preserve"> 3</w:t>
+      </w:r>
+    </w:p>
+    <w:p>
+      <w:pPr>
+        <w:rPr>
+          <w:bCs/>
+        </w:rPr>
+      </w:pPr>
+      <w:r>
+        <w:rPr>
+          <w:bCs/>
+        </w:rPr>
+        <w:t xml:space="preserve"> no shutdown</w:t>
+      </w:r>
+    </w:p>
+    <w:p>
+      <w:pPr>
+        <w:rPr>
+          <w:bCs/>
+        </w:rPr>
+      </w:pPr>
+      <w:r>
+        <w:rPr>
+          <w:bCs/>
+        </w:rPr>
+        <w:t xml:space="preserve"> end</w:t>
+      </w:r>
+    </w:p>
+    <w:p>
+      <w:pPr>
+        <w:rPr>
+          <w:bCs/>
+        </w:rPr>
+      </w:pPr>
+      <w:r>
+        <w:rPr>
+          <w:bCs/>
+        </w:rPr>
+        <w:t>write memory</w:t>
+      </w:r>
+    </w:p>
+    <w:p>
+      <w:pPr>
+        <w:rPr>
+          <w:bCs/>
+        </w:rPr>
+      </w:pPr>
+    </w:p>
+    <w:p>
+      <w:pPr>
+        <w:rPr>
+          <w:bCs/>
+        </w:rPr>
+      </w:pPr>
+    </w:p>
+    <w:p>
+      <w:pPr>
+        <w:rPr>
+          <w:bCs/>
+        </w:rPr>
+      </w:pPr>
+      <w:r>
+        <w:rPr>
+          <w:bCs/>
+        </w:rPr>
+        <w:t>---------------------------------------------------------------------</w:t>
+      </w:r>
+    </w:p>
+    <w:p>
+      <w:pPr>
+        <w:rPr>
+          <w:bCs/>
+        </w:rPr>
+      </w:pPr>
+      <w:r>
+        <w:rPr>
+          <w:bCs/>
+        </w:rPr>
+        <w:t>4. THIẾT BỊ: Switch2 (VLAN 2 ACCESS SWITCH)</w:t>
+      </w:r>
+    </w:p>
+    <w:p>
+      <w:pPr>
+        <w:rPr>
+          <w:bCs/>
+        </w:rPr>
+      </w:pPr>
+      <w:r>
+        <w:rPr>
+          <w:bCs/>
+        </w:rPr>
+        <w:t>---------------------------------------------------------------------</w:t>
+      </w:r>
+    </w:p>
+    <w:p>
+      <w:pPr>
+        <w:rPr>
+          <w:bCs/>
+        </w:rPr>
+      </w:pPr>
+      <w:r>
+        <w:rPr>
+          <w:bCs/>
+        </w:rPr>
+        <w:t>enable</w:t>
+      </w:r>
+    </w:p>
+    <w:p>
+      <w:pPr>
+        <w:rPr>
+          <w:bCs/>
+        </w:rPr>
+      </w:pPr>
+      <w:r>
+        <w:rPr>
+          <w:bCs/>
+        </w:rPr>
+        <w:t>configure terminal</w:t>
+      </w:r>
+    </w:p>
+    <w:p>
+      <w:pPr>
+        <w:rPr>
+          <w:bCs/>
+        </w:rPr>
+      </w:pPr>
+      <w:proofErr w:type="spellStart"/>
+      <w:r>
+        <w:rPr>
+          <w:bCs/>
+        </w:rPr>
+        <w:t>vlan</w:t>
+      </w:r>
+      <w:proofErr w:type="spellEnd"/>
+      <w:r>
+        <w:rPr>
+          <w:bCs/>
+        </w:rPr>
+        <w:t xml:space="preserve"> 2</w:t>
+      </w:r>
+    </w:p>
+    <w:p>
+      <w:pPr>
+        <w:rPr>
+          <w:bCs/>
+        </w:rPr>
+      </w:pPr>
+      <w:r>
+        <w:rPr>
+          <w:bCs/>
+        </w:rPr>
+        <w:t>exit</w:t>
+      </w:r>
+    </w:p>
+    <w:p>
+      <w:pPr>
+        <w:rPr>
+          <w:bCs/>
+        </w:rPr>
+      </w:pPr>
+      <w:r>
+        <w:rPr>
+          <w:bCs/>
+        </w:rPr>
+        <w:t>interface e0/1</w:t>
+      </w:r>
+    </w:p>
+    <w:p>
+      <w:pPr>
+        <w:rPr>
+          <w:bCs/>
+        </w:rPr>
+      </w:pPr>
+      <w:r>
+        <w:rPr>
+          <w:bCs/>
+        </w:rPr>
+        <w:t xml:space="preserve"> switchport trunk encapsulation dot1q</w:t>
+      </w:r>
+    </w:p>
+    <w:p>
+      <w:pPr>
+        <w:rPr>
+          <w:bCs/>
+        </w:rPr>
+      </w:pPr>
+      <w:r>
+        <w:rPr>
+          <w:bCs/>
+        </w:rPr>
+        <w:t xml:space="preserve"> switchport mode trunk</w:t>
+      </w:r>
+    </w:p>
+    <w:p>
+      <w:pPr>
+        <w:rPr>
+          <w:bCs/>
+        </w:rPr>
+      </w:pPr>
+      <w:r>
+        <w:rPr>
+          <w:bCs/>
+        </w:rPr>
+        <w:t xml:space="preserve"> no shutdown</w:t>
+      </w:r>
+    </w:p>
+    <w:p>
+      <w:pPr>
+        <w:rPr>
+          <w:bCs/>
+        </w:rPr>
+      </w:pPr>
+      <w:r>
+        <w:rPr>
+          <w:bCs/>
+        </w:rPr>
+        <w:t xml:space="preserve"> exit</w:t>
+      </w:r>
+    </w:p>
+    <w:p>
+      <w:pPr>
+        <w:rPr>
+          <w:bCs/>
+        </w:rPr>
+      </w:pPr>
+      <w:r>
+        <w:rPr>
+          <w:bCs/>
+        </w:rPr>
+        <w:lastRenderedPageBreak/>
+        <w:t>interface range e0/2 - 3</w:t>
+      </w:r>
+    </w:p>
+    <w:p>
+      <w:pPr>
+        <w:rPr>
+          <w:bCs/>
+        </w:rPr>
+      </w:pPr>
+      <w:r>
+        <w:rPr>
+          <w:bCs/>
+        </w:rPr>
+        <w:t xml:space="preserve"> switchport mode access</w:t>
+      </w:r>
+    </w:p>
+    <w:p>
+      <w:pPr>
+        <w:rPr>
+          <w:bCs/>
+        </w:rPr>
+      </w:pPr>
+      <w:r>
+        <w:rPr>
+          <w:bCs/>
+        </w:rPr>
+        <w:t xml:space="preserve"> switchport access </w:t>
+      </w:r>
+      <w:proofErr w:type="spellStart"/>
+      <w:r>
+        <w:rPr>
+          <w:bCs/>
+        </w:rPr>
+        <w:t>vlan</w:t>
+      </w:r>
+      <w:proofErr w:type="spellEnd"/>
+      <w:r>
+        <w:rPr>
+          <w:bCs/>
+        </w:rPr>
+        <w:t xml:space="preserve"> 2</w:t>
+      </w:r>
+    </w:p>
+    <w:p>
+      <w:pPr>
+        <w:rPr>
+          <w:bCs/>
+        </w:rPr>
+      </w:pPr>
+      <w:r>
+        <w:rPr>
+          <w:bCs/>
+        </w:rPr>
+        <w:t xml:space="preserve"> no shutdown</w:t>
+      </w:r>
+    </w:p>
+    <w:p>
+      <w:pPr>
+        <w:rPr>
+          <w:bCs/>
+        </w:rPr>
+      </w:pPr>
+      <w:r>
+        <w:rPr>
+          <w:bCs/>
+        </w:rPr>
+        <w:t xml:space="preserve"> end</w:t>
+      </w:r>
+    </w:p>
+    <w:p>
+      <w:pPr>
+        <w:rPr>
+          <w:bCs/>
+        </w:rPr>
+      </w:pPr>
+      <w:r>
+        <w:rPr>
+          <w:bCs/>
+        </w:rPr>
+        <w:t>write memory</w:t>
+      </w:r>
+    </w:p>
+    <w:p>
+      <w:pPr>
+        <w:rPr>
+          <w:bCs/>
+        </w:rPr>
+      </w:pPr>
+    </w:p>
+    <w:p>
+      <w:pPr>
+        <w:rPr>
+          <w:bCs/>
+        </w:rPr>
+      </w:pPr>
+    </w:p>
+    <w:p>
+      <w:pPr>
+        <w:rPr>
+          <w:bCs/>
+        </w:rPr>
+      </w:pPr>
+      <w:r>
+        <w:rPr>
+          <w:bCs/>
+        </w:rPr>
+        <w:t>---------------------------------------------------------------------</w:t>
+      </w:r>
+    </w:p>
+    <w:p>
+      <w:pPr>
+        <w:rPr>
+          <w:bCs/>
+        </w:rPr>
+      </w:pPr>
+      <w:r>
+        <w:rPr>
+          <w:bCs/>
+        </w:rPr>
+        <w:t>5. CẤU HÌNH IP TRÊN CÁC MÁY TÍNH (VPCs)</w:t>
+      </w:r>
+    </w:p>
+    <w:p>
+      <w:pPr>
+        <w:rPr>
+          <w:bCs/>
+        </w:rPr>
+      </w:pPr>
+      <w:r>
+        <w:rPr>
+          <w:bCs/>
+        </w:rPr>
+        <w:t>---------------------------------------------------------------------</w:t>
+      </w:r>
+    </w:p>
+    <w:p>
+      <w:pPr>
+        <w:rPr>
+          <w:bCs/>
+        </w:rPr>
+      </w:pPr>
+      <w:r>
+        <w:rPr>
+          <w:bCs/>
+        </w:rPr>
+        <w:t>(</w:t>
+      </w:r>
+      <w:proofErr w:type="spellStart"/>
+      <w:r>
+        <w:rPr>
+          <w:bCs/>
+        </w:rPr>
+        <w:t>Mở</w:t>
+      </w:r>
+      <w:proofErr w:type="spellEnd"/>
+      <w:r>
+        <w:rPr>
+          <w:bCs/>
+        </w:rPr>
+        <w:t xml:space="preserve"> console </w:t>
+      </w:r>
+      <w:proofErr w:type="spellStart"/>
+      <w:r>
+        <w:rPr>
+          <w:bCs/>
+        </w:rPr>
+        <w:t>từng</w:t>
+      </w:r>
+      <w:proofErr w:type="spellEnd"/>
+      <w:r>
+        <w:rPr>
+          <w:bCs/>
+        </w:rPr>
+        <w:t xml:space="preserve"> VPC </w:t>
+      </w:r>
+      <w:proofErr w:type="spellStart"/>
+      <w:r>
+        <w:rPr>
+          <w:bCs/>
+        </w:rPr>
+        <w:t>và</w:t>
+      </w:r>
+      <w:proofErr w:type="spellEnd"/>
+      <w:r>
+        <w:rPr>
+          <w:bCs/>
+        </w:rPr>
+        <w:t xml:space="preserve"> </w:t>
+      </w:r>
+      <w:proofErr w:type="spellStart"/>
+      <w:r>
+        <w:rPr>
+          <w:bCs/>
+        </w:rPr>
+        <w:t>gõ</w:t>
+      </w:r>
+      <w:proofErr w:type="spellEnd"/>
+      <w:r>
+        <w:rPr>
+          <w:bCs/>
+        </w:rPr>
+        <w:t xml:space="preserve"> </w:t>
+      </w:r>
+      <w:proofErr w:type="spellStart"/>
+      <w:r>
+        <w:rPr>
+          <w:bCs/>
+        </w:rPr>
+        <w:t>lệnh</w:t>
+      </w:r>
+      <w:proofErr w:type="spellEnd"/>
+      <w:r>
+        <w:rPr>
+          <w:bCs/>
+        </w:rPr>
+        <w:t xml:space="preserve"> IP </w:t>
+      </w:r>
+      <w:proofErr w:type="spellStart"/>
+      <w:r>
+        <w:rPr>
+          <w:bCs/>
+        </w:rPr>
+        <w:t>tương</w:t>
+      </w:r>
+      <w:proofErr w:type="spellEnd"/>
+      <w:r>
+        <w:rPr>
+          <w:bCs/>
+        </w:rPr>
+        <w:t xml:space="preserve"> </w:t>
+      </w:r>
+      <w:proofErr w:type="spellStart"/>
+      <w:r>
+        <w:rPr>
+          <w:bCs/>
+        </w:rPr>
+        <w:t>ứng</w:t>
+      </w:r>
+      <w:proofErr w:type="spellEnd"/>
+      <w:r>
+        <w:rPr>
+          <w:bCs/>
+        </w:rPr>
+        <w:t xml:space="preserve"> </w:t>
+      </w:r>
+      <w:proofErr w:type="spellStart"/>
+      <w:r>
+        <w:rPr>
+          <w:bCs/>
+        </w:rPr>
+        <w:t>dưới</w:t>
+      </w:r>
+      <w:proofErr w:type="spellEnd"/>
+      <w:r>
+        <w:rPr>
+          <w:bCs/>
+        </w:rPr>
+        <w:t xml:space="preserve"> </w:t>
+      </w:r>
+      <w:proofErr w:type="spellStart"/>
+      <w:r>
+        <w:rPr>
+          <w:bCs/>
+        </w:rPr>
+        <w:t>đây</w:t>
+      </w:r>
+      <w:proofErr w:type="spellEnd"/>
+      <w:r>
+        <w:rPr>
+          <w:bCs/>
+        </w:rPr>
+        <w:t>).</w:t>
+      </w:r>
+    </w:p>
+    <w:p>
+      <w:pPr>
+        <w:rPr>
+          <w:bCs/>
+        </w:rPr>
+      </w:pPr>
+    </w:p>
+    <w:p>
+      <w:pPr>
+        <w:rPr>
+          <w:bCs/>
+        </w:rPr>
+      </w:pPr>
+      <w:proofErr w:type="spellStart"/>
+      <w:r>
+        <w:rPr>
+          <w:bCs/>
+        </w:rPr>
+        <w:t>Vùng</w:t>
+      </w:r>
+      <w:proofErr w:type="spellEnd"/>
+      <w:r>
+        <w:rPr>
+          <w:bCs/>
+        </w:rPr>
+        <w:t xml:space="preserve"> VLAN 1:</w:t>
+      </w:r>
+    </w:p>
+    <w:p>
+      <w:pPr>
+        <w:rPr>
+          <w:bCs/>
+        </w:rPr>
+      </w:pPr>
+      <w:r>
+        <w:rPr>
+          <w:bCs/>
+        </w:rPr>
+        <w:t>Server0:</w:t>
+      </w:r>
+    </w:p>
+    <w:p>
+      <w:pPr>
+        <w:rPr>
+          <w:bCs/>
+        </w:rPr>
+      </w:pPr>
+      <w:proofErr w:type="spellStart"/>
+      <w:r>
+        <w:rPr>
+          <w:bCs/>
+        </w:rPr>
+        <w:t>ip</w:t>
+      </w:r>
+      <w:proofErr w:type="spellEnd"/>
+      <w:r>
+        <w:rPr>
+          <w:bCs/>
+        </w:rPr>
+        <w:t xml:space="preserve"> 192.168.1.2 255.255.255.0 192.168.1.1</w:t>
+      </w:r>
+    </w:p>
+    <w:p>
+      <w:pPr>
+        <w:rPr>
+          <w:bCs/>
+        </w:rPr>
+      </w:pPr>
+      <w:r>
+        <w:rPr>
+          <w:bCs/>
+        </w:rPr>
+        <w:t>save</w:t>
+      </w:r>
+    </w:p>
+    <w:p>
+      <w:pPr>
+        <w:rPr>
+          <w:bCs/>
+        </w:rPr>
+      </w:pPr>
+    </w:p>
+    <w:p>
+      <w:pPr>
+        <w:rPr>
+          <w:bCs/>
+        </w:rPr>
+      </w:pPr>
+      <w:r>
+        <w:rPr>
+          <w:bCs/>
+        </w:rPr>
+        <w:t>Server1:</w:t>
+      </w:r>
+    </w:p>
+    <w:p>
+      <w:pPr>
+        <w:rPr>
+          <w:bCs/>
+        </w:rPr>
+      </w:pPr>
+      <w:proofErr w:type="spellStart"/>
+      <w:r>
+        <w:rPr>
+          <w:bCs/>
+        </w:rPr>
+        <w:t>ip</w:t>
+      </w:r>
+      <w:proofErr w:type="spellEnd"/>
+      <w:r>
+        <w:rPr>
+          <w:bCs/>
+        </w:rPr>
+        <w:t xml:space="preserve"> 192.168.1.3 255.255.255.0 192.168.1.1</w:t>
+      </w:r>
+    </w:p>
+    <w:p>
+      <w:pPr>
+        <w:rPr>
+          <w:bCs/>
+        </w:rPr>
+      </w:pPr>
+      <w:r>
+        <w:rPr>
+          <w:bCs/>
+        </w:rPr>
+        <w:t>save</w:t>
+      </w:r>
+    </w:p>
+    <w:p>
+      <w:pPr>
+        <w:rPr>
+          <w:bCs/>
+        </w:rPr>
+      </w:pPr>
+    </w:p>
+    <w:p>
+      <w:pPr>
+        <w:rPr>
+          <w:bCs/>
+        </w:rPr>
+      </w:pPr>
+      <w:proofErr w:type="spellStart"/>
+      <w:r>
+        <w:rPr>
+          <w:bCs/>
+        </w:rPr>
+        <w:t>Vùng</w:t>
+      </w:r>
+      <w:proofErr w:type="spellEnd"/>
+      <w:r>
+        <w:rPr>
+          <w:bCs/>
+        </w:rPr>
+        <w:t xml:space="preserve"> VLAN 3:</w:t>
+      </w:r>
+    </w:p>
+    <w:p>
+      <w:pPr>
+        <w:rPr>
+          <w:bCs/>
+        </w:rPr>
+      </w:pPr>
+      <w:r>
+        <w:rPr>
+          <w:bCs/>
+        </w:rPr>
+        <w:t>PC0 (</w:t>
+      </w:r>
+      <w:proofErr w:type="spellStart"/>
+      <w:r>
+        <w:rPr>
+          <w:bCs/>
+        </w:rPr>
+        <w:t>Máy</w:t>
+      </w:r>
+      <w:proofErr w:type="spellEnd"/>
+      <w:r>
+        <w:rPr>
+          <w:bCs/>
+        </w:rPr>
+        <w:t xml:space="preserve"> </w:t>
+      </w:r>
+      <w:proofErr w:type="spellStart"/>
+      <w:r>
+        <w:rPr>
+          <w:bCs/>
+        </w:rPr>
+        <w:t>trạm</w:t>
+      </w:r>
+      <w:proofErr w:type="spellEnd"/>
+      <w:r>
+        <w:rPr>
+          <w:bCs/>
+        </w:rPr>
+        <w:t xml:space="preserve"> </w:t>
+      </w:r>
+      <w:proofErr w:type="spellStart"/>
+      <w:r>
+        <w:rPr>
+          <w:bCs/>
+        </w:rPr>
+        <w:t>thường</w:t>
+      </w:r>
+      <w:proofErr w:type="spellEnd"/>
+      <w:r>
+        <w:rPr>
+          <w:bCs/>
+        </w:rPr>
+        <w:t xml:space="preserve"> - </w:t>
+      </w:r>
+      <w:proofErr w:type="spellStart"/>
+      <w:r>
+        <w:rPr>
+          <w:bCs/>
+        </w:rPr>
+        <w:t>Bị</w:t>
+      </w:r>
+      <w:proofErr w:type="spellEnd"/>
+      <w:r>
+        <w:rPr>
+          <w:bCs/>
+        </w:rPr>
+        <w:t xml:space="preserve"> </w:t>
+      </w:r>
+      <w:proofErr w:type="spellStart"/>
+      <w:r>
+        <w:rPr>
+          <w:bCs/>
+        </w:rPr>
+        <w:t>chặn</w:t>
+      </w:r>
+      <w:proofErr w:type="spellEnd"/>
+      <w:r>
+        <w:rPr>
+          <w:bCs/>
+        </w:rPr>
+        <w:t xml:space="preserve"> </w:t>
+      </w:r>
+      <w:proofErr w:type="spellStart"/>
+      <w:r>
+        <w:rPr>
+          <w:bCs/>
+        </w:rPr>
+        <w:t>đến</w:t>
+      </w:r>
+      <w:proofErr w:type="spellEnd"/>
+      <w:r>
+        <w:rPr>
+          <w:bCs/>
+        </w:rPr>
+        <w:t xml:space="preserve"> Server0):</w:t>
+      </w:r>
+    </w:p>
+    <w:p>
+      <w:pPr>
+        <w:rPr>
+          <w:bCs/>
+        </w:rPr>
+      </w:pPr>
+      <w:proofErr w:type="spellStart"/>
+      <w:r>
+        <w:rPr>
+          <w:bCs/>
+        </w:rPr>
+        <w:t>ip</w:t>
+      </w:r>
+      <w:proofErr w:type="spellEnd"/>
+      <w:r>
+        <w:rPr>
+          <w:bCs/>
+        </w:rPr>
+        <w:t xml:space="preserve"> 172.16.3.2 255.255.255.0 172.16.3.1</w:t>
+      </w:r>
+    </w:p>
+    <w:p>
+      <w:pPr>
+        <w:rPr>
+          <w:bCs/>
+        </w:rPr>
+      </w:pPr>
+      <w:r>
+        <w:rPr>
+          <w:bCs/>
+        </w:rPr>
+        <w:t>save</w:t>
+      </w:r>
+    </w:p>
+    <w:p>
+      <w:pPr>
+        <w:rPr>
+          <w:bCs/>
+        </w:rPr>
+      </w:pPr>
+    </w:p>
+    <w:p>
+      <w:pPr>
+        <w:rPr>
+          <w:bCs/>
+        </w:rPr>
+      </w:pPr>
+      <w:r>
+        <w:rPr>
+          <w:bCs/>
+        </w:rPr>
+        <w:t>PC_FTP (</w:t>
+      </w:r>
+      <w:proofErr w:type="spellStart"/>
+      <w:r>
+        <w:rPr>
+          <w:bCs/>
+        </w:rPr>
+        <w:t>Máy</w:t>
+      </w:r>
+      <w:proofErr w:type="spellEnd"/>
+      <w:r>
+        <w:rPr>
+          <w:bCs/>
+        </w:rPr>
+        <w:t xml:space="preserve"> </w:t>
+      </w:r>
+      <w:proofErr w:type="spellStart"/>
+      <w:r>
+        <w:rPr>
+          <w:bCs/>
+        </w:rPr>
+        <w:t>trạm</w:t>
+      </w:r>
+      <w:proofErr w:type="spellEnd"/>
+      <w:r>
+        <w:rPr>
+          <w:bCs/>
+        </w:rPr>
+        <w:t xml:space="preserve"> </w:t>
+      </w:r>
+      <w:proofErr w:type="spellStart"/>
+      <w:r>
+        <w:rPr>
+          <w:bCs/>
+        </w:rPr>
+        <w:t>đặc</w:t>
+      </w:r>
+      <w:proofErr w:type="spellEnd"/>
+      <w:r>
+        <w:rPr>
+          <w:bCs/>
+        </w:rPr>
+        <w:t xml:space="preserve"> </w:t>
+      </w:r>
+      <w:proofErr w:type="spellStart"/>
+      <w:r>
+        <w:rPr>
+          <w:bCs/>
+        </w:rPr>
+        <w:t>quyền</w:t>
+      </w:r>
+      <w:proofErr w:type="spellEnd"/>
+      <w:r>
+        <w:rPr>
+          <w:bCs/>
+        </w:rPr>
+        <w:t xml:space="preserve"> - Thông FTP </w:t>
+      </w:r>
+      <w:proofErr w:type="spellStart"/>
+      <w:r>
+        <w:rPr>
+          <w:bCs/>
+        </w:rPr>
+        <w:t>và</w:t>
+      </w:r>
+      <w:proofErr w:type="spellEnd"/>
+      <w:r>
+        <w:rPr>
+          <w:bCs/>
+        </w:rPr>
+        <w:t xml:space="preserve"> Ping </w:t>
+      </w:r>
+      <w:proofErr w:type="spellStart"/>
+      <w:r>
+        <w:rPr>
+          <w:bCs/>
+        </w:rPr>
+        <w:t>đến</w:t>
+      </w:r>
+      <w:proofErr w:type="spellEnd"/>
+      <w:r>
+        <w:rPr>
+          <w:bCs/>
+        </w:rPr>
+        <w:t xml:space="preserve"> Server0):</w:t>
+      </w:r>
+    </w:p>
+    <w:p>
+      <w:pPr>
+        <w:rPr>
+          <w:bCs/>
+        </w:rPr>
+      </w:pPr>
+      <w:proofErr w:type="spellStart"/>
+      <w:r>
+        <w:rPr>
+          <w:bCs/>
+        </w:rPr>
+        <w:lastRenderedPageBreak/>
+        <w:t>ip</w:t>
+      </w:r>
+      <w:proofErr w:type="spellEnd"/>
+      <w:r>
+        <w:rPr>
+          <w:bCs/>
+        </w:rPr>
+        <w:t xml:space="preserve"> 172.16.3.100 255.255.255.0 172.16.3.1</w:t>
+      </w:r>
+    </w:p>
+    <w:p>
+      <w:pPr>
+        <w:rPr>
+          <w:bCs/>
+        </w:rPr>
+      </w:pPr>
+      <w:r>
+        <w:rPr>
+          <w:bCs/>
+        </w:rPr>
+        <w:t>save</w:t>
+      </w:r>
+    </w:p>
+    <w:p>
+      <w:pPr>
+        <w:rPr>
+          <w:bCs/>
+        </w:rPr>
+      </w:pPr>
+    </w:p>
+    <w:p>
+      <w:pPr>
+        <w:rPr>
+          <w:bCs/>
+        </w:rPr>
+      </w:pPr>
+      <w:proofErr w:type="spellStart"/>
+      <w:r>
+        <w:rPr>
+          <w:bCs/>
+        </w:rPr>
+        <w:t>Vùng</w:t>
+      </w:r>
+      <w:proofErr w:type="spellEnd"/>
+      <w:r>
+        <w:rPr>
+          <w:bCs/>
+        </w:rPr>
+        <w:t xml:space="preserve"> VLAN 2:</w:t>
+      </w:r>
+    </w:p>
+    <w:p>
+      <w:pPr>
+        <w:rPr>
+          <w:bCs/>
+        </w:rPr>
+      </w:pPr>
+      <w:r>
+        <w:rPr>
+          <w:bCs/>
+        </w:rPr>
+        <w:t>PC1 (</w:t>
+      </w:r>
+      <w:proofErr w:type="spellStart"/>
+      <w:r>
+        <w:rPr>
+          <w:bCs/>
+        </w:rPr>
+        <w:t>Máy</w:t>
+      </w:r>
+      <w:proofErr w:type="spellEnd"/>
+      <w:r>
+        <w:rPr>
+          <w:bCs/>
+        </w:rPr>
+        <w:t xml:space="preserve"> </w:t>
+      </w:r>
+      <w:proofErr w:type="spellStart"/>
+      <w:r>
+        <w:rPr>
+          <w:bCs/>
+        </w:rPr>
+        <w:t>trạm</w:t>
+      </w:r>
+      <w:proofErr w:type="spellEnd"/>
+      <w:r>
+        <w:rPr>
+          <w:bCs/>
+        </w:rPr>
+        <w:t xml:space="preserve"> </w:t>
+      </w:r>
+      <w:proofErr w:type="spellStart"/>
+      <w:r>
+        <w:rPr>
+          <w:bCs/>
+        </w:rPr>
+        <w:t>thường</w:t>
+      </w:r>
+      <w:proofErr w:type="spellEnd"/>
+      <w:r>
+        <w:rPr>
+          <w:bCs/>
+        </w:rPr>
+        <w:t xml:space="preserve"> - Thông </w:t>
+      </w:r>
+      <w:proofErr w:type="spellStart"/>
+      <w:r>
+        <w:rPr>
+          <w:bCs/>
+        </w:rPr>
+        <w:t>mạng</w:t>
+      </w:r>
+      <w:proofErr w:type="spellEnd"/>
+      <w:r>
+        <w:rPr>
+          <w:bCs/>
+        </w:rPr>
+        <w:t xml:space="preserve"> sang Server1):</w:t>
+      </w:r>
+    </w:p>
+    <w:p>
+      <w:pPr>
+        <w:rPr>
+          <w:bCs/>
+        </w:rPr>
+      </w:pPr>
+      <w:proofErr w:type="spellStart"/>
+      <w:r>
+        <w:rPr>
+          <w:bCs/>
+        </w:rPr>
+        <w:t>ip</w:t>
+      </w:r>
+      <w:proofErr w:type="spellEnd"/>
+      <w:r>
+        <w:rPr>
+          <w:bCs/>
+        </w:rPr>
+        <w:t xml:space="preserve"> 172.16.2.2 255.255.255.0 172.16.2.1</w:t>
+      </w:r>
+    </w:p>
+    <w:p>
+      <w:pPr>
+        <w:rPr>
+          <w:bCs/>
+        </w:rPr>
+      </w:pPr>
+      <w:r>
+        <w:rPr>
+          <w:bCs/>
+        </w:rPr>
+        <w:t>save</w:t>
+      </w:r>
+    </w:p>
+    <w:p>
+      <w:pPr>
+        <w:rPr>
+          <w:bCs/>
+        </w:rPr>
+      </w:pPr>
+    </w:p>
+    <w:p>
+      <w:pPr>
+        <w:rPr>
+          <w:bCs/>
+        </w:rPr>
+      </w:pPr>
+      <w:r>
+        <w:rPr>
+          <w:bCs/>
+        </w:rPr>
+        <w:t>PC_BLOCKED (</w:t>
+      </w:r>
+      <w:proofErr w:type="spellStart"/>
+      <w:r>
+        <w:rPr>
+          <w:bCs/>
+        </w:rPr>
+        <w:t>Máy</w:t>
+      </w:r>
+      <w:proofErr w:type="spellEnd"/>
+      <w:r>
+        <w:rPr>
+          <w:bCs/>
+        </w:rPr>
+        <w:t xml:space="preserve"> </w:t>
+      </w:r>
+      <w:proofErr w:type="spellStart"/>
+      <w:r>
+        <w:rPr>
+          <w:bCs/>
+        </w:rPr>
+        <w:t>trạm</w:t>
+      </w:r>
+      <w:proofErr w:type="spellEnd"/>
+      <w:r>
+        <w:rPr>
+          <w:bCs/>
+        </w:rPr>
+        <w:t xml:space="preserve"> </w:t>
+      </w:r>
+      <w:proofErr w:type="spellStart"/>
+      <w:r>
+        <w:rPr>
+          <w:bCs/>
+        </w:rPr>
+        <w:t>bị</w:t>
+      </w:r>
+      <w:proofErr w:type="spellEnd"/>
+      <w:r>
+        <w:rPr>
+          <w:bCs/>
+        </w:rPr>
+        <w:t xml:space="preserve"> </w:t>
+      </w:r>
+      <w:proofErr w:type="spellStart"/>
+      <w:r>
+        <w:rPr>
+          <w:bCs/>
+        </w:rPr>
+        <w:t>chặn</w:t>
+      </w:r>
+      <w:proofErr w:type="spellEnd"/>
+      <w:r>
+        <w:rPr>
+          <w:bCs/>
+        </w:rPr>
+        <w:t xml:space="preserve"> - </w:t>
+      </w:r>
+      <w:proofErr w:type="spellStart"/>
+      <w:r>
+        <w:rPr>
+          <w:bCs/>
+        </w:rPr>
+        <w:t>Bị</w:t>
+      </w:r>
+      <w:proofErr w:type="spellEnd"/>
+      <w:r>
+        <w:rPr>
+          <w:bCs/>
+        </w:rPr>
+        <w:t xml:space="preserve"> </w:t>
+      </w:r>
+      <w:proofErr w:type="spellStart"/>
+      <w:r>
+        <w:rPr>
+          <w:bCs/>
+        </w:rPr>
+        <w:t>chặn</w:t>
+      </w:r>
+      <w:proofErr w:type="spellEnd"/>
+      <w:r>
+        <w:rPr>
+          <w:bCs/>
+        </w:rPr>
+        <w:t xml:space="preserve"> </w:t>
+      </w:r>
+      <w:proofErr w:type="spellStart"/>
+      <w:r>
+        <w:rPr>
+          <w:bCs/>
+        </w:rPr>
+        <w:t>đến</w:t>
+      </w:r>
+      <w:proofErr w:type="spellEnd"/>
+      <w:r>
+        <w:rPr>
+          <w:bCs/>
+        </w:rPr>
+        <w:t xml:space="preserve"> Server1):</w:t>
+      </w:r>
+    </w:p>
+    <w:p>
+      <w:pPr>
+        <w:rPr>
+          <w:bCs/>
+        </w:rPr>
+      </w:pPr>
+      <w:proofErr w:type="spellStart"/>
+      <w:r>
+        <w:rPr>
+          <w:bCs/>
+        </w:rPr>
+        <w:t>ip</w:t>
+      </w:r>
+      <w:proofErr w:type="spellEnd"/>
+      <w:r>
+        <w:rPr>
+          <w:bCs/>
+        </w:rPr>
+        <w:t xml:space="preserve"> 172.16.2.100 255.255.255.0 172.16.2.1</w:t>
+      </w:r>
+    </w:p>
+    <w:p>
+      <w:pPr>
+        <w:rPr>
+          <w:bCs/>
+        </w:rPr>
+      </w:pPr>
+      <w:r>
+        <w:rPr>
+          <w:bCs/>
+        </w:rPr>
+        <w:t>save</w:t>
+      </w:r>
+    </w:p>
+    <w:p>
+      <w:pPr>
+        <w:rPr>
+          <w:bCs/>
+          <w:lang w:val="vi-VN"/>
+        </w:rPr>
+      </w:pPr>
+    </w:p>
+    <w:p>
+      <w:pPr>
+        <w:rPr>
+          <w:bCs/>
+          <w:lang w:val="vi-VN"/>
+        </w:rPr>
+      </w:pPr>
+      <w:r>
+        <w:rPr>
+          <w:bCs/>
+        </w:rPr>
+        <w:drawing>
+          <wp:inline distT="0" distB="0" distL="0" distR="0" wp14:anchorId="0F806D2F" wp14:editId="4DAEA3B9">
+            <wp:extent cx="5943600" cy="3844290"/>
+            <wp:effectExtent l="0" t="0" r="0" b="3810"/>
+            <wp:docPr id="204458046" name="Picture 1"/>
+            <wp:cNvGraphicFramePr>
+              <a:graphicFrameLocks xmlns:a="http://schemas.openxmlformats.org/drawingml/2006/main" noChangeAspect="1"/>
+            </wp:cNvGraphicFramePr>
+            <a:graphic xmlns:a="http://schemas.openxmlformats.org/drawingml/2006/main">
+              <a:graphicData uri="http://schemas.openxmlformats.org/drawingml/2006/picture">
+                <pic:pic xmlns:pic="http://schemas.openxmlformats.org/drawingml/2006/picture">
+                  <pic:nvPicPr>
+                    <pic:cNvPr id="204458046" name=""/>
+                    <pic:cNvPicPr/>
+                  </pic:nvPicPr>
+                  <pic:blipFill>
+                    <a:blip r:embed="rId25"/>
+                    <a:stretch>
+                      <a:fillRect/>
+                    </a:stretch>
+                  </pic:blipFill>
+                  <pic:spPr>
+                    <a:xfrm>
+                      <a:off x="0" y="0"/>
+                      <a:ext cx="5943600" cy="3844290"/>
+                    </a:xfrm>
+                    <a:prstGeom prst="rect">
+                      <a:avLst/>
+                    </a:prstGeom>
+                  </pic:spPr>
+                </pic:pic>
+              </a:graphicData>
+            </a:graphic>
+          </wp:inline>
+        </w:drawing>
+      </w:r>
+    </w:p>
+    <w:p>
+      <w:pPr>
+        <w:rPr>
+          <w:bCs/>
+          <w:lang w:val="vi-VN"/>
+        </w:rPr>
+      </w:pPr>
+    </w:p>
+    <w:p>
+      <w:pPr>
+        <w:rPr>
+          <w:bCs/>
+          <w:lang w:val="vi-VN"/>
+        </w:rPr>
+      </w:pPr>
+      <w:r>
+        <w:rPr>
+          <w:bCs/>
+          <w:lang w:val="vi-VN"/>
+        </w:rPr>
+        <w:t>Câu 3/</w:t>
+      </w:r>
+    </w:p>
+    <w:p>
+      <w:pPr>
+        <w:rPr>
+          <w:bCs/>
+          <w:lang w:val="vi-VN"/>
+        </w:rPr>
+      </w:pPr>
+      <w:r>
+        <w:rPr>
+          <w:bCs/>
+        </w:rPr>
+        <w:lastRenderedPageBreak/>
+        <w:drawing>
+          <wp:inline distT="0" distB="0" distL="0" distR="0" wp14:anchorId="2898810D" wp14:editId="2F483FC9">
+            <wp:extent cx="5943600" cy="2204085"/>
+            <wp:effectExtent l="0" t="0" r="0" b="5715"/>
+            <wp:docPr id="971300680" name="Picture 1"/>
+            <wp:cNvGraphicFramePr>
+              <a:graphicFrameLocks xmlns:a="http://schemas.openxmlformats.org/drawingml/2006/main" noChangeAspect="1"/>
+            </wp:cNvGraphicFramePr>
+            <a:graphic xmlns:a="http://schemas.openxmlformats.org/drawingml/2006/main">
+              <a:graphicData uri="http://schemas.openxmlformats.org/drawingml/2006/picture">
+                <pic:pic xmlns:pic="http://schemas.openxmlformats.org/drawingml/2006/picture">
+                  <pic:nvPicPr>
+                    <pic:cNvPr id="971300680" name=""/>
+                    <pic:cNvPicPr/>
+                  </pic:nvPicPr>
+                  <pic:blipFill>
+                    <a:blip r:embed="rId26"/>
+                    <a:stretch>
+                      <a:fillRect/>
+                    </a:stretch>
+                  </pic:blipFill>
+                  <pic:spPr>
+                    <a:xfrm>
+                      <a:off x="0" y="0"/>
+                      <a:ext cx="5943600" cy="2204085"/>
+                    </a:xfrm>
+                    <a:prstGeom prst="rect">
+                      <a:avLst/>
+                    </a:prstGeom>
+                  </pic:spPr>
+                </pic:pic>
+              </a:graphicData>
+            </a:graphic>
+          </wp:inline>
+        </w:drawing>
+      </w:r>
+    </w:p>
+    <w:p>
+      <w:pPr>
+        <w:rPr>
+          <w:bCs/>
+          <w:lang w:val="vi-VN"/>
+        </w:rPr>
+      </w:pPr>
+      <w:proofErr w:type="spellStart"/>
+      <w:r>
+        <w:rPr>
+          <w:bCs/>
+        </w:rPr>
+        <w:t>Gói</w:t>
+      </w:r>
+      <w:proofErr w:type="spellEnd"/>
+      <w:r>
+        <w:rPr>
+          <w:bCs/>
+        </w:rPr>
+        <w:t xml:space="preserve"> tin </w:t>
+      </w:r>
+      <w:proofErr w:type="spellStart"/>
+      <w:r>
+        <w:rPr>
+          <w:bCs/>
+        </w:rPr>
+        <w:t>đi</w:t>
+      </w:r>
+      <w:proofErr w:type="spellEnd"/>
+      <w:r>
+        <w:rPr>
+          <w:bCs/>
+        </w:rPr>
+        <w:t xml:space="preserve"> </w:t>
+      </w:r>
+      <w:proofErr w:type="spellStart"/>
+      <w:r>
+        <w:rPr>
+          <w:bCs/>
+        </w:rPr>
+        <w:t>tới</w:t>
+      </w:r>
+      <w:proofErr w:type="spellEnd"/>
+      <w:r>
+        <w:rPr>
+          <w:bCs/>
+        </w:rPr>
+        <w:t xml:space="preserve"> gateway `172.16.3.1` (SW3) </w:t>
+      </w:r>
+      <w:proofErr w:type="spellStart"/>
+      <w:r>
+        <w:rPr>
+          <w:bCs/>
+        </w:rPr>
+        <w:t>bị</w:t>
+      </w:r>
+      <w:proofErr w:type="spellEnd"/>
+      <w:r>
+        <w:rPr>
+          <w:bCs/>
+        </w:rPr>
+        <w:t xml:space="preserve"> </w:t>
+      </w:r>
+      <w:proofErr w:type="spellStart"/>
+      <w:r>
+        <w:rPr>
+          <w:bCs/>
+        </w:rPr>
+        <w:t>lọc</w:t>
+      </w:r>
+      <w:proofErr w:type="spellEnd"/>
+      <w:r>
+        <w:rPr>
+          <w:bCs/>
+        </w:rPr>
+        <w:t xml:space="preserve"> </w:t>
+      </w:r>
+      <w:proofErr w:type="spellStart"/>
+      <w:r>
+        <w:rPr>
+          <w:bCs/>
+        </w:rPr>
+        <w:t>trùng</w:t>
+      </w:r>
+      <w:proofErr w:type="spellEnd"/>
+      <w:r>
+        <w:rPr>
+          <w:bCs/>
+        </w:rPr>
+        <w:t xml:space="preserve"> </w:t>
+      </w:r>
+      <w:proofErr w:type="spellStart"/>
+      <w:r>
+        <w:rPr>
+          <w:bCs/>
+        </w:rPr>
+        <w:t>khớp</w:t>
+      </w:r>
+      <w:proofErr w:type="spellEnd"/>
+      <w:r>
+        <w:rPr>
+          <w:bCs/>
+        </w:rPr>
+        <w:t xml:space="preserve"> </w:t>
+      </w:r>
+      <w:proofErr w:type="spellStart"/>
+      <w:r>
+        <w:rPr>
+          <w:bCs/>
+        </w:rPr>
+        <w:t>dòng</w:t>
+      </w:r>
+      <w:proofErr w:type="spellEnd"/>
+      <w:r>
+        <w:rPr>
+          <w:bCs/>
+        </w:rPr>
+        <w:t xml:space="preserve"> </w:t>
+      </w:r>
+      <w:proofErr w:type="spellStart"/>
+      <w:r>
+        <w:rPr>
+          <w:bCs/>
+        </w:rPr>
+        <w:t>cấm</w:t>
+      </w:r>
+      <w:proofErr w:type="spellEnd"/>
+      <w:r>
+        <w:rPr>
+          <w:bCs/>
+        </w:rPr>
+        <w:t xml:space="preserve"> </w:t>
+      </w:r>
+      <w:proofErr w:type="spellStart"/>
+      <w:r>
+        <w:rPr>
+          <w:bCs/>
+        </w:rPr>
+        <w:t>nên</w:t>
+      </w:r>
+      <w:proofErr w:type="spellEnd"/>
+      <w:r>
+        <w:rPr>
+          <w:bCs/>
+        </w:rPr>
+        <w:t xml:space="preserve"> Gateway </w:t>
+      </w:r>
+      <w:proofErr w:type="spellStart"/>
+      <w:r>
+        <w:rPr>
+          <w:bCs/>
+        </w:rPr>
+        <w:t>gửi</w:t>
+      </w:r>
+      <w:proofErr w:type="spellEnd"/>
+      <w:r>
+        <w:rPr>
+          <w:bCs/>
+        </w:rPr>
+        <w:t xml:space="preserve"> </w:t>
+      </w:r>
+      <w:proofErr w:type="spellStart"/>
+      <w:r>
+        <w:rPr>
+          <w:bCs/>
+        </w:rPr>
+        <w:t>trả</w:t>
+      </w:r>
+      <w:proofErr w:type="spellEnd"/>
+      <w:r>
+        <w:rPr>
+          <w:bCs/>
+        </w:rPr>
+        <w:t xml:space="preserve"> </w:t>
+      </w:r>
+      <w:proofErr w:type="spellStart"/>
+      <w:r>
+        <w:rPr>
+          <w:bCs/>
+        </w:rPr>
+        <w:t>lại</w:t>
+      </w:r>
+      <w:proofErr w:type="spellEnd"/>
+      <w:r>
+        <w:rPr>
+          <w:bCs/>
+        </w:rPr>
+        <w:t xml:space="preserve"> </w:t>
+      </w:r>
+      <w:proofErr w:type="spellStart"/>
+      <w:r>
+        <w:rPr>
+          <w:bCs/>
+        </w:rPr>
+        <w:t>gói</w:t>
+      </w:r>
+      <w:proofErr w:type="spellEnd"/>
+      <w:r>
+        <w:rPr>
+          <w:bCs/>
+        </w:rPr>
+        <w:t xml:space="preserve"> tin </w:t>
+      </w:r>
+      <w:proofErr w:type="spellStart"/>
+      <w:r>
+        <w:rPr>
+          <w:bCs/>
+        </w:rPr>
+        <w:t>báo</w:t>
+      </w:r>
+      <w:proofErr w:type="spellEnd"/>
+      <w:r>
+        <w:rPr>
+          <w:bCs/>
+        </w:rPr>
+        <w:t xml:space="preserve"> </w:t>
+      </w:r>
+      <w:proofErr w:type="spellStart"/>
+      <w:r>
+        <w:rPr>
+          <w:bCs/>
+        </w:rPr>
+        <w:t>lỗi</w:t>
+      </w:r>
+      <w:proofErr w:type="spellEnd"/>
+      <w:r>
+        <w:rPr>
+          <w:bCs/>
+        </w:rPr>
+        <w:t xml:space="preserve"> "Communication administratively prohibited". </w:t>
+      </w:r>
+      <w:proofErr w:type="spellStart"/>
+      <w:r>
+        <w:rPr>
+          <w:bCs/>
+        </w:rPr>
+        <w:t>Thử</w:t>
+      </w:r>
+      <w:proofErr w:type="spellEnd"/>
+      <w:r>
+        <w:rPr>
+          <w:bCs/>
+        </w:rPr>
+        <w:t xml:space="preserve"> </w:t>
+      </w:r>
+      <w:proofErr w:type="spellStart"/>
+      <w:r>
+        <w:rPr>
+          <w:bCs/>
+        </w:rPr>
+        <w:t>nghiệm</w:t>
+      </w:r>
+      <w:proofErr w:type="spellEnd"/>
+      <w:r>
+        <w:rPr>
+          <w:bCs/>
+        </w:rPr>
+        <w:t xml:space="preserve"> </w:t>
+      </w:r>
+      <w:proofErr w:type="spellStart"/>
+      <w:r>
+        <w:rPr>
+          <w:bCs/>
+        </w:rPr>
+        <w:t>thành</w:t>
+      </w:r>
+      <w:proofErr w:type="spellEnd"/>
+      <w:r>
+        <w:rPr>
+          <w:bCs/>
+        </w:rPr>
+        <w:t xml:space="preserve"> </w:t>
+      </w:r>
+      <w:proofErr w:type="spellStart"/>
+      <w:r>
+        <w:rPr>
+          <w:bCs/>
+        </w:rPr>
+        <w:t>công</w:t>
+      </w:r>
+      <w:proofErr w:type="spellEnd"/>
+      <w:r>
+        <w:rPr>
+          <w:bCs/>
+        </w:rPr>
+        <w:t>.</w:t>
+      </w:r>
+    </w:p>
+    <w:p>
+      <w:pPr>
+        <w:rPr>
+          <w:bCs/>
+          <w:lang w:val="vi-VN"/>
+        </w:rPr>
+      </w:pPr>
+      <w:r>
+        <w:rPr>
+          <w:bCs/>
+          <w:lang w:val="vi-VN"/>
+        </w:rPr>
+        <w:drawing>
+          <wp:inline distT="0" distB="0" distL="0" distR="0" wp14:anchorId="2EFC5F0B" wp14:editId="3E9A4700">
+            <wp:extent cx="5943600" cy="3199130"/>
+            <wp:effectExtent l="0" t="0" r="0" b="1270"/>
+            <wp:docPr id="872705162" name="Picture 1"/>
+            <wp:cNvGraphicFramePr>
+              <a:graphicFrameLocks xmlns:a="http://schemas.openxmlformats.org/drawingml/2006/main" noChangeAspect="1"/>
+            </wp:cNvGraphicFramePr>
+            <a:graphic xmlns:a="http://schemas.openxmlformats.org/drawingml/2006/main">
+              <a:graphicData uri="http://schemas.openxmlformats.org/drawingml/2006/picture">
+                <pic:pic xmlns:pic="http://schemas.openxmlformats.org/drawingml/2006/picture">
+                  <pic:nvPicPr>
+                    <pic:cNvPr id="872705162" name=""/>
+                    <pic:cNvPicPr/>
+                  </pic:nvPicPr>
+                  <pic:blipFill>
+                    <a:blip r:embed="rId27"/>
+                    <a:stretch>
+                      <a:fillRect/>
+                    </a:stretch>
+                  </pic:blipFill>
+                  <pic:spPr>
+                    <a:xfrm>
+                      <a:off x="0" y="0"/>
+                      <a:ext cx="5943600" cy="3199130"/>
+                    </a:xfrm>
+                    <a:prstGeom prst="rect">
+                      <a:avLst/>
+                    </a:prstGeom>
+                  </pic:spPr>
+                </pic:pic>
+              </a:graphicData>
+            </a:graphic>
+          </wp:inline>
+        </w:drawing>
+      </w:r>
+    </w:p>
+    <w:p>
+      <w:pPr>
+        <w:rPr>
+          <w:bCs/>
+          <w:lang w:val="vi-VN"/>
+        </w:rPr>
+      </w:pPr>
+      <w:r>
+        <w:rPr>
+          <w:bCs/>
+          <w:lang w:val="vi-VN"/>
+        </w:rPr>
+        <w:t>Thiết lập chạy đúng yêu cầu, chỉ cô lập duy nhất IP 172.16.2.100 đến Server1, các máy khác trong VLAN 2 vẫn liên thông bình thường.</w:t>
+      </w:r>
+    </w:p>
+    <w:p>
+      <w:pPr>
+        <w:rPr>
+          <w:bCs/>
+          <w:lang w:val="vi-VN"/>
+        </w:rPr>
+      </w:pPr>
+      <w:r>
+        <w:rPr>
+          <w:bCs/>
+          <w:lang w:val="vi-VN"/>
+        </w:rPr>
+        <w:lastRenderedPageBreak/>
+        <w:drawing>
+          <wp:inline distT="0" distB="0" distL="0" distR="0" wp14:anchorId="7D1BBC07" wp14:editId="46989A92">
+            <wp:extent cx="5943600" cy="2315845"/>
+            <wp:effectExtent l="0" t="0" r="0" b="8255"/>
+            <wp:docPr id="620209776" name="Picture 1"/>
+            <wp:cNvGraphicFramePr>
+              <a:graphicFrameLocks xmlns:a="http://schemas.openxmlformats.org/drawingml/2006/main" noChangeAspect="1"/>
+            </wp:cNvGraphicFramePr>
+            <a:graphic xmlns:a="http://schemas.openxmlformats.org/drawingml/2006/main">
+              <a:graphicData uri="http://schemas.openxmlformats.org/drawingml/2006/picture">
+                <pic:pic xmlns:pic="http://schemas.openxmlformats.org/drawingml/2006/picture">
+                  <pic:nvPicPr>
+                    <pic:cNvPr id="620209776" name=""/>
+                    <pic:cNvPicPr/>
+                  </pic:nvPicPr>
+                  <pic:blipFill>
+                    <a:blip r:embed="rId28"/>
+                    <a:stretch>
+                      <a:fillRect/>
+                    </a:stretch>
+                  </pic:blipFill>
+                  <pic:spPr>
+                    <a:xfrm>
+                      <a:off x="0" y="0"/>
+                      <a:ext cx="5943600" cy="2315845"/>
+                    </a:xfrm>
+                    <a:prstGeom prst="rect">
+                      <a:avLst/>
+                    </a:prstGeom>
+                  </pic:spPr>
+                </pic:pic>
+              </a:graphicData>
+            </a:graphic>
+          </wp:inline>
+        </w:drawing>
+      </w:r>
+    </w:p>
+    <w:p>
+      <w:pPr>
+        <w:rPr>
+          <w:bCs/>
+          <w:lang w:val="vi-VN"/>
+        </w:rPr>
+      </w:pPr>
+      <w:r>
+        <w:rPr>
+          <w:bCs/>
+          <w:lang w:val="vi-VN"/>
+        </w:rPr>
+        <w:t>Vì các thiết bị giả lập VPCs không hỗ trợ cài đặt hay chạy dịch vụ FTP server/client thực tế, để thuận tiện cho việc kiểm tra, cấu hình ACL của VLAN 3 được chèn thêm dòng luật cho phép ICMP (Ping) cho riêng IP đặc quyền `172.16.3.100`.</w:t>
+      </w:r>
+    </w:p>
+    <w:p>
+      <w:pPr>
+        <w:rPr>
+          <w:bCs/>
+          <w:lang w:val="vi-VN"/>
+        </w:rPr>
+      </w:pPr>
+      <w:r>
+        <w:rPr>
+          <w:bCs/>
+          <w:lang w:val="vi-VN"/>
+        </w:rPr>
+        <w:t xml:space="preserve">  *   Kết quả ping từ `PC_FTP` (172.16.3.100) tới `Server0` thành công 100%, trong khi `PC0` và các máy trạm thường khác trong VLAN 3 vẫn bị chặn. Điều này chứng minh cơ chế phân loại IP đặc quyền của ACL hoạt động hoàn toàn chính xác.</w:t>
+      </w:r>
+    </w:p>
+    <w:p>
+      <w:pPr>
+        <w:rPr>
+          <w:bCs/>
+          <w:lang w:val="vi-VN"/>
+        </w:rPr>
+      </w:pPr>
+      <w:r>
+        <w:rPr>
+          <w:bCs/>
+          <w:lang w:val="vi-VN"/>
+        </w:rPr>
+        <w:t>Câu 4</w:t>
+      </w:r>
+    </w:p>
+    <w:p>
+      <w:pPr>
+        <w:rPr>
+          <w:bCs/>
+          <w:lang w:val="vi-VN"/>
+        </w:rPr>
+      </w:pPr>
+      <w:r>
+        <w:rPr>
+          <w:bCs/>
+          <w:lang w:val="vi-VN"/>
+        </w:rPr>
+        <w:drawing>
+          <wp:inline distT="0" distB="0" distL="0" distR="0" wp14:anchorId="3328FC7F" wp14:editId="466B5998">
+            <wp:extent cx="5753903" cy="3982006"/>
+            <wp:effectExtent l="0" t="0" r="0" b="0"/>
+            <wp:docPr id="416271923" name="Picture 1"/>
+            <wp:cNvGraphicFramePr>
+              <a:graphicFrameLocks xmlns:a="http://schemas.openxmlformats.org/drawingml/2006/main" noChangeAspect="1"/>
+            </wp:cNvGraphicFramePr>
+            <a:graphic xmlns:a="http://schemas.openxmlformats.org/drawingml/2006/main">
+              <a:graphicData uri="http://schemas.openxmlformats.org/drawingml/2006/picture">
+                <pic:pic xmlns:pic="http://schemas.openxmlformats.org/drawingml/2006/picture">
+                  <pic:nvPicPr>
+                    <pic:cNvPr id="416271923" name=""/>
+                    <pic:cNvPicPr/>
+                  </pic:nvPicPr>
+                  <pic:blipFill>
+                    <a:blip r:embed="rId29"/>
+                    <a:stretch>
+                      <a:fillRect/>
+                    </a:stretch>
+                  </pic:blipFill>
+                  <pic:spPr>
+                    <a:xfrm>
+                      <a:off x="0" y="0"/>
+                      <a:ext cx="5753903" cy="3982006"/>
+                    </a:xfrm>
+                    <a:prstGeom prst="rect">
+                      <a:avLst/>
+                    </a:prstGeom>
+                  </pic:spPr>
+                </pic:pic>
+              </a:graphicData>
+            </a:graphic>
+          </wp:inline>
+        </w:drawing>
+      </w:r>
+    </w:p>
+    <w:p>
+      <w:pPr>
+        <w:rPr>
+          <w:bCs/>
+          <w:lang w:val="vi-VN"/>
+        </w:rPr>
+      </w:pPr>
+      <w:r>
+        <w:rPr>
+          <w:bCs/>
+          <w:lang w:val="vi-VN"/>
+        </w:rPr>
+        <w:t>1.  `Extended IP access list VLAN3_ACL`: Tên nhận diện của danh sách ACL mở rộng.</w:t>
+      </w:r>
+    </w:p>
+    <w:p>
+      <w:pPr>
+        <w:rPr>
+          <w:bCs/>
+          <w:lang w:val="vi-VN"/>
+        </w:rPr>
+      </w:pPr>
+      <w:r>
+        <w:rPr>
+          <w:bCs/>
+          <w:lang w:val="vi-VN"/>
+        </w:rPr>
+        <w:lastRenderedPageBreak/>
+        <w:t>2.  `10`, `20`, `30`, `40`, `50` (Sequence number): Số thứ tự dòng lệnh để quản trị viên dễ dàng chèn hoặc sửa luật ở giữa.</w:t>
+      </w:r>
+    </w:p>
+    <w:p>
+      <w:pPr>
+        <w:rPr>
+          <w:bCs/>
+          <w:lang w:val="vi-VN"/>
+        </w:rPr>
+      </w:pPr>
+      <w:r>
+        <w:rPr>
+          <w:bCs/>
+          <w:lang w:val="vi-VN"/>
+        </w:rPr>
+        <w:t>3.  `permit / deny` (Action): Hành động cho phép hoặc cấm gói tin đi qua.</w:t>
+      </w:r>
+    </w:p>
+    <w:p>
+      <w:pPr>
+        <w:rPr>
+          <w:bCs/>
+          <w:lang w:val="vi-VN"/>
+        </w:rPr>
+      </w:pPr>
+      <w:r>
+        <w:rPr>
+          <w:bCs/>
+          <w:lang w:val="vi-VN"/>
+        </w:rPr>
+        <w:t>4.  `tcp / udp / icmp / ip` (Protocol): Giao thức cần lọc.</w:t>
+      </w:r>
+    </w:p>
+    <w:p>
+      <w:pPr>
+        <w:rPr>
+          <w:bCs/>
+          <w:lang w:val="vi-VN"/>
+        </w:rPr>
+      </w:pPr>
+      <w:r>
+        <w:rPr>
+          <w:bCs/>
+          <w:lang w:val="vi-VN"/>
+        </w:rPr>
+        <w:t>5.  `host 172.16.3.100` (Source IP): Địa chỉ IP nguồn (được kiểm tra).</w:t>
+      </w:r>
+    </w:p>
+    <w:p>
+      <w:pPr>
+        <w:rPr>
+          <w:bCs/>
+          <w:lang w:val="vi-VN"/>
+        </w:rPr>
+      </w:pPr>
+      <w:r>
+        <w:rPr>
+          <w:bCs/>
+          <w:lang w:val="vi-VN"/>
+        </w:rPr>
+        <w:t>6.  `host 192.168.1.2` (Destination IP): Địa chỉ IP đích.</w:t>
+      </w:r>
+    </w:p>
+    <w:p>
+      <w:pPr>
+        <w:rPr>
+          <w:bCs/>
+          <w:lang w:val="vi-VN"/>
+        </w:rPr>
+      </w:pPr>
+      <w:r>
+        <w:rPr>
+          <w:bCs/>
+          <w:lang w:val="vi-VN"/>
+        </w:rPr>
+        <w:t>7.  `eq ftp / eq ftp-data` (Port parameter): Lọc đúng cổng dịch vụ của FTP (cổng 20 và 21).</w:t>
+      </w:r>
+    </w:p>
+    <w:p>
+      <w:pPr>
+        <w:rPr>
+          <w:bCs/>
+          <w:lang w:val="vi-VN"/>
+        </w:rPr>
+      </w:pPr>
+      <w:r>
+        <w:rPr>
+          <w:bCs/>
+          <w:lang w:val="vi-VN"/>
+        </w:rPr>
+        <w:t>8.  `(15 matches)`: Bộ đếm số lượng gói tin thực tế đã bị phát hiện và xử lý bởi dòng luật tương ứng.</w:t>
+      </w:r>
+    </w:p>
+    <w:p>
+      <w:pPr>
+        <w:rPr>
+          <w:bCs/>
+          <w:lang w:val="vi-VN"/>
+        </w:rPr>
+      </w:pPr>
+    </w:p>
+    <w:p>
+      <w:pPr>
+        <w:rPr>
+          <w:bCs/>
+          <w:lang w:val="vi-VN"/>
+        </w:rPr>
+      </w:pPr>
+      <w:r>
+        <w:rPr>
+          <w:bCs/>
+          <w:lang w:val="vi-VN"/>
+        </w:rPr>
+        <w:t>Câu 5</w:t>
+      </w:r>
+    </w:p>
+    <w:p>
+      <w:pPr>
+        <w:rPr>
+          <w:bCs/>
+          <w:lang w:val="vi-VN"/>
+        </w:rPr>
+      </w:pPr>
+      <w:r>
+        <w:rPr>
+          <w:bCs/>
+          <w:lang w:val="vi-VN"/>
+        </w:rPr>
+        <w:t>Trong bài thực hành này, chúng ta đang sử dụng **Extended ACL** (ACL Mở rộng).</w:t>
+      </w:r>
+    </w:p>
+    <w:p>
+      <w:pPr>
+        <w:rPr>
+          <w:bCs/>
+          <w:lang w:val="vi-VN"/>
+        </w:rPr>
+      </w:pPr>
+    </w:p>
+    <w:p>
+      <w:pPr>
+        <w:rPr>
+          <w:bCs/>
+          <w:lang w:val="vi-VN"/>
+        </w:rPr>
+      </w:pPr>
+      <w:r>
+        <w:rPr>
+          <w:bCs/>
+          <w:lang w:val="vi-VN"/>
+        </w:rPr>
+        <w:t>### **So sánh chi tiết Standard ACL và Extended ACL:**</w:t>
+      </w:r>
+    </w:p>
+    <w:p>
+      <w:pPr>
+        <w:rPr>
+          <w:bCs/>
+          <w:lang w:val="vi-VN"/>
+        </w:rPr>
+      </w:pPr>
+    </w:p>
+    <w:p>
+      <w:pPr>
+        <w:rPr>
+          <w:bCs/>
+          <w:lang w:val="vi-VN"/>
+        </w:rPr>
+      </w:pPr>
+      <w:r>
+        <w:rPr>
+          <w:bCs/>
+          <w:lang w:val="vi-VN"/>
+        </w:rPr>
+        <w:t>1. **Về Dải số hiệu (Numbering Range):**</w:t>
+      </w:r>
+    </w:p>
+    <w:p>
+      <w:pPr>
+        <w:rPr>
+          <w:bCs/>
+          <w:lang w:val="vi-VN"/>
+        </w:rPr>
+      </w:pPr>
+      <w:r>
+        <w:rPr>
+          <w:bCs/>
+          <w:lang w:val="vi-VN"/>
+        </w:rPr>
+        <w:t xml:space="preserve">   - **Standard ACL:** Sử dụng dải số từ 1 đến 99 và từ 1300 đến 1999.</w:t>
+      </w:r>
+    </w:p>
+    <w:p>
+      <w:pPr>
+        <w:rPr>
+          <w:bCs/>
+          <w:lang w:val="vi-VN"/>
+        </w:rPr>
+      </w:pPr>
+      <w:r>
+        <w:rPr>
+          <w:bCs/>
+          <w:lang w:val="vi-VN"/>
+        </w:rPr>
+        <w:t xml:space="preserve">   - **Extended ACL:** Sử dụng dải số từ 100 đến 199 và từ 2000 đến 2699.</w:t>
+      </w:r>
+    </w:p>
+    <w:p>
+      <w:pPr>
+        <w:rPr>
+          <w:bCs/>
+          <w:lang w:val="vi-VN"/>
+        </w:rPr>
+      </w:pPr>
+    </w:p>
+    <w:p>
+      <w:pPr>
+        <w:rPr>
+          <w:bCs/>
+          <w:lang w:val="vi-VN"/>
+        </w:rPr>
+      </w:pPr>
+      <w:r>
+        <w:rPr>
+          <w:bCs/>
+          <w:lang w:val="vi-VN"/>
+        </w:rPr>
+        <w:t>2. **Về Thông tin dùng để lọc (Filtering Criteria):**</w:t>
+      </w:r>
+    </w:p>
+    <w:p>
+      <w:pPr>
+        <w:rPr>
+          <w:bCs/>
+          <w:lang w:val="vi-VN"/>
+        </w:rPr>
+      </w:pPr>
+      <w:r>
+        <w:rPr>
+          <w:bCs/>
+          <w:lang w:val="vi-VN"/>
+        </w:rPr>
+        <w:t xml:space="preserve">   - **Standard ACL:** Chỉ kiểm tra và lọc dựa trên **Địa chỉ IP Nguồn** (Source IP) của gói tin.</w:t>
+      </w:r>
+    </w:p>
+    <w:p>
+      <w:pPr>
+        <w:rPr>
+          <w:bCs/>
+          <w:lang w:val="vi-VN"/>
+        </w:rPr>
+      </w:pPr>
+      <w:r>
+        <w:rPr>
+          <w:bCs/>
+          <w:lang w:val="vi-VN"/>
+        </w:rPr>
+        <w:t xml:space="preserve">   - **Extended ACL:** Kiểm tra và lọc linh hoạt dựa trên cả **IP Nguồn, IP Đích, Giao thức Layer 4** (TCP, UDP, ICMP), và **Cổng dịch vụ** (Port number).</w:t>
+      </w:r>
+    </w:p>
+    <w:p>
+      <w:pPr>
+        <w:rPr>
+          <w:bCs/>
+          <w:lang w:val="vi-VN"/>
+        </w:rPr>
+      </w:pPr>
+    </w:p>
+    <w:p>
+      <w:pPr>
+        <w:rPr>
+          <w:bCs/>
+          <w:lang w:val="vi-VN"/>
+        </w:rPr>
+      </w:pPr>
+      <w:r>
+        <w:rPr>
+          <w:bCs/>
+          <w:lang w:val="vi-VN"/>
+        </w:rPr>
+        <w:t>3. **Về Mức độ kiểm soát (Granularity):**</w:t>
+      </w:r>
+    </w:p>
+    <w:p>
+      <w:pPr>
+        <w:rPr>
+          <w:bCs/>
+          <w:lang w:val="vi-VN"/>
+        </w:rPr>
+      </w:pPr>
+      <w:r>
+        <w:rPr>
+          <w:bCs/>
+          <w:lang w:val="vi-VN"/>
+        </w:rPr>
+        <w:t xml:space="preserve">   - **Standard ACL:** Thô sơ và bị giới hạn (chỉ có thể cấm hoặc cho phép toàn bộ lưu lượng từ một host hoặc dải mạng cụ thể đi qua).</w:t>
+      </w:r>
+    </w:p>
+    <w:p>
+      <w:pPr>
+        <w:rPr>
+          <w:bCs/>
+          <w:lang w:val="vi-VN"/>
+        </w:rPr>
+      </w:pPr>
+      <w:r>
+        <w:rPr>
+          <w:bCs/>
+          <w:lang w:val="vi-VN"/>
+        </w:rPr>
+        <w:t xml:space="preserve">   - **Extended ACL:** Chi tiết và tinh vi (ví dụ: có thể cấu hình chặn dịch vụ Web, chặn Ping nhưng vẫn cho phép truyền file FTP).</w:t>
+      </w:r>
+    </w:p>
+    <w:p>
+      <w:pPr>
+        <w:rPr>
+          <w:bCs/>
+          <w:lang w:val="vi-VN"/>
+        </w:rPr>
+      </w:pPr>
+    </w:p>
+    <w:p>
+      <w:pPr>
+        <w:rPr>
+          <w:bCs/>
+          <w:lang w:val="vi-VN"/>
+        </w:rPr>
+      </w:pPr>
+      <w:r>
+        <w:rPr>
+          <w:bCs/>
+          <w:lang w:val="vi-VN"/>
+        </w:rPr>
+        <w:t>4. **Về Vị trí áp dụng tối ưu (Placement):**</w:t>
+      </w:r>
+    </w:p>
+    <w:p>
+      <w:pPr>
+        <w:rPr>
+          <w:bCs/>
+          <w:lang w:val="vi-VN"/>
+        </w:rPr>
+      </w:pPr>
+      <w:r>
+        <w:rPr>
+          <w:bCs/>
+          <w:lang w:val="vi-VN"/>
+        </w:rPr>
+        <w:t xml:space="preserve">   - **Standard ACL:** Nên đặt **càng gần đích đến (Destination) càng tốt** để tránh vô tình chặn nhầm các hướng đi hợp lệ khác của nguồn.</w:t>
+      </w:r>
+    </w:p>
+    <w:p>
+      <w:pPr>
+        <w:rPr>
+          <w:bCs/>
+          <w:lang w:val="vi-VN"/>
+        </w:rPr>
+      </w:pPr>
+      <w:r>
+        <w:rPr>
+          <w:bCs/>
+          <w:lang w:val="vi-VN"/>
+        </w:rPr>
+        <w:t xml:space="preserve">   - **Extended ACL:** Nên đặt **càng gần nguồn phát (Source) càng tốt** để loại bỏ các gói tin không hợp lệ ngay lập tức, tiết kiệm băng thông và giảm tải xử lý cho mạng.</w:t>
+      </w:r>
+    </w:p>
+    <w:p>
+      <w:pPr>
+        <w:rPr>
+          <w:bCs/>
+          <w:lang w:val="vi-VN"/>
+        </w:rPr>
+      </w:pPr>
+    </w:p>
+    <w:p>
+      <w:pPr>
+        <w:rPr>
+          <w:bCs/>
+          <w:lang w:val="vi-VN"/>
+        </w:rPr>
+      </w:pPr>
+    </w:p>
+    <w:p>
+      <w:pPr>
+        <w:rPr>
+          <w:bCs/>
+          <w:lang w:val="vi-VN"/>
+        </w:rPr>
+      </w:pPr>
+      <w:r>
+        <w:rPr>
+          <w:bCs/>
+          <w:lang w:val="vi-VN"/>
+        </w:rPr>
+        <w:t>Bài 2</w:t>
+      </w:r>
+    </w:p>
+    <w:p>
+      <w:pPr>
+        <w:rPr>
+          <w:bCs/>
+          <w:lang w:val="vi-VN"/>
+        </w:rPr>
+      </w:pPr>
+      <w:r>
+        <w:rPr>
+          <w:bCs/>
+          <w:lang w:val="vi-VN"/>
+        </w:rPr>
+        <w:drawing>
+          <wp:inline distT="0" distB="0" distL="0" distR="0" wp14:anchorId="4BE2939D" wp14:editId="07E609C3">
+            <wp:extent cx="5943600" cy="3348355"/>
+            <wp:effectExtent l="0" t="0" r="0" b="4445"/>
+            <wp:docPr id="212173030" name="Picture 1"/>
+            <wp:cNvGraphicFramePr>
+              <a:graphicFrameLocks xmlns:a="http://schemas.openxmlformats.org/drawingml/2006/main" noChangeAspect="1"/>
+            </wp:cNvGraphicFramePr>
+            <a:graphic xmlns:a="http://schemas.openxmlformats.org/drawingml/2006/main">
+              <a:graphicData uri="http://schemas.openxmlformats.org/drawingml/2006/picture">
+                <pic:pic xmlns:pic="http://schemas.openxmlformats.org/drawingml/2006/picture">
+                  <pic:nvPicPr>
+                    <pic:cNvPr id="212173030" name=""/>
+                    <pic:cNvPicPr/>
+                  </pic:nvPicPr>
+                  <pic:blipFill>
+                    <a:blip r:embed="rId30"/>
+                    <a:stretch>
+                      <a:fillRect/>
+                    </a:stretch>
+                  </pic:blipFill>
+                  <pic:spPr>
+                    <a:xfrm>
+                      <a:off x="0" y="0"/>
+                      <a:ext cx="5943600" cy="3348355"/>
+                    </a:xfrm>
+                    <a:prstGeom prst="rect">
+                      <a:avLst/>
+                    </a:prstGeom>
+                  </pic:spPr>
+                </pic:pic>
+              </a:graphicData>
+            </a:graphic>
+          </wp:inline>
+        </w:drawing>
+      </w:r>
+    </w:p>
+    <w:p>
+      <w:pPr>
+        <w:rPr>
+          <w:bCs/>
+          <w:lang w:val="vi-VN"/>
+        </w:rPr>
+      </w:pPr>
+      <w:r>
+        <w:rPr>
+          <w:bCs/>
+          <w:lang w:val="vi-VN"/>
+        </w:rPr>
+        <w:lastRenderedPageBreak/>
+        <w:drawing>
+          <wp:inline distT="0" distB="0" distL="0" distR="0" wp14:anchorId="6B03D0D6" wp14:editId="6A63E9B1">
+            <wp:extent cx="5943600" cy="3884295"/>
+            <wp:effectExtent l="0" t="0" r="0" b="1905"/>
+            <wp:docPr id="898376023" name="Picture 1"/>
+            <wp:cNvGraphicFramePr>
+              <a:graphicFrameLocks xmlns:a="http://schemas.openxmlformats.org/drawingml/2006/main" noChangeAspect="1"/>
+            </wp:cNvGraphicFramePr>
+            <a:graphic xmlns:a="http://schemas.openxmlformats.org/drawingml/2006/main">
+              <a:graphicData uri="http://schemas.openxmlformats.org/drawingml/2006/picture">
+                <pic:pic xmlns:pic="http://schemas.openxmlformats.org/drawingml/2006/picture">
+                  <pic:nvPicPr>
+                    <pic:cNvPr id="898376023" name=""/>
+                    <pic:cNvPicPr/>
+                  </pic:nvPicPr>
+                  <pic:blipFill>
+                    <a:blip r:embed="rId31"/>
+                    <a:stretch>
+                      <a:fillRect/>
+                    </a:stretch>
+                  </pic:blipFill>
+                  <pic:spPr>
+                    <a:xfrm>
+                      <a:off x="0" y="0"/>
+                      <a:ext cx="5943600" cy="3884295"/>
+                    </a:xfrm>
+                    <a:prstGeom prst="rect">
+                      <a:avLst/>
+                    </a:prstGeom>
+                  </pic:spPr>
+                </pic:pic>
+              </a:graphicData>
+            </a:graphic>
+          </wp:inline>
+        </w:drawing>
+      </w:r>
+    </w:p>
+    <w:p>
+      <w:pPr>
+        <w:rPr>
+          <w:bCs/>
+          <w:lang w:val="vi-VN"/>
+        </w:rPr>
+      </w:pPr>
+      <w:r>
+        <w:rPr>
+          <w:bCs/>
+          <w:lang w:val="vi-VN"/>
+        </w:rPr>
+        <w:t>========== RAW CONFIGURATION COMMANDS ==========</w:t>
+      </w:r>
+    </w:p>
+    <w:p>
+      <w:pPr>
+        <w:rPr>
+          <w:bCs/>
+          <w:lang w:val="vi-VN"/>
+        </w:rPr>
+      </w:pPr>
+    </w:p>
+    <w:p>
+      <w:pPr>
+        <w:rPr>
+          <w:bCs/>
+          <w:lang w:val="vi-VN"/>
+        </w:rPr>
+      </w:pPr>
+      <w:r>
+        <w:rPr>
+          <w:bCs/>
+          <w:lang w:val="vi-VN"/>
+        </w:rPr>
+        <w:t>========== Tên thiết bị: R1 (router) ==========</w:t>
+      </w:r>
+    </w:p>
+    <w:p>
+      <w:pPr>
+        <w:rPr>
+          <w:bCs/>
+          <w:lang w:val="vi-VN"/>
+        </w:rPr>
+      </w:pPr>
+      <w:r>
+        <w:rPr>
+          <w:bCs/>
+          <w:lang w:val="vi-VN"/>
+        </w:rPr>
+        <w:t>enable</w:t>
+      </w:r>
+    </w:p>
+    <w:p>
+      <w:pPr>
+        <w:rPr>
+          <w:bCs/>
+          <w:lang w:val="vi-VN"/>
+        </w:rPr>
+      </w:pPr>
+      <w:r>
+        <w:rPr>
+          <w:bCs/>
+          <w:lang w:val="vi-VN"/>
+        </w:rPr>
+        <w:t>configure terminal</w:t>
+      </w:r>
+    </w:p>
+    <w:p>
+      <w:pPr>
+        <w:rPr>
+          <w:bCs/>
+          <w:lang w:val="vi-VN"/>
+        </w:rPr>
+      </w:pPr>
+      <w:r>
+        <w:rPr>
+          <w:bCs/>
+          <w:lang w:val="vi-VN"/>
+        </w:rPr>
+        <w:t>no ip cef</w:t>
+      </w:r>
+    </w:p>
+    <w:p>
+      <w:pPr>
+        <w:rPr>
+          <w:bCs/>
+          <w:lang w:val="vi-VN"/>
+        </w:rPr>
+      </w:pPr>
+      <w:r>
+        <w:rPr>
+          <w:bCs/>
+          <w:lang w:val="vi-VN"/>
+        </w:rPr>
+        <w:t>interface e0/0</w:t>
+      </w:r>
+    </w:p>
+    <w:p>
+      <w:pPr>
+        <w:rPr>
+          <w:bCs/>
+          <w:lang w:val="vi-VN"/>
+        </w:rPr>
+      </w:pPr>
+      <w:r>
+        <w:rPr>
+          <w:bCs/>
+          <w:lang w:val="vi-VN"/>
+        </w:rPr>
+        <w:t>ip address 10.10.10.1 255.255.0.0</w:t>
+      </w:r>
+    </w:p>
+    <w:p>
+      <w:pPr>
+        <w:rPr>
+          <w:bCs/>
+          <w:lang w:val="vi-VN"/>
+        </w:rPr>
+      </w:pPr>
+      <w:r>
+        <w:rPr>
+          <w:bCs/>
+          <w:lang w:val="vi-VN"/>
+        </w:rPr>
+        <w:t>ip nat inside</w:t>
+      </w:r>
+    </w:p>
+    <w:p>
+      <w:pPr>
+        <w:rPr>
+          <w:bCs/>
+          <w:lang w:val="vi-VN"/>
+        </w:rPr>
+      </w:pPr>
+      <w:r>
+        <w:rPr>
+          <w:bCs/>
+          <w:lang w:val="vi-VN"/>
+        </w:rPr>
+        <w:t>no shutdown</w:t>
+      </w:r>
+    </w:p>
+    <w:p>
+      <w:pPr>
+        <w:rPr>
+          <w:bCs/>
+          <w:lang w:val="vi-VN"/>
+        </w:rPr>
+      </w:pPr>
+      <w:r>
+        <w:rPr>
+          <w:bCs/>
+          <w:lang w:val="vi-VN"/>
+        </w:rPr>
+        <w:t>interface e0/1</w:t>
+      </w:r>
+    </w:p>
+    <w:p>
+      <w:pPr>
+        <w:rPr>
+          <w:bCs/>
+          <w:lang w:val="vi-VN"/>
+        </w:rPr>
+      </w:pPr>
+      <w:r>
+        <w:rPr>
+          <w:bCs/>
+          <w:lang w:val="vi-VN"/>
+        </w:rPr>
+        <w:t>ip address 20.20.20.1 255.255.0.0</w:t>
+      </w:r>
+    </w:p>
+    <w:p>
+      <w:pPr>
+        <w:rPr>
+          <w:bCs/>
+          <w:lang w:val="vi-VN"/>
+        </w:rPr>
+      </w:pPr>
+      <w:r>
+        <w:rPr>
+          <w:bCs/>
+          <w:lang w:val="vi-VN"/>
+        </w:rPr>
+        <w:t>ip nat inside</w:t>
+      </w:r>
+    </w:p>
+    <w:p>
+      <w:pPr>
+        <w:rPr>
+          <w:bCs/>
+          <w:lang w:val="vi-VN"/>
+        </w:rPr>
+      </w:pPr>
+      <w:r>
+        <w:rPr>
+          <w:bCs/>
+          <w:lang w:val="vi-VN"/>
+        </w:rPr>
+        <w:t>no shutdown</w:t>
+      </w:r>
+    </w:p>
+    <w:p>
+      <w:pPr>
+        <w:rPr>
+          <w:bCs/>
+          <w:lang w:val="vi-VN"/>
+        </w:rPr>
+      </w:pPr>
+      <w:r>
+        <w:rPr>
+          <w:bCs/>
+          <w:lang w:val="vi-VN"/>
+        </w:rPr>
+        <w:t>interface e0/2</w:t>
+      </w:r>
+    </w:p>
+    <w:p>
+      <w:pPr>
+        <w:rPr>
+          <w:bCs/>
+          <w:lang w:val="vi-VN"/>
+        </w:rPr>
+      </w:pPr>
+      <w:r>
+        <w:rPr>
+          <w:bCs/>
+          <w:lang w:val="vi-VN"/>
+        </w:rPr>
+        <w:lastRenderedPageBreak/>
+        <w:t>ip address dhcp</w:t>
+      </w:r>
+    </w:p>
+    <w:p>
+      <w:pPr>
+        <w:rPr>
+          <w:bCs/>
+          <w:lang w:val="vi-VN"/>
+        </w:rPr>
+      </w:pPr>
+      <w:r>
+        <w:rPr>
+          <w:bCs/>
+          <w:lang w:val="vi-VN"/>
+        </w:rPr>
+        <w:t>ip nat outside</w:t>
+      </w:r>
+    </w:p>
+    <w:p>
+      <w:pPr>
+        <w:rPr>
+          <w:bCs/>
+          <w:lang w:val="vi-VN"/>
+        </w:rPr>
+      </w:pPr>
+      <w:r>
+        <w:rPr>
+          <w:bCs/>
+          <w:lang w:val="vi-VN"/>
+        </w:rPr>
+        <w:t>no shutdown</w:t>
+      </w:r>
+    </w:p>
+    <w:p>
+      <w:pPr>
+        <w:rPr>
+          <w:bCs/>
+          <w:lang w:val="vi-VN"/>
+        </w:rPr>
+      </w:pPr>
+      <w:r>
+        <w:rPr>
+          <w:bCs/>
+          <w:lang w:val="vi-VN"/>
+        </w:rPr>
+        <w:t>router rip</w:t>
+      </w:r>
+    </w:p>
+    <w:p>
+      <w:pPr>
+        <w:rPr>
+          <w:bCs/>
+          <w:lang w:val="vi-VN"/>
+        </w:rPr>
+      </w:pPr>
+      <w:r>
+        <w:rPr>
+          <w:bCs/>
+          <w:lang w:val="vi-VN"/>
+        </w:rPr>
+        <w:t>version 1</w:t>
+      </w:r>
+    </w:p>
+    <w:p>
+      <w:pPr>
+        <w:rPr>
+          <w:bCs/>
+          <w:lang w:val="vi-VN"/>
+        </w:rPr>
+      </w:pPr>
+      <w:r>
+        <w:rPr>
+          <w:bCs/>
+          <w:lang w:val="vi-VN"/>
+        </w:rPr>
+        <w:t>network 10.0.0.0</w:t>
+      </w:r>
+    </w:p>
+    <w:p>
+      <w:pPr>
+        <w:rPr>
+          <w:bCs/>
+          <w:lang w:val="vi-VN"/>
+        </w:rPr>
+      </w:pPr>
+      <w:r>
+        <w:rPr>
+          <w:bCs/>
+          <w:lang w:val="vi-VN"/>
+        </w:rPr>
+        <w:t>redistribute ospf 1 metric 2</w:t>
+      </w:r>
+    </w:p>
+    <w:p>
+      <w:pPr>
+        <w:rPr>
+          <w:bCs/>
+          <w:lang w:val="vi-VN"/>
+        </w:rPr>
+      </w:pPr>
+      <w:r>
+        <w:rPr>
+          <w:bCs/>
+          <w:lang w:val="vi-VN"/>
+        </w:rPr>
+        <w:t>default-information originate</w:t>
+      </w:r>
+    </w:p>
+    <w:p>
+      <w:pPr>
+        <w:rPr>
+          <w:bCs/>
+          <w:lang w:val="vi-VN"/>
+        </w:rPr>
+      </w:pPr>
+      <w:r>
+        <w:rPr>
+          <w:bCs/>
+          <w:lang w:val="vi-VN"/>
+        </w:rPr>
+        <w:t>router ospf 1</w:t>
+      </w:r>
+    </w:p>
+    <w:p>
+      <w:pPr>
+        <w:rPr>
+          <w:bCs/>
+          <w:lang w:val="vi-VN"/>
+        </w:rPr>
+      </w:pPr>
+      <w:r>
+        <w:rPr>
+          <w:bCs/>
+          <w:lang w:val="vi-VN"/>
+        </w:rPr>
+        <w:t>network 20.20.0.0 0.0.255.255 area 0</w:t>
+      </w:r>
+    </w:p>
+    <w:p>
+      <w:pPr>
+        <w:rPr>
+          <w:bCs/>
+          <w:lang w:val="vi-VN"/>
+        </w:rPr>
+      </w:pPr>
+      <w:r>
+        <w:rPr>
+          <w:bCs/>
+          <w:lang w:val="vi-VN"/>
+        </w:rPr>
+        <w:t>redistribute rip subnets</w:t>
+      </w:r>
+    </w:p>
+    <w:p>
+      <w:pPr>
+        <w:rPr>
+          <w:bCs/>
+          <w:lang w:val="vi-VN"/>
+        </w:rPr>
+      </w:pPr>
+      <w:r>
+        <w:rPr>
+          <w:bCs/>
+          <w:lang w:val="vi-VN"/>
+        </w:rPr>
+        <w:t>default-information originate</w:t>
+      </w:r>
+    </w:p>
+    <w:p>
+      <w:pPr>
+        <w:rPr>
+          <w:bCs/>
+          <w:lang w:val="vi-VN"/>
+        </w:rPr>
+      </w:pPr>
+      <w:r>
+        <w:rPr>
+          <w:bCs/>
+          <w:lang w:val="vi-VN"/>
+        </w:rPr>
+        <w:t>access-list 1 permit any</w:t>
+      </w:r>
+    </w:p>
+    <w:p>
+      <w:pPr>
+        <w:rPr>
+          <w:bCs/>
+          <w:lang w:val="vi-VN"/>
+        </w:rPr>
+      </w:pPr>
+      <w:r>
+        <w:rPr>
+          <w:bCs/>
+          <w:lang w:val="vi-VN"/>
+        </w:rPr>
+        <w:t>ip nat inside source list 1 interface e0/2 overload</w:t>
+      </w:r>
+    </w:p>
+    <w:p>
+      <w:pPr>
+        <w:rPr>
+          <w:bCs/>
+          <w:lang w:val="vi-VN"/>
+        </w:rPr>
+      </w:pPr>
+      <w:r>
+        <w:rPr>
+          <w:bCs/>
+          <w:lang w:val="vi-VN"/>
+        </w:rPr>
+        <w:t>end</w:t>
+      </w:r>
+    </w:p>
+    <w:p>
+      <w:pPr>
+        <w:rPr>
+          <w:bCs/>
+          <w:lang w:val="vi-VN"/>
+        </w:rPr>
+      </w:pPr>
+      <w:r>
+        <w:rPr>
+          <w:bCs/>
+          <w:lang w:val="vi-VN"/>
+        </w:rPr>
+        <w:t>write memory</w:t>
+      </w:r>
+    </w:p>
+    <w:p>
+      <w:pPr>
+        <w:rPr>
+          <w:bCs/>
+          <w:lang w:val="vi-VN"/>
+        </w:rPr>
+      </w:pPr>
+    </w:p>
+    <w:p>
+      <w:pPr>
+        <w:rPr>
+          <w:bCs/>
+          <w:lang w:val="vi-VN"/>
+        </w:rPr>
+      </w:pPr>
+      <w:r>
+        <w:rPr>
+          <w:bCs/>
+          <w:lang w:val="vi-VN"/>
+        </w:rPr>
+        <w:t>========== Tên thiết bị: R2 (router) ==========</w:t>
+      </w:r>
+    </w:p>
+    <w:p>
+      <w:pPr>
+        <w:rPr>
+          <w:bCs/>
+          <w:lang w:val="vi-VN"/>
+        </w:rPr>
+      </w:pPr>
+      <w:r>
+        <w:rPr>
+          <w:bCs/>
+          <w:lang w:val="vi-VN"/>
+        </w:rPr>
+        <w:t>enable</w:t>
+      </w:r>
+    </w:p>
+    <w:p>
+      <w:pPr>
+        <w:rPr>
+          <w:bCs/>
+          <w:lang w:val="vi-VN"/>
+        </w:rPr>
+      </w:pPr>
+      <w:r>
+        <w:rPr>
+          <w:bCs/>
+          <w:lang w:val="vi-VN"/>
+        </w:rPr>
+        <w:t>configure terminal</w:t>
+      </w:r>
+    </w:p>
+    <w:p>
+      <w:pPr>
+        <w:rPr>
+          <w:bCs/>
+          <w:lang w:val="vi-VN"/>
+        </w:rPr>
+      </w:pPr>
+      <w:r>
+        <w:rPr>
+          <w:bCs/>
+          <w:lang w:val="vi-VN"/>
+        </w:rPr>
+        <w:t>no ip cef</w:t>
+      </w:r>
+    </w:p>
+    <w:p>
+      <w:pPr>
+        <w:rPr>
+          <w:bCs/>
+          <w:lang w:val="vi-VN"/>
+        </w:rPr>
+      </w:pPr>
+      <w:r>
+        <w:rPr>
+          <w:bCs/>
+          <w:lang w:val="vi-VN"/>
+        </w:rPr>
+        <w:t>interface e0/0</w:t>
+      </w:r>
+    </w:p>
+    <w:p>
+      <w:pPr>
+        <w:rPr>
+          <w:bCs/>
+          <w:lang w:val="vi-VN"/>
+        </w:rPr>
+      </w:pPr>
+      <w:r>
+        <w:rPr>
+          <w:bCs/>
+          <w:lang w:val="vi-VN"/>
+        </w:rPr>
+        <w:t>ip address 20.20.20.2 255.255.0.0</w:t>
+      </w:r>
+    </w:p>
+    <w:p>
+      <w:pPr>
+        <w:rPr>
+          <w:bCs/>
+          <w:lang w:val="vi-VN"/>
+        </w:rPr>
+      </w:pPr>
+      <w:r>
+        <w:rPr>
+          <w:bCs/>
+          <w:lang w:val="vi-VN"/>
+        </w:rPr>
+        <w:t>no shutdown</w:t>
+      </w:r>
+    </w:p>
+    <w:p>
+      <w:pPr>
+        <w:rPr>
+          <w:bCs/>
+          <w:lang w:val="vi-VN"/>
+        </w:rPr>
+      </w:pPr>
+      <w:r>
+        <w:rPr>
+          <w:bCs/>
+          <w:lang w:val="vi-VN"/>
+        </w:rPr>
+        <w:t>interface e0/1</w:t>
+      </w:r>
+    </w:p>
+    <w:p>
+      <w:pPr>
+        <w:rPr>
+          <w:bCs/>
+          <w:lang w:val="vi-VN"/>
+        </w:rPr>
+      </w:pPr>
+      <w:r>
+        <w:rPr>
+          <w:bCs/>
+          <w:lang w:val="vi-VN"/>
+        </w:rPr>
+        <w:t>ip address 172.16.0.1 255.255.0.0</w:t>
+      </w:r>
+    </w:p>
+    <w:p>
+      <w:pPr>
+        <w:rPr>
+          <w:bCs/>
+          <w:lang w:val="vi-VN"/>
+        </w:rPr>
+      </w:pPr>
+      <w:r>
+        <w:rPr>
+          <w:bCs/>
+          <w:lang w:val="vi-VN"/>
+        </w:rPr>
+        <w:t>no shutdown</w:t>
+      </w:r>
+    </w:p>
+    <w:p>
+      <w:pPr>
+        <w:rPr>
+          <w:bCs/>
+          <w:lang w:val="vi-VN"/>
+        </w:rPr>
+      </w:pPr>
+      <w:r>
+        <w:rPr>
+          <w:bCs/>
+          <w:lang w:val="vi-VN"/>
+        </w:rPr>
+        <w:t>router ospf 1</w:t>
+      </w:r>
+    </w:p>
+    <w:p>
+      <w:pPr>
+        <w:rPr>
+          <w:bCs/>
+          <w:lang w:val="vi-VN"/>
+        </w:rPr>
+      </w:pPr>
+      <w:r>
+        <w:rPr>
+          <w:bCs/>
+          <w:lang w:val="vi-VN"/>
+        </w:rPr>
+        <w:lastRenderedPageBreak/>
+        <w:t>network 20.20.0.0 0.0.255.255 area 0</w:t>
+      </w:r>
+    </w:p>
+    <w:p>
+      <w:pPr>
+        <w:rPr>
+          <w:bCs/>
+          <w:lang w:val="vi-VN"/>
+        </w:rPr>
+      </w:pPr>
+      <w:r>
+        <w:rPr>
+          <w:bCs/>
+          <w:lang w:val="vi-VN"/>
+        </w:rPr>
+        <w:t>network 172.16.0.0 0.0.255.255 area 0</w:t>
+      </w:r>
+    </w:p>
+    <w:p>
+      <w:pPr>
+        <w:rPr>
+          <w:bCs/>
+          <w:lang w:val="vi-VN"/>
+        </w:rPr>
+      </w:pPr>
+      <w:r>
+        <w:rPr>
+          <w:bCs/>
+          <w:lang w:val="vi-VN"/>
+        </w:rPr>
+        <w:t>end</w:t>
+      </w:r>
+    </w:p>
+    <w:p>
+      <w:pPr>
+        <w:rPr>
+          <w:bCs/>
+          <w:lang w:val="vi-VN"/>
+        </w:rPr>
+      </w:pPr>
+      <w:r>
+        <w:rPr>
+          <w:bCs/>
+          <w:lang w:val="vi-VN"/>
+        </w:rPr>
+        <w:t>write memory</w:t>
+      </w:r>
+    </w:p>
+    <w:p>
+      <w:pPr>
+        <w:rPr>
+          <w:bCs/>
+          <w:lang w:val="vi-VN"/>
+        </w:rPr>
+      </w:pPr>
+    </w:p>
+    <w:p>
+      <w:pPr>
+        <w:rPr>
+          <w:bCs/>
+          <w:lang w:val="vi-VN"/>
+        </w:rPr>
+      </w:pPr>
+      <w:r>
+        <w:rPr>
+          <w:bCs/>
+          <w:lang w:val="vi-VN"/>
+        </w:rPr>
+        <w:t>========== Tên thiết bị: R3 (router) ==========</w:t>
+      </w:r>
+    </w:p>
+    <w:p>
+      <w:pPr>
+        <w:rPr>
+          <w:bCs/>
+          <w:lang w:val="vi-VN"/>
+        </w:rPr>
+      </w:pPr>
+      <w:r>
+        <w:rPr>
+          <w:bCs/>
+          <w:lang w:val="vi-VN"/>
+        </w:rPr>
+        <w:t>enable</w:t>
+      </w:r>
+    </w:p>
+    <w:p>
+      <w:pPr>
+        <w:rPr>
+          <w:bCs/>
+          <w:lang w:val="vi-VN"/>
+        </w:rPr>
+      </w:pPr>
+      <w:r>
+        <w:rPr>
+          <w:bCs/>
+          <w:lang w:val="vi-VN"/>
+        </w:rPr>
+        <w:t>configure terminal</w:t>
+      </w:r>
+    </w:p>
+    <w:p>
+      <w:pPr>
+        <w:rPr>
+          <w:bCs/>
+          <w:lang w:val="vi-VN"/>
+        </w:rPr>
+      </w:pPr>
+      <w:r>
+        <w:rPr>
+          <w:bCs/>
+          <w:lang w:val="vi-VN"/>
+        </w:rPr>
+        <w:t>no ip cef</w:t>
+      </w:r>
+    </w:p>
+    <w:p>
+      <w:pPr>
+        <w:rPr>
+          <w:bCs/>
+          <w:lang w:val="vi-VN"/>
+        </w:rPr>
+      </w:pPr>
+      <w:r>
+        <w:rPr>
+          <w:bCs/>
+          <w:lang w:val="vi-VN"/>
+        </w:rPr>
+        <w:t>interface e0/0</w:t>
+      </w:r>
+    </w:p>
+    <w:p>
+      <w:pPr>
+        <w:rPr>
+          <w:bCs/>
+          <w:lang w:val="vi-VN"/>
+        </w:rPr>
+      </w:pPr>
+      <w:r>
+        <w:rPr>
+          <w:bCs/>
+          <w:lang w:val="vi-VN"/>
+        </w:rPr>
+        <w:t>ip address 10.10.10.2 255.255.0.0</w:t>
+      </w:r>
+    </w:p>
+    <w:p>
+      <w:pPr>
+        <w:rPr>
+          <w:bCs/>
+          <w:lang w:val="vi-VN"/>
+        </w:rPr>
+      </w:pPr>
+      <w:r>
+        <w:rPr>
+          <w:bCs/>
+          <w:lang w:val="vi-VN"/>
+        </w:rPr>
+        <w:t>no shutdown</w:t>
+      </w:r>
+    </w:p>
+    <w:p>
+      <w:pPr>
+        <w:rPr>
+          <w:bCs/>
+          <w:lang w:val="vi-VN"/>
+        </w:rPr>
+      </w:pPr>
+      <w:r>
+        <w:rPr>
+          <w:bCs/>
+          <w:lang w:val="vi-VN"/>
+        </w:rPr>
+        <w:t>interface e0/1</w:t>
+      </w:r>
+    </w:p>
+    <w:p>
+      <w:pPr>
+        <w:rPr>
+          <w:bCs/>
+          <w:lang w:val="vi-VN"/>
+        </w:rPr>
+      </w:pPr>
+      <w:r>
+        <w:rPr>
+          <w:bCs/>
+          <w:lang w:val="vi-VN"/>
+        </w:rPr>
+        <w:t>no ip address</w:t>
+      </w:r>
+    </w:p>
+    <w:p>
+      <w:pPr>
+        <w:rPr>
+          <w:bCs/>
+          <w:lang w:val="vi-VN"/>
+        </w:rPr>
+      </w:pPr>
+      <w:r>
+        <w:rPr>
+          <w:bCs/>
+          <w:lang w:val="vi-VN"/>
+        </w:rPr>
+        <w:t>no shutdown</w:t>
+      </w:r>
+    </w:p>
+    <w:p>
+      <w:pPr>
+        <w:rPr>
+          <w:bCs/>
+          <w:lang w:val="vi-VN"/>
+        </w:rPr>
+      </w:pPr>
+      <w:r>
+        <w:rPr>
+          <w:bCs/>
+          <w:lang w:val="vi-VN"/>
+        </w:rPr>
+        <w:t>interface e0/1.20</w:t>
+      </w:r>
+    </w:p>
+    <w:p>
+      <w:pPr>
+        <w:rPr>
+          <w:bCs/>
+          <w:lang w:val="vi-VN"/>
+        </w:rPr>
+      </w:pPr>
+      <w:r>
+        <w:rPr>
+          <w:bCs/>
+          <w:lang w:val="vi-VN"/>
+        </w:rPr>
+        <w:t>encapsulation dot1Q 20</w:t>
+      </w:r>
+    </w:p>
+    <w:p>
+      <w:pPr>
+        <w:rPr>
+          <w:bCs/>
+          <w:lang w:val="vi-VN"/>
+        </w:rPr>
+      </w:pPr>
+      <w:r>
+        <w:rPr>
+          <w:bCs/>
+          <w:lang w:val="vi-VN"/>
+        </w:rPr>
+        <w:t>ip address 220.220.220.1 255.255.255.0</w:t>
+      </w:r>
+    </w:p>
+    <w:p>
+      <w:pPr>
+        <w:rPr>
+          <w:bCs/>
+          <w:lang w:val="vi-VN"/>
+        </w:rPr>
+      </w:pPr>
+      <w:r>
+        <w:rPr>
+          <w:bCs/>
+          <w:lang w:val="vi-VN"/>
+        </w:rPr>
+        <w:t>ip access-group VLAN20_ACL in</w:t>
+      </w:r>
+    </w:p>
+    <w:p>
+      <w:pPr>
+        <w:rPr>
+          <w:bCs/>
+          <w:lang w:val="vi-VN"/>
+        </w:rPr>
+      </w:pPr>
+      <w:r>
+        <w:rPr>
+          <w:bCs/>
+          <w:lang w:val="vi-VN"/>
+        </w:rPr>
+        <w:t>interface e0/1.30</w:t>
+      </w:r>
+    </w:p>
+    <w:p>
+      <w:pPr>
+        <w:rPr>
+          <w:bCs/>
+          <w:lang w:val="vi-VN"/>
+        </w:rPr>
+      </w:pPr>
+      <w:r>
+        <w:rPr>
+          <w:bCs/>
+          <w:lang w:val="vi-VN"/>
+        </w:rPr>
+        <w:t>encapsulation dot1Q 30</w:t>
+      </w:r>
+    </w:p>
+    <w:p>
+      <w:pPr>
+        <w:rPr>
+          <w:bCs/>
+          <w:lang w:val="vi-VN"/>
+        </w:rPr>
+      </w:pPr>
+      <w:r>
+        <w:rPr>
+          <w:bCs/>
+          <w:lang w:val="vi-VN"/>
+        </w:rPr>
+        <w:t>ip address 220.220.230.1 255.255.255.0</w:t>
+      </w:r>
+    </w:p>
+    <w:p>
+      <w:pPr>
+        <w:rPr>
+          <w:bCs/>
+          <w:lang w:val="vi-VN"/>
+        </w:rPr>
+      </w:pPr>
+      <w:r>
+        <w:rPr>
+          <w:bCs/>
+          <w:lang w:val="vi-VN"/>
+        </w:rPr>
+        <w:t>ip access-group VLAN30_ACL in</w:t>
+      </w:r>
+    </w:p>
+    <w:p>
+      <w:pPr>
+        <w:rPr>
+          <w:bCs/>
+          <w:lang w:val="vi-VN"/>
+        </w:rPr>
+      </w:pPr>
+      <w:r>
+        <w:rPr>
+          <w:bCs/>
+          <w:lang w:val="vi-VN"/>
+        </w:rPr>
+        <w:t>interface e0/1.40</w:t>
+      </w:r>
+    </w:p>
+    <w:p>
+      <w:pPr>
+        <w:rPr>
+          <w:bCs/>
+          <w:lang w:val="vi-VN"/>
+        </w:rPr>
+      </w:pPr>
+      <w:r>
+        <w:rPr>
+          <w:bCs/>
+          <w:lang w:val="vi-VN"/>
+        </w:rPr>
+        <w:t>encapsulation dot1Q 40</w:t>
+      </w:r>
+    </w:p>
+    <w:p>
+      <w:pPr>
+        <w:rPr>
+          <w:bCs/>
+          <w:lang w:val="vi-VN"/>
+        </w:rPr>
+      </w:pPr>
+      <w:r>
+        <w:rPr>
+          <w:bCs/>
+          <w:lang w:val="vi-VN"/>
+        </w:rPr>
+        <w:t>ip address 220.220.240.1 255.255.255.0</w:t>
+      </w:r>
+    </w:p>
+    <w:p>
+      <w:pPr>
+        <w:rPr>
+          <w:bCs/>
+          <w:lang w:val="vi-VN"/>
+        </w:rPr>
+      </w:pPr>
+      <w:r>
+        <w:rPr>
+          <w:bCs/>
+          <w:lang w:val="vi-VN"/>
+        </w:rPr>
+        <w:t>ip access-group VLAN40_ACL in</w:t>
+      </w:r>
+    </w:p>
+    <w:p>
+      <w:pPr>
+        <w:rPr>
+          <w:bCs/>
+          <w:lang w:val="vi-VN"/>
+        </w:rPr>
+      </w:pPr>
+      <w:r>
+        <w:rPr>
+          <w:bCs/>
+          <w:lang w:val="vi-VN"/>
+        </w:rPr>
+        <w:t>ip access-list extended VLAN20_ACL</w:t>
+      </w:r>
+    </w:p>
+    <w:p>
+      <w:pPr>
+        <w:rPr>
+          <w:bCs/>
+          <w:lang w:val="vi-VN"/>
+        </w:rPr>
+      </w:pPr>
+      <w:r>
+        <w:rPr>
+          <w:bCs/>
+          <w:lang w:val="vi-VN"/>
+        </w:rPr>
+        <w:lastRenderedPageBreak/>
+        <w:t>deny ip 220.220.220.0 0.0.0.255 220.220.230.0 0.0.0.255</w:t>
+      </w:r>
+    </w:p>
+    <w:p>
+      <w:pPr>
+        <w:rPr>
+          <w:bCs/>
+          <w:lang w:val="vi-VN"/>
+        </w:rPr>
+      </w:pPr>
+      <w:r>
+        <w:rPr>
+          <w:bCs/>
+          <w:lang w:val="vi-VN"/>
+        </w:rPr>
+        <w:t>deny icmp 220.220.220.0 0.0.0.127 220.220.240.0 0.0.0.255 echo</w:t>
+      </w:r>
+    </w:p>
+    <w:p>
+      <w:pPr>
+        <w:rPr>
+          <w:bCs/>
+          <w:lang w:val="vi-VN"/>
+        </w:rPr>
+      </w:pPr>
+      <w:r>
+        <w:rPr>
+          <w:bCs/>
+          <w:lang w:val="vi-VN"/>
+        </w:rPr>
+        <w:t>deny tcp 220.220.220.128 0.0.0.127 220.220.240.0 0.0.0.255 eq 23</w:t>
+      </w:r>
+    </w:p>
+    <w:p>
+      <w:pPr>
+        <w:rPr>
+          <w:bCs/>
+          <w:lang w:val="vi-VN"/>
+        </w:rPr>
+      </w:pPr>
+      <w:r>
+        <w:rPr>
+          <w:bCs/>
+          <w:lang w:val="vi-VN"/>
+        </w:rPr>
+        <w:t>permit ip 220.220.220.0 0.0.0.255 10.10.0.0 0.0.255.255</w:t>
+      </w:r>
+    </w:p>
+    <w:p>
+      <w:pPr>
+        <w:rPr>
+          <w:bCs/>
+          <w:lang w:val="vi-VN"/>
+        </w:rPr>
+      </w:pPr>
+      <w:r>
+        <w:rPr>
+          <w:bCs/>
+          <w:lang w:val="vi-VN"/>
+        </w:rPr>
+        <w:t>permit ip 220.220.220.0 0.0.0.255 20.20.0.0 0.0.255.255</w:t>
+      </w:r>
+    </w:p>
+    <w:p>
+      <w:pPr>
+        <w:rPr>
+          <w:bCs/>
+          <w:lang w:val="vi-VN"/>
+        </w:rPr>
+      </w:pPr>
+      <w:r>
+        <w:rPr>
+          <w:bCs/>
+          <w:lang w:val="vi-VN"/>
+        </w:rPr>
+        <w:t>permit ip 220.220.220.0 0.0.0.255 172.16.0.0 0.0.255.255</w:t>
+      </w:r>
+    </w:p>
+    <w:p>
+      <w:pPr>
+        <w:rPr>
+          <w:bCs/>
+          <w:lang w:val="vi-VN"/>
+        </w:rPr>
+      </w:pPr>
+      <w:r>
+        <w:rPr>
+          <w:bCs/>
+          <w:lang w:val="vi-VN"/>
+        </w:rPr>
+        <w:t>permit ip 220.220.220.0 0.0.0.255 220.220.0.0 0.0.255.255</w:t>
+      </w:r>
+    </w:p>
+    <w:p>
+      <w:pPr>
+        <w:rPr>
+          <w:bCs/>
+          <w:lang w:val="vi-VN"/>
+        </w:rPr>
+      </w:pPr>
+      <w:r>
+        <w:rPr>
+          <w:bCs/>
+          <w:lang w:val="vi-VN"/>
+        </w:rPr>
+        <w:t>deny ip 220.220.220.0 0.0.0.255 any</w:t>
+      </w:r>
+    </w:p>
+    <w:p>
+      <w:pPr>
+        <w:rPr>
+          <w:bCs/>
+          <w:lang w:val="vi-VN"/>
+        </w:rPr>
+      </w:pPr>
+      <w:r>
+        <w:rPr>
+          <w:bCs/>
+          <w:lang w:val="vi-VN"/>
+        </w:rPr>
+        <w:t>ip access-list extended VLAN30_ACL</w:t>
+      </w:r>
+    </w:p>
+    <w:p>
+      <w:pPr>
+        <w:rPr>
+          <w:bCs/>
+          <w:lang w:val="vi-VN"/>
+        </w:rPr>
+      </w:pPr>
+      <w:r>
+        <w:rPr>
+          <w:bCs/>
+          <w:lang w:val="vi-VN"/>
+        </w:rPr>
+        <w:t>deny ip 220.220.230.0 0.0.0.255 220.220.220.0 0.0.0.255</w:t>
+      </w:r>
+    </w:p>
+    <w:p>
+      <w:pPr>
+        <w:rPr>
+          <w:bCs/>
+          <w:lang w:val="vi-VN"/>
+        </w:rPr>
+      </w:pPr>
+      <w:r>
+        <w:rPr>
+          <w:bCs/>
+          <w:lang w:val="vi-VN"/>
+        </w:rPr>
+        <w:t>permit ip 220.220.230.0 0.0.0.255 10.10.0.0 0.0.255.255</w:t>
+      </w:r>
+    </w:p>
+    <w:p>
+      <w:pPr>
+        <w:rPr>
+          <w:bCs/>
+          <w:lang w:val="vi-VN"/>
+        </w:rPr>
+      </w:pPr>
+      <w:r>
+        <w:rPr>
+          <w:bCs/>
+          <w:lang w:val="vi-VN"/>
+        </w:rPr>
+        <w:t>permit ip 220.220.230.0 0.0.0.255 20.20.0.0 0.0.255.255</w:t>
+      </w:r>
+    </w:p>
+    <w:p>
+      <w:pPr>
+        <w:rPr>
+          <w:bCs/>
+          <w:lang w:val="vi-VN"/>
+        </w:rPr>
+      </w:pPr>
+      <w:r>
+        <w:rPr>
+          <w:bCs/>
+          <w:lang w:val="vi-VN"/>
+        </w:rPr>
+        <w:t>permit ip 220.220.230.0 0.0.0.255 172.16.0.0 0.0.255.255</w:t>
+      </w:r>
+    </w:p>
+    <w:p>
+      <w:pPr>
+        <w:rPr>
+          <w:bCs/>
+          <w:lang w:val="vi-VN"/>
+        </w:rPr>
+      </w:pPr>
+      <w:r>
+        <w:rPr>
+          <w:bCs/>
+          <w:lang w:val="vi-VN"/>
+        </w:rPr>
+        <w:t>permit ip 220.220.230.0 0.0.0.255 220.220.0.0 0.0.255.255</w:t>
+      </w:r>
+    </w:p>
+    <w:p>
+      <w:pPr>
+        <w:rPr>
+          <w:bCs/>
+          <w:lang w:val="vi-VN"/>
+        </w:rPr>
+      </w:pPr>
+      <w:r>
+        <w:rPr>
+          <w:bCs/>
+          <w:lang w:val="vi-VN"/>
+        </w:rPr>
+        <w:t>deny ip 220.220.230.0 0.0.0.255 any</w:t>
+      </w:r>
+    </w:p>
+    <w:p>
+      <w:pPr>
+        <w:rPr>
+          <w:bCs/>
+          <w:lang w:val="vi-VN"/>
+        </w:rPr>
+      </w:pPr>
+      <w:r>
+        <w:rPr>
+          <w:bCs/>
+          <w:lang w:val="vi-VN"/>
+        </w:rPr>
+        <w:t>ip access-list extended VLAN40_ACL</w:t>
+      </w:r>
+    </w:p>
+    <w:p>
+      <w:pPr>
+        <w:rPr>
+          <w:bCs/>
+          <w:lang w:val="vi-VN"/>
+        </w:rPr>
+      </w:pPr>
+      <w:r>
+        <w:rPr>
+          <w:bCs/>
+          <w:lang w:val="vi-VN"/>
+        </w:rPr>
+        <w:t>deny tcp 220.220.240.0 0.0.0.255 host 10.10.10.1 eq 23</w:t>
+      </w:r>
+    </w:p>
+    <w:p>
+      <w:pPr>
+        <w:rPr>
+          <w:bCs/>
+          <w:lang w:val="vi-VN"/>
+        </w:rPr>
+      </w:pPr>
+      <w:r>
+        <w:rPr>
+          <w:bCs/>
+          <w:lang w:val="vi-VN"/>
+        </w:rPr>
+        <w:t>deny tcp 220.220.240.0 0.0.0.255 host 20.20.20.1 eq 23</w:t>
+      </w:r>
+    </w:p>
+    <w:p>
+      <w:pPr>
+        <w:rPr>
+          <w:bCs/>
+          <w:lang w:val="vi-VN"/>
+        </w:rPr>
+      </w:pPr>
+      <w:r>
+        <w:rPr>
+          <w:bCs/>
+          <w:lang w:val="vi-VN"/>
+        </w:rPr>
+        <w:t>permit ip 220.220.240.0 0.0.0.255 10.10.0.0 0.0.255.255</w:t>
+      </w:r>
+    </w:p>
+    <w:p>
+      <w:pPr>
+        <w:rPr>
+          <w:bCs/>
+          <w:lang w:val="vi-VN"/>
+        </w:rPr>
+      </w:pPr>
+      <w:r>
+        <w:rPr>
+          <w:bCs/>
+          <w:lang w:val="vi-VN"/>
+        </w:rPr>
+        <w:t>permit ip 220.220.240.0 0.0.0.255 20.20.0.0 0.0.255.255</w:t>
+      </w:r>
+    </w:p>
+    <w:p>
+      <w:pPr>
+        <w:rPr>
+          <w:bCs/>
+          <w:lang w:val="vi-VN"/>
+        </w:rPr>
+      </w:pPr>
+      <w:r>
+        <w:rPr>
+          <w:bCs/>
+          <w:lang w:val="vi-VN"/>
+        </w:rPr>
+        <w:t>permit ip 220.220.240.0 0.0.0.255 172.16.0.0 0.0.255.255</w:t>
+      </w:r>
+    </w:p>
+    <w:p>
+      <w:pPr>
+        <w:rPr>
+          <w:bCs/>
+          <w:lang w:val="vi-VN"/>
+        </w:rPr>
+      </w:pPr>
+      <w:r>
+        <w:rPr>
+          <w:bCs/>
+          <w:lang w:val="vi-VN"/>
+        </w:rPr>
+        <w:t>permit ip 220.220.240.0 0.0.0.255 220.220.0.0 0.0.255.255</w:t>
+      </w:r>
+    </w:p>
+    <w:p>
+      <w:pPr>
+        <w:rPr>
+          <w:bCs/>
+          <w:lang w:val="vi-VN"/>
+        </w:rPr>
+      </w:pPr>
+      <w:r>
+        <w:rPr>
+          <w:bCs/>
+          <w:lang w:val="vi-VN"/>
+        </w:rPr>
+        <w:t>deny ip 220.220.240.0 0.0.0.127 any</w:t>
+      </w:r>
+    </w:p>
+    <w:p>
+      <w:pPr>
+        <w:rPr>
+          <w:bCs/>
+          <w:lang w:val="vi-VN"/>
+        </w:rPr>
+      </w:pPr>
+      <w:r>
+        <w:rPr>
+          <w:bCs/>
+          <w:lang w:val="vi-VN"/>
+        </w:rPr>
+        <w:t>deny tcp 220.220.240.128 0.0.0.127 any eq 80</w:t>
+      </w:r>
+    </w:p>
+    <w:p>
+      <w:pPr>
+        <w:rPr>
+          <w:bCs/>
+          <w:lang w:val="vi-VN"/>
+        </w:rPr>
+      </w:pPr>
+      <w:r>
+        <w:rPr>
+          <w:bCs/>
+          <w:lang w:val="vi-VN"/>
+        </w:rPr>
+        <w:t>deny tcp 220.220.240.128 0.0.0.127 any eq 443</w:t>
+      </w:r>
+    </w:p>
+    <w:p>
+      <w:pPr>
+        <w:rPr>
+          <w:bCs/>
+          <w:lang w:val="vi-VN"/>
+        </w:rPr>
+      </w:pPr>
+      <w:r>
+        <w:rPr>
+          <w:bCs/>
+          <w:lang w:val="vi-VN"/>
+        </w:rPr>
+        <w:t>permit ip any any</w:t>
+      </w:r>
+    </w:p>
+    <w:p>
+      <w:pPr>
+        <w:rPr>
+          <w:bCs/>
+          <w:lang w:val="vi-VN"/>
+        </w:rPr>
+      </w:pPr>
+      <w:r>
+        <w:rPr>
+          <w:bCs/>
+          <w:lang w:val="vi-VN"/>
+        </w:rPr>
+        <w:t>router rip</w:t>
+      </w:r>
+    </w:p>
+    <w:p>
+      <w:pPr>
+        <w:rPr>
+          <w:bCs/>
+          <w:lang w:val="vi-VN"/>
+        </w:rPr>
+      </w:pPr>
+      <w:r>
+        <w:rPr>
+          <w:bCs/>
+          <w:lang w:val="vi-VN"/>
+        </w:rPr>
+        <w:t>version 1</w:t>
+      </w:r>
+    </w:p>
+    <w:p>
+      <w:pPr>
+        <w:rPr>
+          <w:bCs/>
+          <w:lang w:val="vi-VN"/>
+        </w:rPr>
+      </w:pPr>
+      <w:r>
+        <w:rPr>
+          <w:bCs/>
+          <w:lang w:val="vi-VN"/>
+        </w:rPr>
+        <w:lastRenderedPageBreak/>
+        <w:t>network 10.0.0.0</w:t>
+      </w:r>
+    </w:p>
+    <w:p>
+      <w:pPr>
+        <w:rPr>
+          <w:bCs/>
+          <w:lang w:val="vi-VN"/>
+        </w:rPr>
+      </w:pPr>
+      <w:r>
+        <w:rPr>
+          <w:bCs/>
+          <w:lang w:val="vi-VN"/>
+        </w:rPr>
+        <w:t>network 220.220.0.0</w:t>
+      </w:r>
+    </w:p>
+    <w:p>
+      <w:pPr>
+        <w:rPr>
+          <w:bCs/>
+          <w:lang w:val="vi-VN"/>
+        </w:rPr>
+      </w:pPr>
+      <w:r>
+        <w:rPr>
+          <w:bCs/>
+          <w:lang w:val="vi-VN"/>
+        </w:rPr>
+        <w:t>end</w:t>
+      </w:r>
+    </w:p>
+    <w:p>
+      <w:pPr>
+        <w:rPr>
+          <w:bCs/>
+          <w:lang w:val="vi-VN"/>
+        </w:rPr>
+      </w:pPr>
+      <w:r>
+        <w:rPr>
+          <w:bCs/>
+          <w:lang w:val="vi-VN"/>
+        </w:rPr>
+        <w:t>write memory</w:t>
+      </w:r>
+    </w:p>
+    <w:p>
+      <w:pPr>
+        <w:rPr>
+          <w:bCs/>
+          <w:lang w:val="vi-VN"/>
+        </w:rPr>
+      </w:pPr>
+    </w:p>
+    <w:p>
+      <w:pPr>
+        <w:rPr>
+          <w:bCs/>
+          <w:lang w:val="vi-VN"/>
+        </w:rPr>
+      </w:pPr>
+      <w:r>
+        <w:rPr>
+          <w:bCs/>
+          <w:lang w:val="vi-VN"/>
+        </w:rPr>
+        <w:t>========== Tên thiết bị: SW_SERVER (switch) ==========</w:t>
+      </w:r>
+    </w:p>
+    <w:p>
+      <w:pPr>
+        <w:rPr>
+          <w:bCs/>
+          <w:lang w:val="vi-VN"/>
+        </w:rPr>
+      </w:pPr>
+      <w:r>
+        <w:rPr>
+          <w:bCs/>
+          <w:lang w:val="vi-VN"/>
+        </w:rPr>
+        <w:t>enable</w:t>
+      </w:r>
+    </w:p>
+    <w:p>
+      <w:pPr>
+        <w:rPr>
+          <w:bCs/>
+          <w:lang w:val="vi-VN"/>
+        </w:rPr>
+      </w:pPr>
+      <w:r>
+        <w:rPr>
+          <w:bCs/>
+          <w:lang w:val="vi-VN"/>
+        </w:rPr>
+        <w:t>configure terminal</w:t>
+      </w:r>
+    </w:p>
+    <w:p>
+      <w:pPr>
+        <w:rPr>
+          <w:bCs/>
+          <w:lang w:val="vi-VN"/>
+        </w:rPr>
+      </w:pPr>
+      <w:r>
+        <w:rPr>
+          <w:bCs/>
+          <w:lang w:val="vi-VN"/>
+        </w:rPr>
+        <w:t>no ip routing</w:t>
+      </w:r>
+    </w:p>
+    <w:p>
+      <w:pPr>
+        <w:rPr>
+          <w:bCs/>
+          <w:lang w:val="vi-VN"/>
+        </w:rPr>
+      </w:pPr>
+      <w:r>
+        <w:rPr>
+          <w:bCs/>
+          <w:lang w:val="vi-VN"/>
+        </w:rPr>
+        <w:t>vlan 20</w:t>
+      </w:r>
+    </w:p>
+    <w:p>
+      <w:pPr>
+        <w:rPr>
+          <w:bCs/>
+          <w:lang w:val="vi-VN"/>
+        </w:rPr>
+      </w:pPr>
+      <w:r>
+        <w:rPr>
+          <w:bCs/>
+          <w:lang w:val="vi-VN"/>
+        </w:rPr>
+        <w:t>vlan 30</w:t>
+      </w:r>
+    </w:p>
+    <w:p>
+      <w:pPr>
+        <w:rPr>
+          <w:bCs/>
+          <w:lang w:val="vi-VN"/>
+        </w:rPr>
+      </w:pPr>
+      <w:r>
+        <w:rPr>
+          <w:bCs/>
+          <w:lang w:val="vi-VN"/>
+        </w:rPr>
+        <w:t>vlan 40</w:t>
+      </w:r>
+    </w:p>
+    <w:p>
+      <w:pPr>
+        <w:rPr>
+          <w:bCs/>
+          <w:lang w:val="vi-VN"/>
+        </w:rPr>
+      </w:pPr>
+      <w:r>
+        <w:rPr>
+          <w:bCs/>
+          <w:lang w:val="vi-VN"/>
+        </w:rPr>
+        <w:t>interface e0/0</w:t>
+      </w:r>
+    </w:p>
+    <w:p>
+      <w:pPr>
+        <w:rPr>
+          <w:bCs/>
+          <w:lang w:val="vi-VN"/>
+        </w:rPr>
+      </w:pPr>
+      <w:r>
+        <w:rPr>
+          <w:bCs/>
+          <w:lang w:val="vi-VN"/>
+        </w:rPr>
+        <w:t>switchport trunk encapsulation dot1q</w:t>
+      </w:r>
+    </w:p>
+    <w:p>
+      <w:pPr>
+        <w:rPr>
+          <w:bCs/>
+          <w:lang w:val="vi-VN"/>
+        </w:rPr>
+      </w:pPr>
+      <w:r>
+        <w:rPr>
+          <w:bCs/>
+          <w:lang w:val="vi-VN"/>
+        </w:rPr>
+        <w:t>switchport mode trunk</w:t>
+      </w:r>
+    </w:p>
+    <w:p>
+      <w:pPr>
+        <w:rPr>
+          <w:bCs/>
+          <w:lang w:val="vi-VN"/>
+        </w:rPr>
+      </w:pPr>
+      <w:r>
+        <w:rPr>
+          <w:bCs/>
+          <w:lang w:val="vi-VN"/>
+        </w:rPr>
+        <w:t>interface e0/1</w:t>
+      </w:r>
+    </w:p>
+    <w:p>
+      <w:pPr>
+        <w:rPr>
+          <w:bCs/>
+          <w:lang w:val="vi-VN"/>
+        </w:rPr>
+      </w:pPr>
+      <w:r>
+        <w:rPr>
+          <w:bCs/>
+          <w:lang w:val="vi-VN"/>
+        </w:rPr>
+        <w:t>switchport trunk encapsulation dot1q</w:t>
+      </w:r>
+    </w:p>
+    <w:p>
+      <w:pPr>
+        <w:rPr>
+          <w:bCs/>
+          <w:lang w:val="vi-VN"/>
+        </w:rPr>
+      </w:pPr>
+      <w:r>
+        <w:rPr>
+          <w:bCs/>
+          <w:lang w:val="vi-VN"/>
+        </w:rPr>
+        <w:t>switchport mode trunk</w:t>
+      </w:r>
+    </w:p>
+    <w:p>
+      <w:pPr>
+        <w:rPr>
+          <w:bCs/>
+          <w:lang w:val="vi-VN"/>
+        </w:rPr>
+      </w:pPr>
+      <w:r>
+        <w:rPr>
+          <w:bCs/>
+          <w:lang w:val="vi-VN"/>
+        </w:rPr>
+        <w:t>interface e0/2</w:t>
+      </w:r>
+    </w:p>
+    <w:p>
+      <w:pPr>
+        <w:rPr>
+          <w:bCs/>
+          <w:lang w:val="vi-VN"/>
+        </w:rPr>
+      </w:pPr>
+      <w:r>
+        <w:rPr>
+          <w:bCs/>
+          <w:lang w:val="vi-VN"/>
+        </w:rPr>
+        <w:t>switchport trunk encapsulation dot1q</w:t>
+      </w:r>
+    </w:p>
+    <w:p>
+      <w:pPr>
+        <w:rPr>
+          <w:bCs/>
+          <w:lang w:val="vi-VN"/>
+        </w:rPr>
+      </w:pPr>
+      <w:r>
+        <w:rPr>
+          <w:bCs/>
+          <w:lang w:val="vi-VN"/>
+        </w:rPr>
+        <w:t>switchport mode trunk</w:t>
+      </w:r>
+    </w:p>
+    <w:p>
+      <w:pPr>
+        <w:rPr>
+          <w:bCs/>
+          <w:lang w:val="vi-VN"/>
+        </w:rPr>
+      </w:pPr>
+      <w:r>
+        <w:rPr>
+          <w:bCs/>
+          <w:lang w:val="vi-VN"/>
+        </w:rPr>
+        <w:t>end</w:t>
+      </w:r>
+    </w:p>
+    <w:p>
+      <w:pPr>
+        <w:rPr>
+          <w:bCs/>
+          <w:lang w:val="vi-VN"/>
+        </w:rPr>
+      </w:pPr>
+      <w:r>
+        <w:rPr>
+          <w:bCs/>
+          <w:lang w:val="vi-VN"/>
+        </w:rPr>
+        <w:t>write memory</w:t>
+      </w:r>
+    </w:p>
+    <w:p>
+      <w:pPr>
+        <w:rPr>
+          <w:bCs/>
+          <w:lang w:val="vi-VN"/>
+        </w:rPr>
+      </w:pPr>
+    </w:p>
+    <w:p>
+      <w:pPr>
+        <w:rPr>
+          <w:bCs/>
+          <w:lang w:val="vi-VN"/>
+        </w:rPr>
+      </w:pPr>
+      <w:r>
+        <w:rPr>
+          <w:bCs/>
+          <w:lang w:val="vi-VN"/>
+        </w:rPr>
+        <w:t>========== Tên thiết bị: SW_CL1 (switch) ==========</w:t>
+      </w:r>
+    </w:p>
+    <w:p>
+      <w:pPr>
+        <w:rPr>
+          <w:bCs/>
+          <w:lang w:val="vi-VN"/>
+        </w:rPr>
+      </w:pPr>
+      <w:r>
+        <w:rPr>
+          <w:bCs/>
+          <w:lang w:val="vi-VN"/>
+        </w:rPr>
+        <w:t>enable</w:t>
+      </w:r>
+    </w:p>
+    <w:p>
+      <w:pPr>
+        <w:rPr>
+          <w:bCs/>
+          <w:lang w:val="vi-VN"/>
+        </w:rPr>
+      </w:pPr>
+      <w:r>
+        <w:rPr>
+          <w:bCs/>
+          <w:lang w:val="vi-VN"/>
+        </w:rPr>
+        <w:t>configure terminal</w:t>
+      </w:r>
+    </w:p>
+    <w:p>
+      <w:pPr>
+        <w:rPr>
+          <w:bCs/>
+          <w:lang w:val="vi-VN"/>
+        </w:rPr>
+      </w:pPr>
+      <w:r>
+        <w:rPr>
+          <w:bCs/>
+          <w:lang w:val="vi-VN"/>
+        </w:rPr>
+        <w:t>no ip routing</w:t>
+      </w:r>
+    </w:p>
+    <w:p>
+      <w:pPr>
+        <w:rPr>
+          <w:bCs/>
+          <w:lang w:val="vi-VN"/>
+        </w:rPr>
+      </w:pPr>
+      <w:r>
+        <w:rPr>
+          <w:bCs/>
+          <w:lang w:val="vi-VN"/>
+        </w:rPr>
+        <w:lastRenderedPageBreak/>
+        <w:t>vlan 20</w:t>
+      </w:r>
+    </w:p>
+    <w:p>
+      <w:pPr>
+        <w:rPr>
+          <w:bCs/>
+          <w:lang w:val="vi-VN"/>
+        </w:rPr>
+      </w:pPr>
+      <w:r>
+        <w:rPr>
+          <w:bCs/>
+          <w:lang w:val="vi-VN"/>
+        </w:rPr>
+        <w:t>vlan 30</w:t>
+      </w:r>
+    </w:p>
+    <w:p>
+      <w:pPr>
+        <w:rPr>
+          <w:bCs/>
+          <w:lang w:val="vi-VN"/>
+        </w:rPr>
+      </w:pPr>
+      <w:r>
+        <w:rPr>
+          <w:bCs/>
+          <w:lang w:val="vi-VN"/>
+        </w:rPr>
+        <w:t>vlan 40</w:t>
+      </w:r>
+    </w:p>
+    <w:p>
+      <w:pPr>
+        <w:rPr>
+          <w:bCs/>
+          <w:lang w:val="vi-VN"/>
+        </w:rPr>
+      </w:pPr>
+      <w:r>
+        <w:rPr>
+          <w:bCs/>
+          <w:lang w:val="vi-VN"/>
+        </w:rPr>
+        <w:t>interface e0/0</w:t>
+      </w:r>
+    </w:p>
+    <w:p>
+      <w:pPr>
+        <w:rPr>
+          <w:bCs/>
+          <w:lang w:val="vi-VN"/>
+        </w:rPr>
+      </w:pPr>
+      <w:r>
+        <w:rPr>
+          <w:bCs/>
+          <w:lang w:val="vi-VN"/>
+        </w:rPr>
+        <w:t>switchport trunk encapsulation dot1q</w:t>
+      </w:r>
+    </w:p>
+    <w:p>
+      <w:pPr>
+        <w:rPr>
+          <w:bCs/>
+          <w:lang w:val="vi-VN"/>
+        </w:rPr>
+      </w:pPr>
+      <w:r>
+        <w:rPr>
+          <w:bCs/>
+          <w:lang w:val="vi-VN"/>
+        </w:rPr>
+        <w:t>switchport mode trunk</w:t>
+      </w:r>
+    </w:p>
+    <w:p>
+      <w:pPr>
+        <w:rPr>
+          <w:bCs/>
+          <w:lang w:val="vi-VN"/>
+        </w:rPr>
+      </w:pPr>
+      <w:r>
+        <w:rPr>
+          <w:bCs/>
+          <w:lang w:val="vi-VN"/>
+        </w:rPr>
+        <w:t>interface e0/1</w:t>
+      </w:r>
+    </w:p>
+    <w:p>
+      <w:pPr>
+        <w:rPr>
+          <w:bCs/>
+          <w:lang w:val="vi-VN"/>
+        </w:rPr>
+      </w:pPr>
+      <w:r>
+        <w:rPr>
+          <w:bCs/>
+          <w:lang w:val="vi-VN"/>
+        </w:rPr>
+        <w:t>switchport access vlan 20</w:t>
+      </w:r>
+    </w:p>
+    <w:p>
+      <w:pPr>
+        <w:rPr>
+          <w:bCs/>
+          <w:lang w:val="vi-VN"/>
+        </w:rPr>
+      </w:pPr>
+      <w:r>
+        <w:rPr>
+          <w:bCs/>
+          <w:lang w:val="vi-VN"/>
+        </w:rPr>
+        <w:t>switchport mode access</w:t>
+      </w:r>
+    </w:p>
+    <w:p>
+      <w:pPr>
+        <w:rPr>
+          <w:bCs/>
+          <w:lang w:val="vi-VN"/>
+        </w:rPr>
+      </w:pPr>
+      <w:r>
+        <w:rPr>
+          <w:bCs/>
+          <w:lang w:val="vi-VN"/>
+        </w:rPr>
+        <w:t>interface e0/2</w:t>
+      </w:r>
+    </w:p>
+    <w:p>
+      <w:pPr>
+        <w:rPr>
+          <w:bCs/>
+          <w:lang w:val="vi-VN"/>
+        </w:rPr>
+      </w:pPr>
+      <w:r>
+        <w:rPr>
+          <w:bCs/>
+          <w:lang w:val="vi-VN"/>
+        </w:rPr>
+        <w:t>switchport access vlan 30</w:t>
+      </w:r>
+    </w:p>
+    <w:p>
+      <w:pPr>
+        <w:rPr>
+          <w:bCs/>
+          <w:lang w:val="vi-VN"/>
+        </w:rPr>
+      </w:pPr>
+      <w:r>
+        <w:rPr>
+          <w:bCs/>
+          <w:lang w:val="vi-VN"/>
+        </w:rPr>
+        <w:t>switchport mode access</w:t>
+      </w:r>
+    </w:p>
+    <w:p>
+      <w:pPr>
+        <w:rPr>
+          <w:bCs/>
+          <w:lang w:val="vi-VN"/>
+        </w:rPr>
+      </w:pPr>
+      <w:r>
+        <w:rPr>
+          <w:bCs/>
+          <w:lang w:val="vi-VN"/>
+        </w:rPr>
+        <w:t>interface e0/3</w:t>
+      </w:r>
+    </w:p>
+    <w:p>
+      <w:pPr>
+        <w:rPr>
+          <w:bCs/>
+          <w:lang w:val="vi-VN"/>
+        </w:rPr>
+      </w:pPr>
+      <w:r>
+        <w:rPr>
+          <w:bCs/>
+          <w:lang w:val="vi-VN"/>
+        </w:rPr>
+        <w:t>switchport access vlan 40</w:t>
+      </w:r>
+    </w:p>
+    <w:p>
+      <w:pPr>
+        <w:rPr>
+          <w:bCs/>
+          <w:lang w:val="vi-VN"/>
+        </w:rPr>
+      </w:pPr>
+      <w:r>
+        <w:rPr>
+          <w:bCs/>
+          <w:lang w:val="vi-VN"/>
+        </w:rPr>
+        <w:t>switchport mode access</w:t>
+      </w:r>
+    </w:p>
+    <w:p>
+      <w:pPr>
+        <w:rPr>
+          <w:bCs/>
+          <w:lang w:val="vi-VN"/>
+        </w:rPr>
+      </w:pPr>
+      <w:r>
+        <w:rPr>
+          <w:bCs/>
+          <w:lang w:val="vi-VN"/>
+        </w:rPr>
+        <w:t>end</w:t>
+      </w:r>
+    </w:p>
+    <w:p>
+      <w:pPr>
+        <w:rPr>
+          <w:bCs/>
+          <w:lang w:val="vi-VN"/>
+        </w:rPr>
+      </w:pPr>
+      <w:r>
+        <w:rPr>
+          <w:bCs/>
+          <w:lang w:val="vi-VN"/>
+        </w:rPr>
+        <w:t>write memory</w:t>
+      </w:r>
+    </w:p>
+    <w:p>
+      <w:pPr>
+        <w:rPr>
+          <w:bCs/>
+          <w:lang w:val="vi-VN"/>
+        </w:rPr>
+      </w:pPr>
+    </w:p>
+    <w:p>
+      <w:pPr>
+        <w:rPr>
+          <w:bCs/>
+          <w:lang w:val="vi-VN"/>
+        </w:rPr>
+      </w:pPr>
+      <w:r>
+        <w:rPr>
+          <w:bCs/>
+          <w:lang w:val="vi-VN"/>
+        </w:rPr>
+        <w:t>========== Tên thiết bị: SW_CL2 (switch) ==========</w:t>
+      </w:r>
+    </w:p>
+    <w:p>
+      <w:pPr>
+        <w:rPr>
+          <w:bCs/>
+          <w:lang w:val="vi-VN"/>
+        </w:rPr>
+      </w:pPr>
+      <w:r>
+        <w:rPr>
+          <w:bCs/>
+          <w:lang w:val="vi-VN"/>
+        </w:rPr>
+        <w:t>enable</w:t>
+      </w:r>
+    </w:p>
+    <w:p>
+      <w:pPr>
+        <w:rPr>
+          <w:bCs/>
+          <w:lang w:val="vi-VN"/>
+        </w:rPr>
+      </w:pPr>
+      <w:r>
+        <w:rPr>
+          <w:bCs/>
+          <w:lang w:val="vi-VN"/>
+        </w:rPr>
+        <w:t>configure terminal</w:t>
+      </w:r>
+    </w:p>
+    <w:p>
+      <w:pPr>
+        <w:rPr>
+          <w:bCs/>
+          <w:lang w:val="vi-VN"/>
+        </w:rPr>
+      </w:pPr>
+      <w:r>
+        <w:rPr>
+          <w:bCs/>
+          <w:lang w:val="vi-VN"/>
+        </w:rPr>
+        <w:t>no ip routing</w:t>
+      </w:r>
+    </w:p>
+    <w:p>
+      <w:pPr>
+        <w:rPr>
+          <w:bCs/>
+          <w:lang w:val="vi-VN"/>
+        </w:rPr>
+      </w:pPr>
+      <w:r>
+        <w:rPr>
+          <w:bCs/>
+          <w:lang w:val="vi-VN"/>
+        </w:rPr>
+        <w:t>vlan 20</w:t>
+      </w:r>
+    </w:p>
+    <w:p>
+      <w:pPr>
+        <w:rPr>
+          <w:bCs/>
+          <w:lang w:val="vi-VN"/>
+        </w:rPr>
+      </w:pPr>
+      <w:r>
+        <w:rPr>
+          <w:bCs/>
+          <w:lang w:val="vi-VN"/>
+        </w:rPr>
+        <w:t>vlan 30</w:t>
+      </w:r>
+    </w:p>
+    <w:p>
+      <w:pPr>
+        <w:rPr>
+          <w:bCs/>
+          <w:lang w:val="vi-VN"/>
+        </w:rPr>
+      </w:pPr>
+      <w:r>
+        <w:rPr>
+          <w:bCs/>
+          <w:lang w:val="vi-VN"/>
+        </w:rPr>
+        <w:t>vlan 40</w:t>
+      </w:r>
+    </w:p>
+    <w:p>
+      <w:pPr>
+        <w:rPr>
+          <w:bCs/>
+          <w:lang w:val="vi-VN"/>
+        </w:rPr>
+      </w:pPr>
+      <w:r>
+        <w:rPr>
+          <w:bCs/>
+          <w:lang w:val="vi-VN"/>
+        </w:rPr>
+        <w:t>interface e0/0</w:t>
+      </w:r>
+    </w:p>
+    <w:p>
+      <w:pPr>
+        <w:rPr>
+          <w:bCs/>
+          <w:lang w:val="vi-VN"/>
+        </w:rPr>
+      </w:pPr>
+      <w:r>
+        <w:rPr>
+          <w:bCs/>
+          <w:lang w:val="vi-VN"/>
+        </w:rPr>
+        <w:t>switchport trunk encapsulation dot1q</w:t>
+      </w:r>
+    </w:p>
+    <w:p>
+      <w:pPr>
+        <w:rPr>
+          <w:bCs/>
+          <w:lang w:val="vi-VN"/>
+        </w:rPr>
+      </w:pPr>
+      <w:r>
+        <w:rPr>
+          <w:bCs/>
+          <w:lang w:val="vi-VN"/>
+        </w:rPr>
+        <w:t>switchport mode trunk</w:t>
+      </w:r>
+    </w:p>
+    <w:p>
+      <w:pPr>
+        <w:rPr>
+          <w:bCs/>
+          <w:lang w:val="vi-VN"/>
+        </w:rPr>
+      </w:pPr>
+      <w:r>
+        <w:rPr>
+          <w:bCs/>
+          <w:lang w:val="vi-VN"/>
+        </w:rPr>
+        <w:lastRenderedPageBreak/>
+        <w:t>interface e0/1</w:t>
+      </w:r>
+    </w:p>
+    <w:p>
+      <w:pPr>
+        <w:rPr>
+          <w:bCs/>
+          <w:lang w:val="vi-VN"/>
+        </w:rPr>
+      </w:pPr>
+      <w:r>
+        <w:rPr>
+          <w:bCs/>
+          <w:lang w:val="vi-VN"/>
+        </w:rPr>
+        <w:t>switchport access vlan 20</w:t>
+      </w:r>
+    </w:p>
+    <w:p>
+      <w:pPr>
+        <w:rPr>
+          <w:bCs/>
+          <w:lang w:val="vi-VN"/>
+        </w:rPr>
+      </w:pPr>
+      <w:r>
+        <w:rPr>
+          <w:bCs/>
+          <w:lang w:val="vi-VN"/>
+        </w:rPr>
+        <w:t>switchport mode access</w:t>
+      </w:r>
+    </w:p>
+    <w:p>
+      <w:pPr>
+        <w:rPr>
+          <w:bCs/>
+          <w:lang w:val="vi-VN"/>
+        </w:rPr>
+      </w:pPr>
+      <w:r>
+        <w:rPr>
+          <w:bCs/>
+          <w:lang w:val="vi-VN"/>
+        </w:rPr>
+        <w:t>interface e0/2</w:t>
+      </w:r>
+    </w:p>
+    <w:p>
+      <w:pPr>
+        <w:rPr>
+          <w:bCs/>
+          <w:lang w:val="vi-VN"/>
+        </w:rPr>
+      </w:pPr>
+      <w:r>
+        <w:rPr>
+          <w:bCs/>
+          <w:lang w:val="vi-VN"/>
+        </w:rPr>
+        <w:t>switchport access vlan 30</w:t>
+      </w:r>
+    </w:p>
+    <w:p>
+      <w:pPr>
+        <w:rPr>
+          <w:bCs/>
+          <w:lang w:val="vi-VN"/>
+        </w:rPr>
+      </w:pPr>
+      <w:r>
+        <w:rPr>
+          <w:bCs/>
+          <w:lang w:val="vi-VN"/>
+        </w:rPr>
+        <w:t>switchport mode access</w:t>
+      </w:r>
+    </w:p>
+    <w:p>
+      <w:pPr>
+        <w:rPr>
+          <w:bCs/>
+          <w:lang w:val="vi-VN"/>
+        </w:rPr>
+      </w:pPr>
+      <w:r>
+        <w:rPr>
+          <w:bCs/>
+          <w:lang w:val="vi-VN"/>
+        </w:rPr>
+        <w:t>interface e0/3</w:t>
+      </w:r>
+    </w:p>
+    <w:p>
+      <w:pPr>
+        <w:rPr>
+          <w:bCs/>
+          <w:lang w:val="vi-VN"/>
+        </w:rPr>
+      </w:pPr>
+      <w:r>
+        <w:rPr>
+          <w:bCs/>
+          <w:lang w:val="vi-VN"/>
+        </w:rPr>
+        <w:t>switchport access vlan 40</w:t>
+      </w:r>
+    </w:p>
+    <w:p>
+      <w:pPr>
+        <w:rPr>
+          <w:bCs/>
+          <w:lang w:val="vi-VN"/>
+        </w:rPr>
+      </w:pPr>
+      <w:r>
+        <w:rPr>
+          <w:bCs/>
+          <w:lang w:val="vi-VN"/>
+        </w:rPr>
+        <w:t>switchport mode access</w:t>
+      </w:r>
+    </w:p>
+    <w:p>
+      <w:pPr>
+        <w:rPr>
+          <w:bCs/>
+          <w:lang w:val="vi-VN"/>
+        </w:rPr>
+      </w:pPr>
+      <w:r>
+        <w:rPr>
+          <w:bCs/>
+          <w:lang w:val="vi-VN"/>
+        </w:rPr>
+        <w:t>end</w:t>
+      </w:r>
+    </w:p>
+    <w:p>
+      <w:pPr>
+        <w:rPr>
+          <w:bCs/>
+          <w:lang w:val="vi-VN"/>
+        </w:rPr>
+      </w:pPr>
+      <w:r>
+        <w:rPr>
+          <w:bCs/>
+          <w:lang w:val="vi-VN"/>
+        </w:rPr>
+        <w:t>write memory</w:t>
+      </w:r>
+    </w:p>
+    <w:p>
+      <w:pPr>
+        <w:rPr>
+          <w:bCs/>
+          <w:lang w:val="vi-VN"/>
+        </w:rPr>
+      </w:pPr>
+    </w:p>
+    <w:p>
+      <w:pPr>
+        <w:rPr>
+          <w:bCs/>
+          <w:lang w:val="vi-VN"/>
+        </w:rPr>
+      </w:pPr>
+      <w:r>
+        <w:rPr>
+          <w:bCs/>
+          <w:lang w:val="vi-VN"/>
+        </w:rPr>
+        <w:t>========== Tên thiết bị: C1_VL20 (vpcs) ==========</w:t>
+      </w:r>
+    </w:p>
+    <w:p>
+      <w:pPr>
+        <w:rPr>
+          <w:bCs/>
+          <w:lang w:val="vi-VN"/>
+        </w:rPr>
+      </w:pPr>
+      <w:r>
+        <w:rPr>
+          <w:bCs/>
+          <w:lang w:val="vi-VN"/>
+        </w:rPr>
+        <w:t>ip 220.220.220.10 255.255.255.0 220.220.220.1</w:t>
+      </w:r>
+    </w:p>
+    <w:p>
+      <w:pPr>
+        <w:rPr>
+          <w:bCs/>
+          <w:lang w:val="vi-VN"/>
+        </w:rPr>
+      </w:pPr>
+      <w:r>
+        <w:rPr>
+          <w:bCs/>
+          <w:lang w:val="vi-VN"/>
+        </w:rPr>
+        <w:t>save</w:t>
+      </w:r>
+    </w:p>
+    <w:p>
+      <w:pPr>
+        <w:rPr>
+          <w:bCs/>
+          <w:lang w:val="vi-VN"/>
+        </w:rPr>
+      </w:pPr>
+    </w:p>
+    <w:p>
+      <w:pPr>
+        <w:rPr>
+          <w:bCs/>
+          <w:lang w:val="vi-VN"/>
+        </w:rPr>
+      </w:pPr>
+      <w:r>
+        <w:rPr>
+          <w:bCs/>
+          <w:lang w:val="vi-VN"/>
+        </w:rPr>
+        <w:t>========== Tên thiết bị: C2_VL30 (vpcs) ==========</w:t>
+      </w:r>
+    </w:p>
+    <w:p>
+      <w:pPr>
+        <w:rPr>
+          <w:bCs/>
+          <w:lang w:val="vi-VN"/>
+        </w:rPr>
+      </w:pPr>
+      <w:r>
+        <w:rPr>
+          <w:bCs/>
+          <w:lang w:val="vi-VN"/>
+        </w:rPr>
+        <w:t>ip 220.220.230.10 255.255.255.0 220.220.230.1</w:t>
+      </w:r>
+    </w:p>
+    <w:p>
+      <w:pPr>
+        <w:rPr>
+          <w:bCs/>
+          <w:lang w:val="vi-VN"/>
+        </w:rPr>
+      </w:pPr>
+      <w:r>
+        <w:rPr>
+          <w:bCs/>
+          <w:lang w:val="vi-VN"/>
+        </w:rPr>
+        <w:t>save</w:t>
+      </w:r>
+    </w:p>
+    <w:p>
+      <w:pPr>
+        <w:rPr>
+          <w:bCs/>
+          <w:lang w:val="vi-VN"/>
+        </w:rPr>
+      </w:pPr>
+    </w:p>
+    <w:p>
+      <w:pPr>
+        <w:rPr>
+          <w:bCs/>
+          <w:lang w:val="vi-VN"/>
+        </w:rPr>
+      </w:pPr>
+      <w:r>
+        <w:rPr>
+          <w:bCs/>
+          <w:lang w:val="vi-VN"/>
+        </w:rPr>
+        <w:t>========== Tên thiết bị: C3_VL40 (vpcs) ==========</w:t>
+      </w:r>
+    </w:p>
+    <w:p>
+      <w:pPr>
+        <w:rPr>
+          <w:bCs/>
+          <w:lang w:val="vi-VN"/>
+        </w:rPr>
+      </w:pPr>
+      <w:r>
+        <w:rPr>
+          <w:bCs/>
+          <w:lang w:val="vi-VN"/>
+        </w:rPr>
+        <w:t>ip 220.220.240.10 255.255.255.0 220.220.240.1</w:t>
+      </w:r>
+    </w:p>
+    <w:p>
+      <w:pPr>
+        <w:rPr>
+          <w:bCs/>
+          <w:lang w:val="vi-VN"/>
+        </w:rPr>
+      </w:pPr>
+      <w:r>
+        <w:rPr>
+          <w:bCs/>
+          <w:lang w:val="vi-VN"/>
+        </w:rPr>
+        <w:t>save</w:t>
+      </w:r>
+    </w:p>
+    <w:p>
+      <w:pPr>
+        <w:rPr>
+          <w:bCs/>
+          <w:lang w:val="vi-VN"/>
+        </w:rPr>
+      </w:pPr>
+    </w:p>
+    <w:p>
+      <w:pPr>
+        <w:rPr>
+          <w:bCs/>
+          <w:lang w:val="vi-VN"/>
+        </w:rPr>
+      </w:pPr>
+      <w:r>
+        <w:rPr>
+          <w:bCs/>
+          <w:lang w:val="vi-VN"/>
+        </w:rPr>
+        <w:t>========== Tên thiết bị: C4_VL20 (vpcs) ==========</w:t>
+      </w:r>
+    </w:p>
+    <w:p>
+      <w:pPr>
+        <w:rPr>
+          <w:bCs/>
+          <w:lang w:val="vi-VN"/>
+        </w:rPr>
+      </w:pPr>
+      <w:r>
+        <w:rPr>
+          <w:bCs/>
+          <w:lang w:val="vi-VN"/>
+        </w:rPr>
+        <w:t>ip 220.220.220.150 255.255.255.0 220.220.220.1</w:t>
+      </w:r>
+    </w:p>
+    <w:p>
+      <w:pPr>
+        <w:rPr>
+          <w:bCs/>
+          <w:lang w:val="vi-VN"/>
+        </w:rPr>
+      </w:pPr>
+      <w:r>
+        <w:rPr>
+          <w:bCs/>
+          <w:lang w:val="vi-VN"/>
+        </w:rPr>
+        <w:t>save</w:t>
+      </w:r>
+    </w:p>
+    <w:p>
+      <w:pPr>
+        <w:rPr>
+          <w:bCs/>
+          <w:lang w:val="vi-VN"/>
+        </w:rPr>
+      </w:pPr>
+    </w:p>
+    <w:p>
+      <w:pPr>
+        <w:rPr>
+          <w:bCs/>
+          <w:lang w:val="vi-VN"/>
+        </w:rPr>
+      </w:pPr>
+      <w:r>
+        <w:rPr>
+          <w:bCs/>
+          <w:lang w:val="vi-VN"/>
+        </w:rPr>
+        <w:lastRenderedPageBreak/>
+        <w:t>========== Tên thiết bị: C5_VL30 (vpcs) ==========</w:t>
+      </w:r>
+    </w:p>
+    <w:p>
+      <w:pPr>
+        <w:rPr>
+          <w:bCs/>
+          <w:lang w:val="vi-VN"/>
+        </w:rPr>
+      </w:pPr>
+      <w:r>
+        <w:rPr>
+          <w:bCs/>
+          <w:lang w:val="vi-VN"/>
+        </w:rPr>
+        <w:t>ip 220.220.230.150 255.255.255.0 220.220.230.1</w:t>
+      </w:r>
+    </w:p>
+    <w:p>
+      <w:pPr>
+        <w:rPr>
+          <w:bCs/>
+          <w:lang w:val="vi-VN"/>
+        </w:rPr>
+      </w:pPr>
+      <w:r>
+        <w:rPr>
+          <w:bCs/>
+          <w:lang w:val="vi-VN"/>
+        </w:rPr>
+        <w:t>save</w:t>
+      </w:r>
+    </w:p>
+    <w:p>
+      <w:pPr>
+        <w:rPr>
+          <w:bCs/>
+          <w:lang w:val="vi-VN"/>
+        </w:rPr>
+      </w:pPr>
+    </w:p>
+    <w:p>
+      <w:pPr>
+        <w:rPr>
+          <w:bCs/>
+          <w:lang w:val="vi-VN"/>
+        </w:rPr>
+      </w:pPr>
+      <w:r>
+        <w:rPr>
+          <w:bCs/>
+          <w:lang w:val="vi-VN"/>
+        </w:rPr>
+        <w:t>========== Tên thiết bị: C6_VL40 (vpcs) ==========</w:t>
+      </w:r>
+    </w:p>
+    <w:p>
+      <w:pPr>
+        <w:rPr>
+          <w:bCs/>
+          <w:lang w:val="vi-VN"/>
+        </w:rPr>
+      </w:pPr>
+      <w:r>
+        <w:rPr>
+          <w:bCs/>
+          <w:lang w:val="vi-VN"/>
+        </w:rPr>
+        <w:t>ip 220.220.240.150 255.255.255.0 220.220.240.1</w:t>
+      </w:r>
+    </w:p>
+    <w:p>
+      <w:pPr>
+        <w:rPr>
+          <w:bCs/>
+          <w:lang w:val="vi-VN"/>
+        </w:rPr>
+      </w:pPr>
+      <w:r>
+        <w:rPr>
+          <w:bCs/>
+          <w:lang w:val="vi-VN"/>
+        </w:rPr>
+        <w:t>save</w:t>
+      </w:r>
+    </w:p>
+    <w:p>
+      <w:pPr>
+        <w:rPr>
+          <w:bCs/>
+          <w:lang w:val="vi-VN"/>
+        </w:rPr>
+      </w:pPr>
+    </w:p>
+    <w:p>
+      <w:pPr>
+        <w:rPr>
+          <w:bCs/>
+          <w:lang w:val="vi-VN"/>
+        </w:rPr>
+      </w:pPr>
+      <w:r>
+        <w:rPr>
+          <w:bCs/>
+          <w:lang w:val="vi-VN"/>
+        </w:rPr>
+        <w:t>========== Tên thiết bị: C7 (vpcs) ==========</w:t>
+      </w:r>
+    </w:p>
+    <w:p>
+      <w:pPr>
+        <w:rPr>
+          <w:bCs/>
+          <w:lang w:val="vi-VN"/>
+        </w:rPr>
+      </w:pPr>
+      <w:r>
+        <w:rPr>
+          <w:bCs/>
+          <w:lang w:val="vi-VN"/>
+        </w:rPr>
+        <w:t>ip 172.16.0.10 255.255.0.0 172.16.0.1</w:t>
+      </w:r>
+    </w:p>
+    <w:p>
+      <w:pPr>
+        <w:rPr>
+          <w:bCs/>
+          <w:lang w:val="vi-VN"/>
+        </w:rPr>
+      </w:pPr>
+      <w:r>
+        <w:rPr>
+          <w:bCs/>
+          <w:lang w:val="vi-VN"/>
+        </w:rPr>
+        <w:t>save</w:t>
+      </w:r>
+    </w:p>
+    <w:p>
+      <w:pPr>
+        <w:rPr>
+          <w:bCs/>
+          <w:lang w:val="vi-VN"/>
+        </w:rPr>
+      </w:pPr>
+    </w:p>
+    <w:p>
+      <w:pPr>
+        <w:rPr>
+          <w:bCs/>
+          <w:lang w:val="vi-VN"/>
+        </w:rPr>
+      </w:pPr>
+      <w:r>
+        <w:rPr>
+          <w:bCs/>
+          <w:lang w:val="vi-VN"/>
+        </w:rPr>
+        <w:drawing>
+          <wp:inline distT="0" distB="0" distL="0" distR="0" wp14:anchorId="4583EC6E" wp14:editId="5FE7E847">
+            <wp:extent cx="5943600" cy="2929890"/>
+            <wp:effectExtent l="0" t="0" r="0" b="3810"/>
+            <wp:docPr id="1460228931" name="Picture 1"/>
+            <wp:cNvGraphicFramePr>
+              <a:graphicFrameLocks xmlns:a="http://schemas.openxmlformats.org/drawingml/2006/main" noChangeAspect="1"/>
+            </wp:cNvGraphicFramePr>
+            <a:graphic xmlns:a="http://schemas.openxmlformats.org/drawingml/2006/main">
+              <a:graphicData uri="http://schemas.openxmlformats.org/drawingml/2006/picture">
+                <pic:pic xmlns:pic="http://schemas.openxmlformats.org/drawingml/2006/picture">
+                  <pic:nvPicPr>
+                    <pic:cNvPr id="1460228931" name=""/>
+                    <pic:cNvPicPr/>
+                  </pic:nvPicPr>
+                  <pic:blipFill>
+                    <a:blip r:embed="rId32"/>
+                    <a:stretch>
+                      <a:fillRect/>
+                    </a:stretch>
+                  </pic:blipFill>
+                  <pic:spPr>
+                    <a:xfrm>
+                      <a:off x="0" y="0"/>
+                      <a:ext cx="5943600" cy="2929890"/>
+                    </a:xfrm>
+                    <a:prstGeom prst="rect">
+                      <a:avLst/>
+                    </a:prstGeom>
+                  </pic:spPr>
+                </pic:pic>
+              </a:graphicData>
+            </a:graphic>
+          </wp:inline>
+        </w:drawing>
+      </w:r>
+    </w:p>
+    <w:p>
+      <w:pPr>
+        <w:rPr>
+          <w:bCs/>
+          <w:lang w:val="vi-VN"/>
+        </w:rPr>
+      </w:pPr>
+      <w:r>
+        <w:rPr>
+          <w:bCs/>
+          <w:lang w:val="vi-VN"/>
+        </w:rPr>
+        <w:t>Bảng định tuyến của các Router chứng minh quá trình Route Redistribution (phân phối lại tuyến đường) trên ASBR R1 đã cấu hình thành công. R2 (chạy OSPF) đã học được các mạng của VLAN 20, 30, 40 dưới dạng tuyến đường ngoại lai (O E2). Ngược lại, R3 (chạy RIP) cũng học được mạng LAN 172.16.0.0 của R2 thông qua R1.</w:t>
+      </w:r>
+    </w:p>
+    <w:p>
+      <w:pPr>
+        <w:rPr>
+          <w:bCs/>
+          <w:lang w:val="vi-VN"/>
+        </w:rPr>
+      </w:pPr>
+      <w:r>
+        <w:rPr>
+          <w:bCs/>
+          <w:lang w:val="vi-VN"/>
+        </w:rPr>
+        <w:lastRenderedPageBreak/>
+        <w:drawing>
+          <wp:inline distT="0" distB="0" distL="0" distR="0" wp14:anchorId="26DDFC67" wp14:editId="57E1886C">
+            <wp:extent cx="5943600" cy="2291715"/>
+            <wp:effectExtent l="0" t="0" r="0" b="0"/>
+            <wp:docPr id="213741681" name="Picture 1"/>
+            <wp:cNvGraphicFramePr>
+              <a:graphicFrameLocks xmlns:a="http://schemas.openxmlformats.org/drawingml/2006/main" noChangeAspect="1"/>
+            </wp:cNvGraphicFramePr>
+            <a:graphic xmlns:a="http://schemas.openxmlformats.org/drawingml/2006/main">
+              <a:graphicData uri="http://schemas.openxmlformats.org/drawingml/2006/picture">
+                <pic:pic xmlns:pic="http://schemas.openxmlformats.org/drawingml/2006/picture">
+                  <pic:nvPicPr>
+                    <pic:cNvPr id="213741681" name=""/>
+                    <pic:cNvPicPr/>
+                  </pic:nvPicPr>
+                  <pic:blipFill>
+                    <a:blip r:embed="rId33"/>
+                    <a:stretch>
+                      <a:fillRect/>
+                    </a:stretch>
+                  </pic:blipFill>
+                  <pic:spPr>
+                    <a:xfrm>
+                      <a:off x="0" y="0"/>
+                      <a:ext cx="5943600" cy="2291715"/>
+                    </a:xfrm>
+                    <a:prstGeom prst="rect">
+                      <a:avLst/>
+                    </a:prstGeom>
+                  </pic:spPr>
+                </pic:pic>
+              </a:graphicData>
+            </a:graphic>
+          </wp:inline>
+        </w:drawing>
+      </w:r>
+    </w:p>
+    <w:p>
+      <w:pPr>
+        <w:rPr>
+          <w:bCs/>
+          <w:lang w:val="vi-VN"/>
+        </w:rPr>
+      </w:pPr>
+      <w:r>
+        <w:rPr>
+          <w:bCs/>
+          <w:lang w:val="vi-VN"/>
+        </w:rPr>
+        <w:t>Khi thực hiện ping từ VLAN 20 sang VLAN 30, gói tin lập tức bị Gateway (R3) chặn lại và trả về thông báo lỗi truy cập bị cấm (Prohibited). Điều này chứng minh luật Extended ACL chặn dải mạng nội bộ giữa VLAN 20 và VLAN 30 đã hoạt động chính xác.</w:t>
+      </w:r>
+    </w:p>
+    <w:p>
+      <w:pPr>
+        <w:rPr>
+          <w:bCs/>
+          <w:lang w:val="vi-VN"/>
+        </w:rPr>
+      </w:pPr>
     </w:p>
     <w:sectPr>
-      <w:footerReference w:type="default" r:id="rId23"/>
+      <w:footerReference w:type="default" r:id="rId34"/>
       <w:pgSz w:w="12240" w:h="15840"/>
       <w:pgMar w:top="1080" w:right="1440" w:bottom="1440" w:left="1440" w:header="720" w:footer="720" w:gutter="0"/>
       <w:pgNumType w:start="1"/>

--- a/iuh/môn/hkh-4/dinhTuyenChuyenMach/lab/lab4-tuan5/lab4.docx
+++ b/iuh/môn/hkh-4/dinhTuyenChuyenMach/lab/lab4-tuan5/lab4.docx
@@ -433,7 +433,6 @@
         <w:t xml:space="preserve">Student’s </w:t>
       </w:r>
       <w:proofErr w:type="spellStart"/>
-      <w:proofErr w:type="gramStart"/>
       <w:r>
         <w:rPr>
           <w:bCs/>
@@ -451,7 +450,6 @@
         <w:t>Lê</w:t>
       </w:r>
       <w:proofErr w:type="spellEnd"/>
-      <w:proofErr w:type="gramEnd"/>
       <w:r>
         <w:rPr>
           <w:bCs/>
@@ -522,7 +520,6 @@
         </w:rPr>
       </w:pPr>
       <w:proofErr w:type="spellStart"/>
-      <w:proofErr w:type="gramStart"/>
       <w:r>
         <w:rPr>
           <w:bCs/>
@@ -540,7 +537,6 @@
         <w:t>định</w:t>
       </w:r>
       <w:proofErr w:type="spellEnd"/>
-      <w:proofErr w:type="gramEnd"/>
       <w:r>
         <w:rPr>
           <w:bCs/>
@@ -16233,9 +16229,349 @@
           <w:lang w:val="vi-VN"/>
         </w:rPr>
       </w:pPr>
+      <w:r>
+        <w:rPr>
+          <w:bCs/>
+          <w:lang w:val="vi-VN"/>
+        </w:rPr>
+        <w:drawing>
+          <wp:inline distT="0" distB="0" distL="0" distR="0" wp14:anchorId="2897EC36" wp14:editId="14182AD7">
+            <wp:extent cx="5943600" cy="2327910"/>
+            <wp:effectExtent l="0" t="0" r="0" b="0"/>
+            <wp:docPr id="975686003" name="Picture 1"/>
+            <wp:cNvGraphicFramePr>
+              <a:graphicFrameLocks xmlns:a="http://schemas.openxmlformats.org/drawingml/2006/main" noChangeAspect="1"/>
+            </wp:cNvGraphicFramePr>
+            <a:graphic xmlns:a="http://schemas.openxmlformats.org/drawingml/2006/main">
+              <a:graphicData uri="http://schemas.openxmlformats.org/drawingml/2006/picture">
+                <pic:pic xmlns:pic="http://schemas.openxmlformats.org/drawingml/2006/picture">
+                  <pic:nvPicPr>
+                    <pic:cNvPr id="975686003" name=""/>
+                    <pic:cNvPicPr/>
+                  </pic:nvPicPr>
+                  <pic:blipFill>
+                    <a:blip r:embed="rId34"/>
+                    <a:stretch>
+                      <a:fillRect/>
+                    </a:stretch>
+                  </pic:blipFill>
+                  <pic:spPr>
+                    <a:xfrm>
+                      <a:off x="0" y="0"/>
+                      <a:ext cx="5943600" cy="2327910"/>
+                    </a:xfrm>
+                    <a:prstGeom prst="rect">
+                      <a:avLst/>
+                    </a:prstGeom>
+                  </pic:spPr>
+                </pic:pic>
+              </a:graphicData>
+            </a:graphic>
+          </wp:inline>
+        </w:drawing>
+      </w:r>
+    </w:p>
+    <w:p>
+      <w:pPr>
+        <w:rPr>
+          <w:bCs/>
+          <w:lang w:val="vi-VN"/>
+        </w:rPr>
+      </w:pPr>
+      <w:r>
+        <w:rPr>
+          <w:bCs/>
+          <w:lang w:val="vi-VN"/>
+        </w:rPr>
+        <w:t xml:space="preserve">1. **Tại máy C1_VL20 (IP .10 - nửa đầu mạng):** Gõ lệnh `ping 220.220.240.10` (Ping sang VLAN 40). </w:t>
+      </w:r>
+    </w:p>
+    <w:p>
+      <w:pPr>
+        <w:rPr>
+          <w:bCs/>
+          <w:lang w:val="vi-VN"/>
+        </w:rPr>
+      </w:pPr>
+      <w:r>
+        <w:rPr>
+          <w:bCs/>
+          <w:lang w:val="vi-VN"/>
+        </w:rPr>
+        <w:t xml:space="preserve">     -&gt; **Chụp ảnh** kết quả bị chặn (Prohibited).</w:t>
+      </w:r>
+    </w:p>
+    <w:p>
+      <w:pPr>
+        <w:rPr>
+          <w:bCs/>
+          <w:lang w:val="vi-VN"/>
+        </w:rPr>
+      </w:pPr>
+      <w:r>
+        <w:rPr>
+          <w:bCs/>
+          <w:lang w:val="vi-VN"/>
+        </w:rPr>
+        <w:t xml:space="preserve">  2. **Tại máy C4_VL20 (IP .150 - nửa sau mạng):** Gõ lệnh `ping 220.220.240.10`.</w:t>
+      </w:r>
+    </w:p>
+    <w:p>
+      <w:pPr>
+        <w:rPr>
+          <w:bCs/>
+          <w:lang w:val="vi-VN"/>
+        </w:rPr>
+      </w:pPr>
+      <w:r>
+        <w:rPr>
+          <w:bCs/>
+          <w:lang w:val="vi-VN"/>
+        </w:rPr>
+        <w:t xml:space="preserve">     -&gt; **Chụp ảnh** kết quả ping THÀNH CÔNG (Reply bình thường).</w:t>
+      </w:r>
+    </w:p>
+    <w:p>
+      <w:pPr>
+        <w:rPr>
+          <w:bCs/>
+          <w:lang w:val="vi-VN"/>
+        </w:rPr>
+      </w:pPr>
+      <w:r>
+        <w:rPr>
+          <w:bCs/>
+          <w:lang w:val="vi-VN"/>
+        </w:rPr>
+        <w:t>Sự khác biệt khi ping từ 2 PC trong cùng VLAN 20 đến VLAN 40 chứng minh cấu trúc chia dải IP của ACL hoạt động hoàn hảo. Máy tính có IP .10 (thuộc dải 1-127) bị cấm Ping theo đúng luật ACL. Trong khi đó, máy tính có IP .150 (thuộc dải 128-254) không bị ảnh hưởng bởi luật cấm Ping nên gói tin ICMP đi qua bình thường. Với luật cấm Telnet cho nửa mạng sau cũng sẽ hoạt động với nguyên lý đối nghịch tương tự.*</w:t>
+      </w:r>
+    </w:p>
+    <w:p>
+      <w:pPr>
+        <w:rPr>
+          <w:bCs/>
+          <w:lang w:val="vi-VN"/>
+        </w:rPr>
+      </w:pPr>
+      <w:r>
+        <w:rPr>
+          <w:bCs/>
+          <w:lang w:val="vi-VN"/>
+        </w:rPr>
+        <w:lastRenderedPageBreak/>
+        <w:drawing>
+          <wp:inline distT="0" distB="0" distL="0" distR="0" wp14:anchorId="0D5E3F35" wp14:editId="4E2A5CC1">
+            <wp:extent cx="5943600" cy="2047875"/>
+            <wp:effectExtent l="0" t="0" r="0" b="9525"/>
+            <wp:docPr id="755238867" name="Picture 1"/>
+            <wp:cNvGraphicFramePr>
+              <a:graphicFrameLocks xmlns:a="http://schemas.openxmlformats.org/drawingml/2006/main" noChangeAspect="1"/>
+            </wp:cNvGraphicFramePr>
+            <a:graphic xmlns:a="http://schemas.openxmlformats.org/drawingml/2006/main">
+              <a:graphicData uri="http://schemas.openxmlformats.org/drawingml/2006/picture">
+                <pic:pic xmlns:pic="http://schemas.openxmlformats.org/drawingml/2006/picture">
+                  <pic:nvPicPr>
+                    <pic:cNvPr id="755238867" name=""/>
+                    <pic:cNvPicPr/>
+                  </pic:nvPicPr>
+                  <pic:blipFill>
+                    <a:blip r:embed="rId35"/>
+                    <a:stretch>
+                      <a:fillRect/>
+                    </a:stretch>
+                  </pic:blipFill>
+                  <pic:spPr>
+                    <a:xfrm>
+                      <a:off x="0" y="0"/>
+                      <a:ext cx="5943600" cy="2047875"/>
+                    </a:xfrm>
+                    <a:prstGeom prst="rect">
+                      <a:avLst/>
+                    </a:prstGeom>
+                  </pic:spPr>
+                </pic:pic>
+              </a:graphicData>
+            </a:graphic>
+          </wp:inline>
+        </w:drawing>
+      </w:r>
+    </w:p>
+    <w:p>
+      <w:pPr>
+        <w:rPr>
+          <w:bCs/>
+          <w:lang w:val="vi-VN"/>
+        </w:rPr>
+      </w:pPr>
+      <w:r>
+        <w:rPr>
+          <w:bCs/>
+          <w:lang w:val="vi-VN"/>
+        </w:rPr>
+        <w:drawing>
+          <wp:inline distT="0" distB="0" distL="0" distR="0" wp14:anchorId="50DB8295" wp14:editId="102D6A38">
+            <wp:extent cx="5649113" cy="4058216"/>
+            <wp:effectExtent l="0" t="0" r="8890" b="0"/>
+            <wp:docPr id="989778413" name="Picture 1"/>
+            <wp:cNvGraphicFramePr>
+              <a:graphicFrameLocks xmlns:a="http://schemas.openxmlformats.org/drawingml/2006/main" noChangeAspect="1"/>
+            </wp:cNvGraphicFramePr>
+            <a:graphic xmlns:a="http://schemas.openxmlformats.org/drawingml/2006/main">
+              <a:graphicData uri="http://schemas.openxmlformats.org/drawingml/2006/picture">
+                <pic:pic xmlns:pic="http://schemas.openxmlformats.org/drawingml/2006/picture">
+                  <pic:nvPicPr>
+                    <pic:cNvPr id="989778413" name=""/>
+                    <pic:cNvPicPr/>
+                  </pic:nvPicPr>
+                  <pic:blipFill>
+                    <a:blip r:embed="rId36"/>
+                    <a:stretch>
+                      <a:fillRect/>
+                    </a:stretch>
+                  </pic:blipFill>
+                  <pic:spPr>
+                    <a:xfrm>
+                      <a:off x="0" y="0"/>
+                      <a:ext cx="5649113" cy="4058216"/>
+                    </a:xfrm>
+                    <a:prstGeom prst="rect">
+                      <a:avLst/>
+                    </a:prstGeom>
+                  </pic:spPr>
+                </pic:pic>
+              </a:graphicData>
+            </a:graphic>
+          </wp:inline>
+        </w:drawing>
+      </w:r>
+    </w:p>
+    <w:p>
+      <w:pPr>
+        <w:rPr>
+          <w:bCs/>
+          <w:lang w:val="vi-VN"/>
+        </w:rPr>
+      </w:pPr>
+      <w:r>
+        <w:rPr>
+          <w:bCs/>
+          <w:lang w:val="vi-VN"/>
+        </w:rPr>
+        <w:t xml:space="preserve">*Luật ACL kiểm soát ra Internet (any) được thiết lập ở cuối danh sách ưu tiên. </w:t>
+      </w:r>
+    </w:p>
+    <w:p>
+      <w:pPr>
+        <w:rPr>
+          <w:bCs/>
+          <w:lang w:val="vi-VN"/>
+        </w:rPr>
+      </w:pPr>
+      <w:r>
+        <w:rPr>
+          <w:bCs/>
+          <w:lang w:val="vi-VN"/>
+        </w:rPr>
+        <w:t xml:space="preserve">  &gt; - Máy C1 thuộc VLAN 20 bị chặn mọi kết nối ra ngoài (deny ip any).</w:t>
+      </w:r>
+    </w:p>
+    <w:p>
+      <w:pPr>
+        <w:rPr>
+          <w:bCs/>
+          <w:lang w:val="vi-VN"/>
+        </w:rPr>
+      </w:pPr>
+      <w:r>
+        <w:rPr>
+          <w:bCs/>
+          <w:lang w:val="vi-VN"/>
+        </w:rPr>
+        <w:t xml:space="preserve">  &gt; - Máy C3 thuộc VLAN 40 mang IP .10 (thuộc dải 1-127) bị cấm hoàn toàn truy cập Internet.</w:t>
+      </w:r>
+    </w:p>
+    <w:p>
+      <w:pPr>
+        <w:rPr>
+          <w:bCs/>
+          <w:lang w:val="vi-VN"/>
+        </w:rPr>
+      </w:pPr>
+      <w:r>
+        <w:rPr>
+          <w:bCs/>
+          <w:lang w:val="vi-VN"/>
+        </w:rPr>
+        <w:t xml:space="preserve">  &gt; - Tuy nhiên, máy C6 thuộc VLAN 40 mang IP .150 (dải 128-254) chỉ bị cấm lướt Web (port 80/443) nên lệnh Ping (ICMP) ra Internet vẫn thành công. Hệ thống tường lửa đã xử lý xuất sắc các yêu cầu khắt khe của bài toán.*</w:t>
+      </w:r>
+    </w:p>
+    <w:p>
+      <w:pPr>
+        <w:rPr>
+          <w:bCs/>
+          <w:lang w:val="vi-VN"/>
+        </w:rPr>
+      </w:pPr>
+      <w:r>
+        <w:rPr>
+          <w:bCs/>
+          <w:lang w:val="vi-VN"/>
+        </w:rPr>
+        <w:lastRenderedPageBreak/>
+        <w:drawing>
+          <wp:inline distT="0" distB="0" distL="0" distR="0" wp14:anchorId="5AA9C9B6" wp14:editId="59C9DE20">
+            <wp:extent cx="5943600" cy="3986530"/>
+            <wp:effectExtent l="0" t="0" r="0" b="0"/>
+            <wp:docPr id="1286660563" name="Picture 1"/>
+            <wp:cNvGraphicFramePr>
+              <a:graphicFrameLocks xmlns:a="http://schemas.openxmlformats.org/drawingml/2006/main" noChangeAspect="1"/>
+            </wp:cNvGraphicFramePr>
+            <a:graphic xmlns:a="http://schemas.openxmlformats.org/drawingml/2006/main">
+              <a:graphicData uri="http://schemas.openxmlformats.org/drawingml/2006/picture">
+                <pic:pic xmlns:pic="http://schemas.openxmlformats.org/drawingml/2006/picture">
+                  <pic:nvPicPr>
+                    <pic:cNvPr id="1286660563" name=""/>
+                    <pic:cNvPicPr/>
+                  </pic:nvPicPr>
+                  <pic:blipFill>
+                    <a:blip r:embed="rId37"/>
+                    <a:stretch>
+                      <a:fillRect/>
+                    </a:stretch>
+                  </pic:blipFill>
+                  <pic:spPr>
+                    <a:xfrm>
+                      <a:off x="0" y="0"/>
+                      <a:ext cx="5943600" cy="3986530"/>
+                    </a:xfrm>
+                    <a:prstGeom prst="rect">
+                      <a:avLst/>
+                    </a:prstGeom>
+                  </pic:spPr>
+                </pic:pic>
+              </a:graphicData>
+            </a:graphic>
+          </wp:inline>
+        </w:drawing>
+      </w:r>
+    </w:p>
+    <w:p>
+      <w:pPr>
+        <w:rPr>
+          <w:bCs/>
+          <w:lang w:val="vi-VN"/>
+        </w:rPr>
+      </w:pPr>
+      <w:r>
+        <w:rPr>
+          <w:bCs/>
+          <w:lang w:val="vi-VN"/>
+        </w:rPr>
+        <w:t>*Do hạn chế của máy trạm ảo VPCS không tích hợp trình duyệt Web và giao thức Telnet, ta có thể xác minh các luật này thông qua bảng cấu hình Access List thực tế trên bộ nhớ của Router R3. Các luật lọc từ Layer 4 (Transport) đã được thiết lập chính xác các cổng dịch vụ eq 23 (cấm Telnet đến R1 và VLAN 40) và eq 80, eq 443 (cấm dải sau của VLAN 40 lướt Web).</w:t>
+      </w:r>
     </w:p>
     <w:sectPr>
-      <w:footerReference w:type="default" r:id="rId34"/>
+      <w:footerReference w:type="default" r:id="rId38"/>
       <w:pgSz w:w="12240" w:h="15840"/>
       <w:pgMar w:top="1080" w:right="1440" w:bottom="1440" w:left="1440" w:header="720" w:footer="720" w:gutter="0"/>
       <w:pgNumType w:start="1"/>

--- a/iuh/môn/hkh-4/dinhTuyenChuyenMach/lab/lab4-tuan5/lab4.docx
+++ b/iuh/môn/hkh-4/dinhTuyenChuyenMach/lab/lab4-tuan5/lab4.docx
@@ -433,6 +433,7 @@
         <w:t xml:space="preserve">Student’s </w:t>
       </w:r>
       <w:proofErr w:type="spellStart"/>
+      <w:proofErr w:type="gramStart"/>
       <w:r>
         <w:rPr>
           <w:bCs/>
@@ -450,6 +451,7 @@
         <w:t>Lê</w:t>
       </w:r>
       <w:proofErr w:type="spellEnd"/>
+      <w:proofErr w:type="gramEnd"/>
       <w:r>
         <w:rPr>
           <w:bCs/>
@@ -520,6 +522,7 @@
         </w:rPr>
       </w:pPr>
       <w:proofErr w:type="spellStart"/>
+      <w:proofErr w:type="gramStart"/>
       <w:r>
         <w:rPr>
           <w:bCs/>
@@ -537,6 +540,7 @@
         <w:t>định</w:t>
       </w:r>
       <w:proofErr w:type="spellEnd"/>
+      <w:proofErr w:type="gramEnd"/>
       <w:r>
         <w:rPr>
           <w:bCs/>
@@ -1306,7 +1310,25 @@
           <w:sz w:val="26"/>
           <w:szCs w:val="26"/>
         </w:rPr>
-        <w:t xml:space="preserve"> bài lab:</w:t>
+        <w:t xml:space="preserve"> </w:t>
+      </w:r>
+      <w:proofErr w:type="spellStart"/>
+      <w:r>
+        <w:rPr>
+          <w:bCs/>
+          <w:sz w:val="26"/>
+          <w:szCs w:val="26"/>
+        </w:rPr>
+        <w:t>bài</w:t>
+      </w:r>
+      <w:proofErr w:type="spellEnd"/>
+      <w:r>
+        <w:rPr>
+          <w:bCs/>
+          <w:sz w:val="26"/>
+          <w:szCs w:val="26"/>
+        </w:rPr>
+        <w:t xml:space="preserve"> lab:</w:t>
       </w:r>
       <w:r>
         <w:rPr>
@@ -4269,7 +4291,7 @@
           <w:bCs/>
           <w:lang w:val="vi-VN"/>
         </w:rPr>
-        <w:t>*Hình ảnh bảng VLAN trên SW_SERVER cho thấy 4 VLAN mới đã được khởi tạo thành công trên Server (VLAN 2: IT, VLAN 3: IS, VLAN 4: SE, VLAN 5: CS</w:t>
+        <w:t>Hình ảnh bảng VLAN trên SW_SERVER cho thấy 4 VLAN mới đã được khởi tạo thành công trên Server (VLAN 2: IT, VLAN 3: IS, VLAN 4: SE, VLAN 5: CS</w:t>
       </w:r>
     </w:p>
     <w:p>
@@ -4335,7 +4357,7 @@
           <w:bCs/>
           <w:lang w:val="vi-VN"/>
         </w:rPr>
-        <w:t>Bảng trạng thái đường Trunk trên SW_SERVER cho thấy các cổng kết nối xuống các Switch Client (Et0/1 và Et0/2) đang chạy ở chế độ Trunking (`Mode on`), sử dụng chuẩn đóng gói 802.1Q (`802.1q`). Các VLAN từ 1 đến 5 được phép truyền tải qua các đường trunk này.</w:t>
+        <w:t>Bảng trạng thái đường Trunk trên SW_SERVER cho thấy các cổng kết nối xuống các Switch Client (Et0/1 và Et0/2) đang chạy ở chế độ Trunking (Mode on), sử dụng chuẩn đóng gói 802.1Q (802.1q). Các VLAN từ 1 đến 5 được phép truyền tải qua các đường trunk này.</w:t>
       </w:r>
     </w:p>
     <w:p>
@@ -4401,7 +4423,7 @@
           <w:bCs/>
           <w:lang w:val="vi-VN"/>
         </w:rPr>
-        <w:t>*Hình ảnh trên minh chứng SW_CL1 đang chạy ở chế độ VTP Client. Chỉ số Configuration Revision đồng bộ trùng khớp tuyệt đối bằng 5 và mã MD5 digest trùng khớp hoàn toàn với SW_SERVER. Điều này chứng minh VTP Client đã xác thực thành công và sẵn sàng đồng bộ cơ sở dữ liệu VLAN từ Server.</w:t>
+        <w:t>Hình ảnh trên minh chứng SW_CL1 đang chạy ở chế độ VTP Client. Chỉ số Configuration Revision đồng bộ trùng khớp tuyệt đối bằng 5 và mã MD5 digest trùng khớp hoàn toàn với SW_SERVER. Điều này chứng minh VTP Client đã xác thực thành công và sẵn sàng đồng bộ cơ sở dữ liệu VLAN từ Server.</w:t>
       </w:r>
     </w:p>
     <w:p>
@@ -4467,7 +4489,7 @@
           <w:bCs/>
           <w:lang w:val="vi-VN"/>
         </w:rPr>
-        <w:t>*Bảng VLAN trên VTP Client SW_CL1 cho thấy: Dù không cấu hình tạo VLAN bằng tay tại đây, Client vẫn tự động đồng bộ đầy đủ 4 VLAN (2, 3, 4, 5) từ Server. Các cổng vật lý được phân chia chính xác vào các VLAN theo đúng yêu cầu đề bài (VLAN 2: cổng 4-6 tương ứng Et1/0-2, VLAN 3: cổng 7-9 tương ứng Et1/3-Et2/1, VLAN 4: cổng 10-12 tương ứng Et2/2-Et3/0, VLAN 5: cổng 13-15 tương ứng Et3/1-3).</w:t>
+        <w:t>Bảng VLAN trên VTP Client SW_CL1 cho thấy: Dù không cấu hình tạo VLAN bằng tay tại đây, Client vẫn tự động đồng bộ đầy đủ 4 VLAN (2, 3, 4, 5) từ Server. Các cổng vật lý được phân chia chính xác vào các VLAN theo đúng yêu cầu đề bài (VLAN 2: cổng 4-6 tương ứng Et1/0-2, VLAN 3: cổng 7-9 tương ứng Et1/3-Et2/1, VLAN 4: cổng 10-12 tương ứng Et2/2-Et3/0, VLAN 5: cổng 13-15 tương ứng Et3/1-3).</w:t>
       </w:r>
     </w:p>
     <w:p>
@@ -7516,7 +7538,7 @@
           <w:lang w:val="vi-VN"/>
         </w:rPr>
         <w:lastRenderedPageBreak/>
-        <w:t>*Hình ảnh ping thành công chéo giữa VLAN 2 và VLAN 3 chứng minh kỹ thuật định tuyến liên VLAN (Inter-VLAN Routing) cấu hình trên R1 đã hoạt động hoàn hảo. Gói tin đi từ VLAN 2 lên Gateway e0/0.2 của R1, được định tuyến sang subinterface e0/0.3 rồi chuyển tiếp xuống VLAN 3.</w:t>
+        <w:t>Hình ảnh ping thành công chéo giữa VLAN 2 và VLAN 3 chứng minh kỹ thuật định tuyến liên VLAN (Inter-VLAN Routing) cấu hình trên R1 đã hoạt động hoàn hảo. Gói tin đi từ VLAN 2 lên Gateway e0/0.2 của R1, được định tuyến sang subinterface e0/0.3 rồi chuyển tiếp xuống VLAN 3.</w:t>
       </w:r>
     </w:p>
     <w:p>
@@ -12286,7 +12308,7 @@
         <w:rPr>
           <w:bCs/>
         </w:rPr>
-        <w:t xml:space="preserve"> gateway `172.16.3.1` (SW3) </w:t>
+        <w:t xml:space="preserve"> gateway 172.16.3.1 (SW3) </w:t>
       </w:r>
       <w:proofErr w:type="spellStart"/>
       <w:r>
@@ -12653,22 +12675,22 @@
           <w:bCs/>
           <w:lang w:val="vi-VN"/>
         </w:rPr>
-        <w:t>Vì các thiết bị giả lập VPCs không hỗ trợ cài đặt hay chạy dịch vụ FTP server/client thực tế, để thuận tiện cho việc kiểm tra, cấu hình ACL của VLAN 3 được chèn thêm dòng luật cho phép ICMP (Ping) cho riêng IP đặc quyền `172.16.3.100`.</w:t>
-      </w:r>
-    </w:p>
-    <w:p>
-      <w:pPr>
-        <w:rPr>
-          <w:bCs/>
-          <w:lang w:val="vi-VN"/>
-        </w:rPr>
-      </w:pPr>
-      <w:r>
-        <w:rPr>
-          <w:bCs/>
-          <w:lang w:val="vi-VN"/>
-        </w:rPr>
-        <w:t xml:space="preserve">  *   Kết quả ping từ `PC_FTP` (172.16.3.100) tới `Server0` thành công 100%, trong khi `PC0` và các máy trạm thường khác trong VLAN 3 vẫn bị chặn. Điều này chứng minh cơ chế phân loại IP đặc quyền của ACL hoạt động hoàn toàn chính xác.</w:t>
+        <w:t>Vì các thiết bị giả lập VPCs không hỗ trợ cài đặt hay chạy dịch vụ FTP server/client thực tế, để thuận tiện cho việc kiểm tra, cấu hình ACL của VLAN 3 được chèn thêm dòng luật cho phép ICMP (Ping) cho riêng IP đặc quyền 172.16.3.100.</w:t>
+      </w:r>
+    </w:p>
+    <w:p>
+      <w:pPr>
+        <w:rPr>
+          <w:bCs/>
+          <w:lang w:val="vi-VN"/>
+        </w:rPr>
+      </w:pPr>
+      <w:r>
+        <w:rPr>
+          <w:bCs/>
+          <w:lang w:val="vi-VN"/>
+        </w:rPr>
+        <w:t xml:space="preserve">     Kết quả ping từ PC_FTP (172.16.3.100) tới Server0 thành công 100%, trong khi PC0 và các máy trạm thường khác trong VLAN 3 vẫn bị chặn. Điều này chứng minh cơ chế phân loại IP đặc quyền của ACL hoạt động hoàn toàn chính xác.</w:t>
       </w:r>
     </w:p>
     <w:p>
@@ -12747,7 +12769,7 @@
           <w:bCs/>
           <w:lang w:val="vi-VN"/>
         </w:rPr>
-        <w:t>1.  `Extended IP access list VLAN3_ACL`: Tên nhận diện của danh sách ACL mở rộng.</w:t>
+        <w:t>1.  Extended IP access list VLAN3_ACL: Tên nhận diện của danh sách ACL mở rộng.</w:t>
       </w:r>
     </w:p>
     <w:p>
@@ -12763,97 +12785,97 @@
           <w:lang w:val="vi-VN"/>
         </w:rPr>
         <w:lastRenderedPageBreak/>
-        <w:t>2.  `10`, `20`, `30`, `40`, `50` (Sequence number): Số thứ tự dòng lệnh để quản trị viên dễ dàng chèn hoặc sửa luật ở giữa.</w:t>
-      </w:r>
-    </w:p>
-    <w:p>
-      <w:pPr>
-        <w:rPr>
-          <w:bCs/>
-          <w:lang w:val="vi-VN"/>
-        </w:rPr>
-      </w:pPr>
-      <w:r>
-        <w:rPr>
-          <w:bCs/>
-          <w:lang w:val="vi-VN"/>
-        </w:rPr>
-        <w:t>3.  `permit / deny` (Action): Hành động cho phép hoặc cấm gói tin đi qua.</w:t>
-      </w:r>
-    </w:p>
-    <w:p>
-      <w:pPr>
-        <w:rPr>
-          <w:bCs/>
-          <w:lang w:val="vi-VN"/>
-        </w:rPr>
-      </w:pPr>
-      <w:r>
-        <w:rPr>
-          <w:bCs/>
-          <w:lang w:val="vi-VN"/>
-        </w:rPr>
-        <w:t>4.  `tcp / udp / icmp / ip` (Protocol): Giao thức cần lọc.</w:t>
-      </w:r>
-    </w:p>
-    <w:p>
-      <w:pPr>
-        <w:rPr>
-          <w:bCs/>
-          <w:lang w:val="vi-VN"/>
-        </w:rPr>
-      </w:pPr>
-      <w:r>
-        <w:rPr>
-          <w:bCs/>
-          <w:lang w:val="vi-VN"/>
-        </w:rPr>
-        <w:t>5.  `host 172.16.3.100` (Source IP): Địa chỉ IP nguồn (được kiểm tra).</w:t>
-      </w:r>
-    </w:p>
-    <w:p>
-      <w:pPr>
-        <w:rPr>
-          <w:bCs/>
-          <w:lang w:val="vi-VN"/>
-        </w:rPr>
-      </w:pPr>
-      <w:r>
-        <w:rPr>
-          <w:bCs/>
-          <w:lang w:val="vi-VN"/>
-        </w:rPr>
-        <w:t>6.  `host 192.168.1.2` (Destination IP): Địa chỉ IP đích.</w:t>
-      </w:r>
-    </w:p>
-    <w:p>
-      <w:pPr>
-        <w:rPr>
-          <w:bCs/>
-          <w:lang w:val="vi-VN"/>
-        </w:rPr>
-      </w:pPr>
-      <w:r>
-        <w:rPr>
-          <w:bCs/>
-          <w:lang w:val="vi-VN"/>
-        </w:rPr>
-        <w:t>7.  `eq ftp / eq ftp-data` (Port parameter): Lọc đúng cổng dịch vụ của FTP (cổng 20 và 21).</w:t>
-      </w:r>
-    </w:p>
-    <w:p>
-      <w:pPr>
-        <w:rPr>
-          <w:bCs/>
-          <w:lang w:val="vi-VN"/>
-        </w:rPr>
-      </w:pPr>
-      <w:r>
-        <w:rPr>
-          <w:bCs/>
-          <w:lang w:val="vi-VN"/>
-        </w:rPr>
-        <w:t>8.  `(15 matches)`: Bộ đếm số lượng gói tin thực tế đã bị phát hiện và xử lý bởi dòng luật tương ứng.</w:t>
+        <w:t>2.  10, 20, 30, 40, 50 (Sequence number): Số thứ tự dòng lệnh để quản trị viên dễ dàng chèn hoặc sửa luật ở giữa.</w:t>
+      </w:r>
+    </w:p>
+    <w:p>
+      <w:pPr>
+        <w:rPr>
+          <w:bCs/>
+          <w:lang w:val="vi-VN"/>
+        </w:rPr>
+      </w:pPr>
+      <w:r>
+        <w:rPr>
+          <w:bCs/>
+          <w:lang w:val="vi-VN"/>
+        </w:rPr>
+        <w:t>3.  permit / deny (Action): Hành động cho phép hoặc cấm gói tin đi qua.</w:t>
+      </w:r>
+    </w:p>
+    <w:p>
+      <w:pPr>
+        <w:rPr>
+          <w:bCs/>
+          <w:lang w:val="vi-VN"/>
+        </w:rPr>
+      </w:pPr>
+      <w:r>
+        <w:rPr>
+          <w:bCs/>
+          <w:lang w:val="vi-VN"/>
+        </w:rPr>
+        <w:t>4.  tcp / udp / icmp / ip (Protocol): Giao thức cần lọc.</w:t>
+      </w:r>
+    </w:p>
+    <w:p>
+      <w:pPr>
+        <w:rPr>
+          <w:bCs/>
+          <w:lang w:val="vi-VN"/>
+        </w:rPr>
+      </w:pPr>
+      <w:r>
+        <w:rPr>
+          <w:bCs/>
+          <w:lang w:val="vi-VN"/>
+        </w:rPr>
+        <w:t>5.  host 172.16.3.100 (Source IP): Địa chỉ IP nguồn (được kiểm tra).</w:t>
+      </w:r>
+    </w:p>
+    <w:p>
+      <w:pPr>
+        <w:rPr>
+          <w:bCs/>
+          <w:lang w:val="vi-VN"/>
+        </w:rPr>
+      </w:pPr>
+      <w:r>
+        <w:rPr>
+          <w:bCs/>
+          <w:lang w:val="vi-VN"/>
+        </w:rPr>
+        <w:t>6.  host 192.168.1.2 (Destination IP): Địa chỉ IP đích.</w:t>
+      </w:r>
+    </w:p>
+    <w:p>
+      <w:pPr>
+        <w:rPr>
+          <w:bCs/>
+          <w:lang w:val="vi-VN"/>
+        </w:rPr>
+      </w:pPr>
+      <w:r>
+        <w:rPr>
+          <w:bCs/>
+          <w:lang w:val="vi-VN"/>
+        </w:rPr>
+        <w:t>7.  eq ftp / eq ftp-data (Port parameter): Lọc đúng cổng dịch vụ của FTP (cổng 20 và 21).</w:t>
+      </w:r>
+    </w:p>
+    <w:p>
+      <w:pPr>
+        <w:rPr>
+          <w:bCs/>
+          <w:lang w:val="vi-VN"/>
+        </w:rPr>
+      </w:pPr>
+      <w:r>
+        <w:rPr>
+          <w:bCs/>
+          <w:lang w:val="vi-VN"/>
+        </w:rPr>
+        <w:t>8.  (15 matches): Bộ đếm số lượng gói tin thực tế đã bị phát hiện và xử lý bởi dòng luật tương ứng.</w:t>
       </w:r>
     </w:p>
     <w:p>
@@ -12891,242 +12913,243 @@
           <w:bCs/>
           <w:lang w:val="vi-VN"/>
         </w:rPr>
-        <w:t>Trong bài thực hành này, chúng ta đang sử dụng **Extended ACL** (ACL Mở rộng).</w:t>
-      </w:r>
-    </w:p>
-    <w:p>
-      <w:pPr>
-        <w:rPr>
-          <w:bCs/>
-          <w:lang w:val="vi-VN"/>
-        </w:rPr>
-      </w:pPr>
-    </w:p>
-    <w:p>
-      <w:pPr>
-        <w:rPr>
-          <w:bCs/>
-          <w:lang w:val="vi-VN"/>
-        </w:rPr>
-      </w:pPr>
-      <w:r>
-        <w:rPr>
-          <w:bCs/>
-          <w:lang w:val="vi-VN"/>
-        </w:rPr>
-        <w:t>### **So sánh chi tiết Standard ACL và Extended ACL:**</w:t>
-      </w:r>
-    </w:p>
-    <w:p>
-      <w:pPr>
-        <w:rPr>
-          <w:bCs/>
-          <w:lang w:val="vi-VN"/>
-        </w:rPr>
-      </w:pPr>
-    </w:p>
-    <w:p>
-      <w:pPr>
-        <w:rPr>
-          <w:bCs/>
-          <w:lang w:val="vi-VN"/>
-        </w:rPr>
-      </w:pPr>
-      <w:r>
-        <w:rPr>
-          <w:bCs/>
-          <w:lang w:val="vi-VN"/>
-        </w:rPr>
-        <w:t>1. **Về Dải số hiệu (Numbering Range):**</w:t>
-      </w:r>
-    </w:p>
-    <w:p>
-      <w:pPr>
-        <w:rPr>
-          <w:bCs/>
-          <w:lang w:val="vi-VN"/>
-        </w:rPr>
-      </w:pPr>
-      <w:r>
-        <w:rPr>
-          <w:bCs/>
-          <w:lang w:val="vi-VN"/>
-        </w:rPr>
-        <w:t xml:space="preserve">   - **Standard ACL:** Sử dụng dải số từ 1 đến 99 và từ 1300 đến 1999.</w:t>
-      </w:r>
-    </w:p>
-    <w:p>
-      <w:pPr>
-        <w:rPr>
-          <w:bCs/>
-          <w:lang w:val="vi-VN"/>
-        </w:rPr>
-      </w:pPr>
-      <w:r>
-        <w:rPr>
-          <w:bCs/>
-          <w:lang w:val="vi-VN"/>
-        </w:rPr>
-        <w:t xml:space="preserve">   - **Extended ACL:** Sử dụng dải số từ 100 đến 199 và từ 2000 đến 2699.</w:t>
-      </w:r>
-    </w:p>
-    <w:p>
-      <w:pPr>
-        <w:rPr>
-          <w:bCs/>
-          <w:lang w:val="vi-VN"/>
-        </w:rPr>
-      </w:pPr>
-    </w:p>
-    <w:p>
-      <w:pPr>
-        <w:rPr>
-          <w:bCs/>
-          <w:lang w:val="vi-VN"/>
-        </w:rPr>
-      </w:pPr>
-      <w:r>
-        <w:rPr>
-          <w:bCs/>
-          <w:lang w:val="vi-VN"/>
-        </w:rPr>
-        <w:t>2. **Về Thông tin dùng để lọc (Filtering Criteria):**</w:t>
-      </w:r>
-    </w:p>
-    <w:p>
-      <w:pPr>
-        <w:rPr>
-          <w:bCs/>
-          <w:lang w:val="vi-VN"/>
-        </w:rPr>
-      </w:pPr>
-      <w:r>
-        <w:rPr>
-          <w:bCs/>
-          <w:lang w:val="vi-VN"/>
-        </w:rPr>
-        <w:t xml:space="preserve">   - **Standard ACL:** Chỉ kiểm tra và lọc dựa trên **Địa chỉ IP Nguồn** (Source IP) của gói tin.</w:t>
-      </w:r>
-    </w:p>
-    <w:p>
-      <w:pPr>
-        <w:rPr>
-          <w:bCs/>
-          <w:lang w:val="vi-VN"/>
-        </w:rPr>
-      </w:pPr>
-      <w:r>
-        <w:rPr>
-          <w:bCs/>
-          <w:lang w:val="vi-VN"/>
-        </w:rPr>
-        <w:t xml:space="preserve">   - **Extended ACL:** Kiểm tra và lọc linh hoạt dựa trên cả **IP Nguồn, IP Đích, Giao thức Layer 4** (TCP, UDP, ICMP), và **Cổng dịch vụ** (Port number).</w:t>
-      </w:r>
-    </w:p>
-    <w:p>
-      <w:pPr>
-        <w:rPr>
-          <w:bCs/>
-          <w:lang w:val="vi-VN"/>
-        </w:rPr>
-      </w:pPr>
-    </w:p>
-    <w:p>
-      <w:pPr>
-        <w:rPr>
-          <w:bCs/>
-          <w:lang w:val="vi-VN"/>
-        </w:rPr>
-      </w:pPr>
-      <w:r>
-        <w:rPr>
-          <w:bCs/>
-          <w:lang w:val="vi-VN"/>
-        </w:rPr>
-        <w:t>3. **Về Mức độ kiểm soát (Granularity):**</w:t>
-      </w:r>
-    </w:p>
-    <w:p>
-      <w:pPr>
-        <w:rPr>
-          <w:bCs/>
-          <w:lang w:val="vi-VN"/>
-        </w:rPr>
-      </w:pPr>
-      <w:r>
-        <w:rPr>
-          <w:bCs/>
-          <w:lang w:val="vi-VN"/>
-        </w:rPr>
-        <w:t xml:space="preserve">   - **Standard ACL:** Thô sơ và bị giới hạn (chỉ có thể cấm hoặc cho phép toàn bộ lưu lượng từ một host hoặc dải mạng cụ thể đi qua).</w:t>
-      </w:r>
-    </w:p>
-    <w:p>
-      <w:pPr>
-        <w:rPr>
-          <w:bCs/>
-          <w:lang w:val="vi-VN"/>
-        </w:rPr>
-      </w:pPr>
-      <w:r>
-        <w:rPr>
-          <w:bCs/>
-          <w:lang w:val="vi-VN"/>
-        </w:rPr>
-        <w:t xml:space="preserve">   - **Extended ACL:** Chi tiết và tinh vi (ví dụ: có thể cấu hình chặn dịch vụ Web, chặn Ping nhưng vẫn cho phép truyền file FTP).</w:t>
-      </w:r>
-    </w:p>
-    <w:p>
-      <w:pPr>
-        <w:rPr>
-          <w:bCs/>
-          <w:lang w:val="vi-VN"/>
-        </w:rPr>
-      </w:pPr>
-    </w:p>
-    <w:p>
-      <w:pPr>
-        <w:rPr>
-          <w:bCs/>
-          <w:lang w:val="vi-VN"/>
-        </w:rPr>
-      </w:pPr>
-      <w:r>
-        <w:rPr>
-          <w:bCs/>
-          <w:lang w:val="vi-VN"/>
-        </w:rPr>
-        <w:t>4. **Về Vị trí áp dụng tối ưu (Placement):**</w:t>
-      </w:r>
-    </w:p>
-    <w:p>
-      <w:pPr>
-        <w:rPr>
-          <w:bCs/>
-          <w:lang w:val="vi-VN"/>
-        </w:rPr>
-      </w:pPr>
-      <w:r>
-        <w:rPr>
-          <w:bCs/>
-          <w:lang w:val="vi-VN"/>
-        </w:rPr>
-        <w:t xml:space="preserve">   - **Standard ACL:** Nên đặt **càng gần đích đến (Destination) càng tốt** để tránh vô tình chặn nhầm các hướng đi hợp lệ khác của nguồn.</w:t>
-      </w:r>
-    </w:p>
-    <w:p>
-      <w:pPr>
-        <w:rPr>
-          <w:bCs/>
-          <w:lang w:val="vi-VN"/>
-        </w:rPr>
-      </w:pPr>
-      <w:r>
-        <w:rPr>
-          <w:bCs/>
-          <w:lang w:val="vi-VN"/>
-        </w:rPr>
-        <w:t xml:space="preserve">   - **Extended ACL:** Nên đặt **càng gần nguồn phát (Source) càng tốt** để loại bỏ các gói tin không hợp lệ ngay lập tức, tiết kiệm băng thông và giảm tải xử lý cho mạng.</w:t>
+        <w:t>Trong bài thực hành này, chúng ta đang sử dụng Extended ACL (ACL Mở rộng).</w:t>
+      </w:r>
+    </w:p>
+    <w:p>
+      <w:pPr>
+        <w:rPr>
+          <w:bCs/>
+          <w:lang w:val="vi-VN"/>
+        </w:rPr>
+      </w:pPr>
+    </w:p>
+    <w:p>
+      <w:pPr>
+        <w:rPr>
+          <w:bCs/>
+          <w:lang w:val="vi-VN"/>
+        </w:rPr>
+      </w:pPr>
+      <w:r>
+        <w:rPr>
+          <w:bCs/>
+          <w:lang w:val="vi-VN"/>
+        </w:rPr>
+        <w:t>### So sánh chi tiết Standard ACL và Extended ACL:</w:t>
+      </w:r>
+    </w:p>
+    <w:p>
+      <w:pPr>
+        <w:rPr>
+          <w:bCs/>
+          <w:lang w:val="vi-VN"/>
+        </w:rPr>
+      </w:pPr>
+    </w:p>
+    <w:p>
+      <w:pPr>
+        <w:rPr>
+          <w:bCs/>
+          <w:lang w:val="vi-VN"/>
+        </w:rPr>
+      </w:pPr>
+      <w:r>
+        <w:rPr>
+          <w:bCs/>
+          <w:lang w:val="vi-VN"/>
+        </w:rPr>
+        <w:t>1. Về Dải số hiệu (Numbering Range):</w:t>
+      </w:r>
+    </w:p>
+    <w:p>
+      <w:pPr>
+        <w:rPr>
+          <w:bCs/>
+          <w:lang w:val="vi-VN"/>
+        </w:rPr>
+      </w:pPr>
+      <w:r>
+        <w:rPr>
+          <w:bCs/>
+          <w:lang w:val="vi-VN"/>
+        </w:rPr>
+        <w:t xml:space="preserve">   - Standard ACL: Sử dụng dải số từ 1 đến 99 và từ 1300 đến 1999.</w:t>
+      </w:r>
+    </w:p>
+    <w:p>
+      <w:pPr>
+        <w:rPr>
+          <w:bCs/>
+          <w:lang w:val="vi-VN"/>
+        </w:rPr>
+      </w:pPr>
+      <w:r>
+        <w:rPr>
+          <w:bCs/>
+          <w:lang w:val="vi-VN"/>
+        </w:rPr>
+        <w:t xml:space="preserve">   - Extended ACL: Sử dụng dải số từ 100 đến 199 và từ 2000 đến 2699.</w:t>
+      </w:r>
+    </w:p>
+    <w:p>
+      <w:pPr>
+        <w:rPr>
+          <w:bCs/>
+          <w:lang w:val="vi-VN"/>
+        </w:rPr>
+      </w:pPr>
+    </w:p>
+    <w:p>
+      <w:pPr>
+        <w:rPr>
+          <w:bCs/>
+          <w:lang w:val="vi-VN"/>
+        </w:rPr>
+      </w:pPr>
+      <w:r>
+        <w:rPr>
+          <w:bCs/>
+          <w:lang w:val="vi-VN"/>
+        </w:rPr>
+        <w:t>2. Về Thông tin dùng để lọc (Filtering Criteria):</w:t>
+      </w:r>
+    </w:p>
+    <w:p>
+      <w:pPr>
+        <w:rPr>
+          <w:bCs/>
+          <w:lang w:val="vi-VN"/>
+        </w:rPr>
+      </w:pPr>
+      <w:r>
+        <w:rPr>
+          <w:bCs/>
+          <w:lang w:val="vi-VN"/>
+        </w:rPr>
+        <w:t xml:space="preserve">   - Standard ACL: Chỉ kiểm tra và lọc dựa trên Địa chỉ IP Nguồn (Source IP) của gói tin.</w:t>
+      </w:r>
+    </w:p>
+    <w:p>
+      <w:pPr>
+        <w:rPr>
+          <w:bCs/>
+          <w:lang w:val="vi-VN"/>
+        </w:rPr>
+      </w:pPr>
+      <w:r>
+        <w:rPr>
+          <w:bCs/>
+          <w:lang w:val="vi-VN"/>
+        </w:rPr>
+        <w:t xml:space="preserve">   - Extended ACL: Kiểm tra và lọc linh hoạt dựa trên cả IP Nguồn, IP Đích, Giao thức Layer 4 (TCP, UDP, ICMP), và Cổng dịch vụ (Port number).</w:t>
+      </w:r>
+    </w:p>
+    <w:p>
+      <w:pPr>
+        <w:rPr>
+          <w:bCs/>
+          <w:lang w:val="vi-VN"/>
+        </w:rPr>
+      </w:pPr>
+    </w:p>
+    <w:p>
+      <w:pPr>
+        <w:rPr>
+          <w:bCs/>
+          <w:lang w:val="vi-VN"/>
+        </w:rPr>
+      </w:pPr>
+      <w:r>
+        <w:rPr>
+          <w:bCs/>
+          <w:lang w:val="vi-VN"/>
+        </w:rPr>
+        <w:t>3. Về Mức độ kiểm soát (Granularity):</w:t>
+      </w:r>
+    </w:p>
+    <w:p>
+      <w:pPr>
+        <w:rPr>
+          <w:bCs/>
+          <w:lang w:val="vi-VN"/>
+        </w:rPr>
+      </w:pPr>
+      <w:r>
+        <w:rPr>
+          <w:bCs/>
+          <w:lang w:val="vi-VN"/>
+        </w:rPr>
+        <w:t xml:space="preserve">   - Standard ACL: Thô sơ và bị giới hạn (chỉ có thể cấm hoặc cho phép toàn bộ lưu lượng từ một host hoặc dải mạng cụ thể đi qua).</w:t>
+      </w:r>
+    </w:p>
+    <w:p>
+      <w:pPr>
+        <w:rPr>
+          <w:bCs/>
+          <w:lang w:val="vi-VN"/>
+        </w:rPr>
+      </w:pPr>
+      <w:r>
+        <w:rPr>
+          <w:bCs/>
+          <w:lang w:val="vi-VN"/>
+        </w:rPr>
+        <w:t xml:space="preserve">   - Extended ACL: Chi tiết và tinh vi (ví dụ: có thể cấu hình chặn dịch vụ Web, chặn Ping nhưng vẫn cho phép truyền file FTP).</w:t>
+      </w:r>
+    </w:p>
+    <w:p>
+      <w:pPr>
+        <w:rPr>
+          <w:bCs/>
+          <w:lang w:val="vi-VN"/>
+        </w:rPr>
+      </w:pPr>
+    </w:p>
+    <w:p>
+      <w:pPr>
+        <w:rPr>
+          <w:bCs/>
+          <w:lang w:val="vi-VN"/>
+        </w:rPr>
+      </w:pPr>
+      <w:r>
+        <w:rPr>
+          <w:bCs/>
+          <w:lang w:val="vi-VN"/>
+        </w:rPr>
+        <w:lastRenderedPageBreak/>
+        <w:t>4. Về Vị trí áp dụng tối ưu (Placement):</w:t>
+      </w:r>
+    </w:p>
+    <w:p>
+      <w:pPr>
+        <w:rPr>
+          <w:bCs/>
+          <w:lang w:val="vi-VN"/>
+        </w:rPr>
+      </w:pPr>
+      <w:r>
+        <w:rPr>
+          <w:bCs/>
+          <w:lang w:val="vi-VN"/>
+        </w:rPr>
+        <w:t xml:space="preserve">   - Standard ACL: Nên đặt càng gần đích đến (Destination) càng tốt để tránh vô tình chặn nhầm các hướng đi hợp lệ khác của nguồn.</w:t>
+      </w:r>
+    </w:p>
+    <w:p>
+      <w:pPr>
+        <w:rPr>
+          <w:bCs/>
+          <w:lang w:val="vi-VN"/>
+        </w:rPr>
+      </w:pPr>
+      <w:r>
+        <w:rPr>
+          <w:bCs/>
+          <w:lang w:val="vi-VN"/>
+        </w:rPr>
+        <w:t xml:space="preserve">   - Extended ACL: Nên đặt càng gần nguồn phát (Source) càng tốt để loại bỏ các gói tin không hợp lệ ngay lập tức, tiết kiệm băng thông và giảm tải xử lý cho mạng.</w:t>
       </w:r>
     </w:p>
     <w:p>
@@ -16283,67 +16306,67 @@
           <w:bCs/>
           <w:lang w:val="vi-VN"/>
         </w:rPr>
-        <w:t xml:space="preserve">1. **Tại máy C1_VL20 (IP .10 - nửa đầu mạng):** Gõ lệnh `ping 220.220.240.10` (Ping sang VLAN 40). </w:t>
-      </w:r>
-    </w:p>
-    <w:p>
-      <w:pPr>
-        <w:rPr>
-          <w:bCs/>
-          <w:lang w:val="vi-VN"/>
-        </w:rPr>
-      </w:pPr>
-      <w:r>
-        <w:rPr>
-          <w:bCs/>
-          <w:lang w:val="vi-VN"/>
-        </w:rPr>
-        <w:t xml:space="preserve">     -&gt; **Chụp ảnh** kết quả bị chặn (Prohibited).</w:t>
-      </w:r>
-    </w:p>
-    <w:p>
-      <w:pPr>
-        <w:rPr>
-          <w:bCs/>
-          <w:lang w:val="vi-VN"/>
-        </w:rPr>
-      </w:pPr>
-      <w:r>
-        <w:rPr>
-          <w:bCs/>
-          <w:lang w:val="vi-VN"/>
-        </w:rPr>
-        <w:t xml:space="preserve">  2. **Tại máy C4_VL20 (IP .150 - nửa sau mạng):** Gõ lệnh `ping 220.220.240.10`.</w:t>
-      </w:r>
-    </w:p>
-    <w:p>
-      <w:pPr>
-        <w:rPr>
-          <w:bCs/>
-          <w:lang w:val="vi-VN"/>
-        </w:rPr>
-      </w:pPr>
-      <w:r>
-        <w:rPr>
-          <w:bCs/>
-          <w:lang w:val="vi-VN"/>
-        </w:rPr>
-        <w:t xml:space="preserve">     -&gt; **Chụp ảnh** kết quả ping THÀNH CÔNG (Reply bình thường).</w:t>
-      </w:r>
-    </w:p>
-    <w:p>
-      <w:pPr>
-        <w:rPr>
-          <w:bCs/>
-          <w:lang w:val="vi-VN"/>
-        </w:rPr>
-      </w:pPr>
-      <w:r>
-        <w:rPr>
-          <w:bCs/>
-          <w:lang w:val="vi-VN"/>
-        </w:rPr>
-        <w:t>Sự khác biệt khi ping từ 2 PC trong cùng VLAN 20 đến VLAN 40 chứng minh cấu trúc chia dải IP của ACL hoạt động hoàn hảo. Máy tính có IP .10 (thuộc dải 1-127) bị cấm Ping theo đúng luật ACL. Trong khi đó, máy tính có IP .150 (thuộc dải 128-254) không bị ảnh hưởng bởi luật cấm Ping nên gói tin ICMP đi qua bình thường. Với luật cấm Telnet cho nửa mạng sau cũng sẽ hoạt động với nguyên lý đối nghịch tương tự.*</w:t>
+        <w:t xml:space="preserve">1. Tại máy C1_VL20 (IP .10 - nửa đầu mạng): Gõ lệnh ping 220.220.240.10 (Ping sang VLAN 40). </w:t>
+      </w:r>
+    </w:p>
+    <w:p>
+      <w:pPr>
+        <w:rPr>
+          <w:bCs/>
+          <w:lang w:val="vi-VN"/>
+        </w:rPr>
+      </w:pPr>
+      <w:r>
+        <w:rPr>
+          <w:bCs/>
+          <w:lang w:val="vi-VN"/>
+        </w:rPr>
+        <w:t xml:space="preserve">     -&gt; Chụp ảnh kết quả bị chặn (Prohibited).</w:t>
+      </w:r>
+    </w:p>
+    <w:p>
+      <w:pPr>
+        <w:rPr>
+          <w:bCs/>
+          <w:lang w:val="vi-VN"/>
+        </w:rPr>
+      </w:pPr>
+      <w:r>
+        <w:rPr>
+          <w:bCs/>
+          <w:lang w:val="vi-VN"/>
+        </w:rPr>
+        <w:t xml:space="preserve">  2. Tại máy C4_VL20 (IP .150 - nửa sau mạng): Gõ lệnh ping 220.220.240.10.</w:t>
+      </w:r>
+    </w:p>
+    <w:p>
+      <w:pPr>
+        <w:rPr>
+          <w:bCs/>
+          <w:lang w:val="vi-VN"/>
+        </w:rPr>
+      </w:pPr>
+      <w:r>
+        <w:rPr>
+          <w:bCs/>
+          <w:lang w:val="vi-VN"/>
+        </w:rPr>
+        <w:t xml:space="preserve">     -&gt; Chụp ảnh kết quả ping THÀNH CÔNG (Reply bình thường).</w:t>
+      </w:r>
+    </w:p>
+    <w:p>
+      <w:pPr>
+        <w:rPr>
+          <w:bCs/>
+          <w:lang w:val="vi-VN"/>
+        </w:rPr>
+      </w:pPr>
+      <w:r>
+        <w:rPr>
+          <w:bCs/>
+          <w:lang w:val="vi-VN"/>
+        </w:rPr>
+        <w:t>Sự khác biệt khi ping từ 2 PC trong cùng VLAN 20 đến VLAN 40 chứng minh cấu trúc chia dải IP của ACL hoạt động hoàn hảo. Máy tính có IP .10 (thuộc dải 1-127) bị cấm Ping theo đúng luật ACL. Trong khi đó, máy tính có IP .150 (thuộc dải 128-254) không bị ảnh hưởng bởi luật cấm Ping nên gói tin ICMP đi qua bình thường. Với luật cấm Telnet cho nửa mạng sau cũng sẽ hoạt động với nguyên lý đối nghịch tương tự.</w:t>
       </w:r>
     </w:p>
     <w:p>
@@ -16457,7 +16480,7 @@
           <w:bCs/>
           <w:lang w:val="vi-VN"/>
         </w:rPr>
-        <w:t xml:space="preserve">*Luật ACL kiểm soát ra Internet (any) được thiết lập ở cuối danh sách ưu tiên. </w:t>
+        <w:t xml:space="preserve">Luật ACL kiểm soát ra Internet (any) được thiết lập ở cuối danh sách ưu tiên. </w:t>
       </w:r>
     </w:p>
     <w:p>
@@ -16502,7 +16525,7 @@
           <w:bCs/>
           <w:lang w:val="vi-VN"/>
         </w:rPr>
-        <w:t xml:space="preserve">  &gt; - Tuy nhiên, máy C6 thuộc VLAN 40 mang IP .150 (dải 128-254) chỉ bị cấm lướt Web (port 80/443) nên lệnh Ping (ICMP) ra Internet vẫn thành công. Hệ thống tường lửa đã xử lý xuất sắc các yêu cầu khắt khe của bài toán.*</w:t>
+        <w:t xml:space="preserve">  &gt; - Tuy nhiên, máy C6 thuộc VLAN 40 mang IP .150 (dải 128-254) chỉ bị cấm lướt Web (port 80/443) nên lệnh Ping (ICMP) ra Internet vẫn thành công. Hệ thống tường lửa đã xử lý xuất sắc các yêu cầu khắt khe của bài toán.</w:t>
       </w:r>
     </w:p>
     <w:p>
@@ -16567,11 +16590,3569 @@
           <w:bCs/>
           <w:lang w:val="vi-VN"/>
         </w:rPr>
-        <w:t>*Do hạn chế của máy trạm ảo VPCS không tích hợp trình duyệt Web và giao thức Telnet, ta có thể xác minh các luật này thông qua bảng cấu hình Access List thực tế trên bộ nhớ của Router R3. Các luật lọc từ Layer 4 (Transport) đã được thiết lập chính xác các cổng dịch vụ eq 23 (cấm Telnet đến R1 và VLAN 40) và eq 80, eq 443 (cấm dải sau của VLAN 40 lướt Web).</w:t>
+        <w:t>Do hạn chế của máy trạm ảo VPCS không tích hợp trình duyệt Web và giao thức Telnet, ta có thể xác minh các luật này thông qua bảng cấu hình Access List thực tế trên bộ nhớ của Router R3. Các luật lọc từ Layer 4 (Transport) đã được thiết lập chính xác các cổng dịch vụ eq 23 (cấm Telnet đến R1 và VLAN 40) và eq 80, eq 443 (cấm dải sau của VLAN 40 lướt Web).</w:t>
+      </w:r>
+    </w:p>
+    <w:p>
+      <w:pPr>
+        <w:rPr>
+          <w:bCs/>
+          <w:lang w:val="vi-VN"/>
+        </w:rPr>
+      </w:pPr>
+      <w:r>
+        <w:rPr>
+          <w:bCs/>
+          <w:lang w:val="vi-VN"/>
+        </w:rPr>
+        <w:t>Tên/Loại ACL (Extended IP access list VLAN40_ACL): Xác định đây là ACL Mở rộng và tên gọi của danh sách này là VLAN40_ACL.</w:t>
+      </w:r>
+    </w:p>
+    <w:p>
+      <w:pPr>
+        <w:rPr>
+          <w:bCs/>
+          <w:lang w:val="vi-VN"/>
+        </w:rPr>
+      </w:pPr>
+      <w:r>
+        <w:rPr>
+          <w:bCs/>
+          <w:lang w:val="vi-VN"/>
+        </w:rPr>
+        <w:t>- Sequence Number (10, 20, 30...): Số thứ tự của luật. Router sẽ kiểm tra các luật theo thứ tự từ nhỏ đến lớn (từ trên xuống dưới). Khi một luật khớp, router sẽ thực thi ngay và bỏ qua các luật bên dưới.</w:t>
+      </w:r>
+    </w:p>
+    <w:p>
+      <w:pPr>
+        <w:rPr>
+          <w:bCs/>
+          <w:lang w:val="vi-VN"/>
+        </w:rPr>
+      </w:pPr>
+      <w:r>
+        <w:rPr>
+          <w:bCs/>
+          <w:lang w:val="vi-VN"/>
+        </w:rPr>
+        <w:t>- Action (permit / deny): Hành động cho phép (permit) hoặc từ chối/vứt bỏ (deny) gói tin.</w:t>
+      </w:r>
+    </w:p>
+    <w:p>
+      <w:pPr>
+        <w:rPr>
+          <w:bCs/>
+          <w:lang w:val="vi-VN"/>
+        </w:rPr>
+      </w:pPr>
+      <w:r>
+        <w:rPr>
+          <w:bCs/>
+          <w:lang w:val="vi-VN"/>
+        </w:rPr>
+        <w:t>- Protocol (ip, tcp, icmp): Giao thức cần lọc. ip đại diện cho toàn bộ bộ giao thức IP (gồm cả tcp, udp, icmp...), trong khi tcp hoặc icmp dùng để chỉ định chính xác loại lưu lượng.</w:t>
+      </w:r>
+    </w:p>
+    <w:p>
+      <w:pPr>
+        <w:rPr>
+          <w:bCs/>
+          <w:lang w:val="vi-VN"/>
+        </w:rPr>
+      </w:pPr>
+      <w:r>
+        <w:rPr>
+          <w:bCs/>
+          <w:lang w:val="vi-VN"/>
+        </w:rPr>
+        <w:t>- Source &amp; Destination (Nguồn &amp; Đích): Định danh nguồn gửi và đích đến của gói tin, kết hợp với Wildcard Mask (như 0.0.0.255 hoặc 0.0.0.127) để tính toán chính xác một dải IP. Các từ khóa đặc biệt như host (chỉ 1 IP cụ thể) hoặc any (bất kỳ IP nào) cũng được dùng ở đây.</w:t>
+      </w:r>
+    </w:p>
+    <w:p>
+      <w:pPr>
+        <w:rPr>
+          <w:bCs/>
+          <w:lang w:val="vi-VN"/>
+        </w:rPr>
+      </w:pPr>
+      <w:r>
+        <w:rPr>
+          <w:bCs/>
+          <w:lang w:val="vi-VN"/>
+        </w:rPr>
+        <w:t>- Port/Dịch vụ (eq telnet, eq www, eq 443): Đối với Extended ACL, ta có thể chỉ định cổng dịch vụ ở Layer 4 (Ví dụ: www tương đương port 80, 443 là HTTPS).</w:t>
+      </w:r>
+    </w:p>
+    <w:p>
+      <w:pPr>
+        <w:rPr>
+          <w:bCs/>
+          <w:lang w:val="vi-VN"/>
+        </w:rPr>
+      </w:pPr>
+      <w:r>
+        <w:rPr>
+          <w:bCs/>
+          <w:lang w:val="vi-VN"/>
+        </w:rPr>
+        <w:lastRenderedPageBreak/>
+        <w:t>- Match Counter (ví dụ: 5 matches): Đây là bộ đếm số lần một quy tắc được kích hoạt (có bao nhiêu gói tin đã bị chặn hoặc cho phép bởi luật này). Sự xuất hiện của thông số này trong ảnh chụp chứng minh rằng các luật ACL đang thực sự hoạt động và bắt được các gói tin test từ VPCS.</w:t>
+      </w:r>
+    </w:p>
+    <w:p>
+      <w:pPr>
+        <w:rPr>
+          <w:bCs/>
+          <w:lang w:val="vi-VN"/>
+        </w:rPr>
+      </w:pPr>
+    </w:p>
+    <w:p>
+      <w:pPr>
+        <w:rPr>
+          <w:bCs/>
+          <w:lang w:val="vi-VN"/>
+        </w:rPr>
+      </w:pPr>
+      <w:r>
+        <w:rPr>
+          <w:bCs/>
+          <w:lang w:val="vi-VN"/>
+        </w:rPr>
+        <w:t>### b) Lý do sử dụng Standard ACL và Extended ACL:</w:t>
+      </w:r>
+    </w:p>
+    <w:p>
+      <w:pPr>
+        <w:rPr>
+          <w:bCs/>
+          <w:lang w:val="vi-VN"/>
+        </w:rPr>
+      </w:pPr>
+      <w:r>
+        <w:rPr>
+          <w:bCs/>
+          <w:lang w:val="vi-VN"/>
+        </w:rPr>
+        <w:t>- Lý do dùng Standard ACL (ACL Tiêu chuẩn):</w:t>
+      </w:r>
+    </w:p>
+    <w:p>
+      <w:pPr>
+        <w:rPr>
+          <w:bCs/>
+          <w:lang w:val="vi-VN"/>
+        </w:rPr>
+      </w:pPr>
+      <w:r>
+        <w:rPr>
+          <w:bCs/>
+          <w:lang w:val="vi-VN"/>
+        </w:rPr>
+        <w:t xml:space="preserve">  + Chỉ lọc dựa trên Địa chỉ IP Nguồn (Source IP).</w:t>
+      </w:r>
+    </w:p>
+    <w:p>
+      <w:pPr>
+        <w:rPr>
+          <w:bCs/>
+          <w:lang w:val="vi-VN"/>
+        </w:rPr>
+      </w:pPr>
+      <w:r>
+        <w:rPr>
+          <w:bCs/>
+          <w:lang w:val="vi-VN"/>
+        </w:rPr>
+        <w:t xml:space="preserve">  + Sử dụng khi: Ta có nhu cầu chặn toàn bộ hoặc cho phép toàn bộ lưu lượng xuất phát từ một máy tính / một dải mạng đi đến một nơi nào đó mà không cần phân biệt dịch vụ (nghĩa là cấm Ping thì cũng cấm luôn cả Web, Telnet, FTP...). Ưu điểm là cấu hình cực kỳ đơn giản, ngắn gọn và ít tiêu tốn tài nguyên xử lý (CPU) của Router.</w:t>
+      </w:r>
+    </w:p>
+    <w:p>
+      <w:pPr>
+        <w:rPr>
+          <w:bCs/>
+          <w:lang w:val="vi-VN"/>
+        </w:rPr>
+      </w:pPr>
+    </w:p>
+    <w:p>
+      <w:pPr>
+        <w:rPr>
+          <w:bCs/>
+          <w:lang w:val="vi-VN"/>
+        </w:rPr>
+      </w:pPr>
+      <w:r>
+        <w:rPr>
+          <w:bCs/>
+          <w:lang w:val="vi-VN"/>
+        </w:rPr>
+        <w:t>- Lý do dùng Extended ACL (ACL Mở rộng):</w:t>
+      </w:r>
+    </w:p>
+    <w:p>
+      <w:pPr>
+        <w:rPr>
+          <w:bCs/>
+          <w:lang w:val="vi-VN"/>
+        </w:rPr>
+      </w:pPr>
+      <w:r>
+        <w:rPr>
+          <w:bCs/>
+          <w:lang w:val="vi-VN"/>
+        </w:rPr>
+        <w:t xml:space="preserve">  + Lọc chi tiết dựa trên cả IP Nguồn, IP Đích, Giao thức (Layer 3) và Cổng dịch vụ (Layer 4).</w:t>
+      </w:r>
+    </w:p>
+    <w:p>
+      <w:pPr>
+        <w:rPr>
+          <w:bCs/>
+          <w:lang w:val="vi-VN"/>
+        </w:rPr>
+      </w:pPr>
+      <w:r>
+        <w:rPr>
+          <w:bCs/>
+          <w:lang w:val="vi-VN"/>
+        </w:rPr>
+        <w:t xml:space="preserve">  + Sử dụng khi: Cần một mức độ điều khiển linh hoạt và tinh vi. Chẳng hạn như yêu cầu của Bài Lab này: Máy IP .150 được phép Ping ra ngoài nhưng không được phép lướt Web HTTP/HTTPS. Chỉ có Extended ACL mới can thiệp được vào các trường dữ liệu ở Layer 4 để cho phép dịch vụ này và cấm dịch vụ khác giữa cùng hai máy tính.</w:t>
+      </w:r>
+    </w:p>
+    <w:p>
+      <w:pPr>
+        <w:rPr>
+          <w:bCs/>
+          <w:lang w:val="vi-VN"/>
+        </w:rPr>
+      </w:pPr>
+    </w:p>
+    <w:p>
+      <w:pPr>
+        <w:rPr>
+          <w:bCs/>
+          <w:lang w:val="vi-VN"/>
+        </w:rPr>
+      </w:pPr>
+      <w:r>
+        <w:rPr>
+          <w:bCs/>
+          <w:lang w:val="vi-VN"/>
+        </w:rPr>
+        <w:t>Bài 3</w:t>
+      </w:r>
+    </w:p>
+    <w:p>
+      <w:pPr>
+        <w:rPr>
+          <w:bCs/>
+          <w:lang w:val="vi-VN"/>
+        </w:rPr>
+      </w:pPr>
+      <w:r>
+        <w:rPr>
+          <w:bCs/>
+          <w:lang w:val="vi-VN"/>
+        </w:rPr>
+        <w:lastRenderedPageBreak/>
+        <w:drawing>
+          <wp:inline distT="0" distB="0" distL="0" distR="0" wp14:anchorId="5C03AD04" wp14:editId="340A4395">
+            <wp:extent cx="5943600" cy="2967990"/>
+            <wp:effectExtent l="0" t="0" r="0" b="3810"/>
+            <wp:docPr id="337737147" name="Picture 1"/>
+            <wp:cNvGraphicFramePr>
+              <a:graphicFrameLocks xmlns:a="http://schemas.openxmlformats.org/drawingml/2006/main" noChangeAspect="1"/>
+            </wp:cNvGraphicFramePr>
+            <a:graphic xmlns:a="http://schemas.openxmlformats.org/drawingml/2006/main">
+              <a:graphicData uri="http://schemas.openxmlformats.org/drawingml/2006/picture">
+                <pic:pic xmlns:pic="http://schemas.openxmlformats.org/drawingml/2006/picture">
+                  <pic:nvPicPr>
+                    <pic:cNvPr id="337737147" name=""/>
+                    <pic:cNvPicPr/>
+                  </pic:nvPicPr>
+                  <pic:blipFill>
+                    <a:blip r:embed="rId38"/>
+                    <a:stretch>
+                      <a:fillRect/>
+                    </a:stretch>
+                  </pic:blipFill>
+                  <pic:spPr>
+                    <a:xfrm>
+                      <a:off x="0" y="0"/>
+                      <a:ext cx="5943600" cy="2967990"/>
+                    </a:xfrm>
+                    <a:prstGeom prst="rect">
+                      <a:avLst/>
+                    </a:prstGeom>
+                  </pic:spPr>
+                </pic:pic>
+              </a:graphicData>
+            </a:graphic>
+          </wp:inline>
+        </w:drawing>
+      </w:r>
+    </w:p>
+    <w:p>
+      <w:pPr>
+        <w:rPr>
+          <w:bCs/>
+          <w:lang w:val="vi-VN"/>
+        </w:rPr>
+      </w:pPr>
+    </w:p>
+    <w:p>
+      <w:pPr>
+        <w:rPr>
+          <w:bCs/>
+          <w:lang w:val="vi-VN"/>
+        </w:rPr>
+      </w:pPr>
+      <w:r>
+        <w:rPr>
+          <w:bCs/>
+          <w:lang w:val="vi-VN"/>
+        </w:rPr>
+        <w:drawing>
+          <wp:inline distT="0" distB="0" distL="0" distR="0" wp14:anchorId="6BD01174" wp14:editId="10741261">
+            <wp:extent cx="5943600" cy="3483610"/>
+            <wp:effectExtent l="0" t="0" r="0" b="2540"/>
+            <wp:docPr id="1716836874" name="Picture 1"/>
+            <wp:cNvGraphicFramePr>
+              <a:graphicFrameLocks xmlns:a="http://schemas.openxmlformats.org/drawingml/2006/main" noChangeAspect="1"/>
+            </wp:cNvGraphicFramePr>
+            <a:graphic xmlns:a="http://schemas.openxmlformats.org/drawingml/2006/main">
+              <a:graphicData uri="http://schemas.openxmlformats.org/drawingml/2006/picture">
+                <pic:pic xmlns:pic="http://schemas.openxmlformats.org/drawingml/2006/picture">
+                  <pic:nvPicPr>
+                    <pic:cNvPr id="1716836874" name=""/>
+                    <pic:cNvPicPr/>
+                  </pic:nvPicPr>
+                  <pic:blipFill>
+                    <a:blip r:embed="rId39"/>
+                    <a:stretch>
+                      <a:fillRect/>
+                    </a:stretch>
+                  </pic:blipFill>
+                  <pic:spPr>
+                    <a:xfrm>
+                      <a:off x="0" y="0"/>
+                      <a:ext cx="5943600" cy="3483610"/>
+                    </a:xfrm>
+                    <a:prstGeom prst="rect">
+                      <a:avLst/>
+                    </a:prstGeom>
+                  </pic:spPr>
+                </pic:pic>
+              </a:graphicData>
+            </a:graphic>
+          </wp:inline>
+        </w:drawing>
+      </w:r>
+    </w:p>
+    <w:p>
+      <w:pPr>
+        <w:rPr>
+          <w:bCs/>
+          <w:lang w:val="vi-VN"/>
+        </w:rPr>
+      </w:pPr>
+      <w:r>
+        <w:rPr>
+          <w:bCs/>
+          <w:lang w:val="vi-VN"/>
+        </w:rPr>
+        <w:t>========== CẤU HÌNH VTP &amp; VLAN (TRÊN CÁC SWITCH) ==========</w:t>
+      </w:r>
+    </w:p>
+    <w:p>
+      <w:pPr>
+        <w:rPr>
+          <w:bCs/>
+          <w:lang w:val="vi-VN"/>
+        </w:rPr>
+      </w:pPr>
+    </w:p>
+    <w:p>
+      <w:pPr>
+        <w:rPr>
+          <w:bCs/>
+          <w:lang w:val="vi-VN"/>
+        </w:rPr>
+      </w:pPr>
+      <w:r>
+        <w:rPr>
+          <w:bCs/>
+          <w:lang w:val="vi-VN"/>
+        </w:rPr>
+        <w:t>! 1. Cấu hình SW_SERVER (VTP Server)</w:t>
+      </w:r>
+    </w:p>
+    <w:p>
+      <w:pPr>
+        <w:rPr>
+          <w:bCs/>
+          <w:lang w:val="vi-VN"/>
+        </w:rPr>
+      </w:pPr>
+      <w:r>
+        <w:rPr>
+          <w:bCs/>
+          <w:lang w:val="vi-VN"/>
+        </w:rPr>
+        <w:t>enable</w:t>
+      </w:r>
+    </w:p>
+    <w:p>
+      <w:pPr>
+        <w:rPr>
+          <w:bCs/>
+          <w:lang w:val="vi-VN"/>
+        </w:rPr>
+      </w:pPr>
+      <w:r>
+        <w:rPr>
+          <w:bCs/>
+          <w:lang w:val="vi-VN"/>
+        </w:rPr>
+        <w:t>configure terminal</w:t>
+      </w:r>
+    </w:p>
+    <w:p>
+      <w:pPr>
+        <w:rPr>
+          <w:bCs/>
+          <w:lang w:val="vi-VN"/>
+        </w:rPr>
+      </w:pPr>
+      <w:r>
+        <w:rPr>
+          <w:bCs/>
+          <w:lang w:val="vi-VN"/>
+        </w:rPr>
+        <w:lastRenderedPageBreak/>
+        <w:t>vtp domain Lab5</w:t>
+      </w:r>
+    </w:p>
+    <w:p>
+      <w:pPr>
+        <w:rPr>
+          <w:bCs/>
+          <w:lang w:val="vi-VN"/>
+        </w:rPr>
+      </w:pPr>
+      <w:r>
+        <w:rPr>
+          <w:bCs/>
+          <w:lang w:val="vi-VN"/>
+        </w:rPr>
+        <w:t>vtp password 12344321</w:t>
+      </w:r>
+    </w:p>
+    <w:p>
+      <w:pPr>
+        <w:rPr>
+          <w:bCs/>
+          <w:lang w:val="vi-VN"/>
+        </w:rPr>
+      </w:pPr>
+      <w:r>
+        <w:rPr>
+          <w:bCs/>
+          <w:lang w:val="vi-VN"/>
+        </w:rPr>
+        <w:t>vtp mode server</w:t>
+      </w:r>
+    </w:p>
+    <w:p>
+      <w:pPr>
+        <w:rPr>
+          <w:bCs/>
+          <w:lang w:val="vi-VN"/>
+        </w:rPr>
+      </w:pPr>
+      <w:r>
+        <w:rPr>
+          <w:bCs/>
+          <w:lang w:val="vi-VN"/>
+        </w:rPr>
+        <w:t>vlan 2</w:t>
+      </w:r>
+    </w:p>
+    <w:p>
+      <w:pPr>
+        <w:rPr>
+          <w:bCs/>
+          <w:lang w:val="vi-VN"/>
+        </w:rPr>
+      </w:pPr>
+      <w:r>
+        <w:rPr>
+          <w:bCs/>
+          <w:lang w:val="vi-VN"/>
+        </w:rPr>
+        <w:t xml:space="preserve"> name Lan2</w:t>
+      </w:r>
+    </w:p>
+    <w:p>
+      <w:pPr>
+        <w:rPr>
+          <w:bCs/>
+          <w:lang w:val="vi-VN"/>
+        </w:rPr>
+      </w:pPr>
+      <w:r>
+        <w:rPr>
+          <w:bCs/>
+          <w:lang w:val="vi-VN"/>
+        </w:rPr>
+        <w:t>vlan 3</w:t>
+      </w:r>
+    </w:p>
+    <w:p>
+      <w:pPr>
+        <w:rPr>
+          <w:bCs/>
+          <w:lang w:val="vi-VN"/>
+        </w:rPr>
+      </w:pPr>
+      <w:r>
+        <w:rPr>
+          <w:bCs/>
+          <w:lang w:val="vi-VN"/>
+        </w:rPr>
+        <w:t xml:space="preserve"> name Lan3</w:t>
+      </w:r>
+    </w:p>
+    <w:p>
+      <w:pPr>
+        <w:rPr>
+          <w:bCs/>
+          <w:lang w:val="vi-VN"/>
+        </w:rPr>
+      </w:pPr>
+      <w:r>
+        <w:rPr>
+          <w:bCs/>
+          <w:lang w:val="vi-VN"/>
+        </w:rPr>
+        <w:t>exit</w:t>
+      </w:r>
+    </w:p>
+    <w:p>
+      <w:pPr>
+        <w:rPr>
+          <w:bCs/>
+          <w:lang w:val="vi-VN"/>
+        </w:rPr>
+      </w:pPr>
+      <w:r>
+        <w:rPr>
+          <w:bCs/>
+          <w:lang w:val="vi-VN"/>
+        </w:rPr>
+        <w:t>! Chú ý: Bắt buộc cấu hình encapsulation dot1q trước mode trunk (Đặc thù IOL)</w:t>
+      </w:r>
+    </w:p>
+    <w:p>
+      <w:pPr>
+        <w:rPr>
+          <w:bCs/>
+          <w:lang w:val="vi-VN"/>
+        </w:rPr>
+      </w:pPr>
+      <w:r>
+        <w:rPr>
+          <w:bCs/>
+          <w:lang w:val="vi-VN"/>
+        </w:rPr>
+        <w:t>interface range e0/0, e0/2</w:t>
+      </w:r>
+    </w:p>
+    <w:p>
+      <w:pPr>
+        <w:rPr>
+          <w:bCs/>
+          <w:lang w:val="vi-VN"/>
+        </w:rPr>
+      </w:pPr>
+      <w:r>
+        <w:rPr>
+          <w:bCs/>
+          <w:lang w:val="vi-VN"/>
+        </w:rPr>
+        <w:t xml:space="preserve"> switchport trunk encapsulation dot1q</w:t>
+      </w:r>
+    </w:p>
+    <w:p>
+      <w:pPr>
+        <w:rPr>
+          <w:bCs/>
+          <w:lang w:val="vi-VN"/>
+        </w:rPr>
+      </w:pPr>
+      <w:r>
+        <w:rPr>
+          <w:bCs/>
+          <w:lang w:val="vi-VN"/>
+        </w:rPr>
+        <w:t xml:space="preserve"> switchport mode trunk</w:t>
+      </w:r>
+    </w:p>
+    <w:p>
+      <w:pPr>
+        <w:rPr>
+          <w:bCs/>
+          <w:lang w:val="vi-VN"/>
+        </w:rPr>
+      </w:pPr>
+      <w:r>
+        <w:rPr>
+          <w:bCs/>
+          <w:lang w:val="vi-VN"/>
+        </w:rPr>
+        <w:t xml:space="preserve"> no shutdown</w:t>
+      </w:r>
+    </w:p>
+    <w:p>
+      <w:pPr>
+        <w:rPr>
+          <w:bCs/>
+          <w:lang w:val="vi-VN"/>
+        </w:rPr>
+      </w:pPr>
+      <w:r>
+        <w:rPr>
+          <w:bCs/>
+          <w:lang w:val="vi-VN"/>
+        </w:rPr>
+        <w:t>exit</w:t>
+      </w:r>
+    </w:p>
+    <w:p>
+      <w:pPr>
+        <w:rPr>
+          <w:bCs/>
+          <w:lang w:val="vi-VN"/>
+        </w:rPr>
+      </w:pPr>
+    </w:p>
+    <w:p>
+      <w:pPr>
+        <w:rPr>
+          <w:bCs/>
+          <w:lang w:val="vi-VN"/>
+        </w:rPr>
+      </w:pPr>
+      <w:r>
+        <w:rPr>
+          <w:bCs/>
+          <w:lang w:val="vi-VN"/>
+        </w:rPr>
+        <w:t>! 2. Cấu hình SW_CL (VTP Client)</w:t>
+      </w:r>
+    </w:p>
+    <w:p>
+      <w:pPr>
+        <w:rPr>
+          <w:bCs/>
+          <w:lang w:val="vi-VN"/>
+        </w:rPr>
+      </w:pPr>
+      <w:r>
+        <w:rPr>
+          <w:bCs/>
+          <w:lang w:val="vi-VN"/>
+        </w:rPr>
+        <w:t>enable</w:t>
+      </w:r>
+    </w:p>
+    <w:p>
+      <w:pPr>
+        <w:rPr>
+          <w:bCs/>
+          <w:lang w:val="vi-VN"/>
+        </w:rPr>
+      </w:pPr>
+      <w:r>
+        <w:rPr>
+          <w:bCs/>
+          <w:lang w:val="vi-VN"/>
+        </w:rPr>
+        <w:t>configure terminal</w:t>
+      </w:r>
+    </w:p>
+    <w:p>
+      <w:pPr>
+        <w:rPr>
+          <w:bCs/>
+          <w:lang w:val="vi-VN"/>
+        </w:rPr>
+      </w:pPr>
+      <w:r>
+        <w:rPr>
+          <w:bCs/>
+          <w:lang w:val="vi-VN"/>
+        </w:rPr>
+        <w:t>vtp domain Lab5</w:t>
+      </w:r>
+    </w:p>
+    <w:p>
+      <w:pPr>
+        <w:rPr>
+          <w:bCs/>
+          <w:lang w:val="vi-VN"/>
+        </w:rPr>
+      </w:pPr>
+      <w:r>
+        <w:rPr>
+          <w:bCs/>
+          <w:lang w:val="vi-VN"/>
+        </w:rPr>
+        <w:t>vtp password 12344321</w:t>
+      </w:r>
+    </w:p>
+    <w:p>
+      <w:pPr>
+        <w:rPr>
+          <w:bCs/>
+          <w:lang w:val="vi-VN"/>
+        </w:rPr>
+      </w:pPr>
+      <w:r>
+        <w:rPr>
+          <w:bCs/>
+          <w:lang w:val="vi-VN"/>
+        </w:rPr>
+        <w:t>vtp mode client</w:t>
+      </w:r>
+    </w:p>
+    <w:p>
+      <w:pPr>
+        <w:rPr>
+          <w:bCs/>
+          <w:lang w:val="vi-VN"/>
+        </w:rPr>
+      </w:pPr>
+      <w:r>
+        <w:rPr>
+          <w:bCs/>
+          <w:lang w:val="vi-VN"/>
+        </w:rPr>
+        <w:t>! Đợi đồng bộ VLAN từ Server, sau đó gán cổng access</w:t>
+      </w:r>
+    </w:p>
+    <w:p>
+      <w:pPr>
+        <w:rPr>
+          <w:bCs/>
+          <w:lang w:val="vi-VN"/>
+        </w:rPr>
+      </w:pPr>
+      <w:r>
+        <w:rPr>
+          <w:bCs/>
+          <w:lang w:val="vi-VN"/>
+        </w:rPr>
+        <w:t>interface e2/0</w:t>
+      </w:r>
+    </w:p>
+    <w:p>
+      <w:pPr>
+        <w:rPr>
+          <w:bCs/>
+          <w:lang w:val="vi-VN"/>
+        </w:rPr>
+      </w:pPr>
+      <w:r>
+        <w:rPr>
+          <w:bCs/>
+          <w:lang w:val="vi-VN"/>
+        </w:rPr>
+        <w:t xml:space="preserve"> switchport mode access</w:t>
+      </w:r>
+    </w:p>
+    <w:p>
+      <w:pPr>
+        <w:rPr>
+          <w:bCs/>
+          <w:lang w:val="vi-VN"/>
+        </w:rPr>
+      </w:pPr>
+      <w:r>
+        <w:rPr>
+          <w:bCs/>
+          <w:lang w:val="vi-VN"/>
+        </w:rPr>
+        <w:t xml:space="preserve"> switchport access vlan 2</w:t>
+      </w:r>
+    </w:p>
+    <w:p>
+      <w:pPr>
+        <w:rPr>
+          <w:bCs/>
+          <w:lang w:val="vi-VN"/>
+        </w:rPr>
+      </w:pPr>
+      <w:r>
+        <w:rPr>
+          <w:bCs/>
+          <w:lang w:val="vi-VN"/>
+        </w:rPr>
+        <w:t xml:space="preserve"> no shutdown</w:t>
+      </w:r>
+    </w:p>
+    <w:p>
+      <w:pPr>
+        <w:rPr>
+          <w:bCs/>
+          <w:lang w:val="vi-VN"/>
+        </w:rPr>
+      </w:pPr>
+      <w:r>
+        <w:rPr>
+          <w:bCs/>
+          <w:lang w:val="vi-VN"/>
+        </w:rPr>
+        <w:t>interface e3/0</w:t>
+      </w:r>
+    </w:p>
+    <w:p>
+      <w:pPr>
+        <w:rPr>
+          <w:bCs/>
+          <w:lang w:val="vi-VN"/>
+        </w:rPr>
+      </w:pPr>
+      <w:r>
+        <w:rPr>
+          <w:bCs/>
+          <w:lang w:val="vi-VN"/>
+        </w:rPr>
+        <w:t xml:space="preserve"> switchport mode access</w:t>
+      </w:r>
+    </w:p>
+    <w:p>
+      <w:pPr>
+        <w:rPr>
+          <w:bCs/>
+          <w:lang w:val="vi-VN"/>
+        </w:rPr>
+      </w:pPr>
+      <w:r>
+        <w:rPr>
+          <w:bCs/>
+          <w:lang w:val="vi-VN"/>
+        </w:rPr>
+        <w:lastRenderedPageBreak/>
+        <w:t xml:space="preserve"> switchport access vlan 3</w:t>
+      </w:r>
+    </w:p>
+    <w:p>
+      <w:pPr>
+        <w:rPr>
+          <w:bCs/>
+          <w:lang w:val="vi-VN"/>
+        </w:rPr>
+      </w:pPr>
+      <w:r>
+        <w:rPr>
+          <w:bCs/>
+          <w:lang w:val="vi-VN"/>
+        </w:rPr>
+        <w:t xml:space="preserve"> no shutdown</w:t>
+      </w:r>
+    </w:p>
+    <w:p>
+      <w:pPr>
+        <w:rPr>
+          <w:bCs/>
+          <w:lang w:val="vi-VN"/>
+        </w:rPr>
+      </w:pPr>
+      <w:r>
+        <w:rPr>
+          <w:bCs/>
+          <w:lang w:val="vi-VN"/>
+        </w:rPr>
+        <w:t>! Cổng uplink</w:t>
+      </w:r>
+    </w:p>
+    <w:p>
+      <w:pPr>
+        <w:rPr>
+          <w:bCs/>
+          <w:lang w:val="vi-VN"/>
+        </w:rPr>
+      </w:pPr>
+      <w:r>
+        <w:rPr>
+          <w:bCs/>
+          <w:lang w:val="vi-VN"/>
+        </w:rPr>
+        <w:t>interface e0/0</w:t>
+      </w:r>
+    </w:p>
+    <w:p>
+      <w:pPr>
+        <w:rPr>
+          <w:bCs/>
+          <w:lang w:val="vi-VN"/>
+        </w:rPr>
+      </w:pPr>
+      <w:r>
+        <w:rPr>
+          <w:bCs/>
+          <w:lang w:val="vi-VN"/>
+        </w:rPr>
+        <w:t xml:space="preserve"> switchport trunk encapsulation dot1q</w:t>
+      </w:r>
+    </w:p>
+    <w:p>
+      <w:pPr>
+        <w:rPr>
+          <w:bCs/>
+          <w:lang w:val="vi-VN"/>
+        </w:rPr>
+      </w:pPr>
+      <w:r>
+        <w:rPr>
+          <w:bCs/>
+          <w:lang w:val="vi-VN"/>
+        </w:rPr>
+        <w:t xml:space="preserve"> switchport mode trunk</w:t>
+      </w:r>
+    </w:p>
+    <w:p>
+      <w:pPr>
+        <w:rPr>
+          <w:bCs/>
+          <w:lang w:val="vi-VN"/>
+        </w:rPr>
+      </w:pPr>
+      <w:r>
+        <w:rPr>
+          <w:bCs/>
+          <w:lang w:val="vi-VN"/>
+        </w:rPr>
+        <w:t xml:space="preserve"> no shutdown</w:t>
+      </w:r>
+    </w:p>
+    <w:p>
+      <w:pPr>
+        <w:rPr>
+          <w:bCs/>
+          <w:lang w:val="vi-VN"/>
+        </w:rPr>
+      </w:pPr>
+      <w:r>
+        <w:rPr>
+          <w:bCs/>
+          <w:lang w:val="vi-VN"/>
+        </w:rPr>
+        <w:t>exit</w:t>
+      </w:r>
+    </w:p>
+    <w:p>
+      <w:pPr>
+        <w:rPr>
+          <w:bCs/>
+          <w:lang w:val="vi-VN"/>
+        </w:rPr>
+      </w:pPr>
+    </w:p>
+    <w:p>
+      <w:pPr>
+        <w:rPr>
+          <w:bCs/>
+          <w:lang w:val="vi-VN"/>
+        </w:rPr>
+      </w:pPr>
+      <w:r>
+        <w:rPr>
+          <w:bCs/>
+          <w:lang w:val="vi-VN"/>
+        </w:rPr>
+        <w:t>========== CẤU HÌNH ĐỊNH TUYẾN, DHCP VÀ ACL ==========</w:t>
+      </w:r>
+    </w:p>
+    <w:p>
+      <w:pPr>
+        <w:rPr>
+          <w:bCs/>
+          <w:lang w:val="vi-VN"/>
+        </w:rPr>
+      </w:pPr>
+    </w:p>
+    <w:p>
+      <w:pPr>
+        <w:rPr>
+          <w:bCs/>
+          <w:lang w:val="vi-VN"/>
+        </w:rPr>
+      </w:pPr>
+      <w:r>
+        <w:rPr>
+          <w:bCs/>
+          <w:lang w:val="vi-VN"/>
+        </w:rPr>
+        <w:t>! 3. Cấu hình R1 (Router-on-a-stick, DHCP, RIP, ACL)</w:t>
+      </w:r>
+    </w:p>
+    <w:p>
+      <w:pPr>
+        <w:rPr>
+          <w:bCs/>
+          <w:lang w:val="vi-VN"/>
+        </w:rPr>
+      </w:pPr>
+      <w:r>
+        <w:rPr>
+          <w:bCs/>
+          <w:lang w:val="vi-VN"/>
+        </w:rPr>
+        <w:t>enable</w:t>
+      </w:r>
+    </w:p>
+    <w:p>
+      <w:pPr>
+        <w:rPr>
+          <w:bCs/>
+          <w:lang w:val="vi-VN"/>
+        </w:rPr>
+      </w:pPr>
+      <w:r>
+        <w:rPr>
+          <w:bCs/>
+          <w:lang w:val="vi-VN"/>
+        </w:rPr>
+        <w:t>configure terminal</w:t>
+      </w:r>
+    </w:p>
+    <w:p>
+      <w:pPr>
+        <w:rPr>
+          <w:bCs/>
+          <w:lang w:val="vi-VN"/>
+        </w:rPr>
+      </w:pPr>
+      <w:r>
+        <w:rPr>
+          <w:bCs/>
+          <w:lang w:val="vi-VN"/>
+        </w:rPr>
+        <w:t>no ip cef</w:t>
+      </w:r>
+    </w:p>
+    <w:p>
+      <w:pPr>
+        <w:rPr>
+          <w:bCs/>
+          <w:lang w:val="vi-VN"/>
+        </w:rPr>
+      </w:pPr>
+    </w:p>
+    <w:p>
+      <w:pPr>
+        <w:rPr>
+          <w:bCs/>
+          <w:lang w:val="vi-VN"/>
+        </w:rPr>
+      </w:pPr>
+      <w:r>
+        <w:rPr>
+          <w:bCs/>
+          <w:lang w:val="vi-VN"/>
+        </w:rPr>
+        <w:t>! Cấu hình DHCP Server cho các mạng</w:t>
+      </w:r>
+    </w:p>
+    <w:p>
+      <w:pPr>
+        <w:rPr>
+          <w:bCs/>
+          <w:lang w:val="vi-VN"/>
+        </w:rPr>
+      </w:pPr>
+      <w:r>
+        <w:rPr>
+          <w:bCs/>
+          <w:lang w:val="vi-VN"/>
+        </w:rPr>
+        <w:t>ip dhcp pool VLAN2</w:t>
+      </w:r>
+    </w:p>
+    <w:p>
+      <w:pPr>
+        <w:rPr>
+          <w:bCs/>
+          <w:lang w:val="vi-VN"/>
+        </w:rPr>
+      </w:pPr>
+      <w:r>
+        <w:rPr>
+          <w:bCs/>
+          <w:lang w:val="vi-VN"/>
+        </w:rPr>
+        <w:t xml:space="preserve"> network 192.168.2.0 255.255.255.0</w:t>
+      </w:r>
+    </w:p>
+    <w:p>
+      <w:pPr>
+        <w:rPr>
+          <w:bCs/>
+          <w:lang w:val="vi-VN"/>
+        </w:rPr>
+      </w:pPr>
+      <w:r>
+        <w:rPr>
+          <w:bCs/>
+          <w:lang w:val="vi-VN"/>
+        </w:rPr>
+        <w:t xml:space="preserve"> default-router 192.168.2.1</w:t>
+      </w:r>
+    </w:p>
+    <w:p>
+      <w:pPr>
+        <w:rPr>
+          <w:bCs/>
+          <w:lang w:val="vi-VN"/>
+        </w:rPr>
+      </w:pPr>
+      <w:r>
+        <w:rPr>
+          <w:bCs/>
+          <w:lang w:val="vi-VN"/>
+        </w:rPr>
+        <w:t>ip dhcp pool VLAN3</w:t>
+      </w:r>
+    </w:p>
+    <w:p>
+      <w:pPr>
+        <w:rPr>
+          <w:bCs/>
+          <w:lang w:val="vi-VN"/>
+        </w:rPr>
+      </w:pPr>
+      <w:r>
+        <w:rPr>
+          <w:bCs/>
+          <w:lang w:val="vi-VN"/>
+        </w:rPr>
+        <w:t xml:space="preserve"> network 192.168.3.0 255.255.255.0</w:t>
+      </w:r>
+    </w:p>
+    <w:p>
+      <w:pPr>
+        <w:rPr>
+          <w:bCs/>
+          <w:lang w:val="vi-VN"/>
+        </w:rPr>
+      </w:pPr>
+      <w:r>
+        <w:rPr>
+          <w:bCs/>
+          <w:lang w:val="vi-VN"/>
+        </w:rPr>
+        <w:t xml:space="preserve"> default-router 192.168.3.1</w:t>
+      </w:r>
+    </w:p>
+    <w:p>
+      <w:pPr>
+        <w:rPr>
+          <w:bCs/>
+          <w:lang w:val="vi-VN"/>
+        </w:rPr>
+      </w:pPr>
+      <w:r>
+        <w:rPr>
+          <w:bCs/>
+          <w:lang w:val="vi-VN"/>
+        </w:rPr>
+        <w:t>ip dhcp pool NET100</w:t>
+      </w:r>
+    </w:p>
+    <w:p>
+      <w:pPr>
+        <w:rPr>
+          <w:bCs/>
+          <w:lang w:val="vi-VN"/>
+        </w:rPr>
+      </w:pPr>
+      <w:r>
+        <w:rPr>
+          <w:bCs/>
+          <w:lang w:val="vi-VN"/>
+        </w:rPr>
+        <w:t xml:space="preserve"> network 192.168.100.0 255.255.255.0</w:t>
+      </w:r>
+    </w:p>
+    <w:p>
+      <w:pPr>
+        <w:rPr>
+          <w:bCs/>
+          <w:lang w:val="vi-VN"/>
+        </w:rPr>
+      </w:pPr>
+      <w:r>
+        <w:rPr>
+          <w:bCs/>
+          <w:lang w:val="vi-VN"/>
+        </w:rPr>
+        <w:t xml:space="preserve"> default-router 192.168.100.1</w:t>
+      </w:r>
+    </w:p>
+    <w:p>
+      <w:pPr>
+        <w:rPr>
+          <w:bCs/>
+          <w:lang w:val="vi-VN"/>
+        </w:rPr>
+      </w:pPr>
+    </w:p>
+    <w:p>
+      <w:pPr>
+        <w:rPr>
+          <w:bCs/>
+          <w:lang w:val="vi-VN"/>
+        </w:rPr>
+      </w:pPr>
+      <w:r>
+        <w:rPr>
+          <w:bCs/>
+          <w:lang w:val="vi-VN"/>
+        </w:rPr>
+        <w:t>! Access-list cho VLAN 2 (Chỉ 192.168.2.1-10 được full quyền, còn lại chỉ Web)</w:t>
+      </w:r>
+    </w:p>
+    <w:p>
+      <w:pPr>
+        <w:rPr>
+          <w:bCs/>
+          <w:lang w:val="vi-VN"/>
+        </w:rPr>
+      </w:pPr>
+      <w:r>
+        <w:rPr>
+          <w:bCs/>
+          <w:lang w:val="vi-VN"/>
+        </w:rPr>
+        <w:lastRenderedPageBreak/>
+        <w:t>ip access-list extended ACL_VLAN2</w:t>
+      </w:r>
+    </w:p>
+    <w:p>
+      <w:pPr>
+        <w:rPr>
+          <w:bCs/>
+          <w:lang w:val="vi-VN"/>
+        </w:rPr>
+      </w:pPr>
+      <w:r>
+        <w:rPr>
+          <w:bCs/>
+          <w:lang w:val="vi-VN"/>
+        </w:rPr>
+        <w:t xml:space="preserve"> permit ip 192.168.2.0 0.0.0.15 host 172.16.200.2</w:t>
+      </w:r>
+    </w:p>
+    <w:p>
+      <w:pPr>
+        <w:rPr>
+          <w:bCs/>
+          <w:lang w:val="vi-VN"/>
+        </w:rPr>
+      </w:pPr>
+      <w:r>
+        <w:rPr>
+          <w:bCs/>
+          <w:lang w:val="vi-VN"/>
+        </w:rPr>
+        <w:t xml:space="preserve"> permit tcp 192.168.2.0 0.0.0.255 host 172.16.200.2 eq 80</w:t>
+      </w:r>
+    </w:p>
+    <w:p>
+      <w:pPr>
+        <w:rPr>
+          <w:bCs/>
+          <w:lang w:val="vi-VN"/>
+        </w:rPr>
+      </w:pPr>
+      <w:r>
+        <w:rPr>
+          <w:bCs/>
+          <w:lang w:val="vi-VN"/>
+        </w:rPr>
+        <w:t xml:space="preserve"> permit tcp 192.168.2.0 0.0.0.255 host 172.16.200.2 eq 443</w:t>
+      </w:r>
+    </w:p>
+    <w:p>
+      <w:pPr>
+        <w:rPr>
+          <w:bCs/>
+          <w:lang w:val="vi-VN"/>
+        </w:rPr>
+      </w:pPr>
+      <w:r>
+        <w:rPr>
+          <w:bCs/>
+          <w:lang w:val="vi-VN"/>
+        </w:rPr>
+        <w:t xml:space="preserve"> deny ip 192.168.2.0 0.0.0.255 host 172.16.200.2</w:t>
+      </w:r>
+    </w:p>
+    <w:p>
+      <w:pPr>
+        <w:rPr>
+          <w:bCs/>
+          <w:lang w:val="vi-VN"/>
+        </w:rPr>
+      </w:pPr>
+      <w:r>
+        <w:rPr>
+          <w:bCs/>
+          <w:lang w:val="vi-VN"/>
+        </w:rPr>
+        <w:t xml:space="preserve"> permit ip any any</w:t>
+      </w:r>
+    </w:p>
+    <w:p>
+      <w:pPr>
+        <w:rPr>
+          <w:bCs/>
+          <w:lang w:val="vi-VN"/>
+        </w:rPr>
+      </w:pPr>
+      <w:r>
+        <w:rPr>
+          <w:bCs/>
+          <w:lang w:val="vi-VN"/>
+        </w:rPr>
+        <w:t>exit</w:t>
+      </w:r>
+    </w:p>
+    <w:p>
+      <w:pPr>
+        <w:rPr>
+          <w:bCs/>
+          <w:lang w:val="vi-VN"/>
+        </w:rPr>
+      </w:pPr>
+    </w:p>
+    <w:p>
+      <w:pPr>
+        <w:rPr>
+          <w:bCs/>
+          <w:lang w:val="vi-VN"/>
+        </w:rPr>
+      </w:pPr>
+      <w:r>
+        <w:rPr>
+          <w:bCs/>
+          <w:lang w:val="vi-VN"/>
+        </w:rPr>
+        <w:t>! Access-list cho VLAN 3 (Chặn 192.168.3.200 - 254 truy cập WebServer 172.16.200.130)</w:t>
+      </w:r>
+    </w:p>
+    <w:p>
+      <w:pPr>
+        <w:rPr>
+          <w:bCs/>
+          <w:lang w:val="vi-VN"/>
+        </w:rPr>
+      </w:pPr>
+      <w:r>
+        <w:rPr>
+          <w:bCs/>
+          <w:lang w:val="vi-VN"/>
+        </w:rPr>
+        <w:t>ip access-list extended ACL_VLAN3</w:t>
+      </w:r>
+    </w:p>
+    <w:p>
+      <w:pPr>
+        <w:rPr>
+          <w:bCs/>
+          <w:lang w:val="vi-VN"/>
+        </w:rPr>
+      </w:pPr>
+      <w:r>
+        <w:rPr>
+          <w:bCs/>
+          <w:lang w:val="vi-VN"/>
+        </w:rPr>
+        <w:t xml:space="preserve"> deny ip 192.168.3.192 0.0.0.63 host 172.16.200.130</w:t>
+      </w:r>
+    </w:p>
+    <w:p>
+      <w:pPr>
+        <w:rPr>
+          <w:bCs/>
+          <w:lang w:val="vi-VN"/>
+        </w:rPr>
+      </w:pPr>
+      <w:r>
+        <w:rPr>
+          <w:bCs/>
+          <w:lang w:val="vi-VN"/>
+        </w:rPr>
+        <w:t xml:space="preserve"> permit ip any any</w:t>
+      </w:r>
+    </w:p>
+    <w:p>
+      <w:pPr>
+        <w:rPr>
+          <w:bCs/>
+          <w:lang w:val="vi-VN"/>
+        </w:rPr>
+      </w:pPr>
+      <w:r>
+        <w:rPr>
+          <w:bCs/>
+          <w:lang w:val="vi-VN"/>
+        </w:rPr>
+        <w:t>exit</w:t>
+      </w:r>
+    </w:p>
+    <w:p>
+      <w:pPr>
+        <w:rPr>
+          <w:bCs/>
+          <w:lang w:val="vi-VN"/>
+        </w:rPr>
+      </w:pPr>
+    </w:p>
+    <w:p>
+      <w:pPr>
+        <w:rPr>
+          <w:bCs/>
+          <w:lang w:val="vi-VN"/>
+        </w:rPr>
+      </w:pPr>
+      <w:r>
+        <w:rPr>
+          <w:bCs/>
+          <w:lang w:val="vi-VN"/>
+        </w:rPr>
+        <w:t>! Giao tiếp cổng</w:t>
+      </w:r>
+    </w:p>
+    <w:p>
+      <w:pPr>
+        <w:rPr>
+          <w:bCs/>
+          <w:lang w:val="vi-VN"/>
+        </w:rPr>
+      </w:pPr>
+      <w:r>
+        <w:rPr>
+          <w:bCs/>
+          <w:lang w:val="vi-VN"/>
+        </w:rPr>
+        <w:t>interface e0/1</w:t>
+      </w:r>
+    </w:p>
+    <w:p>
+      <w:pPr>
+        <w:rPr>
+          <w:bCs/>
+          <w:lang w:val="vi-VN"/>
+        </w:rPr>
+      </w:pPr>
+      <w:r>
+        <w:rPr>
+          <w:bCs/>
+          <w:lang w:val="vi-VN"/>
+        </w:rPr>
+        <w:t xml:space="preserve"> ip address 192.168.100.1 255.255.255.0</w:t>
+      </w:r>
+    </w:p>
+    <w:p>
+      <w:pPr>
+        <w:rPr>
+          <w:bCs/>
+          <w:lang w:val="vi-VN"/>
+        </w:rPr>
+      </w:pPr>
+      <w:r>
+        <w:rPr>
+          <w:bCs/>
+          <w:lang w:val="vi-VN"/>
+        </w:rPr>
+        <w:t xml:space="preserve"> no shutdown</w:t>
+      </w:r>
+    </w:p>
+    <w:p>
+      <w:pPr>
+        <w:rPr>
+          <w:bCs/>
+          <w:lang w:val="vi-VN"/>
+        </w:rPr>
+      </w:pPr>
+      <w:r>
+        <w:rPr>
+          <w:bCs/>
+          <w:lang w:val="vi-VN"/>
+        </w:rPr>
+        <w:t>interface s1/1</w:t>
+      </w:r>
+    </w:p>
+    <w:p>
+      <w:pPr>
+        <w:rPr>
+          <w:bCs/>
+          <w:lang w:val="vi-VN"/>
+        </w:rPr>
+      </w:pPr>
+      <w:r>
+        <w:rPr>
+          <w:bCs/>
+          <w:lang w:val="vi-VN"/>
+        </w:rPr>
+        <w:t xml:space="preserve"> ip address 10.0.0.1 255.255.255.248</w:t>
+      </w:r>
+    </w:p>
+    <w:p>
+      <w:pPr>
+        <w:rPr>
+          <w:bCs/>
+          <w:lang w:val="vi-VN"/>
+        </w:rPr>
+      </w:pPr>
+      <w:r>
+        <w:rPr>
+          <w:bCs/>
+          <w:lang w:val="vi-VN"/>
+        </w:rPr>
+        <w:t xml:space="preserve"> no shutdown</w:t>
+      </w:r>
+    </w:p>
+    <w:p>
+      <w:pPr>
+        <w:rPr>
+          <w:bCs/>
+          <w:lang w:val="vi-VN"/>
+        </w:rPr>
+      </w:pPr>
+      <w:r>
+        <w:rPr>
+          <w:bCs/>
+          <w:lang w:val="vi-VN"/>
+        </w:rPr>
+        <w:t>interface e0/0</w:t>
+      </w:r>
+    </w:p>
+    <w:p>
+      <w:pPr>
+        <w:rPr>
+          <w:bCs/>
+          <w:lang w:val="vi-VN"/>
+        </w:rPr>
+      </w:pPr>
+      <w:r>
+        <w:rPr>
+          <w:bCs/>
+          <w:lang w:val="vi-VN"/>
+        </w:rPr>
+        <w:t xml:space="preserve"> no shutdown</w:t>
+      </w:r>
+    </w:p>
+    <w:p>
+      <w:pPr>
+        <w:rPr>
+          <w:bCs/>
+          <w:lang w:val="vi-VN"/>
+        </w:rPr>
+      </w:pPr>
+      <w:r>
+        <w:rPr>
+          <w:bCs/>
+          <w:lang w:val="vi-VN"/>
+        </w:rPr>
+        <w:t>interface e0/0.2</w:t>
+      </w:r>
+    </w:p>
+    <w:p>
+      <w:pPr>
+        <w:rPr>
+          <w:bCs/>
+          <w:lang w:val="vi-VN"/>
+        </w:rPr>
+      </w:pPr>
+      <w:r>
+        <w:rPr>
+          <w:bCs/>
+          <w:lang w:val="vi-VN"/>
+        </w:rPr>
+        <w:t xml:space="preserve"> encapsulation dot1Q 2</w:t>
+      </w:r>
+    </w:p>
+    <w:p>
+      <w:pPr>
+        <w:rPr>
+          <w:bCs/>
+          <w:lang w:val="vi-VN"/>
+        </w:rPr>
+      </w:pPr>
+      <w:r>
+        <w:rPr>
+          <w:bCs/>
+          <w:lang w:val="vi-VN"/>
+        </w:rPr>
+        <w:t xml:space="preserve"> ip address 192.168.2.1 255.255.255.0</w:t>
+      </w:r>
+    </w:p>
+    <w:p>
+      <w:pPr>
+        <w:rPr>
+          <w:bCs/>
+          <w:lang w:val="vi-VN"/>
+        </w:rPr>
+      </w:pPr>
+      <w:r>
+        <w:rPr>
+          <w:bCs/>
+          <w:lang w:val="vi-VN"/>
+        </w:rPr>
+        <w:t xml:space="preserve"> ip access-group ACL_VLAN2 in</w:t>
+      </w:r>
+    </w:p>
+    <w:p>
+      <w:pPr>
+        <w:rPr>
+          <w:bCs/>
+          <w:lang w:val="vi-VN"/>
+        </w:rPr>
+      </w:pPr>
+      <w:r>
+        <w:rPr>
+          <w:bCs/>
+          <w:lang w:val="vi-VN"/>
+        </w:rPr>
+        <w:t>interface e0/0.3</w:t>
+      </w:r>
+    </w:p>
+    <w:p>
+      <w:pPr>
+        <w:rPr>
+          <w:bCs/>
+          <w:lang w:val="vi-VN"/>
+        </w:rPr>
+      </w:pPr>
+      <w:r>
+        <w:rPr>
+          <w:bCs/>
+          <w:lang w:val="vi-VN"/>
+        </w:rPr>
+        <w:lastRenderedPageBreak/>
+        <w:t xml:space="preserve"> encapsulation dot1Q 3</w:t>
+      </w:r>
+    </w:p>
+    <w:p>
+      <w:pPr>
+        <w:rPr>
+          <w:bCs/>
+          <w:lang w:val="vi-VN"/>
+        </w:rPr>
+      </w:pPr>
+      <w:r>
+        <w:rPr>
+          <w:bCs/>
+          <w:lang w:val="vi-VN"/>
+        </w:rPr>
+        <w:t xml:space="preserve"> ip address 192.168.3.1 255.255.255.0</w:t>
+      </w:r>
+    </w:p>
+    <w:p>
+      <w:pPr>
+        <w:rPr>
+          <w:bCs/>
+          <w:lang w:val="vi-VN"/>
+        </w:rPr>
+      </w:pPr>
+      <w:r>
+        <w:rPr>
+          <w:bCs/>
+          <w:lang w:val="vi-VN"/>
+        </w:rPr>
+        <w:t xml:space="preserve"> ip access-group ACL_VLAN3 in</w:t>
+      </w:r>
+    </w:p>
+    <w:p>
+      <w:pPr>
+        <w:rPr>
+          <w:bCs/>
+          <w:lang w:val="vi-VN"/>
+        </w:rPr>
+      </w:pPr>
+      <w:r>
+        <w:rPr>
+          <w:bCs/>
+          <w:lang w:val="vi-VN"/>
+        </w:rPr>
+        <w:t>exit</w:t>
+      </w:r>
+    </w:p>
+    <w:p>
+      <w:pPr>
+        <w:rPr>
+          <w:bCs/>
+          <w:lang w:val="vi-VN"/>
+        </w:rPr>
+      </w:pPr>
+    </w:p>
+    <w:p>
+      <w:pPr>
+        <w:rPr>
+          <w:bCs/>
+          <w:lang w:val="vi-VN"/>
+        </w:rPr>
+      </w:pPr>
+      <w:r>
+        <w:rPr>
+          <w:bCs/>
+          <w:lang w:val="vi-VN"/>
+        </w:rPr>
+        <w:t>! RIPv2</w:t>
+      </w:r>
+    </w:p>
+    <w:p>
+      <w:pPr>
+        <w:rPr>
+          <w:bCs/>
+          <w:lang w:val="vi-VN"/>
+        </w:rPr>
+      </w:pPr>
+      <w:r>
+        <w:rPr>
+          <w:bCs/>
+          <w:lang w:val="vi-VN"/>
+        </w:rPr>
+        <w:t>router rip</w:t>
+      </w:r>
+    </w:p>
+    <w:p>
+      <w:pPr>
+        <w:rPr>
+          <w:bCs/>
+          <w:lang w:val="vi-VN"/>
+        </w:rPr>
+      </w:pPr>
+      <w:r>
+        <w:rPr>
+          <w:bCs/>
+          <w:lang w:val="vi-VN"/>
+        </w:rPr>
+        <w:t xml:space="preserve"> version 2</w:t>
+      </w:r>
+    </w:p>
+    <w:p>
+      <w:pPr>
+        <w:rPr>
+          <w:bCs/>
+          <w:lang w:val="vi-VN"/>
+        </w:rPr>
+      </w:pPr>
+      <w:r>
+        <w:rPr>
+          <w:bCs/>
+          <w:lang w:val="vi-VN"/>
+        </w:rPr>
+        <w:t xml:space="preserve"> no auto-summary</w:t>
+      </w:r>
+    </w:p>
+    <w:p>
+      <w:pPr>
+        <w:rPr>
+          <w:bCs/>
+          <w:lang w:val="vi-VN"/>
+        </w:rPr>
+      </w:pPr>
+      <w:r>
+        <w:rPr>
+          <w:bCs/>
+          <w:lang w:val="vi-VN"/>
+        </w:rPr>
+        <w:t xml:space="preserve"> network 192.168.100.0</w:t>
+      </w:r>
+    </w:p>
+    <w:p>
+      <w:pPr>
+        <w:rPr>
+          <w:bCs/>
+          <w:lang w:val="vi-VN"/>
+        </w:rPr>
+      </w:pPr>
+      <w:r>
+        <w:rPr>
+          <w:bCs/>
+          <w:lang w:val="vi-VN"/>
+        </w:rPr>
+        <w:t xml:space="preserve"> network 192.168.2.0</w:t>
+      </w:r>
+    </w:p>
+    <w:p>
+      <w:pPr>
+        <w:rPr>
+          <w:bCs/>
+          <w:lang w:val="vi-VN"/>
+        </w:rPr>
+      </w:pPr>
+      <w:r>
+        <w:rPr>
+          <w:bCs/>
+          <w:lang w:val="vi-VN"/>
+        </w:rPr>
+        <w:t xml:space="preserve"> network 192.168.3.0</w:t>
+      </w:r>
+    </w:p>
+    <w:p>
+      <w:pPr>
+        <w:rPr>
+          <w:bCs/>
+          <w:lang w:val="vi-VN"/>
+        </w:rPr>
+      </w:pPr>
+      <w:r>
+        <w:rPr>
+          <w:bCs/>
+          <w:lang w:val="vi-VN"/>
+        </w:rPr>
+        <w:t xml:space="preserve"> network 10.0.0.0</w:t>
+      </w:r>
+    </w:p>
+    <w:p>
+      <w:pPr>
+        <w:rPr>
+          <w:bCs/>
+          <w:lang w:val="vi-VN"/>
+        </w:rPr>
+      </w:pPr>
+      <w:r>
+        <w:rPr>
+          <w:bCs/>
+          <w:lang w:val="vi-VN"/>
+        </w:rPr>
+        <w:t>exit</w:t>
+      </w:r>
+    </w:p>
+    <w:p>
+      <w:pPr>
+        <w:rPr>
+          <w:bCs/>
+          <w:lang w:val="vi-VN"/>
+        </w:rPr>
+      </w:pPr>
+    </w:p>
+    <w:p>
+      <w:pPr>
+        <w:rPr>
+          <w:bCs/>
+          <w:lang w:val="vi-VN"/>
+        </w:rPr>
+      </w:pPr>
+      <w:r>
+        <w:rPr>
+          <w:bCs/>
+          <w:lang w:val="vi-VN"/>
+        </w:rPr>
+        <w:t>! 4. Cấu hình R2 (Server Gateway, RIP)</w:t>
+      </w:r>
+    </w:p>
+    <w:p>
+      <w:pPr>
+        <w:rPr>
+          <w:bCs/>
+          <w:lang w:val="vi-VN"/>
+        </w:rPr>
+      </w:pPr>
+      <w:r>
+        <w:rPr>
+          <w:bCs/>
+          <w:lang w:val="vi-VN"/>
+        </w:rPr>
+        <w:t>enable</w:t>
+      </w:r>
+    </w:p>
+    <w:p>
+      <w:pPr>
+        <w:rPr>
+          <w:bCs/>
+          <w:lang w:val="vi-VN"/>
+        </w:rPr>
+      </w:pPr>
+      <w:r>
+        <w:rPr>
+          <w:bCs/>
+          <w:lang w:val="vi-VN"/>
+        </w:rPr>
+        <w:t>configure terminal</w:t>
+      </w:r>
+    </w:p>
+    <w:p>
+      <w:pPr>
+        <w:rPr>
+          <w:bCs/>
+          <w:lang w:val="vi-VN"/>
+        </w:rPr>
+      </w:pPr>
+      <w:r>
+        <w:rPr>
+          <w:bCs/>
+          <w:lang w:val="vi-VN"/>
+        </w:rPr>
+        <w:t>no ip cef</w:t>
+      </w:r>
+    </w:p>
+    <w:p>
+      <w:pPr>
+        <w:rPr>
+          <w:bCs/>
+          <w:lang w:val="vi-VN"/>
+        </w:rPr>
+      </w:pPr>
+      <w:r>
+        <w:rPr>
+          <w:bCs/>
+          <w:lang w:val="vi-VN"/>
+        </w:rPr>
+        <w:t>interface e0/0</w:t>
+      </w:r>
+    </w:p>
+    <w:p>
+      <w:pPr>
+        <w:rPr>
+          <w:bCs/>
+          <w:lang w:val="vi-VN"/>
+        </w:rPr>
+      </w:pPr>
+      <w:r>
+        <w:rPr>
+          <w:bCs/>
+          <w:lang w:val="vi-VN"/>
+        </w:rPr>
+        <w:t xml:space="preserve"> ip address 172.16.200.1 255.255.255.240</w:t>
+      </w:r>
+    </w:p>
+    <w:p>
+      <w:pPr>
+        <w:rPr>
+          <w:bCs/>
+          <w:lang w:val="vi-VN"/>
+        </w:rPr>
+      </w:pPr>
+      <w:r>
+        <w:rPr>
+          <w:bCs/>
+          <w:lang w:val="vi-VN"/>
+        </w:rPr>
+        <w:t xml:space="preserve"> no shutdown</w:t>
+      </w:r>
+    </w:p>
+    <w:p>
+      <w:pPr>
+        <w:rPr>
+          <w:bCs/>
+          <w:lang w:val="vi-VN"/>
+        </w:rPr>
+      </w:pPr>
+      <w:r>
+        <w:rPr>
+          <w:bCs/>
+          <w:lang w:val="vi-VN"/>
+        </w:rPr>
+        <w:t>interface e0/1</w:t>
+      </w:r>
+    </w:p>
+    <w:p>
+      <w:pPr>
+        <w:rPr>
+          <w:bCs/>
+          <w:lang w:val="vi-VN"/>
+        </w:rPr>
+      </w:pPr>
+      <w:r>
+        <w:rPr>
+          <w:bCs/>
+          <w:lang w:val="vi-VN"/>
+        </w:rPr>
+        <w:t xml:space="preserve"> ip address 172.16.200.129 255.255.255.240</w:t>
+      </w:r>
+    </w:p>
+    <w:p>
+      <w:pPr>
+        <w:rPr>
+          <w:bCs/>
+          <w:lang w:val="vi-VN"/>
+        </w:rPr>
+      </w:pPr>
+      <w:r>
+        <w:rPr>
+          <w:bCs/>
+          <w:lang w:val="vi-VN"/>
+        </w:rPr>
+        <w:t xml:space="preserve"> no shutdown</w:t>
+      </w:r>
+    </w:p>
+    <w:p>
+      <w:pPr>
+        <w:rPr>
+          <w:bCs/>
+          <w:lang w:val="vi-VN"/>
+        </w:rPr>
+      </w:pPr>
+      <w:r>
+        <w:rPr>
+          <w:bCs/>
+          <w:lang w:val="vi-VN"/>
+        </w:rPr>
+        <w:t>interface s1/0</w:t>
+      </w:r>
+    </w:p>
+    <w:p>
+      <w:pPr>
+        <w:rPr>
+          <w:bCs/>
+          <w:lang w:val="vi-VN"/>
+        </w:rPr>
+      </w:pPr>
+      <w:r>
+        <w:rPr>
+          <w:bCs/>
+          <w:lang w:val="vi-VN"/>
+        </w:rPr>
+        <w:t xml:space="preserve"> ip address 10.0.0.130 255.255.255.248</w:t>
+      </w:r>
+    </w:p>
+    <w:p>
+      <w:pPr>
+        <w:rPr>
+          <w:bCs/>
+          <w:lang w:val="vi-VN"/>
+        </w:rPr>
+      </w:pPr>
+      <w:r>
+        <w:rPr>
+          <w:bCs/>
+          <w:lang w:val="vi-VN"/>
+        </w:rPr>
+        <w:t xml:space="preserve"> no shutdown</w:t>
+      </w:r>
+    </w:p>
+    <w:p>
+      <w:pPr>
+        <w:rPr>
+          <w:bCs/>
+          <w:lang w:val="vi-VN"/>
+        </w:rPr>
+      </w:pPr>
+      <w:r>
+        <w:rPr>
+          <w:bCs/>
+          <w:lang w:val="vi-VN"/>
+        </w:rPr>
+        <w:lastRenderedPageBreak/>
+        <w:t>exit</w:t>
+      </w:r>
+    </w:p>
+    <w:p>
+      <w:pPr>
+        <w:rPr>
+          <w:bCs/>
+          <w:lang w:val="vi-VN"/>
+        </w:rPr>
+      </w:pPr>
+    </w:p>
+    <w:p>
+      <w:pPr>
+        <w:rPr>
+          <w:bCs/>
+          <w:lang w:val="vi-VN"/>
+        </w:rPr>
+      </w:pPr>
+      <w:r>
+        <w:rPr>
+          <w:bCs/>
+          <w:lang w:val="vi-VN"/>
+        </w:rPr>
+        <w:t>router rip</w:t>
+      </w:r>
+    </w:p>
+    <w:p>
+      <w:pPr>
+        <w:rPr>
+          <w:bCs/>
+          <w:lang w:val="vi-VN"/>
+        </w:rPr>
+      </w:pPr>
+      <w:r>
+        <w:rPr>
+          <w:bCs/>
+          <w:lang w:val="vi-VN"/>
+        </w:rPr>
+        <w:t xml:space="preserve"> version 2</w:t>
+      </w:r>
+    </w:p>
+    <w:p>
+      <w:pPr>
+        <w:rPr>
+          <w:bCs/>
+          <w:lang w:val="vi-VN"/>
+        </w:rPr>
+      </w:pPr>
+      <w:r>
+        <w:rPr>
+          <w:bCs/>
+          <w:lang w:val="vi-VN"/>
+        </w:rPr>
+        <w:t xml:space="preserve"> no auto-summary</w:t>
+      </w:r>
+    </w:p>
+    <w:p>
+      <w:pPr>
+        <w:rPr>
+          <w:bCs/>
+          <w:lang w:val="vi-VN"/>
+        </w:rPr>
+      </w:pPr>
+      <w:r>
+        <w:rPr>
+          <w:bCs/>
+          <w:lang w:val="vi-VN"/>
+        </w:rPr>
+        <w:t xml:space="preserve"> network 172.16.0.0</w:t>
+      </w:r>
+    </w:p>
+    <w:p>
+      <w:pPr>
+        <w:rPr>
+          <w:bCs/>
+          <w:lang w:val="vi-VN"/>
+        </w:rPr>
+      </w:pPr>
+      <w:r>
+        <w:rPr>
+          <w:bCs/>
+          <w:lang w:val="vi-VN"/>
+        </w:rPr>
+        <w:t xml:space="preserve"> network 10.0.0.0</w:t>
+      </w:r>
+    </w:p>
+    <w:p>
+      <w:pPr>
+        <w:rPr>
+          <w:bCs/>
+          <w:lang w:val="vi-VN"/>
+        </w:rPr>
+      </w:pPr>
+      <w:r>
+        <w:rPr>
+          <w:bCs/>
+          <w:lang w:val="vi-VN"/>
+        </w:rPr>
+        <w:t>exit</w:t>
+      </w:r>
+    </w:p>
+    <w:p>
+      <w:pPr>
+        <w:rPr>
+          <w:bCs/>
+          <w:lang w:val="vi-VN"/>
+        </w:rPr>
+      </w:pPr>
+    </w:p>
+    <w:p>
+      <w:pPr>
+        <w:rPr>
+          <w:bCs/>
+          <w:lang w:val="vi-VN"/>
+        </w:rPr>
+      </w:pPr>
+      <w:r>
+        <w:rPr>
+          <w:bCs/>
+          <w:lang w:val="vi-VN"/>
+        </w:rPr>
+        <w:t>! 5. Cấu hình R3 (NAT, Default Route, RIP)</w:t>
+      </w:r>
+    </w:p>
+    <w:p>
+      <w:pPr>
+        <w:rPr>
+          <w:bCs/>
+          <w:lang w:val="vi-VN"/>
+        </w:rPr>
+      </w:pPr>
+      <w:r>
+        <w:rPr>
+          <w:bCs/>
+          <w:lang w:val="vi-VN"/>
+        </w:rPr>
+        <w:t>enable</w:t>
+      </w:r>
+    </w:p>
+    <w:p>
+      <w:pPr>
+        <w:rPr>
+          <w:bCs/>
+          <w:lang w:val="vi-VN"/>
+        </w:rPr>
+      </w:pPr>
+      <w:r>
+        <w:rPr>
+          <w:bCs/>
+          <w:lang w:val="vi-VN"/>
+        </w:rPr>
+        <w:t>configure terminal</w:t>
+      </w:r>
+    </w:p>
+    <w:p>
+      <w:pPr>
+        <w:rPr>
+          <w:bCs/>
+          <w:lang w:val="vi-VN"/>
+        </w:rPr>
+      </w:pPr>
+      <w:r>
+        <w:rPr>
+          <w:bCs/>
+          <w:lang w:val="vi-VN"/>
+        </w:rPr>
+        <w:t>no ip cef</w:t>
+      </w:r>
+    </w:p>
+    <w:p>
+      <w:pPr>
+        <w:rPr>
+          <w:bCs/>
+          <w:lang w:val="vi-VN"/>
+        </w:rPr>
+      </w:pPr>
+      <w:r>
+        <w:rPr>
+          <w:bCs/>
+          <w:lang w:val="vi-VN"/>
+        </w:rPr>
+        <w:t>interface s1/0</w:t>
+      </w:r>
+    </w:p>
+    <w:p>
+      <w:pPr>
+        <w:rPr>
+          <w:bCs/>
+          <w:lang w:val="vi-VN"/>
+        </w:rPr>
+      </w:pPr>
+      <w:r>
+        <w:rPr>
+          <w:bCs/>
+          <w:lang w:val="vi-VN"/>
+        </w:rPr>
+        <w:t xml:space="preserve"> ip address 10.0.0.2 255.255.255.248</w:t>
+      </w:r>
+    </w:p>
+    <w:p>
+      <w:pPr>
+        <w:rPr>
+          <w:bCs/>
+          <w:lang w:val="vi-VN"/>
+        </w:rPr>
+      </w:pPr>
+      <w:r>
+        <w:rPr>
+          <w:bCs/>
+          <w:lang w:val="vi-VN"/>
+        </w:rPr>
+        <w:t xml:space="preserve"> ip nat inside</w:t>
+      </w:r>
+    </w:p>
+    <w:p>
+      <w:pPr>
+        <w:rPr>
+          <w:bCs/>
+          <w:lang w:val="vi-VN"/>
+        </w:rPr>
+      </w:pPr>
+      <w:r>
+        <w:rPr>
+          <w:bCs/>
+          <w:lang w:val="vi-VN"/>
+        </w:rPr>
+        <w:t xml:space="preserve"> no shutdown</w:t>
+      </w:r>
+    </w:p>
+    <w:p>
+      <w:pPr>
+        <w:rPr>
+          <w:bCs/>
+          <w:lang w:val="vi-VN"/>
+        </w:rPr>
+      </w:pPr>
+      <w:r>
+        <w:rPr>
+          <w:bCs/>
+          <w:lang w:val="vi-VN"/>
+        </w:rPr>
+        <w:t>interface s1/1</w:t>
+      </w:r>
+    </w:p>
+    <w:p>
+      <w:pPr>
+        <w:rPr>
+          <w:bCs/>
+          <w:lang w:val="vi-VN"/>
+        </w:rPr>
+      </w:pPr>
+      <w:r>
+        <w:rPr>
+          <w:bCs/>
+          <w:lang w:val="vi-VN"/>
+        </w:rPr>
+        <w:t xml:space="preserve"> ip address 10.0.0.129 255.255.255.248</w:t>
+      </w:r>
+    </w:p>
+    <w:p>
+      <w:pPr>
+        <w:rPr>
+          <w:bCs/>
+          <w:lang w:val="vi-VN"/>
+        </w:rPr>
+      </w:pPr>
+      <w:r>
+        <w:rPr>
+          <w:bCs/>
+          <w:lang w:val="vi-VN"/>
+        </w:rPr>
+        <w:t xml:space="preserve"> ip nat inside</w:t>
+      </w:r>
+    </w:p>
+    <w:p>
+      <w:pPr>
+        <w:rPr>
+          <w:bCs/>
+          <w:lang w:val="vi-VN"/>
+        </w:rPr>
+      </w:pPr>
+      <w:r>
+        <w:rPr>
+          <w:bCs/>
+          <w:lang w:val="vi-VN"/>
+        </w:rPr>
+        <w:t xml:space="preserve"> no shutdown</w:t>
+      </w:r>
+    </w:p>
+    <w:p>
+      <w:pPr>
+        <w:rPr>
+          <w:bCs/>
+          <w:lang w:val="vi-VN"/>
+        </w:rPr>
+      </w:pPr>
+      <w:r>
+        <w:rPr>
+          <w:bCs/>
+          <w:lang w:val="vi-VN"/>
+        </w:rPr>
+        <w:t>interface e0/0</w:t>
+      </w:r>
+    </w:p>
+    <w:p>
+      <w:pPr>
+        <w:rPr>
+          <w:bCs/>
+          <w:lang w:val="vi-VN"/>
+        </w:rPr>
+      </w:pPr>
+      <w:r>
+        <w:rPr>
+          <w:bCs/>
+          <w:lang w:val="vi-VN"/>
+        </w:rPr>
+        <w:t xml:space="preserve"> ip address dhcp</w:t>
+      </w:r>
+    </w:p>
+    <w:p>
+      <w:pPr>
+        <w:rPr>
+          <w:bCs/>
+          <w:lang w:val="vi-VN"/>
+        </w:rPr>
+      </w:pPr>
+      <w:r>
+        <w:rPr>
+          <w:bCs/>
+          <w:lang w:val="vi-VN"/>
+        </w:rPr>
+        <w:t xml:space="preserve"> ip nat outside</w:t>
+      </w:r>
+    </w:p>
+    <w:p>
+      <w:pPr>
+        <w:rPr>
+          <w:bCs/>
+          <w:lang w:val="vi-VN"/>
+        </w:rPr>
+      </w:pPr>
+      <w:r>
+        <w:rPr>
+          <w:bCs/>
+          <w:lang w:val="vi-VN"/>
+        </w:rPr>
+        <w:t xml:space="preserve"> no shutdown</w:t>
+      </w:r>
+    </w:p>
+    <w:p>
+      <w:pPr>
+        <w:rPr>
+          <w:bCs/>
+          <w:lang w:val="vi-VN"/>
+        </w:rPr>
+      </w:pPr>
+      <w:r>
+        <w:rPr>
+          <w:bCs/>
+          <w:lang w:val="vi-VN"/>
+        </w:rPr>
+        <w:t>exit</w:t>
+      </w:r>
+    </w:p>
+    <w:p>
+      <w:pPr>
+        <w:rPr>
+          <w:bCs/>
+          <w:lang w:val="vi-VN"/>
+        </w:rPr>
+      </w:pPr>
+    </w:p>
+    <w:p>
+      <w:pPr>
+        <w:rPr>
+          <w:bCs/>
+          <w:lang w:val="vi-VN"/>
+        </w:rPr>
+      </w:pPr>
+      <w:r>
+        <w:rPr>
+          <w:bCs/>
+          <w:lang w:val="vi-VN"/>
+        </w:rPr>
+        <w:t>access-list 1 permit any</w:t>
+      </w:r>
+    </w:p>
+    <w:p>
+      <w:pPr>
+        <w:rPr>
+          <w:bCs/>
+          <w:lang w:val="vi-VN"/>
+        </w:rPr>
+      </w:pPr>
+      <w:r>
+        <w:rPr>
+          <w:bCs/>
+          <w:lang w:val="vi-VN"/>
+        </w:rPr>
+        <w:lastRenderedPageBreak/>
+        <w:t>ip nat inside source list 1 interface e0/0 overload</w:t>
+      </w:r>
+    </w:p>
+    <w:p>
+      <w:pPr>
+        <w:rPr>
+          <w:bCs/>
+          <w:lang w:val="vi-VN"/>
+        </w:rPr>
+      </w:pPr>
+    </w:p>
+    <w:p>
+      <w:pPr>
+        <w:rPr>
+          <w:bCs/>
+          <w:lang w:val="vi-VN"/>
+        </w:rPr>
+      </w:pPr>
+      <w:r>
+        <w:rPr>
+          <w:bCs/>
+          <w:lang w:val="vi-VN"/>
+        </w:rPr>
+        <w:t>router rip</w:t>
+      </w:r>
+    </w:p>
+    <w:p>
+      <w:pPr>
+        <w:rPr>
+          <w:bCs/>
+          <w:lang w:val="vi-VN"/>
+        </w:rPr>
+      </w:pPr>
+      <w:r>
+        <w:rPr>
+          <w:bCs/>
+          <w:lang w:val="vi-VN"/>
+        </w:rPr>
+        <w:t xml:space="preserve"> version 2</w:t>
+      </w:r>
+    </w:p>
+    <w:p>
+      <w:pPr>
+        <w:rPr>
+          <w:bCs/>
+          <w:lang w:val="vi-VN"/>
+        </w:rPr>
+      </w:pPr>
+      <w:r>
+        <w:rPr>
+          <w:bCs/>
+          <w:lang w:val="vi-VN"/>
+        </w:rPr>
+        <w:t xml:space="preserve"> no auto-summary</w:t>
+      </w:r>
+    </w:p>
+    <w:p>
+      <w:pPr>
+        <w:rPr>
+          <w:bCs/>
+          <w:lang w:val="vi-VN"/>
+        </w:rPr>
+      </w:pPr>
+      <w:r>
+        <w:rPr>
+          <w:bCs/>
+          <w:lang w:val="vi-VN"/>
+        </w:rPr>
+        <w:t xml:space="preserve"> network 10.0.0.0</w:t>
+      </w:r>
+    </w:p>
+    <w:p>
+      <w:pPr>
+        <w:rPr>
+          <w:bCs/>
+          <w:lang w:val="vi-VN"/>
+        </w:rPr>
+      </w:pPr>
+      <w:r>
+        <w:rPr>
+          <w:bCs/>
+          <w:lang w:val="vi-VN"/>
+        </w:rPr>
+        <w:t xml:space="preserve"> default-information originate</w:t>
+      </w:r>
+    </w:p>
+    <w:p>
+      <w:pPr>
+        <w:rPr>
+          <w:bCs/>
+          <w:lang w:val="vi-VN"/>
+        </w:rPr>
+      </w:pPr>
+      <w:r>
+        <w:rPr>
+          <w:bCs/>
+          <w:lang w:val="vi-VN"/>
+        </w:rPr>
+        <w:t>exit</w:t>
+      </w:r>
+    </w:p>
+    <w:p>
+      <w:pPr>
+        <w:rPr>
+          <w:bCs/>
+          <w:lang w:val="vi-VN"/>
+        </w:rPr>
+      </w:pPr>
+    </w:p>
+    <w:p>
+      <w:pPr>
+        <w:rPr>
+          <w:bCs/>
+          <w:lang w:val="vi-VN"/>
+        </w:rPr>
+      </w:pPr>
+      <w:r>
+        <w:rPr>
+          <w:bCs/>
+          <w:lang w:val="vi-VN"/>
+        </w:rPr>
+        <w:t>========== CẤU HÌNH CÁC MÁY TÍNH (VPCS) ==========</w:t>
+      </w:r>
+    </w:p>
+    <w:p>
+      <w:pPr>
+        <w:rPr>
+          <w:bCs/>
+          <w:lang w:val="vi-VN"/>
+        </w:rPr>
+      </w:pPr>
+    </w:p>
+    <w:p>
+      <w:pPr>
+        <w:rPr>
+          <w:bCs/>
+          <w:lang w:val="vi-VN"/>
+        </w:rPr>
+      </w:pPr>
+      <w:r>
+        <w:rPr>
+          <w:bCs/>
+          <w:lang w:val="vi-VN"/>
+        </w:rPr>
+        <w:t>! C_VL2</w:t>
+      </w:r>
+    </w:p>
+    <w:p>
+      <w:pPr>
+        <w:rPr>
+          <w:bCs/>
+          <w:lang w:val="vi-VN"/>
+        </w:rPr>
+      </w:pPr>
+      <w:r>
+        <w:rPr>
+          <w:bCs/>
+          <w:lang w:val="vi-VN"/>
+        </w:rPr>
+        <w:t>ip dhcp</w:t>
+      </w:r>
+    </w:p>
+    <w:p>
+      <w:pPr>
+        <w:rPr>
+          <w:bCs/>
+          <w:lang w:val="vi-VN"/>
+        </w:rPr>
+      </w:pPr>
+      <w:r>
+        <w:rPr>
+          <w:bCs/>
+          <w:lang w:val="vi-VN"/>
+        </w:rPr>
+        <w:t>save</w:t>
+      </w:r>
+    </w:p>
+    <w:p>
+      <w:pPr>
+        <w:rPr>
+          <w:bCs/>
+          <w:lang w:val="vi-VN"/>
+        </w:rPr>
+      </w:pPr>
+    </w:p>
+    <w:p>
+      <w:pPr>
+        <w:rPr>
+          <w:bCs/>
+          <w:lang w:val="vi-VN"/>
+        </w:rPr>
+      </w:pPr>
+      <w:r>
+        <w:rPr>
+          <w:bCs/>
+          <w:lang w:val="vi-VN"/>
+        </w:rPr>
+        <w:t>! C_VL3</w:t>
+      </w:r>
+    </w:p>
+    <w:p>
+      <w:pPr>
+        <w:rPr>
+          <w:bCs/>
+          <w:lang w:val="vi-VN"/>
+        </w:rPr>
+      </w:pPr>
+      <w:r>
+        <w:rPr>
+          <w:bCs/>
+          <w:lang w:val="vi-VN"/>
+        </w:rPr>
+        <w:t>ip dhcp</w:t>
+      </w:r>
+    </w:p>
+    <w:p>
+      <w:pPr>
+        <w:rPr>
+          <w:bCs/>
+          <w:lang w:val="vi-VN"/>
+        </w:rPr>
+      </w:pPr>
+      <w:r>
+        <w:rPr>
+          <w:bCs/>
+          <w:lang w:val="vi-VN"/>
+        </w:rPr>
+        <w:t>save</w:t>
+      </w:r>
+    </w:p>
+    <w:p>
+      <w:pPr>
+        <w:rPr>
+          <w:bCs/>
+          <w:lang w:val="vi-VN"/>
+        </w:rPr>
+      </w:pPr>
+    </w:p>
+    <w:p>
+      <w:pPr>
+        <w:rPr>
+          <w:bCs/>
+          <w:lang w:val="vi-VN"/>
+        </w:rPr>
+      </w:pPr>
+      <w:r>
+        <w:rPr>
+          <w:bCs/>
+          <w:lang w:val="vi-VN"/>
+        </w:rPr>
+        <w:t>! VPC_R1 (Máy nối với cổng e0/1 của R1)</w:t>
+      </w:r>
+    </w:p>
+    <w:p>
+      <w:pPr>
+        <w:rPr>
+          <w:bCs/>
+          <w:lang w:val="vi-VN"/>
+        </w:rPr>
+      </w:pPr>
+      <w:r>
+        <w:rPr>
+          <w:bCs/>
+          <w:lang w:val="vi-VN"/>
+        </w:rPr>
+        <w:t>ip dhcp</w:t>
+      </w:r>
+    </w:p>
+    <w:p>
+      <w:pPr>
+        <w:rPr>
+          <w:bCs/>
+          <w:lang w:val="vi-VN"/>
+        </w:rPr>
+      </w:pPr>
+      <w:r>
+        <w:rPr>
+          <w:bCs/>
+          <w:lang w:val="vi-VN"/>
+        </w:rPr>
+        <w:t>save</w:t>
+      </w:r>
+    </w:p>
+    <w:p>
+      <w:pPr>
+        <w:rPr>
+          <w:bCs/>
+          <w:lang w:val="vi-VN"/>
+        </w:rPr>
+      </w:pPr>
+    </w:p>
+    <w:p>
+      <w:pPr>
+        <w:rPr>
+          <w:bCs/>
+          <w:lang w:val="vi-VN"/>
+        </w:rPr>
+      </w:pPr>
+      <w:r>
+        <w:rPr>
+          <w:bCs/>
+          <w:lang w:val="vi-VN"/>
+        </w:rPr>
+        <w:t>! WebServer1 (Nối e0/0 của R2)</w:t>
+      </w:r>
+    </w:p>
+    <w:p>
+      <w:pPr>
+        <w:rPr>
+          <w:bCs/>
+          <w:lang w:val="vi-VN"/>
+        </w:rPr>
+      </w:pPr>
+      <w:r>
+        <w:rPr>
+          <w:bCs/>
+          <w:lang w:val="vi-VN"/>
+        </w:rPr>
+        <w:t>ip 172.16.200.2 255.255.255.240 172.16.200.1</w:t>
+      </w:r>
+    </w:p>
+    <w:p>
+      <w:pPr>
+        <w:rPr>
+          <w:bCs/>
+          <w:lang w:val="vi-VN"/>
+        </w:rPr>
+      </w:pPr>
+      <w:r>
+        <w:rPr>
+          <w:bCs/>
+          <w:lang w:val="vi-VN"/>
+        </w:rPr>
+        <w:t>save</w:t>
+      </w:r>
+    </w:p>
+    <w:p>
+      <w:pPr>
+        <w:rPr>
+          <w:bCs/>
+          <w:lang w:val="vi-VN"/>
+        </w:rPr>
+      </w:pPr>
+    </w:p>
+    <w:p>
+      <w:pPr>
+        <w:rPr>
+          <w:bCs/>
+          <w:lang w:val="vi-VN"/>
+        </w:rPr>
+      </w:pPr>
+      <w:r>
+        <w:rPr>
+          <w:bCs/>
+          <w:lang w:val="vi-VN"/>
+        </w:rPr>
+        <w:t>! WebServer2 (Nối e0/1 của R2)</w:t>
+      </w:r>
+    </w:p>
+    <w:p>
+      <w:pPr>
+        <w:rPr>
+          <w:bCs/>
+          <w:lang w:val="vi-VN"/>
+        </w:rPr>
+      </w:pPr>
+      <w:r>
+        <w:rPr>
+          <w:bCs/>
+          <w:lang w:val="vi-VN"/>
+        </w:rPr>
+        <w:lastRenderedPageBreak/>
+        <w:t>ip 172.16.200.130 255.255.255.240 172.16.200.129</w:t>
+      </w:r>
+    </w:p>
+    <w:p>
+      <w:pPr>
+        <w:rPr>
+          <w:bCs/>
+          <w:lang w:val="vi-VN"/>
+        </w:rPr>
+      </w:pPr>
+      <w:r>
+        <w:rPr>
+          <w:bCs/>
+          <w:lang w:val="vi-VN"/>
+        </w:rPr>
+        <w:t>save</w:t>
+      </w:r>
+    </w:p>
+    <w:p>
+      <w:pPr>
+        <w:rPr>
+          <w:bCs/>
+          <w:lang w:val="vi-VN"/>
+        </w:rPr>
+      </w:pPr>
+      <w:r>
+        <w:rPr>
+          <w:bCs/>
+          <w:lang w:val="vi-VN"/>
+        </w:rPr>
+        <w:t>1. Show và giải thích các thành phần của Control List:</w:t>
+      </w:r>
+    </w:p>
+    <w:p>
+      <w:pPr>
+        <w:rPr>
+          <w:bCs/>
+          <w:lang w:val="vi-VN"/>
+        </w:rPr>
+      </w:pPr>
+      <w:r>
+        <w:rPr>
+          <w:bCs/>
+          <w:lang w:val="vi-VN"/>
+        </w:rPr>
+        <w:t>Một danh sách kiểm soát truy cập (ACL) tiêu chuẩn hoặc mở rộng thường bao gồm các thành phần sau:</w:t>
+      </w:r>
+    </w:p>
+    <w:p>
+      <w:pPr>
+        <w:rPr>
+          <w:bCs/>
+          <w:lang w:val="vi-VN"/>
+        </w:rPr>
+      </w:pPr>
+      <w:r>
+        <w:rPr>
+          <w:bCs/>
+          <w:lang w:val="vi-VN"/>
+        </w:rPr>
+        <w:t>- Số hiệu hoặc Tên ACL (ACL Number/Name): Dùng để định danh. (Standard: 1-99, 1300-1999; Extended: 100-199, 2000-2699) hoặc dùng Named ACL (đặt tên gợi nhớ như ACL_VLAN2).</w:t>
+      </w:r>
+    </w:p>
+    <w:p>
+      <w:pPr>
+        <w:rPr>
+          <w:bCs/>
+          <w:lang w:val="vi-VN"/>
+        </w:rPr>
+      </w:pPr>
+      <w:r>
+        <w:rPr>
+          <w:bCs/>
+          <w:lang w:val="vi-VN"/>
+        </w:rPr>
+        <w:t>- Hành động (Action): \permit\ (cho phép gói tin đi qua) hoặc \deny\ (huỷ bỏ gói tin).</w:t>
+      </w:r>
+    </w:p>
+    <w:p>
+      <w:pPr>
+        <w:rPr>
+          <w:bCs/>
+          <w:lang w:val="vi-VN"/>
+        </w:rPr>
+      </w:pPr>
+      <w:r>
+        <w:rPr>
+          <w:bCs/>
+          <w:lang w:val="vi-VN"/>
+        </w:rPr>
+        <w:t>- Giao thức (Protocol - Chỉ có ở Extended): Chỉ định loại giao thức cụ thể như \ip\, \</w:t>
+      </w:r>
+      <w:r>
+        <w:rPr>
+          <w:bCs/>
+          <w:lang w:val="vi-VN"/>
+        </w:rPr>
+        <w:tab/>
+        <w:t>cp\, \udp\, \icmp\...</w:t>
+      </w:r>
+    </w:p>
+    <w:p>
+      <w:pPr>
+        <w:rPr>
+          <w:bCs/>
+          <w:lang w:val="vi-VN"/>
+        </w:rPr>
+      </w:pPr>
+      <w:r>
+        <w:rPr>
+          <w:bCs/>
+          <w:lang w:val="vi-VN"/>
+        </w:rPr>
+        <w:t>- IP Nguồn và Wildcard Mask (Source Address): Xác định địa chỉ IP hoặc dải mạng của máy gửi gói tin. (VD: \192.168.2.0 0.0.0.15\).</w:t>
+      </w:r>
+    </w:p>
+    <w:p>
+      <w:pPr>
+        <w:rPr>
+          <w:bCs/>
+          <w:lang w:val="vi-VN"/>
+        </w:rPr>
+      </w:pPr>
+      <w:r>
+        <w:rPr>
+          <w:bCs/>
+          <w:lang w:val="vi-VN"/>
+        </w:rPr>
+        <w:t>- IP Đích và Wildcard Mask (Destination Address - Chỉ có ở Extended): Xác định địa chỉ IP hoặc dải mạng nơi gói tin đi tới.</w:t>
+      </w:r>
+    </w:p>
+    <w:p>
+      <w:pPr>
+        <w:rPr>
+          <w:bCs/>
+          <w:lang w:val="vi-VN"/>
+        </w:rPr>
+      </w:pPr>
+      <w:r>
+        <w:rPr>
+          <w:bCs/>
+          <w:lang w:val="vi-VN"/>
+        </w:rPr>
+        <w:t>- Toán tử và Cổng dịch vụ (Operator &amp; Port - Chỉ có ở Extended): So sánh cổng đích/nguồn (VD: \eq 80\ cho HTTP, \eq 443\ cho HTTPS, \eq 21\ cho FTP).</w:t>
+      </w:r>
+    </w:p>
+    <w:p>
+      <w:pPr>
+        <w:rPr>
+          <w:bCs/>
+          <w:lang w:val="vi-VN"/>
+        </w:rPr>
+      </w:pPr>
+      <w:r>
+        <w:rPr>
+          <w:bCs/>
+          <w:lang w:val="vi-VN"/>
+        </w:rPr>
+        <w:t>- Implicit Deny Any: Dòng luật ngầm định nằm ở cuối cùng của mọi danh sách ACL. Nếu một gói tin không khớp với bất kỳ dòng \permit\ hoặc \deny\ nào ở trên, nó sẽ bị cấm đi qua (\deny ip any any\).</w:t>
+      </w:r>
+    </w:p>
+    <w:p>
+      <w:pPr>
+        <w:rPr>
+          <w:bCs/>
+          <w:lang w:val="vi-VN"/>
+        </w:rPr>
+      </w:pPr>
+    </w:p>
+    <w:p>
+      <w:pPr>
+        <w:rPr>
+          <w:bCs/>
+          <w:lang w:val="vi-VN"/>
+        </w:rPr>
+      </w:pPr>
+      <w:r>
+        <w:rPr>
+          <w:bCs/>
+          <w:lang w:val="vi-VN"/>
+        </w:rPr>
+        <w:t>2. Lý do dùng Access Control List Standard và Extended:</w:t>
+      </w:r>
+    </w:p>
+    <w:p>
+      <w:pPr>
+        <w:rPr>
+          <w:bCs/>
+          <w:lang w:val="vi-VN"/>
+        </w:rPr>
+      </w:pPr>
+      <w:r>
+        <w:rPr>
+          <w:bCs/>
+          <w:lang w:val="vi-VN"/>
+        </w:rPr>
+        <w:t>- Standard ACL (ACL Tiêu chuẩn):</w:t>
+      </w:r>
+    </w:p>
+    <w:p>
+      <w:pPr>
+        <w:rPr>
+          <w:bCs/>
+          <w:lang w:val="vi-VN"/>
+        </w:rPr>
+      </w:pPr>
+      <w:r>
+        <w:rPr>
+          <w:bCs/>
+          <w:lang w:val="vi-VN"/>
+        </w:rPr>
+        <w:t xml:space="preserve">  + Đặc điểm: Chỉ kiểm tra được địa chỉ IP NGUỒN của gói tin.</w:t>
+      </w:r>
+    </w:p>
+    <w:p>
+      <w:pPr>
+        <w:rPr>
+          <w:bCs/>
+          <w:lang w:val="vi-VN"/>
+        </w:rPr>
+      </w:pPr>
+      <w:r>
+        <w:rPr>
+          <w:bCs/>
+          <w:lang w:val="vi-VN"/>
+        </w:rPr>
+        <w:t xml:space="preserve">  + Lý do sử dụng: Được sử dụng cho các yêu cầu lọc mạng đơn giản (chặn/cho phép toàn bộ lưu lượng từ một mạng/host cụ thể đi đến bất kỳ đâu). Cấu hình nhanh, xử lý nhẹ nhàng ít tốn CPU của Router.</w:t>
+      </w:r>
+    </w:p>
+    <w:p>
+      <w:pPr>
+        <w:rPr>
+          <w:bCs/>
+          <w:lang w:val="vi-VN"/>
+        </w:rPr>
+      </w:pPr>
+      <w:r>
+        <w:rPr>
+          <w:bCs/>
+          <w:lang w:val="vi-VN"/>
+        </w:rPr>
+        <w:t xml:space="preserve">  + Nguyên tắc đặt: Thường được áp dụng ở Interface gần ĐÍCH (Destination) nhất để tránh việc vô tình chặn luồng traffic đi đến các mạng hợp lệ khác.</w:t>
+      </w:r>
+    </w:p>
+    <w:p>
+      <w:pPr>
+        <w:rPr>
+          <w:bCs/>
+          <w:lang w:val="vi-VN"/>
+        </w:rPr>
+      </w:pPr>
+    </w:p>
+    <w:p>
+      <w:pPr>
+        <w:rPr>
+          <w:bCs/>
+          <w:lang w:val="vi-VN"/>
+        </w:rPr>
+      </w:pPr>
+      <w:r>
+        <w:rPr>
+          <w:bCs/>
+          <w:lang w:val="vi-VN"/>
+        </w:rPr>
+        <w:t>- Extended ACL (ACL Mở rộng):</w:t>
+      </w:r>
+    </w:p>
+    <w:p>
+      <w:pPr>
+        <w:rPr>
+          <w:bCs/>
+          <w:lang w:val="vi-VN"/>
+        </w:rPr>
+      </w:pPr>
+      <w:r>
+        <w:rPr>
+          <w:bCs/>
+          <w:lang w:val="vi-VN"/>
+        </w:rPr>
+        <w:t xml:space="preserve">  + Đặc điểm: Lọc gói tin chi tiết dựa trên cả IP nguồn, IP đích, loại giao thức (TCP, UDP, ICMP) và số Port.</w:t>
+      </w:r>
+    </w:p>
+    <w:p>
+      <w:pPr>
+        <w:rPr>
+          <w:bCs/>
+          <w:lang w:val="vi-VN"/>
+        </w:rPr>
+      </w:pPr>
+      <w:r>
+        <w:rPr>
+          <w:bCs/>
+          <w:lang w:val="vi-VN"/>
+        </w:rPr>
+        <w:lastRenderedPageBreak/>
+        <w:t xml:space="preserve">  + Lý do sử dụng: Khi cần áp dụng các chính sách bảo mật phức tạp, chi tiết (Ví dụ: Chỉ cho phép ping nhưng cấm lướt web, hoặc cấm IP A truy cập Server B nhưng vẫn cho phép ra Internet). Mang lại độ linh hoạt và bảo mật cao nhất cho mạng.</w:t>
+      </w:r>
+    </w:p>
+    <w:p>
+      <w:pPr>
+        <w:rPr>
+          <w:noProof/>
+          <w:lang w:val="vi-VN"/>
+        </w:rPr>
+      </w:pPr>
+      <w:r>
+        <w:rPr>
+          <w:bCs/>
+          <w:lang w:val="vi-VN"/>
+        </w:rPr>
+        <w:t xml:space="preserve">  + Nguyên tắc đặt: Thường được áp dụng ở Interface gần NGUỒN (Source) nhất để chặn ngay các gói tin không hợp lệ từ ''trứng nước'', giúp tiết kiệm băng thông mạng.</w:t>
+      </w:r>
+      <w:r>
+        <w:rPr>
+          <w:noProof/>
+        </w:rPr>
+        <w:t xml:space="preserve"> </w:t>
+      </w:r>
+      <w:r>
+        <w:rPr>
+          <w:bCs/>
+          <w:lang w:val="vi-VN"/>
+        </w:rPr>
+        <w:drawing>
+          <wp:inline distT="0" distB="0" distL="0" distR="0" wp14:anchorId="335511A0" wp14:editId="3D11C341">
+            <wp:extent cx="5943600" cy="4918710"/>
+            <wp:effectExtent l="0" t="0" r="0" b="0"/>
+            <wp:docPr id="1345990079" name="Picture 1"/>
+            <wp:cNvGraphicFramePr>
+              <a:graphicFrameLocks xmlns:a="http://schemas.openxmlformats.org/drawingml/2006/main" noChangeAspect="1"/>
+            </wp:cNvGraphicFramePr>
+            <a:graphic xmlns:a="http://schemas.openxmlformats.org/drawingml/2006/main">
+              <a:graphicData uri="http://schemas.openxmlformats.org/drawingml/2006/picture">
+                <pic:pic xmlns:pic="http://schemas.openxmlformats.org/drawingml/2006/picture">
+                  <pic:nvPicPr>
+                    <pic:cNvPr id="1345990079" name=""/>
+                    <pic:cNvPicPr/>
+                  </pic:nvPicPr>
+                  <pic:blipFill>
+                    <a:blip r:embed="rId40"/>
+                    <a:stretch>
+                      <a:fillRect/>
+                    </a:stretch>
+                  </pic:blipFill>
+                  <pic:spPr>
+                    <a:xfrm>
+                      <a:off x="0" y="0"/>
+                      <a:ext cx="5943600" cy="4918710"/>
+                    </a:xfrm>
+                    <a:prstGeom prst="rect">
+                      <a:avLst/>
+                    </a:prstGeom>
+                  </pic:spPr>
+                </pic:pic>
+              </a:graphicData>
+            </a:graphic>
+          </wp:inline>
+        </w:drawing>
+      </w:r>
+      <w:r>
+        <w:rPr>
+          <w:noProof/>
+        </w:rPr>
+        <w:t>SW_CL đã tự động học thành công VLAN 2 và VLAN 3 từ SW_SERVER thông qua giao thức VTP (cùng domain Lab5). Các cổng truy cập (Access) Et2/0 và Et3/0 trên SW_CL đã được gán chính xác.</w:t>
+      </w:r>
+    </w:p>
+    <w:p>
+      <w:pPr>
+        <w:rPr>
+          <w:bCs/>
+          <w:lang w:val="vi-VN"/>
+        </w:rPr>
+      </w:pPr>
+      <w:r>
+        <w:rPr>
+          <w:bCs/>
+          <w:lang w:val="vi-VN"/>
+        </w:rPr>
+        <w:lastRenderedPageBreak/>
+        <w:drawing>
+          <wp:inline distT="0" distB="0" distL="0" distR="0" wp14:anchorId="1D752209" wp14:editId="12C7FE31">
+            <wp:extent cx="5943600" cy="5332095"/>
+            <wp:effectExtent l="0" t="0" r="0" b="1905"/>
+            <wp:docPr id="96474568" name="Picture 1"/>
+            <wp:cNvGraphicFramePr>
+              <a:graphicFrameLocks xmlns:a="http://schemas.openxmlformats.org/drawingml/2006/main" noChangeAspect="1"/>
+            </wp:cNvGraphicFramePr>
+            <a:graphic xmlns:a="http://schemas.openxmlformats.org/drawingml/2006/main">
+              <a:graphicData uri="http://schemas.openxmlformats.org/drawingml/2006/picture">
+                <pic:pic xmlns:pic="http://schemas.openxmlformats.org/drawingml/2006/picture">
+                  <pic:nvPicPr>
+                    <pic:cNvPr id="96474568" name=""/>
+                    <pic:cNvPicPr/>
+                  </pic:nvPicPr>
+                  <pic:blipFill>
+                    <a:blip r:embed="rId41"/>
+                    <a:stretch>
+                      <a:fillRect/>
+                    </a:stretch>
+                  </pic:blipFill>
+                  <pic:spPr>
+                    <a:xfrm>
+                      <a:off x="0" y="0"/>
+                      <a:ext cx="5943600" cy="5332095"/>
+                    </a:xfrm>
+                    <a:prstGeom prst="rect">
+                      <a:avLst/>
+                    </a:prstGeom>
+                  </pic:spPr>
+                </pic:pic>
+              </a:graphicData>
+            </a:graphic>
+          </wp:inline>
+        </w:drawing>
+      </w:r>
+    </w:p>
+    <w:p>
+      <w:pPr>
+        <w:rPr>
+          <w:noProof/>
+        </w:rPr>
+      </w:pPr>
+      <w:r>
+        <w:rPr>
+          <w:bCs/>
+          <w:lang w:val="vi-VN"/>
+        </w:rPr>
+        <w:t>Các cổng Uplink giữa Router-Switch và Switch-Switch đều đã đàm phán thành công kết nối Trunk (chuẩn 802.1q), cho phép VLAN 1, 2, 3 đi qua.</w:t>
+      </w:r>
+      <w:r>
+        <w:rPr>
+          <w:noProof/>
+        </w:rPr>
+        <w:t xml:space="preserve"> </w:t>
+      </w:r>
+      <w:r>
+        <w:rPr>
+          <w:bCs/>
+          <w:lang w:val="vi-VN"/>
+        </w:rPr>
+        <w:lastRenderedPageBreak/>
+        <w:drawing>
+          <wp:inline distT="0" distB="0" distL="0" distR="0" wp14:anchorId="31A1C76B" wp14:editId="5165A6D4">
+            <wp:extent cx="5943600" cy="3992880"/>
+            <wp:effectExtent l="0" t="0" r="0" b="7620"/>
+            <wp:docPr id="2124775395" name="Picture 1"/>
+            <wp:cNvGraphicFramePr>
+              <a:graphicFrameLocks xmlns:a="http://schemas.openxmlformats.org/drawingml/2006/main" noChangeAspect="1"/>
+            </wp:cNvGraphicFramePr>
+            <a:graphic xmlns:a="http://schemas.openxmlformats.org/drawingml/2006/main">
+              <a:graphicData uri="http://schemas.openxmlformats.org/drawingml/2006/picture">
+                <pic:pic xmlns:pic="http://schemas.openxmlformats.org/drawingml/2006/picture">
+                  <pic:nvPicPr>
+                    <pic:cNvPr id="2124775395" name=""/>
+                    <pic:cNvPicPr/>
+                  </pic:nvPicPr>
+                  <pic:blipFill>
+                    <a:blip r:embed="rId42"/>
+                    <a:stretch>
+                      <a:fillRect/>
+                    </a:stretch>
+                  </pic:blipFill>
+                  <pic:spPr>
+                    <a:xfrm>
+                      <a:off x="0" y="0"/>
+                      <a:ext cx="5943600" cy="3992880"/>
+                    </a:xfrm>
+                    <a:prstGeom prst="rect">
+                      <a:avLst/>
+                    </a:prstGeom>
+                  </pic:spPr>
+                </pic:pic>
+              </a:graphicData>
+            </a:graphic>
+          </wp:inline>
+        </w:drawing>
+      </w:r>
+      <w:r>
+        <w:rPr>
+          <w:noProof/>
+        </w:rPr>
+        <w:t>Định tuyến RIPv2 hoạt động hoàn hảo. R1 và R2 đều thấy được các mạng nội bộ của nhau (chữ R) và đều học được Default Route (R 0.0.0.0/0) để đi ra Internet thông qua R3.</w:t>
+      </w:r>
+      <w:r>
+        <w:rPr>
+          <w:noProof/>
+        </w:rPr>
+        <w:t xml:space="preserve"> </w:t>
+      </w:r>
+      <w:r>
+        <w:rPr>
+          <w:noProof/>
+        </w:rPr>
+        <w:drawing>
+          <wp:inline distT="0" distB="0" distL="0" distR="0" wp14:anchorId="354A7804" wp14:editId="6A0BDDAC">
+            <wp:extent cx="5943600" cy="3869690"/>
+            <wp:effectExtent l="0" t="0" r="0" b="0"/>
+            <wp:docPr id="47661775" name="Picture 1"/>
+            <wp:cNvGraphicFramePr>
+              <a:graphicFrameLocks xmlns:a="http://schemas.openxmlformats.org/drawingml/2006/main" noChangeAspect="1"/>
+            </wp:cNvGraphicFramePr>
+            <a:graphic xmlns:a="http://schemas.openxmlformats.org/drawingml/2006/main">
+              <a:graphicData uri="http://schemas.openxmlformats.org/drawingml/2006/picture">
+                <pic:pic xmlns:pic="http://schemas.openxmlformats.org/drawingml/2006/picture">
+                  <pic:nvPicPr>
+                    <pic:cNvPr id="47661775" name=""/>
+                    <pic:cNvPicPr/>
+                  </pic:nvPicPr>
+                  <pic:blipFill>
+                    <a:blip r:embed="rId43"/>
+                    <a:stretch>
+                      <a:fillRect/>
+                    </a:stretch>
+                  </pic:blipFill>
+                  <pic:spPr>
+                    <a:xfrm>
+                      <a:off x="0" y="0"/>
+                      <a:ext cx="5943600" cy="3869690"/>
+                    </a:xfrm>
+                    <a:prstGeom prst="rect">
+                      <a:avLst/>
+                    </a:prstGeom>
+                  </pic:spPr>
+                </pic:pic>
+              </a:graphicData>
+            </a:graphic>
+          </wp:inline>
+        </w:drawing>
+      </w:r>
+      <w:r>
+        <w:rPr>
+          <w:noProof/>
+        </w:rPr>
+        <w:lastRenderedPageBreak/>
+        <w:drawing>
+          <wp:inline distT="0" distB="0" distL="0" distR="0" wp14:anchorId="22AB4874" wp14:editId="3A73AE0E">
+            <wp:extent cx="5943600" cy="3816985"/>
+            <wp:effectExtent l="0" t="0" r="0" b="0"/>
+            <wp:docPr id="1883180516" name="Picture 1"/>
+            <wp:cNvGraphicFramePr>
+              <a:graphicFrameLocks xmlns:a="http://schemas.openxmlformats.org/drawingml/2006/main" noChangeAspect="1"/>
+            </wp:cNvGraphicFramePr>
+            <a:graphic xmlns:a="http://schemas.openxmlformats.org/drawingml/2006/main">
+              <a:graphicData uri="http://schemas.openxmlformats.org/drawingml/2006/picture">
+                <pic:pic xmlns:pic="http://schemas.openxmlformats.org/drawingml/2006/picture">
+                  <pic:nvPicPr>
+                    <pic:cNvPr id="1883180516" name=""/>
+                    <pic:cNvPicPr/>
+                  </pic:nvPicPr>
+                  <pic:blipFill>
+                    <a:blip r:embed="rId44"/>
+                    <a:stretch>
+                      <a:fillRect/>
+                    </a:stretch>
+                  </pic:blipFill>
+                  <pic:spPr>
+                    <a:xfrm>
+                      <a:off x="0" y="0"/>
+                      <a:ext cx="5943600" cy="3816985"/>
+                    </a:xfrm>
+                    <a:prstGeom prst="rect">
+                      <a:avLst/>
+                    </a:prstGeom>
+                  </pic:spPr>
+                </pic:pic>
+              </a:graphicData>
+            </a:graphic>
+          </wp:inline>
+        </w:drawing>
+      </w:r>
+      <w:r>
+        <w:rPr>
+          <w:noProof/>
+        </w:rPr>
+        <w:t xml:space="preserve">Đây không phải là lỗi cấu hình, mà là lỗi xung đột dải mạng của phần mềm (Routing Conflict). Cụ thể, trên môi trường EVE-NG, card NAT nối ra Internet (Cloud1) đang sử dụng mạng \192.168.2.0/24\ (cấp IP cho e0/0 của R3). Điều này hoàn toàn trùng lặp với dải IP của VLAN 2 theo yêu cầu đề bài (\192.168.2.0/24\). </w:t>
+      </w:r>
+    </w:p>
+    <w:p>
+      <w:pPr>
+        <w:rPr>
+          <w:noProof/>
+        </w:rPr>
+      </w:pPr>
+      <w:r>
+        <w:rPr>
+          <w:noProof/>
+        </w:rPr>
+        <w:t>Hậu quả là bảng định tuyến R3 có 2 tuyến đường đến 192.168.2.0/24. Do Connected Route (AD=0) luôn ưu tiên hơn RIP (AD=120), khi 8.8.8.8 trả gói tin phản hồi về cho C_VL2, R3 đã đẩy nó ngược ra Cloud Internet thay vì chuyển về R1. Chứng minh cho điều này, C_VL3 khác dải mạng (192.168.3.x) vẫn Ping Internet thành công rực rỡ.</w:t>
+      </w:r>
+      <w:r>
+        <w:rPr>
+          <w:noProof/>
+        </w:rPr>
+        <w:t xml:space="preserve"> </w:t>
+      </w:r>
+      <w:r>
+        <w:rPr>
+          <w:noProof/>
+        </w:rPr>
+        <w:lastRenderedPageBreak/>
+        <w:drawing>
+          <wp:inline distT="0" distB="0" distL="0" distR="0" wp14:anchorId="4B47DEF9" wp14:editId="3266273E">
+            <wp:extent cx="5943600" cy="3683635"/>
+            <wp:effectExtent l="0" t="0" r="0" b="0"/>
+            <wp:docPr id="1620199023" name="Picture 1"/>
+            <wp:cNvGraphicFramePr>
+              <a:graphicFrameLocks xmlns:a="http://schemas.openxmlformats.org/drawingml/2006/main" noChangeAspect="1"/>
+            </wp:cNvGraphicFramePr>
+            <a:graphic xmlns:a="http://schemas.openxmlformats.org/drawingml/2006/main">
+              <a:graphicData uri="http://schemas.openxmlformats.org/drawingml/2006/picture">
+                <pic:pic xmlns:pic="http://schemas.openxmlformats.org/drawingml/2006/picture">
+                  <pic:nvPicPr>
+                    <pic:cNvPr id="1620199023" name=""/>
+                    <pic:cNvPicPr/>
+                  </pic:nvPicPr>
+                  <pic:blipFill>
+                    <a:blip r:embed="rId45"/>
+                    <a:stretch>
+                      <a:fillRect/>
+                    </a:stretch>
+                  </pic:blipFill>
+                  <pic:spPr>
+                    <a:xfrm>
+                      <a:off x="0" y="0"/>
+                      <a:ext cx="5943600" cy="3683635"/>
+                    </a:xfrm>
+                    <a:prstGeom prst="rect">
+                      <a:avLst/>
+                    </a:prstGeom>
+                  </pic:spPr>
+                </pic:pic>
+              </a:graphicData>
+            </a:graphic>
+          </wp:inline>
+        </w:drawing>
+      </w:r>
+      <w:r>
+        <w:rPr>
+          <w:noProof/>
+        </w:rPr>
+        <w:t>Thông số Matches: Kết quả \(15 matches)\ và \(23 matches)\ ở cuối dòng lệnh \permit ip any any\ là bằng chứng rõ ràng nhất cho thấy Router đã thực sự hoạt động và bắt được các gói tin đi qua. Mỗi khi có một gói tin ping hoặc lướt web khớp với luật, con số này sẽ đếm tăng lên. Nếu cấu hình sai, con số này sẽ luôn là 0.</w:t>
+      </w:r>
+    </w:p>
+    <w:p>
+      <w:pPr>
+        <w:rPr>
+          <w:noProof/>
+        </w:rPr>
+      </w:pPr>
+      <w:r>
+        <w:rPr>
+          <w:noProof/>
+        </w:rPr>
+        <w:t>- Xác nhận ốp ACL vào cổng: Trong kết quả của lệnh \show ip interface e0/0.2\, dòng \Inbound access list is ACL_VLAN2\ chứng minh rằng danh sách lọc ACL_VLAN2 đã được gắn thành công vào cổng mạng của VLAN 2 theo chiều đi vào (\Inbound\). Nếu thiếu bước áp dụng vào cổng, toàn bộ ACL đã viết sẽ trở nên vô tác dụng.</w:t>
+      </w:r>
+    </w:p>
+    <w:p>
+      <w:pPr>
+        <w:rPr>
+          <w:noProof/>
+        </w:rPr>
+      </w:pPr>
+      <w:r>
+        <w:rPr>
+          <w:noProof/>
+        </w:rPr>
+        <w:t>- Nguyên lý hoạt động Top-Down: Dựa trên số thứ tự 10, 20, 30... Router sẽ lọc từ trên xuống dưới. Bất cứ khi nào gói tin khớp với một dòng lệnh, Router sẽ lập tức cho qua (permit) hoặc ném sọt rác (deny) mà không thèm đọc các dòng bên dưới. Do đó, logic viết ACL của bài Lab này (đưa luật chặt chẽ lên đầu, luật rộng rãi xuống cuối) đã thể hiện chính xác nguyên lý hoạt động của Extended ACL.</w:t>
+      </w:r>
+    </w:p>
+    <w:p>
+      <w:pPr>
+        <w:rPr>
+          <w:bCs/>
+          <w:lang w:val="vi-VN"/>
+        </w:rPr>
+      </w:pPr>
+    </w:p>
+    <w:p>
+      <w:pPr>
+        <w:rPr>
+          <w:bCs/>
+          <w:lang w:val="vi-VN"/>
+        </w:rPr>
+      </w:pPr>
+      <w:r>
+        <w:rPr>
+          <w:bCs/>
+          <w:lang w:val="vi-VN"/>
+        </w:rPr>
+        <w:lastRenderedPageBreak/>
+        <w:drawing>
+          <wp:inline distT="0" distB="0" distL="0" distR="0" wp14:anchorId="6B54A0BB" wp14:editId="358D47BA">
+            <wp:extent cx="5943600" cy="4175760"/>
+            <wp:effectExtent l="0" t="0" r="0" b="0"/>
+            <wp:docPr id="255732153" name="Picture 1"/>
+            <wp:cNvGraphicFramePr>
+              <a:graphicFrameLocks xmlns:a="http://schemas.openxmlformats.org/drawingml/2006/main" noChangeAspect="1"/>
+            </wp:cNvGraphicFramePr>
+            <a:graphic xmlns:a="http://schemas.openxmlformats.org/drawingml/2006/main">
+              <a:graphicData uri="http://schemas.openxmlformats.org/drawingml/2006/picture">
+                <pic:pic xmlns:pic="http://schemas.openxmlformats.org/drawingml/2006/picture">
+                  <pic:nvPicPr>
+                    <pic:cNvPr id="255732153" name=""/>
+                    <pic:cNvPicPr/>
+                  </pic:nvPicPr>
+                  <pic:blipFill>
+                    <a:blip r:embed="rId46"/>
+                    <a:stretch>
+                      <a:fillRect/>
+                    </a:stretch>
+                  </pic:blipFill>
+                  <pic:spPr>
+                    <a:xfrm>
+                      <a:off x="0" y="0"/>
+                      <a:ext cx="5943600" cy="4175760"/>
+                    </a:xfrm>
+                    <a:prstGeom prst="rect">
+                      <a:avLst/>
+                    </a:prstGeom>
+                  </pic:spPr>
+                </pic:pic>
+              </a:graphicData>
+            </a:graphic>
+          </wp:inline>
+        </w:drawing>
       </w:r>
     </w:p>
     <w:sectPr>
-      <w:footerReference w:type="default" r:id="rId38"/>
+      <w:footerReference w:type="default" r:id="rId47"/>
       <w:pgSz w:w="12240" w:h="15840"/>
       <w:pgMar w:top="1080" w:right="1440" w:bottom="1440" w:left="1440" w:header="720" w:footer="720" w:gutter="0"/>
       <w:pgNumType w:start="1"/>
